--- a/AI_Transit_Pipeline_Documentation_EN.docx
+++ b/AI_Transit_Pipeline_Documentation_EN.docx
@@ -350,39 +350,7 @@
           <w:b/>
           <w:sz w:val="20"/>
         </w:rPr>
-        <w:t>8.  Results — Archives and Reports</w:t>
-      </w:r>
-    </w:p>
-    <w:p>
-      <w:r>
-        <w:rPr>
-          <w:sz w:val="20"/>
-        </w:rPr>
-        <w:t xml:space="preserve">    8.1  Approved ZIP Archive (Good/ directory)</w:t>
-      </w:r>
-    </w:p>
-    <w:p>
-      <w:r>
-        <w:rPr>
-          <w:sz w:val="20"/>
-        </w:rPr>
-        <w:t xml:space="preserve">    8.2  Excel Scan Report</w:t>
-      </w:r>
-    </w:p>
-    <w:p>
-      <w:r>
-        <w:rPr>
-          <w:sz w:val="20"/>
-        </w:rPr>
-        <w:t xml:space="preserve">    8.3  JSON Report</w:t>
-      </w:r>
-    </w:p>
-    <w:p>
-      <w:r>
-        <w:rPr>
-          <w:sz w:val="20"/>
-        </w:rPr>
-        <w:t xml:space="preserve">    8.4  HTML Report</w:t>
+        <w:t>8.  Success Criteria per Tool</w:t>
       </w:r>
     </w:p>
     <w:p>
@@ -391,7 +359,39 @@
           <w:b/>
           <w:sz w:val="20"/>
         </w:rPr>
-        <w:t>9.  Absolute Security Rules</w:t>
+        <w:t>9.  Results — Archives and Reports</w:t>
+      </w:r>
+    </w:p>
+    <w:p>
+      <w:r>
+        <w:rPr>
+          <w:sz w:val="20"/>
+        </w:rPr>
+        <w:t xml:space="preserve">    9.1  Approved ZIP Archive (Good/ directory)</w:t>
+      </w:r>
+    </w:p>
+    <w:p>
+      <w:r>
+        <w:rPr>
+          <w:sz w:val="20"/>
+        </w:rPr>
+        <w:t xml:space="preserve">    9.2  Excel Scan Report</w:t>
+      </w:r>
+    </w:p>
+    <w:p>
+      <w:r>
+        <w:rPr>
+          <w:sz w:val="20"/>
+        </w:rPr>
+        <w:t xml:space="preserve">    9.3  JSON Report</w:t>
+      </w:r>
+    </w:p>
+    <w:p>
+      <w:r>
+        <w:rPr>
+          <w:sz w:val="20"/>
+        </w:rPr>
+        <w:t xml:space="preserve">    9.4  HTML Report</w:t>
       </w:r>
     </w:p>
     <w:p>
@@ -400,7 +400,16 @@
           <w:b/>
           <w:sz w:val="20"/>
         </w:rPr>
-        <w:t>10.  Prerequisites and Installation</w:t>
+        <w:t>10.  Absolute Security Rules</w:t>
+      </w:r>
+    </w:p>
+    <w:p>
+      <w:r>
+        <w:rPr>
+          <w:b/>
+          <w:sz w:val="20"/>
+        </w:rPr>
+        <w:t>11.  Prerequisites and Installation</w:t>
       </w:r>
     </w:p>
     <w:p>
@@ -14507,7 +14516,8136 @@
         <w:rPr>
           <w:color w:val="1F3864"/>
         </w:rPr>
-        <w:t>8. Results — Archives and Reports</w:t>
+        <w:t>8. Success Criteria per Tool</w:t>
+      </w:r>
+    </w:p>
+    <w:p>
+      <w:r>
+        <w:rPr>
+          <w:b w:val="0"/>
+          <w:i w:val="0"/>
+          <w:sz w:val="20"/>
+        </w:rPr>
+        <w:t>The table below summarizes, for every tool and grep-based check in the pipeline, the exact conditions that trigger a PASS, WARN, or FAIL verdict, along with the relevant security standard reference.</w:t>
+      </w:r>
+    </w:p>
+    <w:tbl>
+      <w:tblPr>
+        <w:tblStyle w:val="TableGrid"/>
+        <w:tblW w:type="auto" w:w="0"/>
+        <w:tblLook w:firstColumn="1" w:firstRow="1" w:lastColumn="0" w:lastRow="0" w:noHBand="0" w:noVBand="1" w:val="04A0"/>
+      </w:tblPr>
+      <w:tblGrid>
+        <w:gridCol w:w="1615"/>
+        <w:gridCol w:w="1615"/>
+        <w:gridCol w:w="1615"/>
+        <w:gridCol w:w="1615"/>
+        <w:gridCol w:w="1615"/>
+        <w:gridCol w:w="1615"/>
+      </w:tblGrid>
+      <w:tr>
+        <w:tc>
+          <w:tcPr>
+            <w:tcW w:type="dxa" w:w="2268"/>
+            <w:shd w:val="clear" w:color="auto" w:fill="1F3864"/>
+            <w:tcBorders>
+              <w:top w:val="single" w:sz="4" w:space="0" w:color="AAAAAA"/>
+              <w:left w:val="single" w:sz="4" w:space="0" w:color="AAAAAA"/>
+              <w:bottom w:val="single" w:sz="4" w:space="0" w:color="AAAAAA"/>
+              <w:right w:val="single" w:sz="4" w:space="0" w:color="AAAAAA"/>
+              <w:insideH w:val="single" w:sz="4" w:space="0" w:color="AAAAAA"/>
+              <w:insideV w:val="single" w:sz="4" w:space="0" w:color="AAAAAA"/>
+            </w:tcBorders>
+          </w:tcPr>
+          <w:p>
+            <w:pPr>
+              <w:jc w:val="center"/>
+            </w:pPr>
+            <w:r>
+              <w:rPr>
+                <w:b/>
+                <w:color w:val="FFFFFF"/>
+                <w:sz w:val="18"/>
+              </w:rPr>
+              <w:t>Tool</w:t>
+            </w:r>
+          </w:p>
+        </w:tc>
+        <w:tc>
+          <w:tcPr>
+            <w:tcW w:type="dxa" w:w="680"/>
+            <w:shd w:val="clear" w:color="auto" w:fill="1F3864"/>
+            <w:tcBorders>
+              <w:top w:val="single" w:sz="4" w:space="0" w:color="AAAAAA"/>
+              <w:left w:val="single" w:sz="4" w:space="0" w:color="AAAAAA"/>
+              <w:bottom w:val="single" w:sz="4" w:space="0" w:color="AAAAAA"/>
+              <w:right w:val="single" w:sz="4" w:space="0" w:color="AAAAAA"/>
+              <w:insideH w:val="single" w:sz="4" w:space="0" w:color="AAAAAA"/>
+              <w:insideV w:val="single" w:sz="4" w:space="0" w:color="AAAAAA"/>
+            </w:tcBorders>
+          </w:tcPr>
+          <w:p>
+            <w:pPr>
+              <w:jc w:val="center"/>
+            </w:pPr>
+            <w:r>
+              <w:rPr>
+                <w:b/>
+                <w:color w:val="FFFFFF"/>
+                <w:sz w:val="18"/>
+              </w:rPr>
+              <w:t>Layer</w:t>
+            </w:r>
+          </w:p>
+        </w:tc>
+        <w:tc>
+          <w:tcPr>
+            <w:tcW w:type="dxa" w:w="2154"/>
+            <w:shd w:val="clear" w:color="auto" w:fill="1F3864"/>
+            <w:tcBorders>
+              <w:top w:val="single" w:sz="4" w:space="0" w:color="AAAAAA"/>
+              <w:left w:val="single" w:sz="4" w:space="0" w:color="AAAAAA"/>
+              <w:bottom w:val="single" w:sz="4" w:space="0" w:color="AAAAAA"/>
+              <w:right w:val="single" w:sz="4" w:space="0" w:color="AAAAAA"/>
+              <w:insideH w:val="single" w:sz="4" w:space="0" w:color="AAAAAA"/>
+              <w:insideV w:val="single" w:sz="4" w:space="0" w:color="AAAAAA"/>
+            </w:tcBorders>
+          </w:tcPr>
+          <w:p>
+            <w:pPr>
+              <w:jc w:val="center"/>
+            </w:pPr>
+            <w:r>
+              <w:rPr>
+                <w:b/>
+                <w:color w:val="FFFFFF"/>
+                <w:sz w:val="18"/>
+              </w:rPr>
+              <w:t>PASS Condition</w:t>
+            </w:r>
+          </w:p>
+        </w:tc>
+        <w:tc>
+          <w:tcPr>
+            <w:tcW w:type="dxa" w:w="2154"/>
+            <w:shd w:val="clear" w:color="auto" w:fill="1F3864"/>
+            <w:tcBorders>
+              <w:top w:val="single" w:sz="4" w:space="0" w:color="AAAAAA"/>
+              <w:left w:val="single" w:sz="4" w:space="0" w:color="AAAAAA"/>
+              <w:bottom w:val="single" w:sz="4" w:space="0" w:color="AAAAAA"/>
+              <w:right w:val="single" w:sz="4" w:space="0" w:color="AAAAAA"/>
+              <w:insideH w:val="single" w:sz="4" w:space="0" w:color="AAAAAA"/>
+              <w:insideV w:val="single" w:sz="4" w:space="0" w:color="AAAAAA"/>
+            </w:tcBorders>
+          </w:tcPr>
+          <w:p>
+            <w:pPr>
+              <w:jc w:val="center"/>
+            </w:pPr>
+            <w:r>
+              <w:rPr>
+                <w:b/>
+                <w:color w:val="FFFFFF"/>
+                <w:sz w:val="18"/>
+              </w:rPr>
+              <w:t>WARN Condition</w:t>
+            </w:r>
+          </w:p>
+        </w:tc>
+        <w:tc>
+          <w:tcPr>
+            <w:tcW w:type="dxa" w:w="2381"/>
+            <w:shd w:val="clear" w:color="auto" w:fill="1F3864"/>
+            <w:tcBorders>
+              <w:top w:val="single" w:sz="4" w:space="0" w:color="AAAAAA"/>
+              <w:left w:val="single" w:sz="4" w:space="0" w:color="AAAAAA"/>
+              <w:bottom w:val="single" w:sz="4" w:space="0" w:color="AAAAAA"/>
+              <w:right w:val="single" w:sz="4" w:space="0" w:color="AAAAAA"/>
+              <w:insideH w:val="single" w:sz="4" w:space="0" w:color="AAAAAA"/>
+              <w:insideV w:val="single" w:sz="4" w:space="0" w:color="AAAAAA"/>
+            </w:tcBorders>
+          </w:tcPr>
+          <w:p>
+            <w:pPr>
+              <w:jc w:val="center"/>
+            </w:pPr>
+            <w:r>
+              <w:rPr>
+                <w:b/>
+                <w:color w:val="FFFFFF"/>
+                <w:sz w:val="18"/>
+              </w:rPr>
+              <w:t>FAIL Condition</w:t>
+            </w:r>
+          </w:p>
+        </w:tc>
+        <w:tc>
+          <w:tcPr>
+            <w:tcW w:type="dxa" w:w="1984"/>
+            <w:shd w:val="clear" w:color="auto" w:fill="1F3864"/>
+            <w:tcBorders>
+              <w:top w:val="single" w:sz="4" w:space="0" w:color="AAAAAA"/>
+              <w:left w:val="single" w:sz="4" w:space="0" w:color="AAAAAA"/>
+              <w:bottom w:val="single" w:sz="4" w:space="0" w:color="AAAAAA"/>
+              <w:right w:val="single" w:sz="4" w:space="0" w:color="AAAAAA"/>
+              <w:insideH w:val="single" w:sz="4" w:space="0" w:color="AAAAAA"/>
+              <w:insideV w:val="single" w:sz="4" w:space="0" w:color="AAAAAA"/>
+            </w:tcBorders>
+          </w:tcPr>
+          <w:p>
+            <w:pPr>
+              <w:jc w:val="center"/>
+            </w:pPr>
+            <w:r>
+              <w:rPr>
+                <w:b/>
+                <w:color w:val="FFFFFF"/>
+                <w:sz w:val="18"/>
+              </w:rPr>
+              <w:t>CWE / OWASP Reference</w:t>
+            </w:r>
+          </w:p>
+        </w:tc>
+      </w:tr>
+      <w:tr>
+        <w:tc>
+          <w:tcPr>
+            <w:tcW w:type="dxa" w:w="1615"/>
+            <w:shd w:val="clear" w:color="auto" w:fill="F2F2F2"/>
+            <w:tcBorders>
+              <w:top w:val="single" w:sz="4" w:space="0" w:color="AAAAAA"/>
+              <w:left w:val="single" w:sz="4" w:space="0" w:color="AAAAAA"/>
+              <w:bottom w:val="single" w:sz="4" w:space="0" w:color="AAAAAA"/>
+              <w:right w:val="single" w:sz="4" w:space="0" w:color="AAAAAA"/>
+              <w:insideH w:val="single" w:sz="4" w:space="0" w:color="AAAAAA"/>
+              <w:insideV w:val="single" w:sz="4" w:space="0" w:color="AAAAAA"/>
+            </w:tcBorders>
+          </w:tcPr>
+          <w:p>
+            <w:r>
+              <w:rPr>
+                <w:b/>
+                <w:sz w:val="18"/>
+              </w:rPr>
+              <w:t>gitleaks</w:t>
+            </w:r>
+          </w:p>
+        </w:tc>
+        <w:tc>
+          <w:tcPr>
+            <w:tcW w:type="dxa" w:w="1615"/>
+            <w:shd w:val="clear" w:color="auto" w:fill="BDD7EE"/>
+            <w:tcBorders>
+              <w:top w:val="single" w:sz="4" w:space="0" w:color="AAAAAA"/>
+              <w:left w:val="single" w:sz="4" w:space="0" w:color="AAAAAA"/>
+              <w:bottom w:val="single" w:sz="4" w:space="0" w:color="AAAAAA"/>
+              <w:right w:val="single" w:sz="4" w:space="0" w:color="AAAAAA"/>
+              <w:insideH w:val="single" w:sz="4" w:space="0" w:color="AAAAAA"/>
+              <w:insideV w:val="single" w:sz="4" w:space="0" w:color="AAAAAA"/>
+            </w:tcBorders>
+          </w:tcPr>
+          <w:p>
+            <w:pPr>
+              <w:jc w:val="center"/>
+            </w:pPr>
+            <w:r>
+              <w:rPr>
+                <w:b/>
+                <w:sz w:val="18"/>
+              </w:rPr>
+              <w:t>L1</w:t>
+            </w:r>
+          </w:p>
+        </w:tc>
+        <w:tc>
+          <w:tcPr>
+            <w:tcW w:type="dxa" w:w="1615"/>
+            <w:shd w:val="clear" w:color="auto" w:fill="C6EFCE"/>
+            <w:tcBorders>
+              <w:top w:val="single" w:sz="4" w:space="0" w:color="AAAAAA"/>
+              <w:left w:val="single" w:sz="4" w:space="0" w:color="AAAAAA"/>
+              <w:bottom w:val="single" w:sz="4" w:space="0" w:color="AAAAAA"/>
+              <w:right w:val="single" w:sz="4" w:space="0" w:color="AAAAAA"/>
+              <w:insideH w:val="single" w:sz="4" w:space="0" w:color="AAAAAA"/>
+              <w:insideV w:val="single" w:sz="4" w:space="0" w:color="AAAAAA"/>
+            </w:tcBorders>
+          </w:tcPr>
+          <w:p>
+            <w:r>
+              <w:rPr>
+                <w:sz w:val="18"/>
+              </w:rPr>
+              <w:t>0 secrets/tokens detected</w:t>
+            </w:r>
+          </w:p>
+        </w:tc>
+        <w:tc>
+          <w:tcPr>
+            <w:tcW w:type="dxa" w:w="1615"/>
+            <w:shd w:val="clear" w:color="auto" w:fill="F2F2F2"/>
+            <w:tcBorders>
+              <w:top w:val="single" w:sz="4" w:space="0" w:color="AAAAAA"/>
+              <w:left w:val="single" w:sz="4" w:space="0" w:color="AAAAAA"/>
+              <w:bottom w:val="single" w:sz="4" w:space="0" w:color="AAAAAA"/>
+              <w:right w:val="single" w:sz="4" w:space="0" w:color="AAAAAA"/>
+              <w:insideH w:val="single" w:sz="4" w:space="0" w:color="AAAAAA"/>
+              <w:insideV w:val="single" w:sz="4" w:space="0" w:color="AAAAAA"/>
+            </w:tcBorders>
+          </w:tcPr>
+          <w:p>
+            <w:r>
+              <w:rPr>
+                <w:sz w:val="18"/>
+              </w:rPr>
+              <w:t>—</w:t>
+            </w:r>
+          </w:p>
+        </w:tc>
+        <w:tc>
+          <w:tcPr>
+            <w:tcW w:type="dxa" w:w="1615"/>
+            <w:shd w:val="clear" w:color="auto" w:fill="FFC7CE"/>
+            <w:tcBorders>
+              <w:top w:val="single" w:sz="4" w:space="0" w:color="AAAAAA"/>
+              <w:left w:val="single" w:sz="4" w:space="0" w:color="AAAAAA"/>
+              <w:bottom w:val="single" w:sz="4" w:space="0" w:color="AAAAAA"/>
+              <w:right w:val="single" w:sz="4" w:space="0" w:color="AAAAAA"/>
+              <w:insideH w:val="single" w:sz="4" w:space="0" w:color="AAAAAA"/>
+              <w:insideV w:val="single" w:sz="4" w:space="0" w:color="AAAAAA"/>
+            </w:tcBorders>
+          </w:tcPr>
+          <w:p>
+            <w:r>
+              <w:rPr>
+                <w:sz w:val="18"/>
+              </w:rPr>
+              <w:t>Any credential, API key, or token found</w:t>
+            </w:r>
+          </w:p>
+        </w:tc>
+        <w:tc>
+          <w:tcPr>
+            <w:tcW w:type="dxa" w:w="1615"/>
+            <w:shd w:val="clear" w:color="auto" w:fill="F2F2F2"/>
+            <w:tcBorders>
+              <w:top w:val="single" w:sz="4" w:space="0" w:color="AAAAAA"/>
+              <w:left w:val="single" w:sz="4" w:space="0" w:color="AAAAAA"/>
+              <w:bottom w:val="single" w:sz="4" w:space="0" w:color="AAAAAA"/>
+              <w:right w:val="single" w:sz="4" w:space="0" w:color="AAAAAA"/>
+              <w:insideH w:val="single" w:sz="4" w:space="0" w:color="AAAAAA"/>
+              <w:insideV w:val="single" w:sz="4" w:space="0" w:color="AAAAAA"/>
+            </w:tcBorders>
+          </w:tcPr>
+          <w:p>
+            <w:r>
+              <w:rPr>
+                <w:sz w:val="18"/>
+              </w:rPr>
+              <w:t>OWASP A02, CWE-798</w:t>
+            </w:r>
+          </w:p>
+        </w:tc>
+      </w:tr>
+      <w:tr>
+        <w:tc>
+          <w:tcPr>
+            <w:tcW w:type="dxa" w:w="1615"/>
+            <w:shd w:val="clear" w:color="auto" w:fill="FFFFFF"/>
+            <w:tcBorders>
+              <w:top w:val="single" w:sz="4" w:space="0" w:color="AAAAAA"/>
+              <w:left w:val="single" w:sz="4" w:space="0" w:color="AAAAAA"/>
+              <w:bottom w:val="single" w:sz="4" w:space="0" w:color="AAAAAA"/>
+              <w:right w:val="single" w:sz="4" w:space="0" w:color="AAAAAA"/>
+              <w:insideH w:val="single" w:sz="4" w:space="0" w:color="AAAAAA"/>
+              <w:insideV w:val="single" w:sz="4" w:space="0" w:color="AAAAAA"/>
+            </w:tcBorders>
+          </w:tcPr>
+          <w:p>
+            <w:r>
+              <w:rPr>
+                <w:b/>
+                <w:sz w:val="18"/>
+              </w:rPr>
+              <w:t>detect-secrets</w:t>
+            </w:r>
+          </w:p>
+        </w:tc>
+        <w:tc>
+          <w:tcPr>
+            <w:tcW w:type="dxa" w:w="1615"/>
+            <w:shd w:val="clear" w:color="auto" w:fill="BDD7EE"/>
+            <w:tcBorders>
+              <w:top w:val="single" w:sz="4" w:space="0" w:color="AAAAAA"/>
+              <w:left w:val="single" w:sz="4" w:space="0" w:color="AAAAAA"/>
+              <w:bottom w:val="single" w:sz="4" w:space="0" w:color="AAAAAA"/>
+              <w:right w:val="single" w:sz="4" w:space="0" w:color="AAAAAA"/>
+              <w:insideH w:val="single" w:sz="4" w:space="0" w:color="AAAAAA"/>
+              <w:insideV w:val="single" w:sz="4" w:space="0" w:color="AAAAAA"/>
+            </w:tcBorders>
+          </w:tcPr>
+          <w:p>
+            <w:pPr>
+              <w:jc w:val="center"/>
+            </w:pPr>
+            <w:r>
+              <w:rPr>
+                <w:b/>
+                <w:sz w:val="18"/>
+              </w:rPr>
+              <w:t>L1</w:t>
+            </w:r>
+          </w:p>
+        </w:tc>
+        <w:tc>
+          <w:tcPr>
+            <w:tcW w:type="dxa" w:w="1615"/>
+            <w:shd w:val="clear" w:color="auto" w:fill="C6EFCE"/>
+            <w:tcBorders>
+              <w:top w:val="single" w:sz="4" w:space="0" w:color="AAAAAA"/>
+              <w:left w:val="single" w:sz="4" w:space="0" w:color="AAAAAA"/>
+              <w:bottom w:val="single" w:sz="4" w:space="0" w:color="AAAAAA"/>
+              <w:right w:val="single" w:sz="4" w:space="0" w:color="AAAAAA"/>
+              <w:insideH w:val="single" w:sz="4" w:space="0" w:color="AAAAAA"/>
+              <w:insideV w:val="single" w:sz="4" w:space="0" w:color="AAAAAA"/>
+            </w:tcBorders>
+          </w:tcPr>
+          <w:p>
+            <w:r>
+              <w:rPr>
+                <w:sz w:val="18"/>
+              </w:rPr>
+              <w:t>0 high-entropy strings</w:t>
+            </w:r>
+          </w:p>
+        </w:tc>
+        <w:tc>
+          <w:tcPr>
+            <w:tcW w:type="dxa" w:w="1615"/>
+            <w:shd w:val="clear" w:color="auto" w:fill="FFFFFF"/>
+            <w:tcBorders>
+              <w:top w:val="single" w:sz="4" w:space="0" w:color="AAAAAA"/>
+              <w:left w:val="single" w:sz="4" w:space="0" w:color="AAAAAA"/>
+              <w:bottom w:val="single" w:sz="4" w:space="0" w:color="AAAAAA"/>
+              <w:right w:val="single" w:sz="4" w:space="0" w:color="AAAAAA"/>
+              <w:insideH w:val="single" w:sz="4" w:space="0" w:color="AAAAAA"/>
+              <w:insideV w:val="single" w:sz="4" w:space="0" w:color="AAAAAA"/>
+            </w:tcBorders>
+          </w:tcPr>
+          <w:p>
+            <w:r>
+              <w:rPr>
+                <w:sz w:val="18"/>
+              </w:rPr>
+              <w:t>—</w:t>
+            </w:r>
+          </w:p>
+        </w:tc>
+        <w:tc>
+          <w:tcPr>
+            <w:tcW w:type="dxa" w:w="1615"/>
+            <w:shd w:val="clear" w:color="auto" w:fill="FFC7CE"/>
+            <w:tcBorders>
+              <w:top w:val="single" w:sz="4" w:space="0" w:color="AAAAAA"/>
+              <w:left w:val="single" w:sz="4" w:space="0" w:color="AAAAAA"/>
+              <w:bottom w:val="single" w:sz="4" w:space="0" w:color="AAAAAA"/>
+              <w:right w:val="single" w:sz="4" w:space="0" w:color="AAAAAA"/>
+              <w:insideH w:val="single" w:sz="4" w:space="0" w:color="AAAAAA"/>
+              <w:insideV w:val="single" w:sz="4" w:space="0" w:color="AAAAAA"/>
+            </w:tcBorders>
+          </w:tcPr>
+          <w:p>
+            <w:r>
+              <w:rPr>
+                <w:sz w:val="18"/>
+              </w:rPr>
+              <w:t>Shannon entropy anomaly detected</w:t>
+            </w:r>
+          </w:p>
+        </w:tc>
+        <w:tc>
+          <w:tcPr>
+            <w:tcW w:type="dxa" w:w="1615"/>
+            <w:shd w:val="clear" w:color="auto" w:fill="FFFFFF"/>
+            <w:tcBorders>
+              <w:top w:val="single" w:sz="4" w:space="0" w:color="AAAAAA"/>
+              <w:left w:val="single" w:sz="4" w:space="0" w:color="AAAAAA"/>
+              <w:bottom w:val="single" w:sz="4" w:space="0" w:color="AAAAAA"/>
+              <w:right w:val="single" w:sz="4" w:space="0" w:color="AAAAAA"/>
+              <w:insideH w:val="single" w:sz="4" w:space="0" w:color="AAAAAA"/>
+              <w:insideV w:val="single" w:sz="4" w:space="0" w:color="AAAAAA"/>
+            </w:tcBorders>
+          </w:tcPr>
+          <w:p>
+            <w:r>
+              <w:rPr>
+                <w:sz w:val="18"/>
+              </w:rPr>
+              <w:t>OWASP A02, CWE-798</w:t>
+            </w:r>
+          </w:p>
+        </w:tc>
+      </w:tr>
+      <w:tr>
+        <w:tc>
+          <w:tcPr>
+            <w:tcW w:type="dxa" w:w="1615"/>
+            <w:shd w:val="clear" w:color="auto" w:fill="F2F2F2"/>
+            <w:tcBorders>
+              <w:top w:val="single" w:sz="4" w:space="0" w:color="AAAAAA"/>
+              <w:left w:val="single" w:sz="4" w:space="0" w:color="AAAAAA"/>
+              <w:bottom w:val="single" w:sz="4" w:space="0" w:color="AAAAAA"/>
+              <w:right w:val="single" w:sz="4" w:space="0" w:color="AAAAAA"/>
+              <w:insideH w:val="single" w:sz="4" w:space="0" w:color="AAAAAA"/>
+              <w:insideV w:val="single" w:sz="4" w:space="0" w:color="AAAAAA"/>
+            </w:tcBorders>
+          </w:tcPr>
+          <w:p>
+            <w:r>
+              <w:rPr>
+                <w:b/>
+                <w:sz w:val="18"/>
+              </w:rPr>
+              <w:t>ClamAV</w:t>
+            </w:r>
+          </w:p>
+        </w:tc>
+        <w:tc>
+          <w:tcPr>
+            <w:tcW w:type="dxa" w:w="1615"/>
+            <w:shd w:val="clear" w:color="auto" w:fill="BDD7EE"/>
+            <w:tcBorders>
+              <w:top w:val="single" w:sz="4" w:space="0" w:color="AAAAAA"/>
+              <w:left w:val="single" w:sz="4" w:space="0" w:color="AAAAAA"/>
+              <w:bottom w:val="single" w:sz="4" w:space="0" w:color="AAAAAA"/>
+              <w:right w:val="single" w:sz="4" w:space="0" w:color="AAAAAA"/>
+              <w:insideH w:val="single" w:sz="4" w:space="0" w:color="AAAAAA"/>
+              <w:insideV w:val="single" w:sz="4" w:space="0" w:color="AAAAAA"/>
+            </w:tcBorders>
+          </w:tcPr>
+          <w:p>
+            <w:pPr>
+              <w:jc w:val="center"/>
+            </w:pPr>
+            <w:r>
+              <w:rPr>
+                <w:b/>
+                <w:sz w:val="18"/>
+              </w:rPr>
+              <w:t>L1</w:t>
+            </w:r>
+          </w:p>
+        </w:tc>
+        <w:tc>
+          <w:tcPr>
+            <w:tcW w:type="dxa" w:w="1615"/>
+            <w:shd w:val="clear" w:color="auto" w:fill="C6EFCE"/>
+            <w:tcBorders>
+              <w:top w:val="single" w:sz="4" w:space="0" w:color="AAAAAA"/>
+              <w:left w:val="single" w:sz="4" w:space="0" w:color="AAAAAA"/>
+              <w:bottom w:val="single" w:sz="4" w:space="0" w:color="AAAAAA"/>
+              <w:right w:val="single" w:sz="4" w:space="0" w:color="AAAAAA"/>
+              <w:insideH w:val="single" w:sz="4" w:space="0" w:color="AAAAAA"/>
+              <w:insideV w:val="single" w:sz="4" w:space="0" w:color="AAAAAA"/>
+            </w:tcBorders>
+          </w:tcPr>
+          <w:p>
+            <w:r>
+              <w:rPr>
+                <w:sz w:val="18"/>
+              </w:rPr>
+              <w:t>No malware signature matched</w:t>
+            </w:r>
+          </w:p>
+        </w:tc>
+        <w:tc>
+          <w:tcPr>
+            <w:tcW w:type="dxa" w:w="1615"/>
+            <w:shd w:val="clear" w:color="auto" w:fill="FFEB9C"/>
+            <w:tcBorders>
+              <w:top w:val="single" w:sz="4" w:space="0" w:color="AAAAAA"/>
+              <w:left w:val="single" w:sz="4" w:space="0" w:color="AAAAAA"/>
+              <w:bottom w:val="single" w:sz="4" w:space="0" w:color="AAAAAA"/>
+              <w:right w:val="single" w:sz="4" w:space="0" w:color="AAAAAA"/>
+              <w:insideH w:val="single" w:sz="4" w:space="0" w:color="AAAAAA"/>
+              <w:insideV w:val="single" w:sz="4" w:space="0" w:color="AAAAAA"/>
+            </w:tcBorders>
+          </w:tcPr>
+          <w:p>
+            <w:r>
+              <w:rPr>
+                <w:sz w:val="18"/>
+              </w:rPr>
+              <w:t>Tool absent</w:t>
+            </w:r>
+          </w:p>
+        </w:tc>
+        <w:tc>
+          <w:tcPr>
+            <w:tcW w:type="dxa" w:w="1615"/>
+            <w:shd w:val="clear" w:color="auto" w:fill="FFC7CE"/>
+            <w:tcBorders>
+              <w:top w:val="single" w:sz="4" w:space="0" w:color="AAAAAA"/>
+              <w:left w:val="single" w:sz="4" w:space="0" w:color="AAAAAA"/>
+              <w:bottom w:val="single" w:sz="4" w:space="0" w:color="AAAAAA"/>
+              <w:right w:val="single" w:sz="4" w:space="0" w:color="AAAAAA"/>
+              <w:insideH w:val="single" w:sz="4" w:space="0" w:color="AAAAAA"/>
+              <w:insideV w:val="single" w:sz="4" w:space="0" w:color="AAAAAA"/>
+            </w:tcBorders>
+          </w:tcPr>
+          <w:p>
+            <w:r>
+              <w:rPr>
+                <w:sz w:val="18"/>
+              </w:rPr>
+              <w:t>Any virus/malware/trojan signature matched</w:t>
+            </w:r>
+          </w:p>
+        </w:tc>
+        <w:tc>
+          <w:tcPr>
+            <w:tcW w:type="dxa" w:w="1615"/>
+            <w:shd w:val="clear" w:color="auto" w:fill="F2F2F2"/>
+            <w:tcBorders>
+              <w:top w:val="single" w:sz="4" w:space="0" w:color="AAAAAA"/>
+              <w:left w:val="single" w:sz="4" w:space="0" w:color="AAAAAA"/>
+              <w:bottom w:val="single" w:sz="4" w:space="0" w:color="AAAAAA"/>
+              <w:right w:val="single" w:sz="4" w:space="0" w:color="AAAAAA"/>
+              <w:insideH w:val="single" w:sz="4" w:space="0" w:color="AAAAAA"/>
+              <w:insideV w:val="single" w:sz="4" w:space="0" w:color="AAAAAA"/>
+            </w:tcBorders>
+          </w:tcPr>
+          <w:p>
+            <w:r>
+              <w:rPr>
+                <w:sz w:val="18"/>
+              </w:rPr>
+              <w:t>—</w:t>
+            </w:r>
+          </w:p>
+        </w:tc>
+      </w:tr>
+      <w:tr>
+        <w:tc>
+          <w:tcPr>
+            <w:tcW w:type="dxa" w:w="1615"/>
+            <w:shd w:val="clear" w:color="auto" w:fill="FFFFFF"/>
+            <w:tcBorders>
+              <w:top w:val="single" w:sz="4" w:space="0" w:color="AAAAAA"/>
+              <w:left w:val="single" w:sz="4" w:space="0" w:color="AAAAAA"/>
+              <w:bottom w:val="single" w:sz="4" w:space="0" w:color="AAAAAA"/>
+              <w:right w:val="single" w:sz="4" w:space="0" w:color="AAAAAA"/>
+              <w:insideH w:val="single" w:sz="4" w:space="0" w:color="AAAAAA"/>
+              <w:insideV w:val="single" w:sz="4" w:space="0" w:color="AAAAAA"/>
+            </w:tcBorders>
+          </w:tcPr>
+          <w:p>
+            <w:r>
+              <w:rPr>
+                <w:b/>
+                <w:sz w:val="18"/>
+              </w:rPr>
+              <w:t>YARA</w:t>
+            </w:r>
+          </w:p>
+        </w:tc>
+        <w:tc>
+          <w:tcPr>
+            <w:tcW w:type="dxa" w:w="1615"/>
+            <w:shd w:val="clear" w:color="auto" w:fill="BDD7EE"/>
+            <w:tcBorders>
+              <w:top w:val="single" w:sz="4" w:space="0" w:color="AAAAAA"/>
+              <w:left w:val="single" w:sz="4" w:space="0" w:color="AAAAAA"/>
+              <w:bottom w:val="single" w:sz="4" w:space="0" w:color="AAAAAA"/>
+              <w:right w:val="single" w:sz="4" w:space="0" w:color="AAAAAA"/>
+              <w:insideH w:val="single" w:sz="4" w:space="0" w:color="AAAAAA"/>
+              <w:insideV w:val="single" w:sz="4" w:space="0" w:color="AAAAAA"/>
+            </w:tcBorders>
+          </w:tcPr>
+          <w:p>
+            <w:pPr>
+              <w:jc w:val="center"/>
+            </w:pPr>
+            <w:r>
+              <w:rPr>
+                <w:b/>
+                <w:sz w:val="18"/>
+              </w:rPr>
+              <w:t>L1</w:t>
+            </w:r>
+          </w:p>
+        </w:tc>
+        <w:tc>
+          <w:tcPr>
+            <w:tcW w:type="dxa" w:w="1615"/>
+            <w:shd w:val="clear" w:color="auto" w:fill="C6EFCE"/>
+            <w:tcBorders>
+              <w:top w:val="single" w:sz="4" w:space="0" w:color="AAAAAA"/>
+              <w:left w:val="single" w:sz="4" w:space="0" w:color="AAAAAA"/>
+              <w:bottom w:val="single" w:sz="4" w:space="0" w:color="AAAAAA"/>
+              <w:right w:val="single" w:sz="4" w:space="0" w:color="AAAAAA"/>
+              <w:insideH w:val="single" w:sz="4" w:space="0" w:color="AAAAAA"/>
+              <w:insideV w:val="single" w:sz="4" w:space="0" w:color="AAAAAA"/>
+            </w:tcBorders>
+          </w:tcPr>
+          <w:p>
+            <w:r>
+              <w:rPr>
+                <w:sz w:val="18"/>
+              </w:rPr>
+              <w:t>No IOC rule matched</w:t>
+            </w:r>
+          </w:p>
+        </w:tc>
+        <w:tc>
+          <w:tcPr>
+            <w:tcW w:type="dxa" w:w="1615"/>
+            <w:shd w:val="clear" w:color="auto" w:fill="FFEB9C"/>
+            <w:tcBorders>
+              <w:top w:val="single" w:sz="4" w:space="0" w:color="AAAAAA"/>
+              <w:left w:val="single" w:sz="4" w:space="0" w:color="AAAAAA"/>
+              <w:bottom w:val="single" w:sz="4" w:space="0" w:color="AAAAAA"/>
+              <w:right w:val="single" w:sz="4" w:space="0" w:color="AAAAAA"/>
+              <w:insideH w:val="single" w:sz="4" w:space="0" w:color="AAAAAA"/>
+              <w:insideV w:val="single" w:sz="4" w:space="0" w:color="AAAAAA"/>
+            </w:tcBorders>
+          </w:tcPr>
+          <w:p>
+            <w:r>
+              <w:rPr>
+                <w:sz w:val="18"/>
+              </w:rPr>
+              <w:t>No .yar rules present</w:t>
+            </w:r>
+          </w:p>
+        </w:tc>
+        <w:tc>
+          <w:tcPr>
+            <w:tcW w:type="dxa" w:w="1615"/>
+            <w:shd w:val="clear" w:color="auto" w:fill="FFC7CE"/>
+            <w:tcBorders>
+              <w:top w:val="single" w:sz="4" w:space="0" w:color="AAAAAA"/>
+              <w:left w:val="single" w:sz="4" w:space="0" w:color="AAAAAA"/>
+              <w:bottom w:val="single" w:sz="4" w:space="0" w:color="AAAAAA"/>
+              <w:right w:val="single" w:sz="4" w:space="0" w:color="AAAAAA"/>
+              <w:insideH w:val="single" w:sz="4" w:space="0" w:color="AAAAAA"/>
+              <w:insideV w:val="single" w:sz="4" w:space="0" w:color="AAAAAA"/>
+            </w:tcBorders>
+          </w:tcPr>
+          <w:p>
+            <w:r>
+              <w:rPr>
+                <w:sz w:val="18"/>
+              </w:rPr>
+              <w:t>Any custom IOC rule matched</w:t>
+            </w:r>
+          </w:p>
+        </w:tc>
+        <w:tc>
+          <w:tcPr>
+            <w:tcW w:type="dxa" w:w="1615"/>
+            <w:shd w:val="clear" w:color="auto" w:fill="FFFFFF"/>
+            <w:tcBorders>
+              <w:top w:val="single" w:sz="4" w:space="0" w:color="AAAAAA"/>
+              <w:left w:val="single" w:sz="4" w:space="0" w:color="AAAAAA"/>
+              <w:bottom w:val="single" w:sz="4" w:space="0" w:color="AAAAAA"/>
+              <w:right w:val="single" w:sz="4" w:space="0" w:color="AAAAAA"/>
+              <w:insideH w:val="single" w:sz="4" w:space="0" w:color="AAAAAA"/>
+              <w:insideV w:val="single" w:sz="4" w:space="0" w:color="AAAAAA"/>
+            </w:tcBorders>
+          </w:tcPr>
+          <w:p>
+            <w:r>
+              <w:rPr>
+                <w:sz w:val="18"/>
+              </w:rPr>
+              <w:t>—</w:t>
+            </w:r>
+          </w:p>
+        </w:tc>
+      </w:tr>
+      <w:tr>
+        <w:tc>
+          <w:tcPr>
+            <w:tcW w:type="dxa" w:w="1615"/>
+            <w:shd w:val="clear" w:color="auto" w:fill="F2F2F2"/>
+            <w:tcBorders>
+              <w:top w:val="single" w:sz="4" w:space="0" w:color="AAAAAA"/>
+              <w:left w:val="single" w:sz="4" w:space="0" w:color="AAAAAA"/>
+              <w:bottom w:val="single" w:sz="4" w:space="0" w:color="AAAAAA"/>
+              <w:right w:val="single" w:sz="4" w:space="0" w:color="AAAAAA"/>
+              <w:insideH w:val="single" w:sz="4" w:space="0" w:color="AAAAAA"/>
+              <w:insideV w:val="single" w:sz="4" w:space="0" w:color="AAAAAA"/>
+            </w:tcBorders>
+          </w:tcPr>
+          <w:p>
+            <w:r>
+              <w:rPr>
+                <w:b/>
+                <w:sz w:val="18"/>
+              </w:rPr>
+              <w:t>Semgrep p/owasp-top-ten</w:t>
+            </w:r>
+          </w:p>
+        </w:tc>
+        <w:tc>
+          <w:tcPr>
+            <w:tcW w:type="dxa" w:w="1615"/>
+            <w:shd w:val="clear" w:color="auto" w:fill="D9B3FF"/>
+            <w:tcBorders>
+              <w:top w:val="single" w:sz="4" w:space="0" w:color="AAAAAA"/>
+              <w:left w:val="single" w:sz="4" w:space="0" w:color="AAAAAA"/>
+              <w:bottom w:val="single" w:sz="4" w:space="0" w:color="AAAAAA"/>
+              <w:right w:val="single" w:sz="4" w:space="0" w:color="AAAAAA"/>
+              <w:insideH w:val="single" w:sz="4" w:space="0" w:color="AAAAAA"/>
+              <w:insideV w:val="single" w:sz="4" w:space="0" w:color="AAAAAA"/>
+            </w:tcBorders>
+          </w:tcPr>
+          <w:p>
+            <w:pPr>
+              <w:jc w:val="center"/>
+            </w:pPr>
+            <w:r>
+              <w:rPr>
+                <w:b/>
+                <w:sz w:val="18"/>
+              </w:rPr>
+              <w:t>L2</w:t>
+            </w:r>
+          </w:p>
+        </w:tc>
+        <w:tc>
+          <w:tcPr>
+            <w:tcW w:type="dxa" w:w="1615"/>
+            <w:shd w:val="clear" w:color="auto" w:fill="C6EFCE"/>
+            <w:tcBorders>
+              <w:top w:val="single" w:sz="4" w:space="0" w:color="AAAAAA"/>
+              <w:left w:val="single" w:sz="4" w:space="0" w:color="AAAAAA"/>
+              <w:bottom w:val="single" w:sz="4" w:space="0" w:color="AAAAAA"/>
+              <w:right w:val="single" w:sz="4" w:space="0" w:color="AAAAAA"/>
+              <w:insideH w:val="single" w:sz="4" w:space="0" w:color="AAAAAA"/>
+              <w:insideV w:val="single" w:sz="4" w:space="0" w:color="AAAAAA"/>
+            </w:tcBorders>
+          </w:tcPr>
+          <w:p>
+            <w:r>
+              <w:rPr>
+                <w:sz w:val="18"/>
+              </w:rPr>
+              <w:t>0 findings</w:t>
+            </w:r>
+          </w:p>
+        </w:tc>
+        <w:tc>
+          <w:tcPr>
+            <w:tcW w:type="dxa" w:w="1615"/>
+            <w:shd w:val="clear" w:color="auto" w:fill="F2F2F2"/>
+            <w:tcBorders>
+              <w:top w:val="single" w:sz="4" w:space="0" w:color="AAAAAA"/>
+              <w:left w:val="single" w:sz="4" w:space="0" w:color="AAAAAA"/>
+              <w:bottom w:val="single" w:sz="4" w:space="0" w:color="AAAAAA"/>
+              <w:right w:val="single" w:sz="4" w:space="0" w:color="AAAAAA"/>
+              <w:insideH w:val="single" w:sz="4" w:space="0" w:color="AAAAAA"/>
+              <w:insideV w:val="single" w:sz="4" w:space="0" w:color="AAAAAA"/>
+            </w:tcBorders>
+          </w:tcPr>
+          <w:p>
+            <w:r>
+              <w:rPr>
+                <w:sz w:val="18"/>
+              </w:rPr>
+              <w:t>—</w:t>
+            </w:r>
+          </w:p>
+        </w:tc>
+        <w:tc>
+          <w:tcPr>
+            <w:tcW w:type="dxa" w:w="1615"/>
+            <w:shd w:val="clear" w:color="auto" w:fill="FFC7CE"/>
+            <w:tcBorders>
+              <w:top w:val="single" w:sz="4" w:space="0" w:color="AAAAAA"/>
+              <w:left w:val="single" w:sz="4" w:space="0" w:color="AAAAAA"/>
+              <w:bottom w:val="single" w:sz="4" w:space="0" w:color="AAAAAA"/>
+              <w:right w:val="single" w:sz="4" w:space="0" w:color="AAAAAA"/>
+              <w:insideH w:val="single" w:sz="4" w:space="0" w:color="AAAAAA"/>
+              <w:insideV w:val="single" w:sz="4" w:space="0" w:color="AAAAAA"/>
+            </w:tcBorders>
+          </w:tcPr>
+          <w:p>
+            <w:r>
+              <w:rPr>
+                <w:sz w:val="18"/>
+              </w:rPr>
+              <w:t>Any OWASP Top 10 vulnerability found</w:t>
+            </w:r>
+          </w:p>
+        </w:tc>
+        <w:tc>
+          <w:tcPr>
+            <w:tcW w:type="dxa" w:w="1615"/>
+            <w:shd w:val="clear" w:color="auto" w:fill="F2F2F2"/>
+            <w:tcBorders>
+              <w:top w:val="single" w:sz="4" w:space="0" w:color="AAAAAA"/>
+              <w:left w:val="single" w:sz="4" w:space="0" w:color="AAAAAA"/>
+              <w:bottom w:val="single" w:sz="4" w:space="0" w:color="AAAAAA"/>
+              <w:right w:val="single" w:sz="4" w:space="0" w:color="AAAAAA"/>
+              <w:insideH w:val="single" w:sz="4" w:space="0" w:color="AAAAAA"/>
+              <w:insideV w:val="single" w:sz="4" w:space="0" w:color="AAAAAA"/>
+            </w:tcBorders>
+          </w:tcPr>
+          <w:p>
+            <w:r>
+              <w:rPr>
+                <w:sz w:val="18"/>
+              </w:rPr>
+              <w:t>OWASP A01–A10</w:t>
+            </w:r>
+          </w:p>
+        </w:tc>
+      </w:tr>
+      <w:tr>
+        <w:tc>
+          <w:tcPr>
+            <w:tcW w:type="dxa" w:w="1615"/>
+            <w:shd w:val="clear" w:color="auto" w:fill="FFFFFF"/>
+            <w:tcBorders>
+              <w:top w:val="single" w:sz="4" w:space="0" w:color="AAAAAA"/>
+              <w:left w:val="single" w:sz="4" w:space="0" w:color="AAAAAA"/>
+              <w:bottom w:val="single" w:sz="4" w:space="0" w:color="AAAAAA"/>
+              <w:right w:val="single" w:sz="4" w:space="0" w:color="AAAAAA"/>
+              <w:insideH w:val="single" w:sz="4" w:space="0" w:color="AAAAAA"/>
+              <w:insideV w:val="single" w:sz="4" w:space="0" w:color="AAAAAA"/>
+            </w:tcBorders>
+          </w:tcPr>
+          <w:p>
+            <w:r>
+              <w:rPr>
+                <w:b/>
+                <w:sz w:val="18"/>
+              </w:rPr>
+              <w:t>Semgrep p/cwe-top-25</w:t>
+            </w:r>
+          </w:p>
+        </w:tc>
+        <w:tc>
+          <w:tcPr>
+            <w:tcW w:type="dxa" w:w="1615"/>
+            <w:shd w:val="clear" w:color="auto" w:fill="D9B3FF"/>
+            <w:tcBorders>
+              <w:top w:val="single" w:sz="4" w:space="0" w:color="AAAAAA"/>
+              <w:left w:val="single" w:sz="4" w:space="0" w:color="AAAAAA"/>
+              <w:bottom w:val="single" w:sz="4" w:space="0" w:color="AAAAAA"/>
+              <w:right w:val="single" w:sz="4" w:space="0" w:color="AAAAAA"/>
+              <w:insideH w:val="single" w:sz="4" w:space="0" w:color="AAAAAA"/>
+              <w:insideV w:val="single" w:sz="4" w:space="0" w:color="AAAAAA"/>
+            </w:tcBorders>
+          </w:tcPr>
+          <w:p>
+            <w:pPr>
+              <w:jc w:val="center"/>
+            </w:pPr>
+            <w:r>
+              <w:rPr>
+                <w:b/>
+                <w:sz w:val="18"/>
+              </w:rPr>
+              <w:t>L2</w:t>
+            </w:r>
+          </w:p>
+        </w:tc>
+        <w:tc>
+          <w:tcPr>
+            <w:tcW w:type="dxa" w:w="1615"/>
+            <w:shd w:val="clear" w:color="auto" w:fill="C6EFCE"/>
+            <w:tcBorders>
+              <w:top w:val="single" w:sz="4" w:space="0" w:color="AAAAAA"/>
+              <w:left w:val="single" w:sz="4" w:space="0" w:color="AAAAAA"/>
+              <w:bottom w:val="single" w:sz="4" w:space="0" w:color="AAAAAA"/>
+              <w:right w:val="single" w:sz="4" w:space="0" w:color="AAAAAA"/>
+              <w:insideH w:val="single" w:sz="4" w:space="0" w:color="AAAAAA"/>
+              <w:insideV w:val="single" w:sz="4" w:space="0" w:color="AAAAAA"/>
+            </w:tcBorders>
+          </w:tcPr>
+          <w:p>
+            <w:r>
+              <w:rPr>
+                <w:sz w:val="18"/>
+              </w:rPr>
+              <w:t>0 findings</w:t>
+            </w:r>
+          </w:p>
+        </w:tc>
+        <w:tc>
+          <w:tcPr>
+            <w:tcW w:type="dxa" w:w="1615"/>
+            <w:shd w:val="clear" w:color="auto" w:fill="FFFFFF"/>
+            <w:tcBorders>
+              <w:top w:val="single" w:sz="4" w:space="0" w:color="AAAAAA"/>
+              <w:left w:val="single" w:sz="4" w:space="0" w:color="AAAAAA"/>
+              <w:bottom w:val="single" w:sz="4" w:space="0" w:color="AAAAAA"/>
+              <w:right w:val="single" w:sz="4" w:space="0" w:color="AAAAAA"/>
+              <w:insideH w:val="single" w:sz="4" w:space="0" w:color="AAAAAA"/>
+              <w:insideV w:val="single" w:sz="4" w:space="0" w:color="AAAAAA"/>
+            </w:tcBorders>
+          </w:tcPr>
+          <w:p>
+            <w:r>
+              <w:rPr>
+                <w:sz w:val="18"/>
+              </w:rPr>
+              <w:t>—</w:t>
+            </w:r>
+          </w:p>
+        </w:tc>
+        <w:tc>
+          <w:tcPr>
+            <w:tcW w:type="dxa" w:w="1615"/>
+            <w:shd w:val="clear" w:color="auto" w:fill="FFC7CE"/>
+            <w:tcBorders>
+              <w:top w:val="single" w:sz="4" w:space="0" w:color="AAAAAA"/>
+              <w:left w:val="single" w:sz="4" w:space="0" w:color="AAAAAA"/>
+              <w:bottom w:val="single" w:sz="4" w:space="0" w:color="AAAAAA"/>
+              <w:right w:val="single" w:sz="4" w:space="0" w:color="AAAAAA"/>
+              <w:insideH w:val="single" w:sz="4" w:space="0" w:color="AAAAAA"/>
+              <w:insideV w:val="single" w:sz="4" w:space="0" w:color="AAAAAA"/>
+            </w:tcBorders>
+          </w:tcPr>
+          <w:p>
+            <w:r>
+              <w:rPr>
+                <w:sz w:val="18"/>
+              </w:rPr>
+              <w:t>Any CWE Top 25 weakness found</w:t>
+            </w:r>
+          </w:p>
+        </w:tc>
+        <w:tc>
+          <w:tcPr>
+            <w:tcW w:type="dxa" w:w="1615"/>
+            <w:shd w:val="clear" w:color="auto" w:fill="FFFFFF"/>
+            <w:tcBorders>
+              <w:top w:val="single" w:sz="4" w:space="0" w:color="AAAAAA"/>
+              <w:left w:val="single" w:sz="4" w:space="0" w:color="AAAAAA"/>
+              <w:bottom w:val="single" w:sz="4" w:space="0" w:color="AAAAAA"/>
+              <w:right w:val="single" w:sz="4" w:space="0" w:color="AAAAAA"/>
+              <w:insideH w:val="single" w:sz="4" w:space="0" w:color="AAAAAA"/>
+              <w:insideV w:val="single" w:sz="4" w:space="0" w:color="AAAAAA"/>
+            </w:tcBorders>
+          </w:tcPr>
+          <w:p>
+            <w:r>
+              <w:rPr>
+                <w:sz w:val="18"/>
+              </w:rPr>
+              <w:t>CWE Top 25</w:t>
+            </w:r>
+          </w:p>
+        </w:tc>
+      </w:tr>
+      <w:tr>
+        <w:tc>
+          <w:tcPr>
+            <w:tcW w:type="dxa" w:w="1615"/>
+            <w:shd w:val="clear" w:color="auto" w:fill="F2F2F2"/>
+            <w:tcBorders>
+              <w:top w:val="single" w:sz="4" w:space="0" w:color="AAAAAA"/>
+              <w:left w:val="single" w:sz="4" w:space="0" w:color="AAAAAA"/>
+              <w:bottom w:val="single" w:sz="4" w:space="0" w:color="AAAAAA"/>
+              <w:right w:val="single" w:sz="4" w:space="0" w:color="AAAAAA"/>
+              <w:insideH w:val="single" w:sz="4" w:space="0" w:color="AAAAAA"/>
+              <w:insideV w:val="single" w:sz="4" w:space="0" w:color="AAAAAA"/>
+            </w:tcBorders>
+          </w:tcPr>
+          <w:p>
+            <w:r>
+              <w:rPr>
+                <w:b/>
+                <w:sz w:val="18"/>
+              </w:rPr>
+              <w:t>Semgrep p/security-audit</w:t>
+            </w:r>
+          </w:p>
+        </w:tc>
+        <w:tc>
+          <w:tcPr>
+            <w:tcW w:type="dxa" w:w="1615"/>
+            <w:shd w:val="clear" w:color="auto" w:fill="D9B3FF"/>
+            <w:tcBorders>
+              <w:top w:val="single" w:sz="4" w:space="0" w:color="AAAAAA"/>
+              <w:left w:val="single" w:sz="4" w:space="0" w:color="AAAAAA"/>
+              <w:bottom w:val="single" w:sz="4" w:space="0" w:color="AAAAAA"/>
+              <w:right w:val="single" w:sz="4" w:space="0" w:color="AAAAAA"/>
+              <w:insideH w:val="single" w:sz="4" w:space="0" w:color="AAAAAA"/>
+              <w:insideV w:val="single" w:sz="4" w:space="0" w:color="AAAAAA"/>
+            </w:tcBorders>
+          </w:tcPr>
+          <w:p>
+            <w:pPr>
+              <w:jc w:val="center"/>
+            </w:pPr>
+            <w:r>
+              <w:rPr>
+                <w:b/>
+                <w:sz w:val="18"/>
+              </w:rPr>
+              <w:t>L2</w:t>
+            </w:r>
+          </w:p>
+        </w:tc>
+        <w:tc>
+          <w:tcPr>
+            <w:tcW w:type="dxa" w:w="1615"/>
+            <w:shd w:val="clear" w:color="auto" w:fill="C6EFCE"/>
+            <w:tcBorders>
+              <w:top w:val="single" w:sz="4" w:space="0" w:color="AAAAAA"/>
+              <w:left w:val="single" w:sz="4" w:space="0" w:color="AAAAAA"/>
+              <w:bottom w:val="single" w:sz="4" w:space="0" w:color="AAAAAA"/>
+              <w:right w:val="single" w:sz="4" w:space="0" w:color="AAAAAA"/>
+              <w:insideH w:val="single" w:sz="4" w:space="0" w:color="AAAAAA"/>
+              <w:insideV w:val="single" w:sz="4" w:space="0" w:color="AAAAAA"/>
+            </w:tcBorders>
+          </w:tcPr>
+          <w:p>
+            <w:r>
+              <w:rPr>
+                <w:sz w:val="18"/>
+              </w:rPr>
+              <w:t>0 findings</w:t>
+            </w:r>
+          </w:p>
+        </w:tc>
+        <w:tc>
+          <w:tcPr>
+            <w:tcW w:type="dxa" w:w="1615"/>
+            <w:shd w:val="clear" w:color="auto" w:fill="F2F2F2"/>
+            <w:tcBorders>
+              <w:top w:val="single" w:sz="4" w:space="0" w:color="AAAAAA"/>
+              <w:left w:val="single" w:sz="4" w:space="0" w:color="AAAAAA"/>
+              <w:bottom w:val="single" w:sz="4" w:space="0" w:color="AAAAAA"/>
+              <w:right w:val="single" w:sz="4" w:space="0" w:color="AAAAAA"/>
+              <w:insideH w:val="single" w:sz="4" w:space="0" w:color="AAAAAA"/>
+              <w:insideV w:val="single" w:sz="4" w:space="0" w:color="AAAAAA"/>
+            </w:tcBorders>
+          </w:tcPr>
+          <w:p>
+            <w:r>
+              <w:rPr>
+                <w:sz w:val="18"/>
+              </w:rPr>
+              <w:t>—</w:t>
+            </w:r>
+          </w:p>
+        </w:tc>
+        <w:tc>
+          <w:tcPr>
+            <w:tcW w:type="dxa" w:w="1615"/>
+            <w:shd w:val="clear" w:color="auto" w:fill="FFC7CE"/>
+            <w:tcBorders>
+              <w:top w:val="single" w:sz="4" w:space="0" w:color="AAAAAA"/>
+              <w:left w:val="single" w:sz="4" w:space="0" w:color="AAAAAA"/>
+              <w:bottom w:val="single" w:sz="4" w:space="0" w:color="AAAAAA"/>
+              <w:right w:val="single" w:sz="4" w:space="0" w:color="AAAAAA"/>
+              <w:insideH w:val="single" w:sz="4" w:space="0" w:color="AAAAAA"/>
+              <w:insideV w:val="single" w:sz="4" w:space="0" w:color="AAAAAA"/>
+            </w:tcBorders>
+          </w:tcPr>
+          <w:p>
+            <w:r>
+              <w:rPr>
+                <w:sz w:val="18"/>
+              </w:rPr>
+              <w:t>Any security audit finding</w:t>
+            </w:r>
+          </w:p>
+        </w:tc>
+        <w:tc>
+          <w:tcPr>
+            <w:tcW w:type="dxa" w:w="1615"/>
+            <w:shd w:val="clear" w:color="auto" w:fill="F2F2F2"/>
+            <w:tcBorders>
+              <w:top w:val="single" w:sz="4" w:space="0" w:color="AAAAAA"/>
+              <w:left w:val="single" w:sz="4" w:space="0" w:color="AAAAAA"/>
+              <w:bottom w:val="single" w:sz="4" w:space="0" w:color="AAAAAA"/>
+              <w:right w:val="single" w:sz="4" w:space="0" w:color="AAAAAA"/>
+              <w:insideH w:val="single" w:sz="4" w:space="0" w:color="AAAAAA"/>
+              <w:insideV w:val="single" w:sz="4" w:space="0" w:color="AAAAAA"/>
+            </w:tcBorders>
+          </w:tcPr>
+          <w:p>
+            <w:r>
+              <w:rPr>
+                <w:sz w:val="18"/>
+              </w:rPr>
+              <w:t>Multiple CWE</w:t>
+            </w:r>
+          </w:p>
+        </w:tc>
+      </w:tr>
+      <w:tr>
+        <w:tc>
+          <w:tcPr>
+            <w:tcW w:type="dxa" w:w="1615"/>
+            <w:shd w:val="clear" w:color="auto" w:fill="FFFFFF"/>
+            <w:tcBorders>
+              <w:top w:val="single" w:sz="4" w:space="0" w:color="AAAAAA"/>
+              <w:left w:val="single" w:sz="4" w:space="0" w:color="AAAAAA"/>
+              <w:bottom w:val="single" w:sz="4" w:space="0" w:color="AAAAAA"/>
+              <w:right w:val="single" w:sz="4" w:space="0" w:color="AAAAAA"/>
+              <w:insideH w:val="single" w:sz="4" w:space="0" w:color="AAAAAA"/>
+              <w:insideV w:val="single" w:sz="4" w:space="0" w:color="AAAAAA"/>
+            </w:tcBorders>
+          </w:tcPr>
+          <w:p>
+            <w:r>
+              <w:rPr>
+                <w:b/>
+                <w:sz w:val="18"/>
+              </w:rPr>
+              <w:t>Semgrep p/secrets</w:t>
+            </w:r>
+          </w:p>
+        </w:tc>
+        <w:tc>
+          <w:tcPr>
+            <w:tcW w:type="dxa" w:w="1615"/>
+            <w:shd w:val="clear" w:color="auto" w:fill="D9B3FF"/>
+            <w:tcBorders>
+              <w:top w:val="single" w:sz="4" w:space="0" w:color="AAAAAA"/>
+              <w:left w:val="single" w:sz="4" w:space="0" w:color="AAAAAA"/>
+              <w:bottom w:val="single" w:sz="4" w:space="0" w:color="AAAAAA"/>
+              <w:right w:val="single" w:sz="4" w:space="0" w:color="AAAAAA"/>
+              <w:insideH w:val="single" w:sz="4" w:space="0" w:color="AAAAAA"/>
+              <w:insideV w:val="single" w:sz="4" w:space="0" w:color="AAAAAA"/>
+            </w:tcBorders>
+          </w:tcPr>
+          <w:p>
+            <w:pPr>
+              <w:jc w:val="center"/>
+            </w:pPr>
+            <w:r>
+              <w:rPr>
+                <w:b/>
+                <w:sz w:val="18"/>
+              </w:rPr>
+              <w:t>L2</w:t>
+            </w:r>
+          </w:p>
+        </w:tc>
+        <w:tc>
+          <w:tcPr>
+            <w:tcW w:type="dxa" w:w="1615"/>
+            <w:shd w:val="clear" w:color="auto" w:fill="C6EFCE"/>
+            <w:tcBorders>
+              <w:top w:val="single" w:sz="4" w:space="0" w:color="AAAAAA"/>
+              <w:left w:val="single" w:sz="4" w:space="0" w:color="AAAAAA"/>
+              <w:bottom w:val="single" w:sz="4" w:space="0" w:color="AAAAAA"/>
+              <w:right w:val="single" w:sz="4" w:space="0" w:color="AAAAAA"/>
+              <w:insideH w:val="single" w:sz="4" w:space="0" w:color="AAAAAA"/>
+              <w:insideV w:val="single" w:sz="4" w:space="0" w:color="AAAAAA"/>
+            </w:tcBorders>
+          </w:tcPr>
+          <w:p>
+            <w:r>
+              <w:rPr>
+                <w:sz w:val="18"/>
+              </w:rPr>
+              <w:t>0 findings</w:t>
+            </w:r>
+          </w:p>
+        </w:tc>
+        <w:tc>
+          <w:tcPr>
+            <w:tcW w:type="dxa" w:w="1615"/>
+            <w:shd w:val="clear" w:color="auto" w:fill="FFFFFF"/>
+            <w:tcBorders>
+              <w:top w:val="single" w:sz="4" w:space="0" w:color="AAAAAA"/>
+              <w:left w:val="single" w:sz="4" w:space="0" w:color="AAAAAA"/>
+              <w:bottom w:val="single" w:sz="4" w:space="0" w:color="AAAAAA"/>
+              <w:right w:val="single" w:sz="4" w:space="0" w:color="AAAAAA"/>
+              <w:insideH w:val="single" w:sz="4" w:space="0" w:color="AAAAAA"/>
+              <w:insideV w:val="single" w:sz="4" w:space="0" w:color="AAAAAA"/>
+            </w:tcBorders>
+          </w:tcPr>
+          <w:p>
+            <w:r>
+              <w:rPr>
+                <w:sz w:val="18"/>
+              </w:rPr>
+              <w:t>—</w:t>
+            </w:r>
+          </w:p>
+        </w:tc>
+        <w:tc>
+          <w:tcPr>
+            <w:tcW w:type="dxa" w:w="1615"/>
+            <w:shd w:val="clear" w:color="auto" w:fill="FFC7CE"/>
+            <w:tcBorders>
+              <w:top w:val="single" w:sz="4" w:space="0" w:color="AAAAAA"/>
+              <w:left w:val="single" w:sz="4" w:space="0" w:color="AAAAAA"/>
+              <w:bottom w:val="single" w:sz="4" w:space="0" w:color="AAAAAA"/>
+              <w:right w:val="single" w:sz="4" w:space="0" w:color="AAAAAA"/>
+              <w:insideH w:val="single" w:sz="4" w:space="0" w:color="AAAAAA"/>
+              <w:insideV w:val="single" w:sz="4" w:space="0" w:color="AAAAAA"/>
+            </w:tcBorders>
+          </w:tcPr>
+          <w:p>
+            <w:r>
+              <w:rPr>
+                <w:sz w:val="18"/>
+              </w:rPr>
+              <w:t>Additional secret pattern detected</w:t>
+            </w:r>
+          </w:p>
+        </w:tc>
+        <w:tc>
+          <w:tcPr>
+            <w:tcW w:type="dxa" w:w="1615"/>
+            <w:shd w:val="clear" w:color="auto" w:fill="FFFFFF"/>
+            <w:tcBorders>
+              <w:top w:val="single" w:sz="4" w:space="0" w:color="AAAAAA"/>
+              <w:left w:val="single" w:sz="4" w:space="0" w:color="AAAAAA"/>
+              <w:bottom w:val="single" w:sz="4" w:space="0" w:color="AAAAAA"/>
+              <w:right w:val="single" w:sz="4" w:space="0" w:color="AAAAAA"/>
+              <w:insideH w:val="single" w:sz="4" w:space="0" w:color="AAAAAA"/>
+              <w:insideV w:val="single" w:sz="4" w:space="0" w:color="AAAAAA"/>
+            </w:tcBorders>
+          </w:tcPr>
+          <w:p>
+            <w:r>
+              <w:rPr>
+                <w:sz w:val="18"/>
+              </w:rPr>
+              <w:t>CWE-798</w:t>
+            </w:r>
+          </w:p>
+        </w:tc>
+      </w:tr>
+      <w:tr>
+        <w:tc>
+          <w:tcPr>
+            <w:tcW w:type="dxa" w:w="1615"/>
+            <w:shd w:val="clear" w:color="auto" w:fill="F2F2F2"/>
+            <w:tcBorders>
+              <w:top w:val="single" w:sz="4" w:space="0" w:color="AAAAAA"/>
+              <w:left w:val="single" w:sz="4" w:space="0" w:color="AAAAAA"/>
+              <w:bottom w:val="single" w:sz="4" w:space="0" w:color="AAAAAA"/>
+              <w:right w:val="single" w:sz="4" w:space="0" w:color="AAAAAA"/>
+              <w:insideH w:val="single" w:sz="4" w:space="0" w:color="AAAAAA"/>
+              <w:insideV w:val="single" w:sz="4" w:space="0" w:color="AAAAAA"/>
+            </w:tcBorders>
+          </w:tcPr>
+          <w:p>
+            <w:r>
+              <w:rPr>
+                <w:b/>
+                <w:sz w:val="18"/>
+              </w:rPr>
+              <w:t>trivy fs</w:t>
+            </w:r>
+          </w:p>
+        </w:tc>
+        <w:tc>
+          <w:tcPr>
+            <w:tcW w:type="dxa" w:w="1615"/>
+            <w:shd w:val="clear" w:color="auto" w:fill="B3FFFF"/>
+            <w:tcBorders>
+              <w:top w:val="single" w:sz="4" w:space="0" w:color="AAAAAA"/>
+              <w:left w:val="single" w:sz="4" w:space="0" w:color="AAAAAA"/>
+              <w:bottom w:val="single" w:sz="4" w:space="0" w:color="AAAAAA"/>
+              <w:right w:val="single" w:sz="4" w:space="0" w:color="AAAAAA"/>
+              <w:insideH w:val="single" w:sz="4" w:space="0" w:color="AAAAAA"/>
+              <w:insideV w:val="single" w:sz="4" w:space="0" w:color="AAAAAA"/>
+            </w:tcBorders>
+          </w:tcPr>
+          <w:p>
+            <w:pPr>
+              <w:jc w:val="center"/>
+            </w:pPr>
+            <w:r>
+              <w:rPr>
+                <w:b/>
+                <w:sz w:val="18"/>
+              </w:rPr>
+              <w:t>L3</w:t>
+            </w:r>
+          </w:p>
+        </w:tc>
+        <w:tc>
+          <w:tcPr>
+            <w:tcW w:type="dxa" w:w="1615"/>
+            <w:shd w:val="clear" w:color="auto" w:fill="C6EFCE"/>
+            <w:tcBorders>
+              <w:top w:val="single" w:sz="4" w:space="0" w:color="AAAAAA"/>
+              <w:left w:val="single" w:sz="4" w:space="0" w:color="AAAAAA"/>
+              <w:bottom w:val="single" w:sz="4" w:space="0" w:color="AAAAAA"/>
+              <w:right w:val="single" w:sz="4" w:space="0" w:color="AAAAAA"/>
+              <w:insideH w:val="single" w:sz="4" w:space="0" w:color="AAAAAA"/>
+              <w:insideV w:val="single" w:sz="4" w:space="0" w:color="AAAAAA"/>
+            </w:tcBorders>
+          </w:tcPr>
+          <w:p>
+            <w:r>
+              <w:rPr>
+                <w:sz w:val="18"/>
+              </w:rPr>
+              <w:t>0 known CVEs in dependencies</w:t>
+            </w:r>
+          </w:p>
+        </w:tc>
+        <w:tc>
+          <w:tcPr>
+            <w:tcW w:type="dxa" w:w="1615"/>
+            <w:shd w:val="clear" w:color="auto" w:fill="FFEB9C"/>
+            <w:tcBorders>
+              <w:top w:val="single" w:sz="4" w:space="0" w:color="AAAAAA"/>
+              <w:left w:val="single" w:sz="4" w:space="0" w:color="AAAAAA"/>
+              <w:bottom w:val="single" w:sz="4" w:space="0" w:color="AAAAAA"/>
+              <w:right w:val="single" w:sz="4" w:space="0" w:color="AAAAAA"/>
+              <w:insideH w:val="single" w:sz="4" w:space="0" w:color="AAAAAA"/>
+              <w:insideV w:val="single" w:sz="4" w:space="0" w:color="AAAAAA"/>
+            </w:tcBorders>
+          </w:tcPr>
+          <w:p>
+            <w:r>
+              <w:rPr>
+                <w:sz w:val="18"/>
+              </w:rPr>
+              <w:t>Tool absent</w:t>
+            </w:r>
+          </w:p>
+        </w:tc>
+        <w:tc>
+          <w:tcPr>
+            <w:tcW w:type="dxa" w:w="1615"/>
+            <w:shd w:val="clear" w:color="auto" w:fill="FFC7CE"/>
+            <w:tcBorders>
+              <w:top w:val="single" w:sz="4" w:space="0" w:color="AAAAAA"/>
+              <w:left w:val="single" w:sz="4" w:space="0" w:color="AAAAAA"/>
+              <w:bottom w:val="single" w:sz="4" w:space="0" w:color="AAAAAA"/>
+              <w:right w:val="single" w:sz="4" w:space="0" w:color="AAAAAA"/>
+              <w:insideH w:val="single" w:sz="4" w:space="0" w:color="AAAAAA"/>
+              <w:insideV w:val="single" w:sz="4" w:space="0" w:color="AAAAAA"/>
+            </w:tcBorders>
+          </w:tcPr>
+          <w:p>
+            <w:r>
+              <w:rPr>
+                <w:sz w:val="18"/>
+              </w:rPr>
+              <w:t>≥1 CVE in any dependency manifest</w:t>
+            </w:r>
+          </w:p>
+        </w:tc>
+        <w:tc>
+          <w:tcPr>
+            <w:tcW w:type="dxa" w:w="1615"/>
+            <w:shd w:val="clear" w:color="auto" w:fill="F2F2F2"/>
+            <w:tcBorders>
+              <w:top w:val="single" w:sz="4" w:space="0" w:color="AAAAAA"/>
+              <w:left w:val="single" w:sz="4" w:space="0" w:color="AAAAAA"/>
+              <w:bottom w:val="single" w:sz="4" w:space="0" w:color="AAAAAA"/>
+              <w:right w:val="single" w:sz="4" w:space="0" w:color="AAAAAA"/>
+              <w:insideH w:val="single" w:sz="4" w:space="0" w:color="AAAAAA"/>
+              <w:insideV w:val="single" w:sz="4" w:space="0" w:color="AAAAAA"/>
+            </w:tcBorders>
+          </w:tcPr>
+          <w:p>
+            <w:r>
+              <w:rPr>
+                <w:sz w:val="18"/>
+              </w:rPr>
+              <w:t>OWASP A06</w:t>
+            </w:r>
+          </w:p>
+        </w:tc>
+      </w:tr>
+      <w:tr>
+        <w:tc>
+          <w:tcPr>
+            <w:tcW w:type="dxa" w:w="1615"/>
+            <w:shd w:val="clear" w:color="auto" w:fill="FFFFFF"/>
+            <w:tcBorders>
+              <w:top w:val="single" w:sz="4" w:space="0" w:color="AAAAAA"/>
+              <w:left w:val="single" w:sz="4" w:space="0" w:color="AAAAAA"/>
+              <w:bottom w:val="single" w:sz="4" w:space="0" w:color="AAAAAA"/>
+              <w:right w:val="single" w:sz="4" w:space="0" w:color="AAAAAA"/>
+              <w:insideH w:val="single" w:sz="4" w:space="0" w:color="AAAAAA"/>
+              <w:insideV w:val="single" w:sz="4" w:space="0" w:color="AAAAAA"/>
+            </w:tcBorders>
+          </w:tcPr>
+          <w:p>
+            <w:r>
+              <w:rPr>
+                <w:b/>
+                <w:sz w:val="18"/>
+              </w:rPr>
+              <w:t>pip-audit / safety</w:t>
+            </w:r>
+          </w:p>
+        </w:tc>
+        <w:tc>
+          <w:tcPr>
+            <w:tcW w:type="dxa" w:w="1615"/>
+            <w:shd w:val="clear" w:color="auto" w:fill="B3FFFF"/>
+            <w:tcBorders>
+              <w:top w:val="single" w:sz="4" w:space="0" w:color="AAAAAA"/>
+              <w:left w:val="single" w:sz="4" w:space="0" w:color="AAAAAA"/>
+              <w:bottom w:val="single" w:sz="4" w:space="0" w:color="AAAAAA"/>
+              <w:right w:val="single" w:sz="4" w:space="0" w:color="AAAAAA"/>
+              <w:insideH w:val="single" w:sz="4" w:space="0" w:color="AAAAAA"/>
+              <w:insideV w:val="single" w:sz="4" w:space="0" w:color="AAAAAA"/>
+            </w:tcBorders>
+          </w:tcPr>
+          <w:p>
+            <w:pPr>
+              <w:jc w:val="center"/>
+            </w:pPr>
+            <w:r>
+              <w:rPr>
+                <w:b/>
+                <w:sz w:val="18"/>
+              </w:rPr>
+              <w:t>L3</w:t>
+            </w:r>
+          </w:p>
+        </w:tc>
+        <w:tc>
+          <w:tcPr>
+            <w:tcW w:type="dxa" w:w="1615"/>
+            <w:shd w:val="clear" w:color="auto" w:fill="C6EFCE"/>
+            <w:tcBorders>
+              <w:top w:val="single" w:sz="4" w:space="0" w:color="AAAAAA"/>
+              <w:left w:val="single" w:sz="4" w:space="0" w:color="AAAAAA"/>
+              <w:bottom w:val="single" w:sz="4" w:space="0" w:color="AAAAAA"/>
+              <w:right w:val="single" w:sz="4" w:space="0" w:color="AAAAAA"/>
+              <w:insideH w:val="single" w:sz="4" w:space="0" w:color="AAAAAA"/>
+              <w:insideV w:val="single" w:sz="4" w:space="0" w:color="AAAAAA"/>
+            </w:tcBorders>
+          </w:tcPr>
+          <w:p>
+            <w:r>
+              <w:rPr>
+                <w:sz w:val="18"/>
+              </w:rPr>
+              <w:t>0 vulnerabilities in requirements*.txt</w:t>
+            </w:r>
+          </w:p>
+        </w:tc>
+        <w:tc>
+          <w:tcPr>
+            <w:tcW w:type="dxa" w:w="1615"/>
+            <w:shd w:val="clear" w:color="auto" w:fill="FFEB9C"/>
+            <w:tcBorders>
+              <w:top w:val="single" w:sz="4" w:space="0" w:color="AAAAAA"/>
+              <w:left w:val="single" w:sz="4" w:space="0" w:color="AAAAAA"/>
+              <w:bottom w:val="single" w:sz="4" w:space="0" w:color="AAAAAA"/>
+              <w:right w:val="single" w:sz="4" w:space="0" w:color="AAAAAA"/>
+              <w:insideH w:val="single" w:sz="4" w:space="0" w:color="AAAAAA"/>
+              <w:insideV w:val="single" w:sz="4" w:space="0" w:color="AAAAAA"/>
+            </w:tcBorders>
+          </w:tcPr>
+          <w:p>
+            <w:r>
+              <w:rPr>
+                <w:sz w:val="18"/>
+              </w:rPr>
+              <w:t>Tool absent</w:t>
+            </w:r>
+          </w:p>
+        </w:tc>
+        <w:tc>
+          <w:tcPr>
+            <w:tcW w:type="dxa" w:w="1615"/>
+            <w:shd w:val="clear" w:color="auto" w:fill="FFC7CE"/>
+            <w:tcBorders>
+              <w:top w:val="single" w:sz="4" w:space="0" w:color="AAAAAA"/>
+              <w:left w:val="single" w:sz="4" w:space="0" w:color="AAAAAA"/>
+              <w:bottom w:val="single" w:sz="4" w:space="0" w:color="AAAAAA"/>
+              <w:right w:val="single" w:sz="4" w:space="0" w:color="AAAAAA"/>
+              <w:insideH w:val="single" w:sz="4" w:space="0" w:color="AAAAAA"/>
+              <w:insideV w:val="single" w:sz="4" w:space="0" w:color="AAAAAA"/>
+            </w:tcBorders>
+          </w:tcPr>
+          <w:p>
+            <w:r>
+              <w:rPr>
+                <w:sz w:val="18"/>
+              </w:rPr>
+              <w:t>≥1 CVE in Python dependency</w:t>
+            </w:r>
+          </w:p>
+        </w:tc>
+        <w:tc>
+          <w:tcPr>
+            <w:tcW w:type="dxa" w:w="1615"/>
+            <w:shd w:val="clear" w:color="auto" w:fill="FFFFFF"/>
+            <w:tcBorders>
+              <w:top w:val="single" w:sz="4" w:space="0" w:color="AAAAAA"/>
+              <w:left w:val="single" w:sz="4" w:space="0" w:color="AAAAAA"/>
+              <w:bottom w:val="single" w:sz="4" w:space="0" w:color="AAAAAA"/>
+              <w:right w:val="single" w:sz="4" w:space="0" w:color="AAAAAA"/>
+              <w:insideH w:val="single" w:sz="4" w:space="0" w:color="AAAAAA"/>
+              <w:insideV w:val="single" w:sz="4" w:space="0" w:color="AAAAAA"/>
+            </w:tcBorders>
+          </w:tcPr>
+          <w:p>
+            <w:r>
+              <w:rPr>
+                <w:sz w:val="18"/>
+              </w:rPr>
+              <w:t>OWASP A06</w:t>
+            </w:r>
+          </w:p>
+        </w:tc>
+      </w:tr>
+      <w:tr>
+        <w:tc>
+          <w:tcPr>
+            <w:tcW w:type="dxa" w:w="1615"/>
+            <w:shd w:val="clear" w:color="auto" w:fill="F2F2F2"/>
+            <w:tcBorders>
+              <w:top w:val="single" w:sz="4" w:space="0" w:color="AAAAAA"/>
+              <w:left w:val="single" w:sz="4" w:space="0" w:color="AAAAAA"/>
+              <w:bottom w:val="single" w:sz="4" w:space="0" w:color="AAAAAA"/>
+              <w:right w:val="single" w:sz="4" w:space="0" w:color="AAAAAA"/>
+              <w:insideH w:val="single" w:sz="4" w:space="0" w:color="AAAAAA"/>
+              <w:insideV w:val="single" w:sz="4" w:space="0" w:color="AAAAAA"/>
+            </w:tcBorders>
+          </w:tcPr>
+          <w:p>
+            <w:r>
+              <w:rPr>
+                <w:b/>
+                <w:sz w:val="18"/>
+              </w:rPr>
+              <w:t>npm audit</w:t>
+            </w:r>
+          </w:p>
+        </w:tc>
+        <w:tc>
+          <w:tcPr>
+            <w:tcW w:type="dxa" w:w="1615"/>
+            <w:shd w:val="clear" w:color="auto" w:fill="B3FFFF"/>
+            <w:tcBorders>
+              <w:top w:val="single" w:sz="4" w:space="0" w:color="AAAAAA"/>
+              <w:left w:val="single" w:sz="4" w:space="0" w:color="AAAAAA"/>
+              <w:bottom w:val="single" w:sz="4" w:space="0" w:color="AAAAAA"/>
+              <w:right w:val="single" w:sz="4" w:space="0" w:color="AAAAAA"/>
+              <w:insideH w:val="single" w:sz="4" w:space="0" w:color="AAAAAA"/>
+              <w:insideV w:val="single" w:sz="4" w:space="0" w:color="AAAAAA"/>
+            </w:tcBorders>
+          </w:tcPr>
+          <w:p>
+            <w:pPr>
+              <w:jc w:val="center"/>
+            </w:pPr>
+            <w:r>
+              <w:rPr>
+                <w:b/>
+                <w:sz w:val="18"/>
+              </w:rPr>
+              <w:t>L3</w:t>
+            </w:r>
+          </w:p>
+        </w:tc>
+        <w:tc>
+          <w:tcPr>
+            <w:tcW w:type="dxa" w:w="1615"/>
+            <w:shd w:val="clear" w:color="auto" w:fill="C6EFCE"/>
+            <w:tcBorders>
+              <w:top w:val="single" w:sz="4" w:space="0" w:color="AAAAAA"/>
+              <w:left w:val="single" w:sz="4" w:space="0" w:color="AAAAAA"/>
+              <w:bottom w:val="single" w:sz="4" w:space="0" w:color="AAAAAA"/>
+              <w:right w:val="single" w:sz="4" w:space="0" w:color="AAAAAA"/>
+              <w:insideH w:val="single" w:sz="4" w:space="0" w:color="AAAAAA"/>
+              <w:insideV w:val="single" w:sz="4" w:space="0" w:color="AAAAAA"/>
+            </w:tcBorders>
+          </w:tcPr>
+          <w:p>
+            <w:r>
+              <w:rPr>
+                <w:sz w:val="18"/>
+              </w:rPr>
+              <w:t>0 vulnerabilities in package-lock.json</w:t>
+            </w:r>
+          </w:p>
+        </w:tc>
+        <w:tc>
+          <w:tcPr>
+            <w:tcW w:type="dxa" w:w="1615"/>
+            <w:shd w:val="clear" w:color="auto" w:fill="FFEB9C"/>
+            <w:tcBorders>
+              <w:top w:val="single" w:sz="4" w:space="0" w:color="AAAAAA"/>
+              <w:left w:val="single" w:sz="4" w:space="0" w:color="AAAAAA"/>
+              <w:bottom w:val="single" w:sz="4" w:space="0" w:color="AAAAAA"/>
+              <w:right w:val="single" w:sz="4" w:space="0" w:color="AAAAAA"/>
+              <w:insideH w:val="single" w:sz="4" w:space="0" w:color="AAAAAA"/>
+              <w:insideV w:val="single" w:sz="4" w:space="0" w:color="AAAAAA"/>
+            </w:tcBorders>
+          </w:tcPr>
+          <w:p>
+            <w:r>
+              <w:rPr>
+                <w:sz w:val="18"/>
+              </w:rPr>
+              <w:t>Tool absent</w:t>
+            </w:r>
+          </w:p>
+        </w:tc>
+        <w:tc>
+          <w:tcPr>
+            <w:tcW w:type="dxa" w:w="1615"/>
+            <w:shd w:val="clear" w:color="auto" w:fill="FFC7CE"/>
+            <w:tcBorders>
+              <w:top w:val="single" w:sz="4" w:space="0" w:color="AAAAAA"/>
+              <w:left w:val="single" w:sz="4" w:space="0" w:color="AAAAAA"/>
+              <w:bottom w:val="single" w:sz="4" w:space="0" w:color="AAAAAA"/>
+              <w:right w:val="single" w:sz="4" w:space="0" w:color="AAAAAA"/>
+              <w:insideH w:val="single" w:sz="4" w:space="0" w:color="AAAAAA"/>
+              <w:insideV w:val="single" w:sz="4" w:space="0" w:color="AAAAAA"/>
+            </w:tcBorders>
+          </w:tcPr>
+          <w:p>
+            <w:r>
+              <w:rPr>
+                <w:sz w:val="18"/>
+              </w:rPr>
+              <w:t>≥1 vulnerable npm package</w:t>
+            </w:r>
+          </w:p>
+        </w:tc>
+        <w:tc>
+          <w:tcPr>
+            <w:tcW w:type="dxa" w:w="1615"/>
+            <w:shd w:val="clear" w:color="auto" w:fill="F2F2F2"/>
+            <w:tcBorders>
+              <w:top w:val="single" w:sz="4" w:space="0" w:color="AAAAAA"/>
+              <w:left w:val="single" w:sz="4" w:space="0" w:color="AAAAAA"/>
+              <w:bottom w:val="single" w:sz="4" w:space="0" w:color="AAAAAA"/>
+              <w:right w:val="single" w:sz="4" w:space="0" w:color="AAAAAA"/>
+              <w:insideH w:val="single" w:sz="4" w:space="0" w:color="AAAAAA"/>
+              <w:insideV w:val="single" w:sz="4" w:space="0" w:color="AAAAAA"/>
+            </w:tcBorders>
+          </w:tcPr>
+          <w:p>
+            <w:r>
+              <w:rPr>
+                <w:sz w:val="18"/>
+              </w:rPr>
+              <w:t>OWASP A06</w:t>
+            </w:r>
+          </w:p>
+        </w:tc>
+      </w:tr>
+      <w:tr>
+        <w:tc>
+          <w:tcPr>
+            <w:tcW w:type="dxa" w:w="1615"/>
+            <w:shd w:val="clear" w:color="auto" w:fill="FFFFFF"/>
+            <w:tcBorders>
+              <w:top w:val="single" w:sz="4" w:space="0" w:color="AAAAAA"/>
+              <w:left w:val="single" w:sz="4" w:space="0" w:color="AAAAAA"/>
+              <w:bottom w:val="single" w:sz="4" w:space="0" w:color="AAAAAA"/>
+              <w:right w:val="single" w:sz="4" w:space="0" w:color="AAAAAA"/>
+              <w:insideH w:val="single" w:sz="4" w:space="0" w:color="AAAAAA"/>
+              <w:insideV w:val="single" w:sz="4" w:space="0" w:color="AAAAAA"/>
+            </w:tcBorders>
+          </w:tcPr>
+          <w:p>
+            <w:r>
+              <w:rPr>
+                <w:b/>
+                <w:sz w:val="18"/>
+              </w:rPr>
+              <w:t>Hardcoded credentials (grep)</w:t>
+            </w:r>
+          </w:p>
+        </w:tc>
+        <w:tc>
+          <w:tcPr>
+            <w:tcW w:type="dxa" w:w="1615"/>
+            <w:shd w:val="clear" w:color="auto" w:fill="FFD966"/>
+            <w:tcBorders>
+              <w:top w:val="single" w:sz="4" w:space="0" w:color="AAAAAA"/>
+              <w:left w:val="single" w:sz="4" w:space="0" w:color="AAAAAA"/>
+              <w:bottom w:val="single" w:sz="4" w:space="0" w:color="AAAAAA"/>
+              <w:right w:val="single" w:sz="4" w:space="0" w:color="AAAAAA"/>
+              <w:insideH w:val="single" w:sz="4" w:space="0" w:color="AAAAAA"/>
+              <w:insideV w:val="single" w:sz="4" w:space="0" w:color="AAAAAA"/>
+            </w:tcBorders>
+          </w:tcPr>
+          <w:p>
+            <w:pPr>
+              <w:jc w:val="center"/>
+            </w:pPr>
+            <w:r>
+              <w:rPr>
+                <w:b/>
+                <w:sz w:val="18"/>
+              </w:rPr>
+              <w:t>L4</w:t>
+            </w:r>
+          </w:p>
+        </w:tc>
+        <w:tc>
+          <w:tcPr>
+            <w:tcW w:type="dxa" w:w="1615"/>
+            <w:shd w:val="clear" w:color="auto" w:fill="C6EFCE"/>
+            <w:tcBorders>
+              <w:top w:val="single" w:sz="4" w:space="0" w:color="AAAAAA"/>
+              <w:left w:val="single" w:sz="4" w:space="0" w:color="AAAAAA"/>
+              <w:bottom w:val="single" w:sz="4" w:space="0" w:color="AAAAAA"/>
+              <w:right w:val="single" w:sz="4" w:space="0" w:color="AAAAAA"/>
+              <w:insideH w:val="single" w:sz="4" w:space="0" w:color="AAAAAA"/>
+              <w:insideV w:val="single" w:sz="4" w:space="0" w:color="AAAAAA"/>
+            </w:tcBorders>
+          </w:tcPr>
+          <w:p>
+            <w:r>
+              <w:rPr>
+                <w:sz w:val="18"/>
+              </w:rPr>
+              <w:t>No password/secret/token literal found</w:t>
+            </w:r>
+          </w:p>
+        </w:tc>
+        <w:tc>
+          <w:tcPr>
+            <w:tcW w:type="dxa" w:w="1615"/>
+            <w:shd w:val="clear" w:color="auto" w:fill="FFFFFF"/>
+            <w:tcBorders>
+              <w:top w:val="single" w:sz="4" w:space="0" w:color="AAAAAA"/>
+              <w:left w:val="single" w:sz="4" w:space="0" w:color="AAAAAA"/>
+              <w:bottom w:val="single" w:sz="4" w:space="0" w:color="AAAAAA"/>
+              <w:right w:val="single" w:sz="4" w:space="0" w:color="AAAAAA"/>
+              <w:insideH w:val="single" w:sz="4" w:space="0" w:color="AAAAAA"/>
+              <w:insideV w:val="single" w:sz="4" w:space="0" w:color="AAAAAA"/>
+            </w:tcBorders>
+          </w:tcPr>
+          <w:p>
+            <w:r>
+              <w:rPr>
+                <w:sz w:val="18"/>
+              </w:rPr>
+              <w:t>—</w:t>
+            </w:r>
+          </w:p>
+        </w:tc>
+        <w:tc>
+          <w:tcPr>
+            <w:tcW w:type="dxa" w:w="1615"/>
+            <w:shd w:val="clear" w:color="auto" w:fill="FFC7CE"/>
+            <w:tcBorders>
+              <w:top w:val="single" w:sz="4" w:space="0" w:color="AAAAAA"/>
+              <w:left w:val="single" w:sz="4" w:space="0" w:color="AAAAAA"/>
+              <w:bottom w:val="single" w:sz="4" w:space="0" w:color="AAAAAA"/>
+              <w:right w:val="single" w:sz="4" w:space="0" w:color="AAAAAA"/>
+              <w:insideH w:val="single" w:sz="4" w:space="0" w:color="AAAAAA"/>
+              <w:insideV w:val="single" w:sz="4" w:space="0" w:color="AAAAAA"/>
+            </w:tcBorders>
+          </w:tcPr>
+          <w:p>
+            <w:r>
+              <w:rPr>
+                <w:sz w:val="18"/>
+              </w:rPr>
+              <w:t>Credential literal in source code</w:t>
+            </w:r>
+          </w:p>
+        </w:tc>
+        <w:tc>
+          <w:tcPr>
+            <w:tcW w:type="dxa" w:w="1615"/>
+            <w:shd w:val="clear" w:color="auto" w:fill="FFFFFF"/>
+            <w:tcBorders>
+              <w:top w:val="single" w:sz="4" w:space="0" w:color="AAAAAA"/>
+              <w:left w:val="single" w:sz="4" w:space="0" w:color="AAAAAA"/>
+              <w:bottom w:val="single" w:sz="4" w:space="0" w:color="AAAAAA"/>
+              <w:right w:val="single" w:sz="4" w:space="0" w:color="AAAAAA"/>
+              <w:insideH w:val="single" w:sz="4" w:space="0" w:color="AAAAAA"/>
+              <w:insideV w:val="single" w:sz="4" w:space="0" w:color="AAAAAA"/>
+            </w:tcBorders>
+          </w:tcPr>
+          <w:p>
+            <w:r>
+              <w:rPr>
+                <w:sz w:val="18"/>
+              </w:rPr>
+              <w:t>CWE-798, CWE-259</w:t>
+            </w:r>
+          </w:p>
+        </w:tc>
+      </w:tr>
+      <w:tr>
+        <w:tc>
+          <w:tcPr>
+            <w:tcW w:type="dxa" w:w="1615"/>
+            <w:shd w:val="clear" w:color="auto" w:fill="F2F2F2"/>
+            <w:tcBorders>
+              <w:top w:val="single" w:sz="4" w:space="0" w:color="AAAAAA"/>
+              <w:left w:val="single" w:sz="4" w:space="0" w:color="AAAAAA"/>
+              <w:bottom w:val="single" w:sz="4" w:space="0" w:color="AAAAAA"/>
+              <w:right w:val="single" w:sz="4" w:space="0" w:color="AAAAAA"/>
+              <w:insideH w:val="single" w:sz="4" w:space="0" w:color="AAAAAA"/>
+              <w:insideV w:val="single" w:sz="4" w:space="0" w:color="AAAAAA"/>
+            </w:tcBorders>
+          </w:tcPr>
+          <w:p>
+            <w:r>
+              <w:rPr>
+                <w:b/>
+                <w:sz w:val="18"/>
+              </w:rPr>
+              <w:t>Hardcoded crypto key (grep)</w:t>
+            </w:r>
+          </w:p>
+        </w:tc>
+        <w:tc>
+          <w:tcPr>
+            <w:tcW w:type="dxa" w:w="1615"/>
+            <w:shd w:val="clear" w:color="auto" w:fill="FFD966"/>
+            <w:tcBorders>
+              <w:top w:val="single" w:sz="4" w:space="0" w:color="AAAAAA"/>
+              <w:left w:val="single" w:sz="4" w:space="0" w:color="AAAAAA"/>
+              <w:bottom w:val="single" w:sz="4" w:space="0" w:color="AAAAAA"/>
+              <w:right w:val="single" w:sz="4" w:space="0" w:color="AAAAAA"/>
+              <w:insideH w:val="single" w:sz="4" w:space="0" w:color="AAAAAA"/>
+              <w:insideV w:val="single" w:sz="4" w:space="0" w:color="AAAAAA"/>
+            </w:tcBorders>
+          </w:tcPr>
+          <w:p>
+            <w:pPr>
+              <w:jc w:val="center"/>
+            </w:pPr>
+            <w:r>
+              <w:rPr>
+                <w:b/>
+                <w:sz w:val="18"/>
+              </w:rPr>
+              <w:t>L4</w:t>
+            </w:r>
+          </w:p>
+        </w:tc>
+        <w:tc>
+          <w:tcPr>
+            <w:tcW w:type="dxa" w:w="1615"/>
+            <w:shd w:val="clear" w:color="auto" w:fill="C6EFCE"/>
+            <w:tcBorders>
+              <w:top w:val="single" w:sz="4" w:space="0" w:color="AAAAAA"/>
+              <w:left w:val="single" w:sz="4" w:space="0" w:color="AAAAAA"/>
+              <w:bottom w:val="single" w:sz="4" w:space="0" w:color="AAAAAA"/>
+              <w:right w:val="single" w:sz="4" w:space="0" w:color="AAAAAA"/>
+              <w:insideH w:val="single" w:sz="4" w:space="0" w:color="AAAAAA"/>
+              <w:insideV w:val="single" w:sz="4" w:space="0" w:color="AAAAAA"/>
+            </w:tcBorders>
+          </w:tcPr>
+          <w:p>
+            <w:r>
+              <w:rPr>
+                <w:sz w:val="18"/>
+              </w:rPr>
+              <w:t>No PEM/private key block found</w:t>
+            </w:r>
+          </w:p>
+        </w:tc>
+        <w:tc>
+          <w:tcPr>
+            <w:tcW w:type="dxa" w:w="1615"/>
+            <w:shd w:val="clear" w:color="auto" w:fill="F2F2F2"/>
+            <w:tcBorders>
+              <w:top w:val="single" w:sz="4" w:space="0" w:color="AAAAAA"/>
+              <w:left w:val="single" w:sz="4" w:space="0" w:color="AAAAAA"/>
+              <w:bottom w:val="single" w:sz="4" w:space="0" w:color="AAAAAA"/>
+              <w:right w:val="single" w:sz="4" w:space="0" w:color="AAAAAA"/>
+              <w:insideH w:val="single" w:sz="4" w:space="0" w:color="AAAAAA"/>
+              <w:insideV w:val="single" w:sz="4" w:space="0" w:color="AAAAAA"/>
+            </w:tcBorders>
+          </w:tcPr>
+          <w:p>
+            <w:r>
+              <w:rPr>
+                <w:sz w:val="18"/>
+              </w:rPr>
+              <w:t>—</w:t>
+            </w:r>
+          </w:p>
+        </w:tc>
+        <w:tc>
+          <w:tcPr>
+            <w:tcW w:type="dxa" w:w="1615"/>
+            <w:shd w:val="clear" w:color="auto" w:fill="FFC7CE"/>
+            <w:tcBorders>
+              <w:top w:val="single" w:sz="4" w:space="0" w:color="AAAAAA"/>
+              <w:left w:val="single" w:sz="4" w:space="0" w:color="AAAAAA"/>
+              <w:bottom w:val="single" w:sz="4" w:space="0" w:color="AAAAAA"/>
+              <w:right w:val="single" w:sz="4" w:space="0" w:color="AAAAAA"/>
+              <w:insideH w:val="single" w:sz="4" w:space="0" w:color="AAAAAA"/>
+              <w:insideV w:val="single" w:sz="4" w:space="0" w:color="AAAAAA"/>
+            </w:tcBorders>
+          </w:tcPr>
+          <w:p>
+            <w:r>
+              <w:rPr>
+                <w:sz w:val="18"/>
+              </w:rPr>
+              <w:t>BEGIN RSA/EC/OPENSSH PRIVATE KEY found</w:t>
+            </w:r>
+          </w:p>
+        </w:tc>
+        <w:tc>
+          <w:tcPr>
+            <w:tcW w:type="dxa" w:w="1615"/>
+            <w:shd w:val="clear" w:color="auto" w:fill="F2F2F2"/>
+            <w:tcBorders>
+              <w:top w:val="single" w:sz="4" w:space="0" w:color="AAAAAA"/>
+              <w:left w:val="single" w:sz="4" w:space="0" w:color="AAAAAA"/>
+              <w:bottom w:val="single" w:sz="4" w:space="0" w:color="AAAAAA"/>
+              <w:right w:val="single" w:sz="4" w:space="0" w:color="AAAAAA"/>
+              <w:insideH w:val="single" w:sz="4" w:space="0" w:color="AAAAAA"/>
+              <w:insideV w:val="single" w:sz="4" w:space="0" w:color="AAAAAA"/>
+            </w:tcBorders>
+          </w:tcPr>
+          <w:p>
+            <w:r>
+              <w:rPr>
+                <w:sz w:val="18"/>
+              </w:rPr>
+              <w:t>CWE-321</w:t>
+            </w:r>
+          </w:p>
+        </w:tc>
+      </w:tr>
+      <w:tr>
+        <w:tc>
+          <w:tcPr>
+            <w:tcW w:type="dxa" w:w="1615"/>
+            <w:shd w:val="clear" w:color="auto" w:fill="FFFFFF"/>
+            <w:tcBorders>
+              <w:top w:val="single" w:sz="4" w:space="0" w:color="AAAAAA"/>
+              <w:left w:val="single" w:sz="4" w:space="0" w:color="AAAAAA"/>
+              <w:bottom w:val="single" w:sz="4" w:space="0" w:color="AAAAAA"/>
+              <w:right w:val="single" w:sz="4" w:space="0" w:color="AAAAAA"/>
+              <w:insideH w:val="single" w:sz="4" w:space="0" w:color="AAAAAA"/>
+              <w:insideV w:val="single" w:sz="4" w:space="0" w:color="AAAAAA"/>
+            </w:tcBorders>
+          </w:tcPr>
+          <w:p>
+            <w:r>
+              <w:rPr>
+                <w:b/>
+                <w:sz w:val="18"/>
+              </w:rPr>
+              <w:t>Path traversal (grep)</w:t>
+            </w:r>
+          </w:p>
+        </w:tc>
+        <w:tc>
+          <w:tcPr>
+            <w:tcW w:type="dxa" w:w="1615"/>
+            <w:shd w:val="clear" w:color="auto" w:fill="FFD966"/>
+            <w:tcBorders>
+              <w:top w:val="single" w:sz="4" w:space="0" w:color="AAAAAA"/>
+              <w:left w:val="single" w:sz="4" w:space="0" w:color="AAAAAA"/>
+              <w:bottom w:val="single" w:sz="4" w:space="0" w:color="AAAAAA"/>
+              <w:right w:val="single" w:sz="4" w:space="0" w:color="AAAAAA"/>
+              <w:insideH w:val="single" w:sz="4" w:space="0" w:color="AAAAAA"/>
+              <w:insideV w:val="single" w:sz="4" w:space="0" w:color="AAAAAA"/>
+            </w:tcBorders>
+          </w:tcPr>
+          <w:p>
+            <w:pPr>
+              <w:jc w:val="center"/>
+            </w:pPr>
+            <w:r>
+              <w:rPr>
+                <w:b/>
+                <w:sz w:val="18"/>
+              </w:rPr>
+              <w:t>L4</w:t>
+            </w:r>
+          </w:p>
+        </w:tc>
+        <w:tc>
+          <w:tcPr>
+            <w:tcW w:type="dxa" w:w="1615"/>
+            <w:shd w:val="clear" w:color="auto" w:fill="C6EFCE"/>
+            <w:tcBorders>
+              <w:top w:val="single" w:sz="4" w:space="0" w:color="AAAAAA"/>
+              <w:left w:val="single" w:sz="4" w:space="0" w:color="AAAAAA"/>
+              <w:bottom w:val="single" w:sz="4" w:space="0" w:color="AAAAAA"/>
+              <w:right w:val="single" w:sz="4" w:space="0" w:color="AAAAAA"/>
+              <w:insideH w:val="single" w:sz="4" w:space="0" w:color="AAAAAA"/>
+              <w:insideV w:val="single" w:sz="4" w:space="0" w:color="AAAAAA"/>
+            </w:tcBorders>
+          </w:tcPr>
+          <w:p>
+            <w:r>
+              <w:rPr>
+                <w:sz w:val="18"/>
+              </w:rPr>
+              <w:t>No ../ pattern found</w:t>
+            </w:r>
+          </w:p>
+        </w:tc>
+        <w:tc>
+          <w:tcPr>
+            <w:tcW w:type="dxa" w:w="1615"/>
+            <w:shd w:val="clear" w:color="auto" w:fill="FFFFFF"/>
+            <w:tcBorders>
+              <w:top w:val="single" w:sz="4" w:space="0" w:color="AAAAAA"/>
+              <w:left w:val="single" w:sz="4" w:space="0" w:color="AAAAAA"/>
+              <w:bottom w:val="single" w:sz="4" w:space="0" w:color="AAAAAA"/>
+              <w:right w:val="single" w:sz="4" w:space="0" w:color="AAAAAA"/>
+              <w:insideH w:val="single" w:sz="4" w:space="0" w:color="AAAAAA"/>
+              <w:insideV w:val="single" w:sz="4" w:space="0" w:color="AAAAAA"/>
+            </w:tcBorders>
+          </w:tcPr>
+          <w:p>
+            <w:r>
+              <w:rPr>
+                <w:sz w:val="18"/>
+              </w:rPr>
+              <w:t>—</w:t>
+            </w:r>
+          </w:p>
+        </w:tc>
+        <w:tc>
+          <w:tcPr>
+            <w:tcW w:type="dxa" w:w="1615"/>
+            <w:shd w:val="clear" w:color="auto" w:fill="FFC7CE"/>
+            <w:tcBorders>
+              <w:top w:val="single" w:sz="4" w:space="0" w:color="AAAAAA"/>
+              <w:left w:val="single" w:sz="4" w:space="0" w:color="AAAAAA"/>
+              <w:bottom w:val="single" w:sz="4" w:space="0" w:color="AAAAAA"/>
+              <w:right w:val="single" w:sz="4" w:space="0" w:color="AAAAAA"/>
+              <w:insideH w:val="single" w:sz="4" w:space="0" w:color="AAAAAA"/>
+              <w:insideV w:val="single" w:sz="4" w:space="0" w:color="AAAAAA"/>
+            </w:tcBorders>
+          </w:tcPr>
+          <w:p>
+            <w:r>
+              <w:rPr>
+                <w:sz w:val="18"/>
+              </w:rPr>
+              <w:t>../ or %2e%2e%2f found in code</w:t>
+            </w:r>
+          </w:p>
+        </w:tc>
+        <w:tc>
+          <w:tcPr>
+            <w:tcW w:type="dxa" w:w="1615"/>
+            <w:shd w:val="clear" w:color="auto" w:fill="FFFFFF"/>
+            <w:tcBorders>
+              <w:top w:val="single" w:sz="4" w:space="0" w:color="AAAAAA"/>
+              <w:left w:val="single" w:sz="4" w:space="0" w:color="AAAAAA"/>
+              <w:bottom w:val="single" w:sz="4" w:space="0" w:color="AAAAAA"/>
+              <w:right w:val="single" w:sz="4" w:space="0" w:color="AAAAAA"/>
+              <w:insideH w:val="single" w:sz="4" w:space="0" w:color="AAAAAA"/>
+              <w:insideV w:val="single" w:sz="4" w:space="0" w:color="AAAAAA"/>
+            </w:tcBorders>
+          </w:tcPr>
+          <w:p>
+            <w:r>
+              <w:rPr>
+                <w:sz w:val="18"/>
+              </w:rPr>
+              <w:t>CWE-22</w:t>
+            </w:r>
+          </w:p>
+        </w:tc>
+      </w:tr>
+      <w:tr>
+        <w:tc>
+          <w:tcPr>
+            <w:tcW w:type="dxa" w:w="1615"/>
+            <w:shd w:val="clear" w:color="auto" w:fill="F2F2F2"/>
+            <w:tcBorders>
+              <w:top w:val="single" w:sz="4" w:space="0" w:color="AAAAAA"/>
+              <w:left w:val="single" w:sz="4" w:space="0" w:color="AAAAAA"/>
+              <w:bottom w:val="single" w:sz="4" w:space="0" w:color="AAAAAA"/>
+              <w:right w:val="single" w:sz="4" w:space="0" w:color="AAAAAA"/>
+              <w:insideH w:val="single" w:sz="4" w:space="0" w:color="AAAAAA"/>
+              <w:insideV w:val="single" w:sz="4" w:space="0" w:color="AAAAAA"/>
+            </w:tcBorders>
+          </w:tcPr>
+          <w:p>
+            <w:r>
+              <w:rPr>
+                <w:b/>
+                <w:sz w:val="18"/>
+              </w:rPr>
+              <w:t>Potential SSRF (grep)</w:t>
+            </w:r>
+          </w:p>
+        </w:tc>
+        <w:tc>
+          <w:tcPr>
+            <w:tcW w:type="dxa" w:w="1615"/>
+            <w:shd w:val="clear" w:color="auto" w:fill="FFD966"/>
+            <w:tcBorders>
+              <w:top w:val="single" w:sz="4" w:space="0" w:color="AAAAAA"/>
+              <w:left w:val="single" w:sz="4" w:space="0" w:color="AAAAAA"/>
+              <w:bottom w:val="single" w:sz="4" w:space="0" w:color="AAAAAA"/>
+              <w:right w:val="single" w:sz="4" w:space="0" w:color="AAAAAA"/>
+              <w:insideH w:val="single" w:sz="4" w:space="0" w:color="AAAAAA"/>
+              <w:insideV w:val="single" w:sz="4" w:space="0" w:color="AAAAAA"/>
+            </w:tcBorders>
+          </w:tcPr>
+          <w:p>
+            <w:pPr>
+              <w:jc w:val="center"/>
+            </w:pPr>
+            <w:r>
+              <w:rPr>
+                <w:b/>
+                <w:sz w:val="18"/>
+              </w:rPr>
+              <w:t>L4</w:t>
+            </w:r>
+          </w:p>
+        </w:tc>
+        <w:tc>
+          <w:tcPr>
+            <w:tcW w:type="dxa" w:w="1615"/>
+            <w:shd w:val="clear" w:color="auto" w:fill="F2F2F2"/>
+            <w:tcBorders>
+              <w:top w:val="single" w:sz="4" w:space="0" w:color="AAAAAA"/>
+              <w:left w:val="single" w:sz="4" w:space="0" w:color="AAAAAA"/>
+              <w:bottom w:val="single" w:sz="4" w:space="0" w:color="AAAAAA"/>
+              <w:right w:val="single" w:sz="4" w:space="0" w:color="AAAAAA"/>
+              <w:insideH w:val="single" w:sz="4" w:space="0" w:color="AAAAAA"/>
+              <w:insideV w:val="single" w:sz="4" w:space="0" w:color="AAAAAA"/>
+            </w:tcBorders>
+          </w:tcPr>
+          <w:p>
+            <w:r>
+              <w:rPr>
+                <w:sz w:val="18"/>
+              </w:rPr>
+              <w:t>—</w:t>
+            </w:r>
+          </w:p>
+        </w:tc>
+        <w:tc>
+          <w:tcPr>
+            <w:tcW w:type="dxa" w:w="1615"/>
+            <w:shd w:val="clear" w:color="auto" w:fill="FFEB9C"/>
+            <w:tcBorders>
+              <w:top w:val="single" w:sz="4" w:space="0" w:color="AAAAAA"/>
+              <w:left w:val="single" w:sz="4" w:space="0" w:color="AAAAAA"/>
+              <w:bottom w:val="single" w:sz="4" w:space="0" w:color="AAAAAA"/>
+              <w:right w:val="single" w:sz="4" w:space="0" w:color="AAAAAA"/>
+              <w:insideH w:val="single" w:sz="4" w:space="0" w:color="AAAAAA"/>
+              <w:insideV w:val="single" w:sz="4" w:space="0" w:color="AAAAAA"/>
+            </w:tcBorders>
+          </w:tcPr>
+          <w:p>
+            <w:r>
+              <w:rPr>
+                <w:sz w:val="18"/>
+              </w:rPr>
+              <w:t>URL parameter passed to HTTP client</w:t>
+            </w:r>
+          </w:p>
+        </w:tc>
+        <w:tc>
+          <w:tcPr>
+            <w:tcW w:type="dxa" w:w="1615"/>
+            <w:shd w:val="clear" w:color="auto" w:fill="F2F2F2"/>
+            <w:tcBorders>
+              <w:top w:val="single" w:sz="4" w:space="0" w:color="AAAAAA"/>
+              <w:left w:val="single" w:sz="4" w:space="0" w:color="AAAAAA"/>
+              <w:bottom w:val="single" w:sz="4" w:space="0" w:color="AAAAAA"/>
+              <w:right w:val="single" w:sz="4" w:space="0" w:color="AAAAAA"/>
+              <w:insideH w:val="single" w:sz="4" w:space="0" w:color="AAAAAA"/>
+              <w:insideV w:val="single" w:sz="4" w:space="0" w:color="AAAAAA"/>
+            </w:tcBorders>
+          </w:tcPr>
+          <w:p>
+            <w:r>
+              <w:rPr>
+                <w:sz w:val="18"/>
+              </w:rPr>
+              <w:t>—</w:t>
+            </w:r>
+          </w:p>
+        </w:tc>
+        <w:tc>
+          <w:tcPr>
+            <w:tcW w:type="dxa" w:w="1615"/>
+            <w:shd w:val="clear" w:color="auto" w:fill="F2F2F2"/>
+            <w:tcBorders>
+              <w:top w:val="single" w:sz="4" w:space="0" w:color="AAAAAA"/>
+              <w:left w:val="single" w:sz="4" w:space="0" w:color="AAAAAA"/>
+              <w:bottom w:val="single" w:sz="4" w:space="0" w:color="AAAAAA"/>
+              <w:right w:val="single" w:sz="4" w:space="0" w:color="AAAAAA"/>
+              <w:insideH w:val="single" w:sz="4" w:space="0" w:color="AAAAAA"/>
+              <w:insideV w:val="single" w:sz="4" w:space="0" w:color="AAAAAA"/>
+            </w:tcBorders>
+          </w:tcPr>
+          <w:p>
+            <w:r>
+              <w:rPr>
+                <w:sz w:val="18"/>
+              </w:rPr>
+              <w:t>CWE-918</w:t>
+            </w:r>
+          </w:p>
+        </w:tc>
+      </w:tr>
+      <w:tr>
+        <w:tc>
+          <w:tcPr>
+            <w:tcW w:type="dxa" w:w="1615"/>
+            <w:shd w:val="clear" w:color="auto" w:fill="FFFFFF"/>
+            <w:tcBorders>
+              <w:top w:val="single" w:sz="4" w:space="0" w:color="AAAAAA"/>
+              <w:left w:val="single" w:sz="4" w:space="0" w:color="AAAAAA"/>
+              <w:bottom w:val="single" w:sz="4" w:space="0" w:color="AAAAAA"/>
+              <w:right w:val="single" w:sz="4" w:space="0" w:color="AAAAAA"/>
+              <w:insideH w:val="single" w:sz="4" w:space="0" w:color="AAAAAA"/>
+              <w:insideV w:val="single" w:sz="4" w:space="0" w:color="AAAAAA"/>
+            </w:tcBorders>
+          </w:tcPr>
+          <w:p>
+            <w:r>
+              <w:rPr>
+                <w:b/>
+                <w:sz w:val="18"/>
+              </w:rPr>
+              <w:t>Weak crypto algorithm (grep)</w:t>
+            </w:r>
+          </w:p>
+        </w:tc>
+        <w:tc>
+          <w:tcPr>
+            <w:tcW w:type="dxa" w:w="1615"/>
+            <w:shd w:val="clear" w:color="auto" w:fill="FFD966"/>
+            <w:tcBorders>
+              <w:top w:val="single" w:sz="4" w:space="0" w:color="AAAAAA"/>
+              <w:left w:val="single" w:sz="4" w:space="0" w:color="AAAAAA"/>
+              <w:bottom w:val="single" w:sz="4" w:space="0" w:color="AAAAAA"/>
+              <w:right w:val="single" w:sz="4" w:space="0" w:color="AAAAAA"/>
+              <w:insideH w:val="single" w:sz="4" w:space="0" w:color="AAAAAA"/>
+              <w:insideV w:val="single" w:sz="4" w:space="0" w:color="AAAAAA"/>
+            </w:tcBorders>
+          </w:tcPr>
+          <w:p>
+            <w:pPr>
+              <w:jc w:val="center"/>
+            </w:pPr>
+            <w:r>
+              <w:rPr>
+                <w:b/>
+                <w:sz w:val="18"/>
+              </w:rPr>
+              <w:t>L4</w:t>
+            </w:r>
+          </w:p>
+        </w:tc>
+        <w:tc>
+          <w:tcPr>
+            <w:tcW w:type="dxa" w:w="1615"/>
+            <w:shd w:val="clear" w:color="auto" w:fill="FFFFFF"/>
+            <w:tcBorders>
+              <w:top w:val="single" w:sz="4" w:space="0" w:color="AAAAAA"/>
+              <w:left w:val="single" w:sz="4" w:space="0" w:color="AAAAAA"/>
+              <w:bottom w:val="single" w:sz="4" w:space="0" w:color="AAAAAA"/>
+              <w:right w:val="single" w:sz="4" w:space="0" w:color="AAAAAA"/>
+              <w:insideH w:val="single" w:sz="4" w:space="0" w:color="AAAAAA"/>
+              <w:insideV w:val="single" w:sz="4" w:space="0" w:color="AAAAAA"/>
+            </w:tcBorders>
+          </w:tcPr>
+          <w:p>
+            <w:r>
+              <w:rPr>
+                <w:sz w:val="18"/>
+              </w:rPr>
+              <w:t>—</w:t>
+            </w:r>
+          </w:p>
+        </w:tc>
+        <w:tc>
+          <w:tcPr>
+            <w:tcW w:type="dxa" w:w="1615"/>
+            <w:shd w:val="clear" w:color="auto" w:fill="FFEB9C"/>
+            <w:tcBorders>
+              <w:top w:val="single" w:sz="4" w:space="0" w:color="AAAAAA"/>
+              <w:left w:val="single" w:sz="4" w:space="0" w:color="AAAAAA"/>
+              <w:bottom w:val="single" w:sz="4" w:space="0" w:color="AAAAAA"/>
+              <w:right w:val="single" w:sz="4" w:space="0" w:color="AAAAAA"/>
+              <w:insideH w:val="single" w:sz="4" w:space="0" w:color="AAAAAA"/>
+              <w:insideV w:val="single" w:sz="4" w:space="0" w:color="AAAAAA"/>
+            </w:tcBorders>
+          </w:tcPr>
+          <w:p>
+            <w:r>
+              <w:rPr>
+                <w:sz w:val="18"/>
+              </w:rPr>
+              <w:t>MD5/SHA1/DES/RC4 usage found</w:t>
+            </w:r>
+          </w:p>
+        </w:tc>
+        <w:tc>
+          <w:tcPr>
+            <w:tcW w:type="dxa" w:w="1615"/>
+            <w:shd w:val="clear" w:color="auto" w:fill="FFFFFF"/>
+            <w:tcBorders>
+              <w:top w:val="single" w:sz="4" w:space="0" w:color="AAAAAA"/>
+              <w:left w:val="single" w:sz="4" w:space="0" w:color="AAAAAA"/>
+              <w:bottom w:val="single" w:sz="4" w:space="0" w:color="AAAAAA"/>
+              <w:right w:val="single" w:sz="4" w:space="0" w:color="AAAAAA"/>
+              <w:insideH w:val="single" w:sz="4" w:space="0" w:color="AAAAAA"/>
+              <w:insideV w:val="single" w:sz="4" w:space="0" w:color="AAAAAA"/>
+            </w:tcBorders>
+          </w:tcPr>
+          <w:p>
+            <w:r>
+              <w:rPr>
+                <w:sz w:val="18"/>
+              </w:rPr>
+              <w:t>—</w:t>
+            </w:r>
+          </w:p>
+        </w:tc>
+        <w:tc>
+          <w:tcPr>
+            <w:tcW w:type="dxa" w:w="1615"/>
+            <w:shd w:val="clear" w:color="auto" w:fill="FFFFFF"/>
+            <w:tcBorders>
+              <w:top w:val="single" w:sz="4" w:space="0" w:color="AAAAAA"/>
+              <w:left w:val="single" w:sz="4" w:space="0" w:color="AAAAAA"/>
+              <w:bottom w:val="single" w:sz="4" w:space="0" w:color="AAAAAA"/>
+              <w:right w:val="single" w:sz="4" w:space="0" w:color="AAAAAA"/>
+              <w:insideH w:val="single" w:sz="4" w:space="0" w:color="AAAAAA"/>
+              <w:insideV w:val="single" w:sz="4" w:space="0" w:color="AAAAAA"/>
+            </w:tcBorders>
+          </w:tcPr>
+          <w:p>
+            <w:r>
+              <w:rPr>
+                <w:sz w:val="18"/>
+              </w:rPr>
+              <w:t>CWE-327</w:t>
+            </w:r>
+          </w:p>
+        </w:tc>
+      </w:tr>
+      <w:tr>
+        <w:tc>
+          <w:tcPr>
+            <w:tcW w:type="dxa" w:w="1615"/>
+            <w:shd w:val="clear" w:color="auto" w:fill="F2F2F2"/>
+            <w:tcBorders>
+              <w:top w:val="single" w:sz="4" w:space="0" w:color="AAAAAA"/>
+              <w:left w:val="single" w:sz="4" w:space="0" w:color="AAAAAA"/>
+              <w:bottom w:val="single" w:sz="4" w:space="0" w:color="AAAAAA"/>
+              <w:right w:val="single" w:sz="4" w:space="0" w:color="AAAAAA"/>
+              <w:insideH w:val="single" w:sz="4" w:space="0" w:color="AAAAAA"/>
+              <w:insideV w:val="single" w:sz="4" w:space="0" w:color="AAAAAA"/>
+            </w:tcBorders>
+          </w:tcPr>
+          <w:p>
+            <w:r>
+              <w:rPr>
+                <w:b/>
+                <w:sz w:val="18"/>
+              </w:rPr>
+              <w:t>Weak PRNG (grep)</w:t>
+            </w:r>
+          </w:p>
+        </w:tc>
+        <w:tc>
+          <w:tcPr>
+            <w:tcW w:type="dxa" w:w="1615"/>
+            <w:shd w:val="clear" w:color="auto" w:fill="FFD966"/>
+            <w:tcBorders>
+              <w:top w:val="single" w:sz="4" w:space="0" w:color="AAAAAA"/>
+              <w:left w:val="single" w:sz="4" w:space="0" w:color="AAAAAA"/>
+              <w:bottom w:val="single" w:sz="4" w:space="0" w:color="AAAAAA"/>
+              <w:right w:val="single" w:sz="4" w:space="0" w:color="AAAAAA"/>
+              <w:insideH w:val="single" w:sz="4" w:space="0" w:color="AAAAAA"/>
+              <w:insideV w:val="single" w:sz="4" w:space="0" w:color="AAAAAA"/>
+            </w:tcBorders>
+          </w:tcPr>
+          <w:p>
+            <w:pPr>
+              <w:jc w:val="center"/>
+            </w:pPr>
+            <w:r>
+              <w:rPr>
+                <w:b/>
+                <w:sz w:val="18"/>
+              </w:rPr>
+              <w:t>L4</w:t>
+            </w:r>
+          </w:p>
+        </w:tc>
+        <w:tc>
+          <w:tcPr>
+            <w:tcW w:type="dxa" w:w="1615"/>
+            <w:shd w:val="clear" w:color="auto" w:fill="F2F2F2"/>
+            <w:tcBorders>
+              <w:top w:val="single" w:sz="4" w:space="0" w:color="AAAAAA"/>
+              <w:left w:val="single" w:sz="4" w:space="0" w:color="AAAAAA"/>
+              <w:bottom w:val="single" w:sz="4" w:space="0" w:color="AAAAAA"/>
+              <w:right w:val="single" w:sz="4" w:space="0" w:color="AAAAAA"/>
+              <w:insideH w:val="single" w:sz="4" w:space="0" w:color="AAAAAA"/>
+              <w:insideV w:val="single" w:sz="4" w:space="0" w:color="AAAAAA"/>
+            </w:tcBorders>
+          </w:tcPr>
+          <w:p>
+            <w:r>
+              <w:rPr>
+                <w:sz w:val="18"/>
+              </w:rPr>
+              <w:t>—</w:t>
+            </w:r>
+          </w:p>
+        </w:tc>
+        <w:tc>
+          <w:tcPr>
+            <w:tcW w:type="dxa" w:w="1615"/>
+            <w:shd w:val="clear" w:color="auto" w:fill="FFEB9C"/>
+            <w:tcBorders>
+              <w:top w:val="single" w:sz="4" w:space="0" w:color="AAAAAA"/>
+              <w:left w:val="single" w:sz="4" w:space="0" w:color="AAAAAA"/>
+              <w:bottom w:val="single" w:sz="4" w:space="0" w:color="AAAAAA"/>
+              <w:right w:val="single" w:sz="4" w:space="0" w:color="AAAAAA"/>
+              <w:insideH w:val="single" w:sz="4" w:space="0" w:color="AAAAAA"/>
+              <w:insideV w:val="single" w:sz="4" w:space="0" w:color="AAAAAA"/>
+            </w:tcBorders>
+          </w:tcPr>
+          <w:p>
+            <w:r>
+              <w:rPr>
+                <w:sz w:val="18"/>
+              </w:rPr>
+              <w:t>Math.random() / rand() used</w:t>
+            </w:r>
+          </w:p>
+        </w:tc>
+        <w:tc>
+          <w:tcPr>
+            <w:tcW w:type="dxa" w:w="1615"/>
+            <w:shd w:val="clear" w:color="auto" w:fill="F2F2F2"/>
+            <w:tcBorders>
+              <w:top w:val="single" w:sz="4" w:space="0" w:color="AAAAAA"/>
+              <w:left w:val="single" w:sz="4" w:space="0" w:color="AAAAAA"/>
+              <w:bottom w:val="single" w:sz="4" w:space="0" w:color="AAAAAA"/>
+              <w:right w:val="single" w:sz="4" w:space="0" w:color="AAAAAA"/>
+              <w:insideH w:val="single" w:sz="4" w:space="0" w:color="AAAAAA"/>
+              <w:insideV w:val="single" w:sz="4" w:space="0" w:color="AAAAAA"/>
+            </w:tcBorders>
+          </w:tcPr>
+          <w:p>
+            <w:r>
+              <w:rPr>
+                <w:sz w:val="18"/>
+              </w:rPr>
+              <w:t>—</w:t>
+            </w:r>
+          </w:p>
+        </w:tc>
+        <w:tc>
+          <w:tcPr>
+            <w:tcW w:type="dxa" w:w="1615"/>
+            <w:shd w:val="clear" w:color="auto" w:fill="F2F2F2"/>
+            <w:tcBorders>
+              <w:top w:val="single" w:sz="4" w:space="0" w:color="AAAAAA"/>
+              <w:left w:val="single" w:sz="4" w:space="0" w:color="AAAAAA"/>
+              <w:bottom w:val="single" w:sz="4" w:space="0" w:color="AAAAAA"/>
+              <w:right w:val="single" w:sz="4" w:space="0" w:color="AAAAAA"/>
+              <w:insideH w:val="single" w:sz="4" w:space="0" w:color="AAAAAA"/>
+              <w:insideV w:val="single" w:sz="4" w:space="0" w:color="AAAAAA"/>
+            </w:tcBorders>
+          </w:tcPr>
+          <w:p>
+            <w:r>
+              <w:rPr>
+                <w:sz w:val="18"/>
+              </w:rPr>
+              <w:t>CWE-338</w:t>
+            </w:r>
+          </w:p>
+        </w:tc>
+      </w:tr>
+      <w:tr>
+        <w:tc>
+          <w:tcPr>
+            <w:tcW w:type="dxa" w:w="1615"/>
+            <w:shd w:val="clear" w:color="auto" w:fill="FFFFFF"/>
+            <w:tcBorders>
+              <w:top w:val="single" w:sz="4" w:space="0" w:color="AAAAAA"/>
+              <w:left w:val="single" w:sz="4" w:space="0" w:color="AAAAAA"/>
+              <w:bottom w:val="single" w:sz="4" w:space="0" w:color="AAAAAA"/>
+              <w:right w:val="single" w:sz="4" w:space="0" w:color="AAAAAA"/>
+              <w:insideH w:val="single" w:sz="4" w:space="0" w:color="AAAAAA"/>
+              <w:insideV w:val="single" w:sz="4" w:space="0" w:color="AAAAAA"/>
+            </w:tcBorders>
+          </w:tcPr>
+          <w:p>
+            <w:r>
+              <w:rPr>
+                <w:b/>
+                <w:sz w:val="18"/>
+              </w:rPr>
+              <w:t>Logging suppression (grep)</w:t>
+            </w:r>
+          </w:p>
+        </w:tc>
+        <w:tc>
+          <w:tcPr>
+            <w:tcW w:type="dxa" w:w="1615"/>
+            <w:shd w:val="clear" w:color="auto" w:fill="FFD966"/>
+            <w:tcBorders>
+              <w:top w:val="single" w:sz="4" w:space="0" w:color="AAAAAA"/>
+              <w:left w:val="single" w:sz="4" w:space="0" w:color="AAAAAA"/>
+              <w:bottom w:val="single" w:sz="4" w:space="0" w:color="AAAAAA"/>
+              <w:right w:val="single" w:sz="4" w:space="0" w:color="AAAAAA"/>
+              <w:insideH w:val="single" w:sz="4" w:space="0" w:color="AAAAAA"/>
+              <w:insideV w:val="single" w:sz="4" w:space="0" w:color="AAAAAA"/>
+            </w:tcBorders>
+          </w:tcPr>
+          <w:p>
+            <w:pPr>
+              <w:jc w:val="center"/>
+            </w:pPr>
+            <w:r>
+              <w:rPr>
+                <w:b/>
+                <w:sz w:val="18"/>
+              </w:rPr>
+              <w:t>L4</w:t>
+            </w:r>
+          </w:p>
+        </w:tc>
+        <w:tc>
+          <w:tcPr>
+            <w:tcW w:type="dxa" w:w="1615"/>
+            <w:shd w:val="clear" w:color="auto" w:fill="FFFFFF"/>
+            <w:tcBorders>
+              <w:top w:val="single" w:sz="4" w:space="0" w:color="AAAAAA"/>
+              <w:left w:val="single" w:sz="4" w:space="0" w:color="AAAAAA"/>
+              <w:bottom w:val="single" w:sz="4" w:space="0" w:color="AAAAAA"/>
+              <w:right w:val="single" w:sz="4" w:space="0" w:color="AAAAAA"/>
+              <w:insideH w:val="single" w:sz="4" w:space="0" w:color="AAAAAA"/>
+              <w:insideV w:val="single" w:sz="4" w:space="0" w:color="AAAAAA"/>
+            </w:tcBorders>
+          </w:tcPr>
+          <w:p>
+            <w:r>
+              <w:rPr>
+                <w:sz w:val="18"/>
+              </w:rPr>
+              <w:t>—</w:t>
+            </w:r>
+          </w:p>
+        </w:tc>
+        <w:tc>
+          <w:tcPr>
+            <w:tcW w:type="dxa" w:w="1615"/>
+            <w:shd w:val="clear" w:color="auto" w:fill="FFEB9C"/>
+            <w:tcBorders>
+              <w:top w:val="single" w:sz="4" w:space="0" w:color="AAAAAA"/>
+              <w:left w:val="single" w:sz="4" w:space="0" w:color="AAAAAA"/>
+              <w:bottom w:val="single" w:sz="4" w:space="0" w:color="AAAAAA"/>
+              <w:right w:val="single" w:sz="4" w:space="0" w:color="AAAAAA"/>
+              <w:insideH w:val="single" w:sz="4" w:space="0" w:color="AAAAAA"/>
+              <w:insideV w:val="single" w:sz="4" w:space="0" w:color="AAAAAA"/>
+            </w:tcBorders>
+          </w:tcPr>
+          <w:p>
+            <w:r>
+              <w:rPr>
+                <w:sz w:val="18"/>
+              </w:rPr>
+              <w:t>logging.disable() found</w:t>
+            </w:r>
+          </w:p>
+        </w:tc>
+        <w:tc>
+          <w:tcPr>
+            <w:tcW w:type="dxa" w:w="1615"/>
+            <w:shd w:val="clear" w:color="auto" w:fill="FFFFFF"/>
+            <w:tcBorders>
+              <w:top w:val="single" w:sz="4" w:space="0" w:color="AAAAAA"/>
+              <w:left w:val="single" w:sz="4" w:space="0" w:color="AAAAAA"/>
+              <w:bottom w:val="single" w:sz="4" w:space="0" w:color="AAAAAA"/>
+              <w:right w:val="single" w:sz="4" w:space="0" w:color="AAAAAA"/>
+              <w:insideH w:val="single" w:sz="4" w:space="0" w:color="AAAAAA"/>
+              <w:insideV w:val="single" w:sz="4" w:space="0" w:color="AAAAAA"/>
+            </w:tcBorders>
+          </w:tcPr>
+          <w:p>
+            <w:r>
+              <w:rPr>
+                <w:sz w:val="18"/>
+              </w:rPr>
+              <w:t>—</w:t>
+            </w:r>
+          </w:p>
+        </w:tc>
+        <w:tc>
+          <w:tcPr>
+            <w:tcW w:type="dxa" w:w="1615"/>
+            <w:shd w:val="clear" w:color="auto" w:fill="FFFFFF"/>
+            <w:tcBorders>
+              <w:top w:val="single" w:sz="4" w:space="0" w:color="AAAAAA"/>
+              <w:left w:val="single" w:sz="4" w:space="0" w:color="AAAAAA"/>
+              <w:bottom w:val="single" w:sz="4" w:space="0" w:color="AAAAAA"/>
+              <w:right w:val="single" w:sz="4" w:space="0" w:color="AAAAAA"/>
+              <w:insideH w:val="single" w:sz="4" w:space="0" w:color="AAAAAA"/>
+              <w:insideV w:val="single" w:sz="4" w:space="0" w:color="AAAAAA"/>
+            </w:tcBorders>
+          </w:tcPr>
+          <w:p>
+            <w:r>
+              <w:rPr>
+                <w:sz w:val="18"/>
+              </w:rPr>
+              <w:t>OWASP A09</w:t>
+            </w:r>
+          </w:p>
+        </w:tc>
+      </w:tr>
+      <w:tr>
+        <w:tc>
+          <w:tcPr>
+            <w:tcW w:type="dxa" w:w="1615"/>
+            <w:shd w:val="clear" w:color="auto" w:fill="F2F2F2"/>
+            <w:tcBorders>
+              <w:top w:val="single" w:sz="4" w:space="0" w:color="AAAAAA"/>
+              <w:left w:val="single" w:sz="4" w:space="0" w:color="AAAAAA"/>
+              <w:bottom w:val="single" w:sz="4" w:space="0" w:color="AAAAAA"/>
+              <w:right w:val="single" w:sz="4" w:space="0" w:color="AAAAAA"/>
+              <w:insideH w:val="single" w:sz="4" w:space="0" w:color="AAAAAA"/>
+              <w:insideV w:val="single" w:sz="4" w:space="0" w:color="AAAAAA"/>
+            </w:tcBorders>
+          </w:tcPr>
+          <w:p>
+            <w:r>
+              <w:rPr>
+                <w:b/>
+                <w:sz w:val="18"/>
+              </w:rPr>
+              <w:t>Bandit (Python)</w:t>
+            </w:r>
+          </w:p>
+        </w:tc>
+        <w:tc>
+          <w:tcPr>
+            <w:tcW w:type="dxa" w:w="1615"/>
+            <w:shd w:val="clear" w:color="auto" w:fill="C6EFCE"/>
+            <w:tcBorders>
+              <w:top w:val="single" w:sz="4" w:space="0" w:color="AAAAAA"/>
+              <w:left w:val="single" w:sz="4" w:space="0" w:color="AAAAAA"/>
+              <w:bottom w:val="single" w:sz="4" w:space="0" w:color="AAAAAA"/>
+              <w:right w:val="single" w:sz="4" w:space="0" w:color="AAAAAA"/>
+              <w:insideH w:val="single" w:sz="4" w:space="0" w:color="AAAAAA"/>
+              <w:insideV w:val="single" w:sz="4" w:space="0" w:color="AAAAAA"/>
+            </w:tcBorders>
+          </w:tcPr>
+          <w:p>
+            <w:pPr>
+              <w:jc w:val="center"/>
+            </w:pPr>
+            <w:r>
+              <w:rPr>
+                <w:b/>
+                <w:sz w:val="18"/>
+              </w:rPr>
+              <w:t>L5</w:t>
+            </w:r>
+          </w:p>
+        </w:tc>
+        <w:tc>
+          <w:tcPr>
+            <w:tcW w:type="dxa" w:w="1615"/>
+            <w:shd w:val="clear" w:color="auto" w:fill="C6EFCE"/>
+            <w:tcBorders>
+              <w:top w:val="single" w:sz="4" w:space="0" w:color="AAAAAA"/>
+              <w:left w:val="single" w:sz="4" w:space="0" w:color="AAAAAA"/>
+              <w:bottom w:val="single" w:sz="4" w:space="0" w:color="AAAAAA"/>
+              <w:right w:val="single" w:sz="4" w:space="0" w:color="AAAAAA"/>
+              <w:insideH w:val="single" w:sz="4" w:space="0" w:color="AAAAAA"/>
+              <w:insideV w:val="single" w:sz="4" w:space="0" w:color="AAAAAA"/>
+            </w:tcBorders>
+          </w:tcPr>
+          <w:p>
+            <w:r>
+              <w:rPr>
+                <w:sz w:val="18"/>
+              </w:rPr>
+              <w:t>0 MEDIUM/HIGH findings</w:t>
+            </w:r>
+          </w:p>
+        </w:tc>
+        <w:tc>
+          <w:tcPr>
+            <w:tcW w:type="dxa" w:w="1615"/>
+            <w:shd w:val="clear" w:color="auto" w:fill="FFEB9C"/>
+            <w:tcBorders>
+              <w:top w:val="single" w:sz="4" w:space="0" w:color="AAAAAA"/>
+              <w:left w:val="single" w:sz="4" w:space="0" w:color="AAAAAA"/>
+              <w:bottom w:val="single" w:sz="4" w:space="0" w:color="AAAAAA"/>
+              <w:right w:val="single" w:sz="4" w:space="0" w:color="AAAAAA"/>
+              <w:insideH w:val="single" w:sz="4" w:space="0" w:color="AAAAAA"/>
+              <w:insideV w:val="single" w:sz="4" w:space="0" w:color="AAAAAA"/>
+            </w:tcBorders>
+          </w:tcPr>
+          <w:p>
+            <w:r>
+              <w:rPr>
+                <w:sz w:val="18"/>
+              </w:rPr>
+              <w:t>LOW severity only</w:t>
+            </w:r>
+          </w:p>
+        </w:tc>
+        <w:tc>
+          <w:tcPr>
+            <w:tcW w:type="dxa" w:w="1615"/>
+            <w:shd w:val="clear" w:color="auto" w:fill="FFC7CE"/>
+            <w:tcBorders>
+              <w:top w:val="single" w:sz="4" w:space="0" w:color="AAAAAA"/>
+              <w:left w:val="single" w:sz="4" w:space="0" w:color="AAAAAA"/>
+              <w:bottom w:val="single" w:sz="4" w:space="0" w:color="AAAAAA"/>
+              <w:right w:val="single" w:sz="4" w:space="0" w:color="AAAAAA"/>
+              <w:insideH w:val="single" w:sz="4" w:space="0" w:color="AAAAAA"/>
+              <w:insideV w:val="single" w:sz="4" w:space="0" w:color="AAAAAA"/>
+            </w:tcBorders>
+          </w:tcPr>
+          <w:p>
+            <w:r>
+              <w:rPr>
+                <w:sz w:val="18"/>
+              </w:rPr>
+              <w:t>Severity MEDIUM or HIGH</w:t>
+            </w:r>
+          </w:p>
+        </w:tc>
+        <w:tc>
+          <w:tcPr>
+            <w:tcW w:type="dxa" w:w="1615"/>
+            <w:shd w:val="clear" w:color="auto" w:fill="F2F2F2"/>
+            <w:tcBorders>
+              <w:top w:val="single" w:sz="4" w:space="0" w:color="AAAAAA"/>
+              <w:left w:val="single" w:sz="4" w:space="0" w:color="AAAAAA"/>
+              <w:bottom w:val="single" w:sz="4" w:space="0" w:color="AAAAAA"/>
+              <w:right w:val="single" w:sz="4" w:space="0" w:color="AAAAAA"/>
+              <w:insideH w:val="single" w:sz="4" w:space="0" w:color="AAAAAA"/>
+              <w:insideV w:val="single" w:sz="4" w:space="0" w:color="AAAAAA"/>
+            </w:tcBorders>
+          </w:tcPr>
+          <w:p>
+            <w:r>
+              <w:rPr>
+                <w:sz w:val="18"/>
+              </w:rPr>
+              <w:t>CWE-78, CWE-89, CWE-502</w:t>
+            </w:r>
+          </w:p>
+        </w:tc>
+      </w:tr>
+      <w:tr>
+        <w:tc>
+          <w:tcPr>
+            <w:tcW w:type="dxa" w:w="1615"/>
+            <w:shd w:val="clear" w:color="auto" w:fill="FFFFFF"/>
+            <w:tcBorders>
+              <w:top w:val="single" w:sz="4" w:space="0" w:color="AAAAAA"/>
+              <w:left w:val="single" w:sz="4" w:space="0" w:color="AAAAAA"/>
+              <w:bottom w:val="single" w:sz="4" w:space="0" w:color="AAAAAA"/>
+              <w:right w:val="single" w:sz="4" w:space="0" w:color="AAAAAA"/>
+              <w:insideH w:val="single" w:sz="4" w:space="0" w:color="AAAAAA"/>
+              <w:insideV w:val="single" w:sz="4" w:space="0" w:color="AAAAAA"/>
+            </w:tcBorders>
+          </w:tcPr>
+          <w:p>
+            <w:r>
+              <w:rPr>
+                <w:b/>
+                <w:sz w:val="18"/>
+              </w:rPr>
+              <w:t>eval/exec (Python)</w:t>
+            </w:r>
+          </w:p>
+        </w:tc>
+        <w:tc>
+          <w:tcPr>
+            <w:tcW w:type="dxa" w:w="1615"/>
+            <w:shd w:val="clear" w:color="auto" w:fill="C6EFCE"/>
+            <w:tcBorders>
+              <w:top w:val="single" w:sz="4" w:space="0" w:color="AAAAAA"/>
+              <w:left w:val="single" w:sz="4" w:space="0" w:color="AAAAAA"/>
+              <w:bottom w:val="single" w:sz="4" w:space="0" w:color="AAAAAA"/>
+              <w:right w:val="single" w:sz="4" w:space="0" w:color="AAAAAA"/>
+              <w:insideH w:val="single" w:sz="4" w:space="0" w:color="AAAAAA"/>
+              <w:insideV w:val="single" w:sz="4" w:space="0" w:color="AAAAAA"/>
+            </w:tcBorders>
+          </w:tcPr>
+          <w:p>
+            <w:pPr>
+              <w:jc w:val="center"/>
+            </w:pPr>
+            <w:r>
+              <w:rPr>
+                <w:b/>
+                <w:sz w:val="18"/>
+              </w:rPr>
+              <w:t>L5</w:t>
+            </w:r>
+          </w:p>
+        </w:tc>
+        <w:tc>
+          <w:tcPr>
+            <w:tcW w:type="dxa" w:w="1615"/>
+            <w:shd w:val="clear" w:color="auto" w:fill="C6EFCE"/>
+            <w:tcBorders>
+              <w:top w:val="single" w:sz="4" w:space="0" w:color="AAAAAA"/>
+              <w:left w:val="single" w:sz="4" w:space="0" w:color="AAAAAA"/>
+              <w:bottom w:val="single" w:sz="4" w:space="0" w:color="AAAAAA"/>
+              <w:right w:val="single" w:sz="4" w:space="0" w:color="AAAAAA"/>
+              <w:insideH w:val="single" w:sz="4" w:space="0" w:color="AAAAAA"/>
+              <w:insideV w:val="single" w:sz="4" w:space="0" w:color="AAAAAA"/>
+            </w:tcBorders>
+          </w:tcPr>
+          <w:p>
+            <w:r>
+              <w:rPr>
+                <w:sz w:val="18"/>
+              </w:rPr>
+              <w:t>Not present</w:t>
+            </w:r>
+          </w:p>
+        </w:tc>
+        <w:tc>
+          <w:tcPr>
+            <w:tcW w:type="dxa" w:w="1615"/>
+            <w:shd w:val="clear" w:color="auto" w:fill="FFFFFF"/>
+            <w:tcBorders>
+              <w:top w:val="single" w:sz="4" w:space="0" w:color="AAAAAA"/>
+              <w:left w:val="single" w:sz="4" w:space="0" w:color="AAAAAA"/>
+              <w:bottom w:val="single" w:sz="4" w:space="0" w:color="AAAAAA"/>
+              <w:right w:val="single" w:sz="4" w:space="0" w:color="AAAAAA"/>
+              <w:insideH w:val="single" w:sz="4" w:space="0" w:color="AAAAAA"/>
+              <w:insideV w:val="single" w:sz="4" w:space="0" w:color="AAAAAA"/>
+            </w:tcBorders>
+          </w:tcPr>
+          <w:p>
+            <w:r>
+              <w:rPr>
+                <w:sz w:val="18"/>
+              </w:rPr>
+              <w:t>—</w:t>
+            </w:r>
+          </w:p>
+        </w:tc>
+        <w:tc>
+          <w:tcPr>
+            <w:tcW w:type="dxa" w:w="1615"/>
+            <w:shd w:val="clear" w:color="auto" w:fill="FFC7CE"/>
+            <w:tcBorders>
+              <w:top w:val="single" w:sz="4" w:space="0" w:color="AAAAAA"/>
+              <w:left w:val="single" w:sz="4" w:space="0" w:color="AAAAAA"/>
+              <w:bottom w:val="single" w:sz="4" w:space="0" w:color="AAAAAA"/>
+              <w:right w:val="single" w:sz="4" w:space="0" w:color="AAAAAA"/>
+              <w:insideH w:val="single" w:sz="4" w:space="0" w:color="AAAAAA"/>
+              <w:insideV w:val="single" w:sz="4" w:space="0" w:color="AAAAAA"/>
+            </w:tcBorders>
+          </w:tcPr>
+          <w:p>
+            <w:r>
+              <w:rPr>
+                <w:sz w:val="18"/>
+              </w:rPr>
+              <w:t>eval() or exec() call found</w:t>
+            </w:r>
+          </w:p>
+        </w:tc>
+        <w:tc>
+          <w:tcPr>
+            <w:tcW w:type="dxa" w:w="1615"/>
+            <w:shd w:val="clear" w:color="auto" w:fill="FFFFFF"/>
+            <w:tcBorders>
+              <w:top w:val="single" w:sz="4" w:space="0" w:color="AAAAAA"/>
+              <w:left w:val="single" w:sz="4" w:space="0" w:color="AAAAAA"/>
+              <w:bottom w:val="single" w:sz="4" w:space="0" w:color="AAAAAA"/>
+              <w:right w:val="single" w:sz="4" w:space="0" w:color="AAAAAA"/>
+              <w:insideH w:val="single" w:sz="4" w:space="0" w:color="AAAAAA"/>
+              <w:insideV w:val="single" w:sz="4" w:space="0" w:color="AAAAAA"/>
+            </w:tcBorders>
+          </w:tcPr>
+          <w:p>
+            <w:r>
+              <w:rPr>
+                <w:sz w:val="18"/>
+              </w:rPr>
+              <w:t>CWE-95</w:t>
+            </w:r>
+          </w:p>
+        </w:tc>
+      </w:tr>
+      <w:tr>
+        <w:tc>
+          <w:tcPr>
+            <w:tcW w:type="dxa" w:w="1615"/>
+            <w:shd w:val="clear" w:color="auto" w:fill="F2F2F2"/>
+            <w:tcBorders>
+              <w:top w:val="single" w:sz="4" w:space="0" w:color="AAAAAA"/>
+              <w:left w:val="single" w:sz="4" w:space="0" w:color="AAAAAA"/>
+              <w:bottom w:val="single" w:sz="4" w:space="0" w:color="AAAAAA"/>
+              <w:right w:val="single" w:sz="4" w:space="0" w:color="AAAAAA"/>
+              <w:insideH w:val="single" w:sz="4" w:space="0" w:color="AAAAAA"/>
+              <w:insideV w:val="single" w:sz="4" w:space="0" w:color="AAAAAA"/>
+            </w:tcBorders>
+          </w:tcPr>
+          <w:p>
+            <w:r>
+              <w:rPr>
+                <w:b/>
+                <w:sz w:val="18"/>
+              </w:rPr>
+              <w:t>pickle/yaml.load (Python)</w:t>
+            </w:r>
+          </w:p>
+        </w:tc>
+        <w:tc>
+          <w:tcPr>
+            <w:tcW w:type="dxa" w:w="1615"/>
+            <w:shd w:val="clear" w:color="auto" w:fill="C6EFCE"/>
+            <w:tcBorders>
+              <w:top w:val="single" w:sz="4" w:space="0" w:color="AAAAAA"/>
+              <w:left w:val="single" w:sz="4" w:space="0" w:color="AAAAAA"/>
+              <w:bottom w:val="single" w:sz="4" w:space="0" w:color="AAAAAA"/>
+              <w:right w:val="single" w:sz="4" w:space="0" w:color="AAAAAA"/>
+              <w:insideH w:val="single" w:sz="4" w:space="0" w:color="AAAAAA"/>
+              <w:insideV w:val="single" w:sz="4" w:space="0" w:color="AAAAAA"/>
+            </w:tcBorders>
+          </w:tcPr>
+          <w:p>
+            <w:pPr>
+              <w:jc w:val="center"/>
+            </w:pPr>
+            <w:r>
+              <w:rPr>
+                <w:b/>
+                <w:sz w:val="18"/>
+              </w:rPr>
+              <w:t>L5</w:t>
+            </w:r>
+          </w:p>
+        </w:tc>
+        <w:tc>
+          <w:tcPr>
+            <w:tcW w:type="dxa" w:w="1615"/>
+            <w:shd w:val="clear" w:color="auto" w:fill="C6EFCE"/>
+            <w:tcBorders>
+              <w:top w:val="single" w:sz="4" w:space="0" w:color="AAAAAA"/>
+              <w:left w:val="single" w:sz="4" w:space="0" w:color="AAAAAA"/>
+              <w:bottom w:val="single" w:sz="4" w:space="0" w:color="AAAAAA"/>
+              <w:right w:val="single" w:sz="4" w:space="0" w:color="AAAAAA"/>
+              <w:insideH w:val="single" w:sz="4" w:space="0" w:color="AAAAAA"/>
+              <w:insideV w:val="single" w:sz="4" w:space="0" w:color="AAAAAA"/>
+            </w:tcBorders>
+          </w:tcPr>
+          <w:p>
+            <w:r>
+              <w:rPr>
+                <w:sz w:val="18"/>
+              </w:rPr>
+              <w:t>Not present</w:t>
+            </w:r>
+          </w:p>
+        </w:tc>
+        <w:tc>
+          <w:tcPr>
+            <w:tcW w:type="dxa" w:w="1615"/>
+            <w:shd w:val="clear" w:color="auto" w:fill="F2F2F2"/>
+            <w:tcBorders>
+              <w:top w:val="single" w:sz="4" w:space="0" w:color="AAAAAA"/>
+              <w:left w:val="single" w:sz="4" w:space="0" w:color="AAAAAA"/>
+              <w:bottom w:val="single" w:sz="4" w:space="0" w:color="AAAAAA"/>
+              <w:right w:val="single" w:sz="4" w:space="0" w:color="AAAAAA"/>
+              <w:insideH w:val="single" w:sz="4" w:space="0" w:color="AAAAAA"/>
+              <w:insideV w:val="single" w:sz="4" w:space="0" w:color="AAAAAA"/>
+            </w:tcBorders>
+          </w:tcPr>
+          <w:p>
+            <w:r>
+              <w:rPr>
+                <w:sz w:val="18"/>
+              </w:rPr>
+              <w:t>—</w:t>
+            </w:r>
+          </w:p>
+        </w:tc>
+        <w:tc>
+          <w:tcPr>
+            <w:tcW w:type="dxa" w:w="1615"/>
+            <w:shd w:val="clear" w:color="auto" w:fill="FFC7CE"/>
+            <w:tcBorders>
+              <w:top w:val="single" w:sz="4" w:space="0" w:color="AAAAAA"/>
+              <w:left w:val="single" w:sz="4" w:space="0" w:color="AAAAAA"/>
+              <w:bottom w:val="single" w:sz="4" w:space="0" w:color="AAAAAA"/>
+              <w:right w:val="single" w:sz="4" w:space="0" w:color="AAAAAA"/>
+              <w:insideH w:val="single" w:sz="4" w:space="0" w:color="AAAAAA"/>
+              <w:insideV w:val="single" w:sz="4" w:space="0" w:color="AAAAAA"/>
+            </w:tcBorders>
+          </w:tcPr>
+          <w:p>
+            <w:r>
+              <w:rPr>
+                <w:sz w:val="18"/>
+              </w:rPr>
+              <w:t>pickle.loads or yaml.load(unsafe) found</w:t>
+            </w:r>
+          </w:p>
+        </w:tc>
+        <w:tc>
+          <w:tcPr>
+            <w:tcW w:type="dxa" w:w="1615"/>
+            <w:shd w:val="clear" w:color="auto" w:fill="F2F2F2"/>
+            <w:tcBorders>
+              <w:top w:val="single" w:sz="4" w:space="0" w:color="AAAAAA"/>
+              <w:left w:val="single" w:sz="4" w:space="0" w:color="AAAAAA"/>
+              <w:bottom w:val="single" w:sz="4" w:space="0" w:color="AAAAAA"/>
+              <w:right w:val="single" w:sz="4" w:space="0" w:color="AAAAAA"/>
+              <w:insideH w:val="single" w:sz="4" w:space="0" w:color="AAAAAA"/>
+              <w:insideV w:val="single" w:sz="4" w:space="0" w:color="AAAAAA"/>
+            </w:tcBorders>
+          </w:tcPr>
+          <w:p>
+            <w:r>
+              <w:rPr>
+                <w:sz w:val="18"/>
+              </w:rPr>
+              <w:t>CWE-502</w:t>
+            </w:r>
+          </w:p>
+        </w:tc>
+      </w:tr>
+      <w:tr>
+        <w:tc>
+          <w:tcPr>
+            <w:tcW w:type="dxa" w:w="1615"/>
+            <w:shd w:val="clear" w:color="auto" w:fill="FFFFFF"/>
+            <w:tcBorders>
+              <w:top w:val="single" w:sz="4" w:space="0" w:color="AAAAAA"/>
+              <w:left w:val="single" w:sz="4" w:space="0" w:color="AAAAAA"/>
+              <w:bottom w:val="single" w:sz="4" w:space="0" w:color="AAAAAA"/>
+              <w:right w:val="single" w:sz="4" w:space="0" w:color="AAAAAA"/>
+              <w:insideH w:val="single" w:sz="4" w:space="0" w:color="AAAAAA"/>
+              <w:insideV w:val="single" w:sz="4" w:space="0" w:color="AAAAAA"/>
+            </w:tcBorders>
+          </w:tcPr>
+          <w:p>
+            <w:r>
+              <w:rPr>
+                <w:b/>
+                <w:sz w:val="18"/>
+              </w:rPr>
+              <w:t>os.system/subprocess (Python)</w:t>
+            </w:r>
+          </w:p>
+        </w:tc>
+        <w:tc>
+          <w:tcPr>
+            <w:tcW w:type="dxa" w:w="1615"/>
+            <w:shd w:val="clear" w:color="auto" w:fill="C6EFCE"/>
+            <w:tcBorders>
+              <w:top w:val="single" w:sz="4" w:space="0" w:color="AAAAAA"/>
+              <w:left w:val="single" w:sz="4" w:space="0" w:color="AAAAAA"/>
+              <w:bottom w:val="single" w:sz="4" w:space="0" w:color="AAAAAA"/>
+              <w:right w:val="single" w:sz="4" w:space="0" w:color="AAAAAA"/>
+              <w:insideH w:val="single" w:sz="4" w:space="0" w:color="AAAAAA"/>
+              <w:insideV w:val="single" w:sz="4" w:space="0" w:color="AAAAAA"/>
+            </w:tcBorders>
+          </w:tcPr>
+          <w:p>
+            <w:pPr>
+              <w:jc w:val="center"/>
+            </w:pPr>
+            <w:r>
+              <w:rPr>
+                <w:b/>
+                <w:sz w:val="18"/>
+              </w:rPr>
+              <w:t>L5</w:t>
+            </w:r>
+          </w:p>
+        </w:tc>
+        <w:tc>
+          <w:tcPr>
+            <w:tcW w:type="dxa" w:w="1615"/>
+            <w:shd w:val="clear" w:color="auto" w:fill="C6EFCE"/>
+            <w:tcBorders>
+              <w:top w:val="single" w:sz="4" w:space="0" w:color="AAAAAA"/>
+              <w:left w:val="single" w:sz="4" w:space="0" w:color="AAAAAA"/>
+              <w:bottom w:val="single" w:sz="4" w:space="0" w:color="AAAAAA"/>
+              <w:right w:val="single" w:sz="4" w:space="0" w:color="AAAAAA"/>
+              <w:insideH w:val="single" w:sz="4" w:space="0" w:color="AAAAAA"/>
+              <w:insideV w:val="single" w:sz="4" w:space="0" w:color="AAAAAA"/>
+            </w:tcBorders>
+          </w:tcPr>
+          <w:p>
+            <w:r>
+              <w:rPr>
+                <w:sz w:val="18"/>
+              </w:rPr>
+              <w:t>Not present</w:t>
+            </w:r>
+          </w:p>
+        </w:tc>
+        <w:tc>
+          <w:tcPr>
+            <w:tcW w:type="dxa" w:w="1615"/>
+            <w:shd w:val="clear" w:color="auto" w:fill="FFFFFF"/>
+            <w:tcBorders>
+              <w:top w:val="single" w:sz="4" w:space="0" w:color="AAAAAA"/>
+              <w:left w:val="single" w:sz="4" w:space="0" w:color="AAAAAA"/>
+              <w:bottom w:val="single" w:sz="4" w:space="0" w:color="AAAAAA"/>
+              <w:right w:val="single" w:sz="4" w:space="0" w:color="AAAAAA"/>
+              <w:insideH w:val="single" w:sz="4" w:space="0" w:color="AAAAAA"/>
+              <w:insideV w:val="single" w:sz="4" w:space="0" w:color="AAAAAA"/>
+            </w:tcBorders>
+          </w:tcPr>
+          <w:p>
+            <w:r>
+              <w:rPr>
+                <w:sz w:val="18"/>
+              </w:rPr>
+              <w:t>—</w:t>
+            </w:r>
+          </w:p>
+        </w:tc>
+        <w:tc>
+          <w:tcPr>
+            <w:tcW w:type="dxa" w:w="1615"/>
+            <w:shd w:val="clear" w:color="auto" w:fill="FFC7CE"/>
+            <w:tcBorders>
+              <w:top w:val="single" w:sz="4" w:space="0" w:color="AAAAAA"/>
+              <w:left w:val="single" w:sz="4" w:space="0" w:color="AAAAAA"/>
+              <w:bottom w:val="single" w:sz="4" w:space="0" w:color="AAAAAA"/>
+              <w:right w:val="single" w:sz="4" w:space="0" w:color="AAAAAA"/>
+              <w:insideH w:val="single" w:sz="4" w:space="0" w:color="AAAAAA"/>
+              <w:insideV w:val="single" w:sz="4" w:space="0" w:color="AAAAAA"/>
+            </w:tcBorders>
+          </w:tcPr>
+          <w:p>
+            <w:r>
+              <w:rPr>
+                <w:sz w:val="18"/>
+              </w:rPr>
+              <w:t>os.system() or subprocess.call() found</w:t>
+            </w:r>
+          </w:p>
+        </w:tc>
+        <w:tc>
+          <w:tcPr>
+            <w:tcW w:type="dxa" w:w="1615"/>
+            <w:shd w:val="clear" w:color="auto" w:fill="FFFFFF"/>
+            <w:tcBorders>
+              <w:top w:val="single" w:sz="4" w:space="0" w:color="AAAAAA"/>
+              <w:left w:val="single" w:sz="4" w:space="0" w:color="AAAAAA"/>
+              <w:bottom w:val="single" w:sz="4" w:space="0" w:color="AAAAAA"/>
+              <w:right w:val="single" w:sz="4" w:space="0" w:color="AAAAAA"/>
+              <w:insideH w:val="single" w:sz="4" w:space="0" w:color="AAAAAA"/>
+              <w:insideV w:val="single" w:sz="4" w:space="0" w:color="AAAAAA"/>
+            </w:tcBorders>
+          </w:tcPr>
+          <w:p>
+            <w:r>
+              <w:rPr>
+                <w:sz w:val="18"/>
+              </w:rPr>
+              <w:t>CWE-78</w:t>
+            </w:r>
+          </w:p>
+        </w:tc>
+      </w:tr>
+      <w:tr>
+        <w:tc>
+          <w:tcPr>
+            <w:tcW w:type="dxa" w:w="1615"/>
+            <w:shd w:val="clear" w:color="auto" w:fill="F2F2F2"/>
+            <w:tcBorders>
+              <w:top w:val="single" w:sz="4" w:space="0" w:color="AAAAAA"/>
+              <w:left w:val="single" w:sz="4" w:space="0" w:color="AAAAAA"/>
+              <w:bottom w:val="single" w:sz="4" w:space="0" w:color="AAAAAA"/>
+              <w:right w:val="single" w:sz="4" w:space="0" w:color="AAAAAA"/>
+              <w:insideH w:val="single" w:sz="4" w:space="0" w:color="AAAAAA"/>
+              <w:insideV w:val="single" w:sz="4" w:space="0" w:color="AAAAAA"/>
+            </w:tcBorders>
+          </w:tcPr>
+          <w:p>
+            <w:r>
+              <w:rPr>
+                <w:b/>
+                <w:sz w:val="18"/>
+              </w:rPr>
+              <w:t>assert for auth (Python)</w:t>
+            </w:r>
+          </w:p>
+        </w:tc>
+        <w:tc>
+          <w:tcPr>
+            <w:tcW w:type="dxa" w:w="1615"/>
+            <w:shd w:val="clear" w:color="auto" w:fill="C6EFCE"/>
+            <w:tcBorders>
+              <w:top w:val="single" w:sz="4" w:space="0" w:color="AAAAAA"/>
+              <w:left w:val="single" w:sz="4" w:space="0" w:color="AAAAAA"/>
+              <w:bottom w:val="single" w:sz="4" w:space="0" w:color="AAAAAA"/>
+              <w:right w:val="single" w:sz="4" w:space="0" w:color="AAAAAA"/>
+              <w:insideH w:val="single" w:sz="4" w:space="0" w:color="AAAAAA"/>
+              <w:insideV w:val="single" w:sz="4" w:space="0" w:color="AAAAAA"/>
+            </w:tcBorders>
+          </w:tcPr>
+          <w:p>
+            <w:pPr>
+              <w:jc w:val="center"/>
+            </w:pPr>
+            <w:r>
+              <w:rPr>
+                <w:b/>
+                <w:sz w:val="18"/>
+              </w:rPr>
+              <w:t>L5</w:t>
+            </w:r>
+          </w:p>
+        </w:tc>
+        <w:tc>
+          <w:tcPr>
+            <w:tcW w:type="dxa" w:w="1615"/>
+            <w:shd w:val="clear" w:color="auto" w:fill="C6EFCE"/>
+            <w:tcBorders>
+              <w:top w:val="single" w:sz="4" w:space="0" w:color="AAAAAA"/>
+              <w:left w:val="single" w:sz="4" w:space="0" w:color="AAAAAA"/>
+              <w:bottom w:val="single" w:sz="4" w:space="0" w:color="AAAAAA"/>
+              <w:right w:val="single" w:sz="4" w:space="0" w:color="AAAAAA"/>
+              <w:insideH w:val="single" w:sz="4" w:space="0" w:color="AAAAAA"/>
+              <w:insideV w:val="single" w:sz="4" w:space="0" w:color="AAAAAA"/>
+            </w:tcBorders>
+          </w:tcPr>
+          <w:p>
+            <w:r>
+              <w:rPr>
+                <w:sz w:val="18"/>
+              </w:rPr>
+              <w:t>Not present</w:t>
+            </w:r>
+          </w:p>
+        </w:tc>
+        <w:tc>
+          <w:tcPr>
+            <w:tcW w:type="dxa" w:w="1615"/>
+            <w:shd w:val="clear" w:color="auto" w:fill="F2F2F2"/>
+            <w:tcBorders>
+              <w:top w:val="single" w:sz="4" w:space="0" w:color="AAAAAA"/>
+              <w:left w:val="single" w:sz="4" w:space="0" w:color="AAAAAA"/>
+              <w:bottom w:val="single" w:sz="4" w:space="0" w:color="AAAAAA"/>
+              <w:right w:val="single" w:sz="4" w:space="0" w:color="AAAAAA"/>
+              <w:insideH w:val="single" w:sz="4" w:space="0" w:color="AAAAAA"/>
+              <w:insideV w:val="single" w:sz="4" w:space="0" w:color="AAAAAA"/>
+            </w:tcBorders>
+          </w:tcPr>
+          <w:p>
+            <w:r>
+              <w:rPr>
+                <w:sz w:val="18"/>
+              </w:rPr>
+              <w:t>—</w:t>
+            </w:r>
+          </w:p>
+        </w:tc>
+        <w:tc>
+          <w:tcPr>
+            <w:tcW w:type="dxa" w:w="1615"/>
+            <w:shd w:val="clear" w:color="auto" w:fill="FFC7CE"/>
+            <w:tcBorders>
+              <w:top w:val="single" w:sz="4" w:space="0" w:color="AAAAAA"/>
+              <w:left w:val="single" w:sz="4" w:space="0" w:color="AAAAAA"/>
+              <w:bottom w:val="single" w:sz="4" w:space="0" w:color="AAAAAA"/>
+              <w:right w:val="single" w:sz="4" w:space="0" w:color="AAAAAA"/>
+              <w:insideH w:val="single" w:sz="4" w:space="0" w:color="AAAAAA"/>
+              <w:insideV w:val="single" w:sz="4" w:space="0" w:color="AAAAAA"/>
+            </w:tcBorders>
+          </w:tcPr>
+          <w:p>
+            <w:r>
+              <w:rPr>
+                <w:sz w:val="18"/>
+              </w:rPr>
+              <w:t>assert is_admin / assert user.is_ found</w:t>
+            </w:r>
+          </w:p>
+        </w:tc>
+        <w:tc>
+          <w:tcPr>
+            <w:tcW w:type="dxa" w:w="1615"/>
+            <w:shd w:val="clear" w:color="auto" w:fill="F2F2F2"/>
+            <w:tcBorders>
+              <w:top w:val="single" w:sz="4" w:space="0" w:color="AAAAAA"/>
+              <w:left w:val="single" w:sz="4" w:space="0" w:color="AAAAAA"/>
+              <w:bottom w:val="single" w:sz="4" w:space="0" w:color="AAAAAA"/>
+              <w:right w:val="single" w:sz="4" w:space="0" w:color="AAAAAA"/>
+              <w:insideH w:val="single" w:sz="4" w:space="0" w:color="AAAAAA"/>
+              <w:insideV w:val="single" w:sz="4" w:space="0" w:color="AAAAAA"/>
+            </w:tcBorders>
+          </w:tcPr>
+          <w:p>
+            <w:r>
+              <w:rPr>
+                <w:sz w:val="18"/>
+              </w:rPr>
+              <w:t>CWE-703</w:t>
+            </w:r>
+          </w:p>
+        </w:tc>
+      </w:tr>
+      <w:tr>
+        <w:tc>
+          <w:tcPr>
+            <w:tcW w:type="dxa" w:w="1615"/>
+            <w:shd w:val="clear" w:color="auto" w:fill="FFFFFF"/>
+            <w:tcBorders>
+              <w:top w:val="single" w:sz="4" w:space="0" w:color="AAAAAA"/>
+              <w:left w:val="single" w:sz="4" w:space="0" w:color="AAAAAA"/>
+              <w:bottom w:val="single" w:sz="4" w:space="0" w:color="AAAAAA"/>
+              <w:right w:val="single" w:sz="4" w:space="0" w:color="AAAAAA"/>
+              <w:insideH w:val="single" w:sz="4" w:space="0" w:color="AAAAAA"/>
+              <w:insideV w:val="single" w:sz="4" w:space="0" w:color="AAAAAA"/>
+            </w:tcBorders>
+          </w:tcPr>
+          <w:p>
+            <w:r>
+              <w:rPr>
+                <w:b/>
+                <w:sz w:val="18"/>
+              </w:rPr>
+              <w:t>Semgrep JS</w:t>
+            </w:r>
+          </w:p>
+        </w:tc>
+        <w:tc>
+          <w:tcPr>
+            <w:tcW w:type="dxa" w:w="1615"/>
+            <w:shd w:val="clear" w:color="auto" w:fill="C6EFCE"/>
+            <w:tcBorders>
+              <w:top w:val="single" w:sz="4" w:space="0" w:color="AAAAAA"/>
+              <w:left w:val="single" w:sz="4" w:space="0" w:color="AAAAAA"/>
+              <w:bottom w:val="single" w:sz="4" w:space="0" w:color="AAAAAA"/>
+              <w:right w:val="single" w:sz="4" w:space="0" w:color="AAAAAA"/>
+              <w:insideH w:val="single" w:sz="4" w:space="0" w:color="AAAAAA"/>
+              <w:insideV w:val="single" w:sz="4" w:space="0" w:color="AAAAAA"/>
+            </w:tcBorders>
+          </w:tcPr>
+          <w:p>
+            <w:pPr>
+              <w:jc w:val="center"/>
+            </w:pPr>
+            <w:r>
+              <w:rPr>
+                <w:b/>
+                <w:sz w:val="18"/>
+              </w:rPr>
+              <w:t>L5</w:t>
+            </w:r>
+          </w:p>
+        </w:tc>
+        <w:tc>
+          <w:tcPr>
+            <w:tcW w:type="dxa" w:w="1615"/>
+            <w:shd w:val="clear" w:color="auto" w:fill="C6EFCE"/>
+            <w:tcBorders>
+              <w:top w:val="single" w:sz="4" w:space="0" w:color="AAAAAA"/>
+              <w:left w:val="single" w:sz="4" w:space="0" w:color="AAAAAA"/>
+              <w:bottom w:val="single" w:sz="4" w:space="0" w:color="AAAAAA"/>
+              <w:right w:val="single" w:sz="4" w:space="0" w:color="AAAAAA"/>
+              <w:insideH w:val="single" w:sz="4" w:space="0" w:color="AAAAAA"/>
+              <w:insideV w:val="single" w:sz="4" w:space="0" w:color="AAAAAA"/>
+            </w:tcBorders>
+          </w:tcPr>
+          <w:p>
+            <w:r>
+              <w:rPr>
+                <w:sz w:val="18"/>
+              </w:rPr>
+              <w:t>0 findings</w:t>
+            </w:r>
+          </w:p>
+        </w:tc>
+        <w:tc>
+          <w:tcPr>
+            <w:tcW w:type="dxa" w:w="1615"/>
+            <w:shd w:val="clear" w:color="auto" w:fill="FFFFFF"/>
+            <w:tcBorders>
+              <w:top w:val="single" w:sz="4" w:space="0" w:color="AAAAAA"/>
+              <w:left w:val="single" w:sz="4" w:space="0" w:color="AAAAAA"/>
+              <w:bottom w:val="single" w:sz="4" w:space="0" w:color="AAAAAA"/>
+              <w:right w:val="single" w:sz="4" w:space="0" w:color="AAAAAA"/>
+              <w:insideH w:val="single" w:sz="4" w:space="0" w:color="AAAAAA"/>
+              <w:insideV w:val="single" w:sz="4" w:space="0" w:color="AAAAAA"/>
+            </w:tcBorders>
+          </w:tcPr>
+          <w:p>
+            <w:r>
+              <w:rPr>
+                <w:sz w:val="18"/>
+              </w:rPr>
+              <w:t>—</w:t>
+            </w:r>
+          </w:p>
+        </w:tc>
+        <w:tc>
+          <w:tcPr>
+            <w:tcW w:type="dxa" w:w="1615"/>
+            <w:shd w:val="clear" w:color="auto" w:fill="FFC7CE"/>
+            <w:tcBorders>
+              <w:top w:val="single" w:sz="4" w:space="0" w:color="AAAAAA"/>
+              <w:left w:val="single" w:sz="4" w:space="0" w:color="AAAAAA"/>
+              <w:bottom w:val="single" w:sz="4" w:space="0" w:color="AAAAAA"/>
+              <w:right w:val="single" w:sz="4" w:space="0" w:color="AAAAAA"/>
+              <w:insideH w:val="single" w:sz="4" w:space="0" w:color="AAAAAA"/>
+              <w:insideV w:val="single" w:sz="4" w:space="0" w:color="AAAAAA"/>
+            </w:tcBorders>
+          </w:tcPr>
+          <w:p>
+            <w:r>
+              <w:rPr>
+                <w:sz w:val="18"/>
+              </w:rPr>
+              <w:t>Any JS security finding</w:t>
+            </w:r>
+          </w:p>
+        </w:tc>
+        <w:tc>
+          <w:tcPr>
+            <w:tcW w:type="dxa" w:w="1615"/>
+            <w:shd w:val="clear" w:color="auto" w:fill="FFFFFF"/>
+            <w:tcBorders>
+              <w:top w:val="single" w:sz="4" w:space="0" w:color="AAAAAA"/>
+              <w:left w:val="single" w:sz="4" w:space="0" w:color="AAAAAA"/>
+              <w:bottom w:val="single" w:sz="4" w:space="0" w:color="AAAAAA"/>
+              <w:right w:val="single" w:sz="4" w:space="0" w:color="AAAAAA"/>
+              <w:insideH w:val="single" w:sz="4" w:space="0" w:color="AAAAAA"/>
+              <w:insideV w:val="single" w:sz="4" w:space="0" w:color="AAAAAA"/>
+            </w:tcBorders>
+          </w:tcPr>
+          <w:p>
+            <w:r>
+              <w:rPr>
+                <w:sz w:val="18"/>
+              </w:rPr>
+              <w:t>CWE-79, CWE-89</w:t>
+            </w:r>
+          </w:p>
+        </w:tc>
+      </w:tr>
+      <w:tr>
+        <w:tc>
+          <w:tcPr>
+            <w:tcW w:type="dxa" w:w="1615"/>
+            <w:shd w:val="clear" w:color="auto" w:fill="F2F2F2"/>
+            <w:tcBorders>
+              <w:top w:val="single" w:sz="4" w:space="0" w:color="AAAAAA"/>
+              <w:left w:val="single" w:sz="4" w:space="0" w:color="AAAAAA"/>
+              <w:bottom w:val="single" w:sz="4" w:space="0" w:color="AAAAAA"/>
+              <w:right w:val="single" w:sz="4" w:space="0" w:color="AAAAAA"/>
+              <w:insideH w:val="single" w:sz="4" w:space="0" w:color="AAAAAA"/>
+              <w:insideV w:val="single" w:sz="4" w:space="0" w:color="AAAAAA"/>
+            </w:tcBorders>
+          </w:tcPr>
+          <w:p>
+            <w:r>
+              <w:rPr>
+                <w:b/>
+                <w:sz w:val="18"/>
+              </w:rPr>
+              <w:t>innerHTML/document.write (JS)</w:t>
+            </w:r>
+          </w:p>
+        </w:tc>
+        <w:tc>
+          <w:tcPr>
+            <w:tcW w:type="dxa" w:w="1615"/>
+            <w:shd w:val="clear" w:color="auto" w:fill="C6EFCE"/>
+            <w:tcBorders>
+              <w:top w:val="single" w:sz="4" w:space="0" w:color="AAAAAA"/>
+              <w:left w:val="single" w:sz="4" w:space="0" w:color="AAAAAA"/>
+              <w:bottom w:val="single" w:sz="4" w:space="0" w:color="AAAAAA"/>
+              <w:right w:val="single" w:sz="4" w:space="0" w:color="AAAAAA"/>
+              <w:insideH w:val="single" w:sz="4" w:space="0" w:color="AAAAAA"/>
+              <w:insideV w:val="single" w:sz="4" w:space="0" w:color="AAAAAA"/>
+            </w:tcBorders>
+          </w:tcPr>
+          <w:p>
+            <w:pPr>
+              <w:jc w:val="center"/>
+            </w:pPr>
+            <w:r>
+              <w:rPr>
+                <w:b/>
+                <w:sz w:val="18"/>
+              </w:rPr>
+              <w:t>L5</w:t>
+            </w:r>
+          </w:p>
+        </w:tc>
+        <w:tc>
+          <w:tcPr>
+            <w:tcW w:type="dxa" w:w="1615"/>
+            <w:shd w:val="clear" w:color="auto" w:fill="C6EFCE"/>
+            <w:tcBorders>
+              <w:top w:val="single" w:sz="4" w:space="0" w:color="AAAAAA"/>
+              <w:left w:val="single" w:sz="4" w:space="0" w:color="AAAAAA"/>
+              <w:bottom w:val="single" w:sz="4" w:space="0" w:color="AAAAAA"/>
+              <w:right w:val="single" w:sz="4" w:space="0" w:color="AAAAAA"/>
+              <w:insideH w:val="single" w:sz="4" w:space="0" w:color="AAAAAA"/>
+              <w:insideV w:val="single" w:sz="4" w:space="0" w:color="AAAAAA"/>
+            </w:tcBorders>
+          </w:tcPr>
+          <w:p>
+            <w:r>
+              <w:rPr>
+                <w:sz w:val="18"/>
+              </w:rPr>
+              <w:t>Not present</w:t>
+            </w:r>
+          </w:p>
+        </w:tc>
+        <w:tc>
+          <w:tcPr>
+            <w:tcW w:type="dxa" w:w="1615"/>
+            <w:shd w:val="clear" w:color="auto" w:fill="F2F2F2"/>
+            <w:tcBorders>
+              <w:top w:val="single" w:sz="4" w:space="0" w:color="AAAAAA"/>
+              <w:left w:val="single" w:sz="4" w:space="0" w:color="AAAAAA"/>
+              <w:bottom w:val="single" w:sz="4" w:space="0" w:color="AAAAAA"/>
+              <w:right w:val="single" w:sz="4" w:space="0" w:color="AAAAAA"/>
+              <w:insideH w:val="single" w:sz="4" w:space="0" w:color="AAAAAA"/>
+              <w:insideV w:val="single" w:sz="4" w:space="0" w:color="AAAAAA"/>
+            </w:tcBorders>
+          </w:tcPr>
+          <w:p>
+            <w:r>
+              <w:rPr>
+                <w:sz w:val="18"/>
+              </w:rPr>
+              <w:t>—</w:t>
+            </w:r>
+          </w:p>
+        </w:tc>
+        <w:tc>
+          <w:tcPr>
+            <w:tcW w:type="dxa" w:w="1615"/>
+            <w:shd w:val="clear" w:color="auto" w:fill="FFC7CE"/>
+            <w:tcBorders>
+              <w:top w:val="single" w:sz="4" w:space="0" w:color="AAAAAA"/>
+              <w:left w:val="single" w:sz="4" w:space="0" w:color="AAAAAA"/>
+              <w:bottom w:val="single" w:sz="4" w:space="0" w:color="AAAAAA"/>
+              <w:right w:val="single" w:sz="4" w:space="0" w:color="AAAAAA"/>
+              <w:insideH w:val="single" w:sz="4" w:space="0" w:color="AAAAAA"/>
+              <w:insideV w:val="single" w:sz="4" w:space="0" w:color="AAAAAA"/>
+            </w:tcBorders>
+          </w:tcPr>
+          <w:p>
+            <w:r>
+              <w:rPr>
+                <w:sz w:val="18"/>
+              </w:rPr>
+              <w:t>innerHTML or document.write assignment</w:t>
+            </w:r>
+          </w:p>
+        </w:tc>
+        <w:tc>
+          <w:tcPr>
+            <w:tcW w:type="dxa" w:w="1615"/>
+            <w:shd w:val="clear" w:color="auto" w:fill="F2F2F2"/>
+            <w:tcBorders>
+              <w:top w:val="single" w:sz="4" w:space="0" w:color="AAAAAA"/>
+              <w:left w:val="single" w:sz="4" w:space="0" w:color="AAAAAA"/>
+              <w:bottom w:val="single" w:sz="4" w:space="0" w:color="AAAAAA"/>
+              <w:right w:val="single" w:sz="4" w:space="0" w:color="AAAAAA"/>
+              <w:insideH w:val="single" w:sz="4" w:space="0" w:color="AAAAAA"/>
+              <w:insideV w:val="single" w:sz="4" w:space="0" w:color="AAAAAA"/>
+            </w:tcBorders>
+          </w:tcPr>
+          <w:p>
+            <w:r>
+              <w:rPr>
+                <w:sz w:val="18"/>
+              </w:rPr>
+              <w:t>CWE-79</w:t>
+            </w:r>
+          </w:p>
+        </w:tc>
+      </w:tr>
+      <w:tr>
+        <w:tc>
+          <w:tcPr>
+            <w:tcW w:type="dxa" w:w="1615"/>
+            <w:shd w:val="clear" w:color="auto" w:fill="FFFFFF"/>
+            <w:tcBorders>
+              <w:top w:val="single" w:sz="4" w:space="0" w:color="AAAAAA"/>
+              <w:left w:val="single" w:sz="4" w:space="0" w:color="AAAAAA"/>
+              <w:bottom w:val="single" w:sz="4" w:space="0" w:color="AAAAAA"/>
+              <w:right w:val="single" w:sz="4" w:space="0" w:color="AAAAAA"/>
+              <w:insideH w:val="single" w:sz="4" w:space="0" w:color="AAAAAA"/>
+              <w:insideV w:val="single" w:sz="4" w:space="0" w:color="AAAAAA"/>
+            </w:tcBorders>
+          </w:tcPr>
+          <w:p>
+            <w:r>
+              <w:rPr>
+                <w:b/>
+                <w:sz w:val="18"/>
+              </w:rPr>
+              <w:t>child_process (JS)</w:t>
+            </w:r>
+          </w:p>
+        </w:tc>
+        <w:tc>
+          <w:tcPr>
+            <w:tcW w:type="dxa" w:w="1615"/>
+            <w:shd w:val="clear" w:color="auto" w:fill="C6EFCE"/>
+            <w:tcBorders>
+              <w:top w:val="single" w:sz="4" w:space="0" w:color="AAAAAA"/>
+              <w:left w:val="single" w:sz="4" w:space="0" w:color="AAAAAA"/>
+              <w:bottom w:val="single" w:sz="4" w:space="0" w:color="AAAAAA"/>
+              <w:right w:val="single" w:sz="4" w:space="0" w:color="AAAAAA"/>
+              <w:insideH w:val="single" w:sz="4" w:space="0" w:color="AAAAAA"/>
+              <w:insideV w:val="single" w:sz="4" w:space="0" w:color="AAAAAA"/>
+            </w:tcBorders>
+          </w:tcPr>
+          <w:p>
+            <w:pPr>
+              <w:jc w:val="center"/>
+            </w:pPr>
+            <w:r>
+              <w:rPr>
+                <w:b/>
+                <w:sz w:val="18"/>
+              </w:rPr>
+              <w:t>L5</w:t>
+            </w:r>
+          </w:p>
+        </w:tc>
+        <w:tc>
+          <w:tcPr>
+            <w:tcW w:type="dxa" w:w="1615"/>
+            <w:shd w:val="clear" w:color="auto" w:fill="C6EFCE"/>
+            <w:tcBorders>
+              <w:top w:val="single" w:sz="4" w:space="0" w:color="AAAAAA"/>
+              <w:left w:val="single" w:sz="4" w:space="0" w:color="AAAAAA"/>
+              <w:bottom w:val="single" w:sz="4" w:space="0" w:color="AAAAAA"/>
+              <w:right w:val="single" w:sz="4" w:space="0" w:color="AAAAAA"/>
+              <w:insideH w:val="single" w:sz="4" w:space="0" w:color="AAAAAA"/>
+              <w:insideV w:val="single" w:sz="4" w:space="0" w:color="AAAAAA"/>
+            </w:tcBorders>
+          </w:tcPr>
+          <w:p>
+            <w:r>
+              <w:rPr>
+                <w:sz w:val="18"/>
+              </w:rPr>
+              <w:t>Not present</w:t>
+            </w:r>
+          </w:p>
+        </w:tc>
+        <w:tc>
+          <w:tcPr>
+            <w:tcW w:type="dxa" w:w="1615"/>
+            <w:shd w:val="clear" w:color="auto" w:fill="FFFFFF"/>
+            <w:tcBorders>
+              <w:top w:val="single" w:sz="4" w:space="0" w:color="AAAAAA"/>
+              <w:left w:val="single" w:sz="4" w:space="0" w:color="AAAAAA"/>
+              <w:bottom w:val="single" w:sz="4" w:space="0" w:color="AAAAAA"/>
+              <w:right w:val="single" w:sz="4" w:space="0" w:color="AAAAAA"/>
+              <w:insideH w:val="single" w:sz="4" w:space="0" w:color="AAAAAA"/>
+              <w:insideV w:val="single" w:sz="4" w:space="0" w:color="AAAAAA"/>
+            </w:tcBorders>
+          </w:tcPr>
+          <w:p>
+            <w:r>
+              <w:rPr>
+                <w:sz w:val="18"/>
+              </w:rPr>
+              <w:t>—</w:t>
+            </w:r>
+          </w:p>
+        </w:tc>
+        <w:tc>
+          <w:tcPr>
+            <w:tcW w:type="dxa" w:w="1615"/>
+            <w:shd w:val="clear" w:color="auto" w:fill="FFC7CE"/>
+            <w:tcBorders>
+              <w:top w:val="single" w:sz="4" w:space="0" w:color="AAAAAA"/>
+              <w:left w:val="single" w:sz="4" w:space="0" w:color="AAAAAA"/>
+              <w:bottom w:val="single" w:sz="4" w:space="0" w:color="AAAAAA"/>
+              <w:right w:val="single" w:sz="4" w:space="0" w:color="AAAAAA"/>
+              <w:insideH w:val="single" w:sz="4" w:space="0" w:color="AAAAAA"/>
+              <w:insideV w:val="single" w:sz="4" w:space="0" w:color="AAAAAA"/>
+            </w:tcBorders>
+          </w:tcPr>
+          <w:p>
+            <w:r>
+              <w:rPr>
+                <w:sz w:val="18"/>
+              </w:rPr>
+              <w:t>child_process / execSync found</w:t>
+            </w:r>
+          </w:p>
+        </w:tc>
+        <w:tc>
+          <w:tcPr>
+            <w:tcW w:type="dxa" w:w="1615"/>
+            <w:shd w:val="clear" w:color="auto" w:fill="FFFFFF"/>
+            <w:tcBorders>
+              <w:top w:val="single" w:sz="4" w:space="0" w:color="AAAAAA"/>
+              <w:left w:val="single" w:sz="4" w:space="0" w:color="AAAAAA"/>
+              <w:bottom w:val="single" w:sz="4" w:space="0" w:color="AAAAAA"/>
+              <w:right w:val="single" w:sz="4" w:space="0" w:color="AAAAAA"/>
+              <w:insideH w:val="single" w:sz="4" w:space="0" w:color="AAAAAA"/>
+              <w:insideV w:val="single" w:sz="4" w:space="0" w:color="AAAAAA"/>
+            </w:tcBorders>
+          </w:tcPr>
+          <w:p>
+            <w:r>
+              <w:rPr>
+                <w:sz w:val="18"/>
+              </w:rPr>
+              <w:t>CWE-78</w:t>
+            </w:r>
+          </w:p>
+        </w:tc>
+      </w:tr>
+      <w:tr>
+        <w:tc>
+          <w:tcPr>
+            <w:tcW w:type="dxa" w:w="1615"/>
+            <w:shd w:val="clear" w:color="auto" w:fill="F2F2F2"/>
+            <w:tcBorders>
+              <w:top w:val="single" w:sz="4" w:space="0" w:color="AAAAAA"/>
+              <w:left w:val="single" w:sz="4" w:space="0" w:color="AAAAAA"/>
+              <w:bottom w:val="single" w:sz="4" w:space="0" w:color="AAAAAA"/>
+              <w:right w:val="single" w:sz="4" w:space="0" w:color="AAAAAA"/>
+              <w:insideH w:val="single" w:sz="4" w:space="0" w:color="AAAAAA"/>
+              <w:insideV w:val="single" w:sz="4" w:space="0" w:color="AAAAAA"/>
+            </w:tcBorders>
+          </w:tcPr>
+          <w:p>
+            <w:r>
+              <w:rPr>
+                <w:b/>
+                <w:sz w:val="18"/>
+              </w:rPr>
+              <w:t>Prototype pollution (JS)</w:t>
+            </w:r>
+          </w:p>
+        </w:tc>
+        <w:tc>
+          <w:tcPr>
+            <w:tcW w:type="dxa" w:w="1615"/>
+            <w:shd w:val="clear" w:color="auto" w:fill="C6EFCE"/>
+            <w:tcBorders>
+              <w:top w:val="single" w:sz="4" w:space="0" w:color="AAAAAA"/>
+              <w:left w:val="single" w:sz="4" w:space="0" w:color="AAAAAA"/>
+              <w:bottom w:val="single" w:sz="4" w:space="0" w:color="AAAAAA"/>
+              <w:right w:val="single" w:sz="4" w:space="0" w:color="AAAAAA"/>
+              <w:insideH w:val="single" w:sz="4" w:space="0" w:color="AAAAAA"/>
+              <w:insideV w:val="single" w:sz="4" w:space="0" w:color="AAAAAA"/>
+            </w:tcBorders>
+          </w:tcPr>
+          <w:p>
+            <w:pPr>
+              <w:jc w:val="center"/>
+            </w:pPr>
+            <w:r>
+              <w:rPr>
+                <w:b/>
+                <w:sz w:val="18"/>
+              </w:rPr>
+              <w:t>L5</w:t>
+            </w:r>
+          </w:p>
+        </w:tc>
+        <w:tc>
+          <w:tcPr>
+            <w:tcW w:type="dxa" w:w="1615"/>
+            <w:shd w:val="clear" w:color="auto" w:fill="C6EFCE"/>
+            <w:tcBorders>
+              <w:top w:val="single" w:sz="4" w:space="0" w:color="AAAAAA"/>
+              <w:left w:val="single" w:sz="4" w:space="0" w:color="AAAAAA"/>
+              <w:bottom w:val="single" w:sz="4" w:space="0" w:color="AAAAAA"/>
+              <w:right w:val="single" w:sz="4" w:space="0" w:color="AAAAAA"/>
+              <w:insideH w:val="single" w:sz="4" w:space="0" w:color="AAAAAA"/>
+              <w:insideV w:val="single" w:sz="4" w:space="0" w:color="AAAAAA"/>
+            </w:tcBorders>
+          </w:tcPr>
+          <w:p>
+            <w:r>
+              <w:rPr>
+                <w:sz w:val="18"/>
+              </w:rPr>
+              <w:t>Not present</w:t>
+            </w:r>
+          </w:p>
+        </w:tc>
+        <w:tc>
+          <w:tcPr>
+            <w:tcW w:type="dxa" w:w="1615"/>
+            <w:shd w:val="clear" w:color="auto" w:fill="F2F2F2"/>
+            <w:tcBorders>
+              <w:top w:val="single" w:sz="4" w:space="0" w:color="AAAAAA"/>
+              <w:left w:val="single" w:sz="4" w:space="0" w:color="AAAAAA"/>
+              <w:bottom w:val="single" w:sz="4" w:space="0" w:color="AAAAAA"/>
+              <w:right w:val="single" w:sz="4" w:space="0" w:color="AAAAAA"/>
+              <w:insideH w:val="single" w:sz="4" w:space="0" w:color="AAAAAA"/>
+              <w:insideV w:val="single" w:sz="4" w:space="0" w:color="AAAAAA"/>
+            </w:tcBorders>
+          </w:tcPr>
+          <w:p>
+            <w:r>
+              <w:rPr>
+                <w:sz w:val="18"/>
+              </w:rPr>
+              <w:t>—</w:t>
+            </w:r>
+          </w:p>
+        </w:tc>
+        <w:tc>
+          <w:tcPr>
+            <w:tcW w:type="dxa" w:w="1615"/>
+            <w:shd w:val="clear" w:color="auto" w:fill="FFC7CE"/>
+            <w:tcBorders>
+              <w:top w:val="single" w:sz="4" w:space="0" w:color="AAAAAA"/>
+              <w:left w:val="single" w:sz="4" w:space="0" w:color="AAAAAA"/>
+              <w:bottom w:val="single" w:sz="4" w:space="0" w:color="AAAAAA"/>
+              <w:right w:val="single" w:sz="4" w:space="0" w:color="AAAAAA"/>
+              <w:insideH w:val="single" w:sz="4" w:space="0" w:color="AAAAAA"/>
+              <w:insideV w:val="single" w:sz="4" w:space="0" w:color="AAAAAA"/>
+            </w:tcBorders>
+          </w:tcPr>
+          <w:p>
+            <w:r>
+              <w:rPr>
+                <w:sz w:val="18"/>
+              </w:rPr>
+              <w:t>__proto__ or constructor[prototype]</w:t>
+            </w:r>
+          </w:p>
+        </w:tc>
+        <w:tc>
+          <w:tcPr>
+            <w:tcW w:type="dxa" w:w="1615"/>
+            <w:shd w:val="clear" w:color="auto" w:fill="F2F2F2"/>
+            <w:tcBorders>
+              <w:top w:val="single" w:sz="4" w:space="0" w:color="AAAAAA"/>
+              <w:left w:val="single" w:sz="4" w:space="0" w:color="AAAAAA"/>
+              <w:bottom w:val="single" w:sz="4" w:space="0" w:color="AAAAAA"/>
+              <w:right w:val="single" w:sz="4" w:space="0" w:color="AAAAAA"/>
+              <w:insideH w:val="single" w:sz="4" w:space="0" w:color="AAAAAA"/>
+              <w:insideV w:val="single" w:sz="4" w:space="0" w:color="AAAAAA"/>
+            </w:tcBorders>
+          </w:tcPr>
+          <w:p>
+            <w:r>
+              <w:rPr>
+                <w:sz w:val="18"/>
+              </w:rPr>
+              <w:t>CWE-1321</w:t>
+            </w:r>
+          </w:p>
+        </w:tc>
+      </w:tr>
+      <w:tr>
+        <w:tc>
+          <w:tcPr>
+            <w:tcW w:type="dxa" w:w="1615"/>
+            <w:shd w:val="clear" w:color="auto" w:fill="FFFFFF"/>
+            <w:tcBorders>
+              <w:top w:val="single" w:sz="4" w:space="0" w:color="AAAAAA"/>
+              <w:left w:val="single" w:sz="4" w:space="0" w:color="AAAAAA"/>
+              <w:bottom w:val="single" w:sz="4" w:space="0" w:color="AAAAAA"/>
+              <w:right w:val="single" w:sz="4" w:space="0" w:color="AAAAAA"/>
+              <w:insideH w:val="single" w:sz="4" w:space="0" w:color="AAAAAA"/>
+              <w:insideV w:val="single" w:sz="4" w:space="0" w:color="AAAAAA"/>
+            </w:tcBorders>
+          </w:tcPr>
+          <w:p>
+            <w:r>
+              <w:rPr>
+                <w:b/>
+                <w:sz w:val="18"/>
+              </w:rPr>
+              <w:t>cppcheck (C/C++)</w:t>
+            </w:r>
+          </w:p>
+        </w:tc>
+        <w:tc>
+          <w:tcPr>
+            <w:tcW w:type="dxa" w:w="1615"/>
+            <w:shd w:val="clear" w:color="auto" w:fill="C6EFCE"/>
+            <w:tcBorders>
+              <w:top w:val="single" w:sz="4" w:space="0" w:color="AAAAAA"/>
+              <w:left w:val="single" w:sz="4" w:space="0" w:color="AAAAAA"/>
+              <w:bottom w:val="single" w:sz="4" w:space="0" w:color="AAAAAA"/>
+              <w:right w:val="single" w:sz="4" w:space="0" w:color="AAAAAA"/>
+              <w:insideH w:val="single" w:sz="4" w:space="0" w:color="AAAAAA"/>
+              <w:insideV w:val="single" w:sz="4" w:space="0" w:color="AAAAAA"/>
+            </w:tcBorders>
+          </w:tcPr>
+          <w:p>
+            <w:pPr>
+              <w:jc w:val="center"/>
+            </w:pPr>
+            <w:r>
+              <w:rPr>
+                <w:b/>
+                <w:sz w:val="18"/>
+              </w:rPr>
+              <w:t>L5</w:t>
+            </w:r>
+          </w:p>
+        </w:tc>
+        <w:tc>
+          <w:tcPr>
+            <w:tcW w:type="dxa" w:w="1615"/>
+            <w:shd w:val="clear" w:color="auto" w:fill="C6EFCE"/>
+            <w:tcBorders>
+              <w:top w:val="single" w:sz="4" w:space="0" w:color="AAAAAA"/>
+              <w:left w:val="single" w:sz="4" w:space="0" w:color="AAAAAA"/>
+              <w:bottom w:val="single" w:sz="4" w:space="0" w:color="AAAAAA"/>
+              <w:right w:val="single" w:sz="4" w:space="0" w:color="AAAAAA"/>
+              <w:insideH w:val="single" w:sz="4" w:space="0" w:color="AAAAAA"/>
+              <w:insideV w:val="single" w:sz="4" w:space="0" w:color="AAAAAA"/>
+            </w:tcBorders>
+          </w:tcPr>
+          <w:p>
+            <w:r>
+              <w:rPr>
+                <w:sz w:val="18"/>
+              </w:rPr>
+              <w:t>0 errors/warnings</w:t>
+            </w:r>
+          </w:p>
+        </w:tc>
+        <w:tc>
+          <w:tcPr>
+            <w:tcW w:type="dxa" w:w="1615"/>
+            <w:shd w:val="clear" w:color="auto" w:fill="FFEB9C"/>
+            <w:tcBorders>
+              <w:top w:val="single" w:sz="4" w:space="0" w:color="AAAAAA"/>
+              <w:left w:val="single" w:sz="4" w:space="0" w:color="AAAAAA"/>
+              <w:bottom w:val="single" w:sz="4" w:space="0" w:color="AAAAAA"/>
+              <w:right w:val="single" w:sz="4" w:space="0" w:color="AAAAAA"/>
+              <w:insideH w:val="single" w:sz="4" w:space="0" w:color="AAAAAA"/>
+              <w:insideV w:val="single" w:sz="4" w:space="0" w:color="AAAAAA"/>
+            </w:tcBorders>
+          </w:tcPr>
+          <w:p>
+            <w:r>
+              <w:rPr>
+                <w:sz w:val="18"/>
+              </w:rPr>
+              <w:t>Tool absent</w:t>
+            </w:r>
+          </w:p>
+        </w:tc>
+        <w:tc>
+          <w:tcPr>
+            <w:tcW w:type="dxa" w:w="1615"/>
+            <w:shd w:val="clear" w:color="auto" w:fill="FFC7CE"/>
+            <w:tcBorders>
+              <w:top w:val="single" w:sz="4" w:space="0" w:color="AAAAAA"/>
+              <w:left w:val="single" w:sz="4" w:space="0" w:color="AAAAAA"/>
+              <w:bottom w:val="single" w:sz="4" w:space="0" w:color="AAAAAA"/>
+              <w:right w:val="single" w:sz="4" w:space="0" w:color="AAAAAA"/>
+              <w:insideH w:val="single" w:sz="4" w:space="0" w:color="AAAAAA"/>
+              <w:insideV w:val="single" w:sz="4" w:space="0" w:color="AAAAAA"/>
+            </w:tcBorders>
+          </w:tcPr>
+          <w:p>
+            <w:r>
+              <w:rPr>
+                <w:sz w:val="18"/>
+              </w:rPr>
+              <w:t>Any error: or warning: in output</w:t>
+            </w:r>
+          </w:p>
+        </w:tc>
+        <w:tc>
+          <w:tcPr>
+            <w:tcW w:type="dxa" w:w="1615"/>
+            <w:shd w:val="clear" w:color="auto" w:fill="FFFFFF"/>
+            <w:tcBorders>
+              <w:top w:val="single" w:sz="4" w:space="0" w:color="AAAAAA"/>
+              <w:left w:val="single" w:sz="4" w:space="0" w:color="AAAAAA"/>
+              <w:bottom w:val="single" w:sz="4" w:space="0" w:color="AAAAAA"/>
+              <w:right w:val="single" w:sz="4" w:space="0" w:color="AAAAAA"/>
+              <w:insideH w:val="single" w:sz="4" w:space="0" w:color="AAAAAA"/>
+              <w:insideV w:val="single" w:sz="4" w:space="0" w:color="AAAAAA"/>
+            </w:tcBorders>
+          </w:tcPr>
+          <w:p>
+            <w:r>
+              <w:rPr>
+                <w:sz w:val="18"/>
+              </w:rPr>
+              <w:t>CWE-120, CWE-190</w:t>
+            </w:r>
+          </w:p>
+        </w:tc>
+      </w:tr>
+      <w:tr>
+        <w:tc>
+          <w:tcPr>
+            <w:tcW w:type="dxa" w:w="1615"/>
+            <w:shd w:val="clear" w:color="auto" w:fill="F2F2F2"/>
+            <w:tcBorders>
+              <w:top w:val="single" w:sz="4" w:space="0" w:color="AAAAAA"/>
+              <w:left w:val="single" w:sz="4" w:space="0" w:color="AAAAAA"/>
+              <w:bottom w:val="single" w:sz="4" w:space="0" w:color="AAAAAA"/>
+              <w:right w:val="single" w:sz="4" w:space="0" w:color="AAAAAA"/>
+              <w:insideH w:val="single" w:sz="4" w:space="0" w:color="AAAAAA"/>
+              <w:insideV w:val="single" w:sz="4" w:space="0" w:color="AAAAAA"/>
+            </w:tcBorders>
+          </w:tcPr>
+          <w:p>
+            <w:r>
+              <w:rPr>
+                <w:b/>
+                <w:sz w:val="18"/>
+              </w:rPr>
+              <w:t>gets/strcpy/sprintf (C/C++)</w:t>
+            </w:r>
+          </w:p>
+        </w:tc>
+        <w:tc>
+          <w:tcPr>
+            <w:tcW w:type="dxa" w:w="1615"/>
+            <w:shd w:val="clear" w:color="auto" w:fill="C6EFCE"/>
+            <w:tcBorders>
+              <w:top w:val="single" w:sz="4" w:space="0" w:color="AAAAAA"/>
+              <w:left w:val="single" w:sz="4" w:space="0" w:color="AAAAAA"/>
+              <w:bottom w:val="single" w:sz="4" w:space="0" w:color="AAAAAA"/>
+              <w:right w:val="single" w:sz="4" w:space="0" w:color="AAAAAA"/>
+              <w:insideH w:val="single" w:sz="4" w:space="0" w:color="AAAAAA"/>
+              <w:insideV w:val="single" w:sz="4" w:space="0" w:color="AAAAAA"/>
+            </w:tcBorders>
+          </w:tcPr>
+          <w:p>
+            <w:pPr>
+              <w:jc w:val="center"/>
+            </w:pPr>
+            <w:r>
+              <w:rPr>
+                <w:b/>
+                <w:sz w:val="18"/>
+              </w:rPr>
+              <w:t>L5</w:t>
+            </w:r>
+          </w:p>
+        </w:tc>
+        <w:tc>
+          <w:tcPr>
+            <w:tcW w:type="dxa" w:w="1615"/>
+            <w:shd w:val="clear" w:color="auto" w:fill="C6EFCE"/>
+            <w:tcBorders>
+              <w:top w:val="single" w:sz="4" w:space="0" w:color="AAAAAA"/>
+              <w:left w:val="single" w:sz="4" w:space="0" w:color="AAAAAA"/>
+              <w:bottom w:val="single" w:sz="4" w:space="0" w:color="AAAAAA"/>
+              <w:right w:val="single" w:sz="4" w:space="0" w:color="AAAAAA"/>
+              <w:insideH w:val="single" w:sz="4" w:space="0" w:color="AAAAAA"/>
+              <w:insideV w:val="single" w:sz="4" w:space="0" w:color="AAAAAA"/>
+            </w:tcBorders>
+          </w:tcPr>
+          <w:p>
+            <w:r>
+              <w:rPr>
+                <w:sz w:val="18"/>
+              </w:rPr>
+              <w:t>Not present</w:t>
+            </w:r>
+          </w:p>
+        </w:tc>
+        <w:tc>
+          <w:tcPr>
+            <w:tcW w:type="dxa" w:w="1615"/>
+            <w:shd w:val="clear" w:color="auto" w:fill="F2F2F2"/>
+            <w:tcBorders>
+              <w:top w:val="single" w:sz="4" w:space="0" w:color="AAAAAA"/>
+              <w:left w:val="single" w:sz="4" w:space="0" w:color="AAAAAA"/>
+              <w:bottom w:val="single" w:sz="4" w:space="0" w:color="AAAAAA"/>
+              <w:right w:val="single" w:sz="4" w:space="0" w:color="AAAAAA"/>
+              <w:insideH w:val="single" w:sz="4" w:space="0" w:color="AAAAAA"/>
+              <w:insideV w:val="single" w:sz="4" w:space="0" w:color="AAAAAA"/>
+            </w:tcBorders>
+          </w:tcPr>
+          <w:p>
+            <w:r>
+              <w:rPr>
+                <w:sz w:val="18"/>
+              </w:rPr>
+              <w:t>—</w:t>
+            </w:r>
+          </w:p>
+        </w:tc>
+        <w:tc>
+          <w:tcPr>
+            <w:tcW w:type="dxa" w:w="1615"/>
+            <w:shd w:val="clear" w:color="auto" w:fill="FFC7CE"/>
+            <w:tcBorders>
+              <w:top w:val="single" w:sz="4" w:space="0" w:color="AAAAAA"/>
+              <w:left w:val="single" w:sz="4" w:space="0" w:color="AAAAAA"/>
+              <w:bottom w:val="single" w:sz="4" w:space="0" w:color="AAAAAA"/>
+              <w:right w:val="single" w:sz="4" w:space="0" w:color="AAAAAA"/>
+              <w:insideH w:val="single" w:sz="4" w:space="0" w:color="AAAAAA"/>
+              <w:insideV w:val="single" w:sz="4" w:space="0" w:color="AAAAAA"/>
+            </w:tcBorders>
+          </w:tcPr>
+          <w:p>
+            <w:r>
+              <w:rPr>
+                <w:sz w:val="18"/>
+              </w:rPr>
+              <w:t>Unsafe string function call found</w:t>
+            </w:r>
+          </w:p>
+        </w:tc>
+        <w:tc>
+          <w:tcPr>
+            <w:tcW w:type="dxa" w:w="1615"/>
+            <w:shd w:val="clear" w:color="auto" w:fill="F2F2F2"/>
+            <w:tcBorders>
+              <w:top w:val="single" w:sz="4" w:space="0" w:color="AAAAAA"/>
+              <w:left w:val="single" w:sz="4" w:space="0" w:color="AAAAAA"/>
+              <w:bottom w:val="single" w:sz="4" w:space="0" w:color="AAAAAA"/>
+              <w:right w:val="single" w:sz="4" w:space="0" w:color="AAAAAA"/>
+              <w:insideH w:val="single" w:sz="4" w:space="0" w:color="AAAAAA"/>
+              <w:insideV w:val="single" w:sz="4" w:space="0" w:color="AAAAAA"/>
+            </w:tcBorders>
+          </w:tcPr>
+          <w:p>
+            <w:r>
+              <w:rPr>
+                <w:sz w:val="18"/>
+              </w:rPr>
+              <w:t>CWE-120, CERT STR31-C</w:t>
+            </w:r>
+          </w:p>
+        </w:tc>
+      </w:tr>
+      <w:tr>
+        <w:tc>
+          <w:tcPr>
+            <w:tcW w:type="dxa" w:w="1615"/>
+            <w:shd w:val="clear" w:color="auto" w:fill="FFFFFF"/>
+            <w:tcBorders>
+              <w:top w:val="single" w:sz="4" w:space="0" w:color="AAAAAA"/>
+              <w:left w:val="single" w:sz="4" w:space="0" w:color="AAAAAA"/>
+              <w:bottom w:val="single" w:sz="4" w:space="0" w:color="AAAAAA"/>
+              <w:right w:val="single" w:sz="4" w:space="0" w:color="AAAAAA"/>
+              <w:insideH w:val="single" w:sz="4" w:space="0" w:color="AAAAAA"/>
+              <w:insideV w:val="single" w:sz="4" w:space="0" w:color="AAAAAA"/>
+            </w:tcBorders>
+          </w:tcPr>
+          <w:p>
+            <w:r>
+              <w:rPr>
+                <w:b/>
+                <w:sz w:val="18"/>
+              </w:rPr>
+              <w:t>system/popen (C/C++)</w:t>
+            </w:r>
+          </w:p>
+        </w:tc>
+        <w:tc>
+          <w:tcPr>
+            <w:tcW w:type="dxa" w:w="1615"/>
+            <w:shd w:val="clear" w:color="auto" w:fill="C6EFCE"/>
+            <w:tcBorders>
+              <w:top w:val="single" w:sz="4" w:space="0" w:color="AAAAAA"/>
+              <w:left w:val="single" w:sz="4" w:space="0" w:color="AAAAAA"/>
+              <w:bottom w:val="single" w:sz="4" w:space="0" w:color="AAAAAA"/>
+              <w:right w:val="single" w:sz="4" w:space="0" w:color="AAAAAA"/>
+              <w:insideH w:val="single" w:sz="4" w:space="0" w:color="AAAAAA"/>
+              <w:insideV w:val="single" w:sz="4" w:space="0" w:color="AAAAAA"/>
+            </w:tcBorders>
+          </w:tcPr>
+          <w:p>
+            <w:pPr>
+              <w:jc w:val="center"/>
+            </w:pPr>
+            <w:r>
+              <w:rPr>
+                <w:b/>
+                <w:sz w:val="18"/>
+              </w:rPr>
+              <w:t>L5</w:t>
+            </w:r>
+          </w:p>
+        </w:tc>
+        <w:tc>
+          <w:tcPr>
+            <w:tcW w:type="dxa" w:w="1615"/>
+            <w:shd w:val="clear" w:color="auto" w:fill="C6EFCE"/>
+            <w:tcBorders>
+              <w:top w:val="single" w:sz="4" w:space="0" w:color="AAAAAA"/>
+              <w:left w:val="single" w:sz="4" w:space="0" w:color="AAAAAA"/>
+              <w:bottom w:val="single" w:sz="4" w:space="0" w:color="AAAAAA"/>
+              <w:right w:val="single" w:sz="4" w:space="0" w:color="AAAAAA"/>
+              <w:insideH w:val="single" w:sz="4" w:space="0" w:color="AAAAAA"/>
+              <w:insideV w:val="single" w:sz="4" w:space="0" w:color="AAAAAA"/>
+            </w:tcBorders>
+          </w:tcPr>
+          <w:p>
+            <w:r>
+              <w:rPr>
+                <w:sz w:val="18"/>
+              </w:rPr>
+              <w:t>Not present</w:t>
+            </w:r>
+          </w:p>
+        </w:tc>
+        <w:tc>
+          <w:tcPr>
+            <w:tcW w:type="dxa" w:w="1615"/>
+            <w:shd w:val="clear" w:color="auto" w:fill="FFFFFF"/>
+            <w:tcBorders>
+              <w:top w:val="single" w:sz="4" w:space="0" w:color="AAAAAA"/>
+              <w:left w:val="single" w:sz="4" w:space="0" w:color="AAAAAA"/>
+              <w:bottom w:val="single" w:sz="4" w:space="0" w:color="AAAAAA"/>
+              <w:right w:val="single" w:sz="4" w:space="0" w:color="AAAAAA"/>
+              <w:insideH w:val="single" w:sz="4" w:space="0" w:color="AAAAAA"/>
+              <w:insideV w:val="single" w:sz="4" w:space="0" w:color="AAAAAA"/>
+            </w:tcBorders>
+          </w:tcPr>
+          <w:p>
+            <w:r>
+              <w:rPr>
+                <w:sz w:val="18"/>
+              </w:rPr>
+              <w:t>—</w:t>
+            </w:r>
+          </w:p>
+        </w:tc>
+        <w:tc>
+          <w:tcPr>
+            <w:tcW w:type="dxa" w:w="1615"/>
+            <w:shd w:val="clear" w:color="auto" w:fill="FFC7CE"/>
+            <w:tcBorders>
+              <w:top w:val="single" w:sz="4" w:space="0" w:color="AAAAAA"/>
+              <w:left w:val="single" w:sz="4" w:space="0" w:color="AAAAAA"/>
+              <w:bottom w:val="single" w:sz="4" w:space="0" w:color="AAAAAA"/>
+              <w:right w:val="single" w:sz="4" w:space="0" w:color="AAAAAA"/>
+              <w:insideH w:val="single" w:sz="4" w:space="0" w:color="AAAAAA"/>
+              <w:insideV w:val="single" w:sz="4" w:space="0" w:color="AAAAAA"/>
+            </w:tcBorders>
+          </w:tcPr>
+          <w:p>
+            <w:r>
+              <w:rPr>
+                <w:sz w:val="18"/>
+              </w:rPr>
+              <w:t>OS execution function call found</w:t>
+            </w:r>
+          </w:p>
+        </w:tc>
+        <w:tc>
+          <w:tcPr>
+            <w:tcW w:type="dxa" w:w="1615"/>
+            <w:shd w:val="clear" w:color="auto" w:fill="FFFFFF"/>
+            <w:tcBorders>
+              <w:top w:val="single" w:sz="4" w:space="0" w:color="AAAAAA"/>
+              <w:left w:val="single" w:sz="4" w:space="0" w:color="AAAAAA"/>
+              <w:bottom w:val="single" w:sz="4" w:space="0" w:color="AAAAAA"/>
+              <w:right w:val="single" w:sz="4" w:space="0" w:color="AAAAAA"/>
+              <w:insideH w:val="single" w:sz="4" w:space="0" w:color="AAAAAA"/>
+              <w:insideV w:val="single" w:sz="4" w:space="0" w:color="AAAAAA"/>
+            </w:tcBorders>
+          </w:tcPr>
+          <w:p>
+            <w:r>
+              <w:rPr>
+                <w:sz w:val="18"/>
+              </w:rPr>
+              <w:t>CWE-78, CERT ENV33-C</w:t>
+            </w:r>
+          </w:p>
+        </w:tc>
+      </w:tr>
+      <w:tr>
+        <w:tc>
+          <w:tcPr>
+            <w:tcW w:type="dxa" w:w="1615"/>
+            <w:shd w:val="clear" w:color="auto" w:fill="F2F2F2"/>
+            <w:tcBorders>
+              <w:top w:val="single" w:sz="4" w:space="0" w:color="AAAAAA"/>
+              <w:left w:val="single" w:sz="4" w:space="0" w:color="AAAAAA"/>
+              <w:bottom w:val="single" w:sz="4" w:space="0" w:color="AAAAAA"/>
+              <w:right w:val="single" w:sz="4" w:space="0" w:color="AAAAAA"/>
+              <w:insideH w:val="single" w:sz="4" w:space="0" w:color="AAAAAA"/>
+              <w:insideV w:val="single" w:sz="4" w:space="0" w:color="AAAAAA"/>
+            </w:tcBorders>
+          </w:tcPr>
+          <w:p>
+            <w:r>
+              <w:rPr>
+                <w:b/>
+                <w:sz w:val="18"/>
+              </w:rPr>
+              <w:t>Format string (C/C++)</w:t>
+            </w:r>
+          </w:p>
+        </w:tc>
+        <w:tc>
+          <w:tcPr>
+            <w:tcW w:type="dxa" w:w="1615"/>
+            <w:shd w:val="clear" w:color="auto" w:fill="C6EFCE"/>
+            <w:tcBorders>
+              <w:top w:val="single" w:sz="4" w:space="0" w:color="AAAAAA"/>
+              <w:left w:val="single" w:sz="4" w:space="0" w:color="AAAAAA"/>
+              <w:bottom w:val="single" w:sz="4" w:space="0" w:color="AAAAAA"/>
+              <w:right w:val="single" w:sz="4" w:space="0" w:color="AAAAAA"/>
+              <w:insideH w:val="single" w:sz="4" w:space="0" w:color="AAAAAA"/>
+              <w:insideV w:val="single" w:sz="4" w:space="0" w:color="AAAAAA"/>
+            </w:tcBorders>
+          </w:tcPr>
+          <w:p>
+            <w:pPr>
+              <w:jc w:val="center"/>
+            </w:pPr>
+            <w:r>
+              <w:rPr>
+                <w:b/>
+                <w:sz w:val="18"/>
+              </w:rPr>
+              <w:t>L5</w:t>
+            </w:r>
+          </w:p>
+        </w:tc>
+        <w:tc>
+          <w:tcPr>
+            <w:tcW w:type="dxa" w:w="1615"/>
+            <w:shd w:val="clear" w:color="auto" w:fill="C6EFCE"/>
+            <w:tcBorders>
+              <w:top w:val="single" w:sz="4" w:space="0" w:color="AAAAAA"/>
+              <w:left w:val="single" w:sz="4" w:space="0" w:color="AAAAAA"/>
+              <w:bottom w:val="single" w:sz="4" w:space="0" w:color="AAAAAA"/>
+              <w:right w:val="single" w:sz="4" w:space="0" w:color="AAAAAA"/>
+              <w:insideH w:val="single" w:sz="4" w:space="0" w:color="AAAAAA"/>
+              <w:insideV w:val="single" w:sz="4" w:space="0" w:color="AAAAAA"/>
+            </w:tcBorders>
+          </w:tcPr>
+          <w:p>
+            <w:r>
+              <w:rPr>
+                <w:sz w:val="18"/>
+              </w:rPr>
+              <w:t>Not present</w:t>
+            </w:r>
+          </w:p>
+        </w:tc>
+        <w:tc>
+          <w:tcPr>
+            <w:tcW w:type="dxa" w:w="1615"/>
+            <w:shd w:val="clear" w:color="auto" w:fill="F2F2F2"/>
+            <w:tcBorders>
+              <w:top w:val="single" w:sz="4" w:space="0" w:color="AAAAAA"/>
+              <w:left w:val="single" w:sz="4" w:space="0" w:color="AAAAAA"/>
+              <w:bottom w:val="single" w:sz="4" w:space="0" w:color="AAAAAA"/>
+              <w:right w:val="single" w:sz="4" w:space="0" w:color="AAAAAA"/>
+              <w:insideH w:val="single" w:sz="4" w:space="0" w:color="AAAAAA"/>
+              <w:insideV w:val="single" w:sz="4" w:space="0" w:color="AAAAAA"/>
+            </w:tcBorders>
+          </w:tcPr>
+          <w:p>
+            <w:r>
+              <w:rPr>
+                <w:sz w:val="18"/>
+              </w:rPr>
+              <w:t>—</w:t>
+            </w:r>
+          </w:p>
+        </w:tc>
+        <w:tc>
+          <w:tcPr>
+            <w:tcW w:type="dxa" w:w="1615"/>
+            <w:shd w:val="clear" w:color="auto" w:fill="FFC7CE"/>
+            <w:tcBorders>
+              <w:top w:val="single" w:sz="4" w:space="0" w:color="AAAAAA"/>
+              <w:left w:val="single" w:sz="4" w:space="0" w:color="AAAAAA"/>
+              <w:bottom w:val="single" w:sz="4" w:space="0" w:color="AAAAAA"/>
+              <w:right w:val="single" w:sz="4" w:space="0" w:color="AAAAAA"/>
+              <w:insideH w:val="single" w:sz="4" w:space="0" w:color="AAAAAA"/>
+              <w:insideV w:val="single" w:sz="4" w:space="0" w:color="AAAAAA"/>
+            </w:tcBorders>
+          </w:tcPr>
+          <w:p>
+            <w:r>
+              <w:rPr>
+                <w:sz w:val="18"/>
+              </w:rPr>
+              <w:t>printf(user_input) without format arg</w:t>
+            </w:r>
+          </w:p>
+        </w:tc>
+        <w:tc>
+          <w:tcPr>
+            <w:tcW w:type="dxa" w:w="1615"/>
+            <w:shd w:val="clear" w:color="auto" w:fill="F2F2F2"/>
+            <w:tcBorders>
+              <w:top w:val="single" w:sz="4" w:space="0" w:color="AAAAAA"/>
+              <w:left w:val="single" w:sz="4" w:space="0" w:color="AAAAAA"/>
+              <w:bottom w:val="single" w:sz="4" w:space="0" w:color="AAAAAA"/>
+              <w:right w:val="single" w:sz="4" w:space="0" w:color="AAAAAA"/>
+              <w:insideH w:val="single" w:sz="4" w:space="0" w:color="AAAAAA"/>
+              <w:insideV w:val="single" w:sz="4" w:space="0" w:color="AAAAAA"/>
+            </w:tcBorders>
+          </w:tcPr>
+          <w:p>
+            <w:r>
+              <w:rPr>
+                <w:sz w:val="18"/>
+              </w:rPr>
+              <w:t>CWE-134</w:t>
+            </w:r>
+          </w:p>
+        </w:tc>
+      </w:tr>
+      <w:tr>
+        <w:tc>
+          <w:tcPr>
+            <w:tcW w:type="dxa" w:w="1615"/>
+            <w:shd w:val="clear" w:color="auto" w:fill="FFFFFF"/>
+            <w:tcBorders>
+              <w:top w:val="single" w:sz="4" w:space="0" w:color="AAAAAA"/>
+              <w:left w:val="single" w:sz="4" w:space="0" w:color="AAAAAA"/>
+              <w:bottom w:val="single" w:sz="4" w:space="0" w:color="AAAAAA"/>
+              <w:right w:val="single" w:sz="4" w:space="0" w:color="AAAAAA"/>
+              <w:insideH w:val="single" w:sz="4" w:space="0" w:color="AAAAAA"/>
+              <w:insideV w:val="single" w:sz="4" w:space="0" w:color="AAAAAA"/>
+            </w:tcBorders>
+          </w:tcPr>
+          <w:p>
+            <w:r>
+              <w:rPr>
+                <w:b/>
+                <w:sz w:val="18"/>
+              </w:rPr>
+              <w:t>tmpnam (C/C++)</w:t>
+            </w:r>
+          </w:p>
+        </w:tc>
+        <w:tc>
+          <w:tcPr>
+            <w:tcW w:type="dxa" w:w="1615"/>
+            <w:shd w:val="clear" w:color="auto" w:fill="C6EFCE"/>
+            <w:tcBorders>
+              <w:top w:val="single" w:sz="4" w:space="0" w:color="AAAAAA"/>
+              <w:left w:val="single" w:sz="4" w:space="0" w:color="AAAAAA"/>
+              <w:bottom w:val="single" w:sz="4" w:space="0" w:color="AAAAAA"/>
+              <w:right w:val="single" w:sz="4" w:space="0" w:color="AAAAAA"/>
+              <w:insideH w:val="single" w:sz="4" w:space="0" w:color="AAAAAA"/>
+              <w:insideV w:val="single" w:sz="4" w:space="0" w:color="AAAAAA"/>
+            </w:tcBorders>
+          </w:tcPr>
+          <w:p>
+            <w:pPr>
+              <w:jc w:val="center"/>
+            </w:pPr>
+            <w:r>
+              <w:rPr>
+                <w:b/>
+                <w:sz w:val="18"/>
+              </w:rPr>
+              <w:t>L5</w:t>
+            </w:r>
+          </w:p>
+        </w:tc>
+        <w:tc>
+          <w:tcPr>
+            <w:tcW w:type="dxa" w:w="1615"/>
+            <w:shd w:val="clear" w:color="auto" w:fill="C6EFCE"/>
+            <w:tcBorders>
+              <w:top w:val="single" w:sz="4" w:space="0" w:color="AAAAAA"/>
+              <w:left w:val="single" w:sz="4" w:space="0" w:color="AAAAAA"/>
+              <w:bottom w:val="single" w:sz="4" w:space="0" w:color="AAAAAA"/>
+              <w:right w:val="single" w:sz="4" w:space="0" w:color="AAAAAA"/>
+              <w:insideH w:val="single" w:sz="4" w:space="0" w:color="AAAAAA"/>
+              <w:insideV w:val="single" w:sz="4" w:space="0" w:color="AAAAAA"/>
+            </w:tcBorders>
+          </w:tcPr>
+          <w:p>
+            <w:r>
+              <w:rPr>
+                <w:sz w:val="18"/>
+              </w:rPr>
+              <w:t>Not present</w:t>
+            </w:r>
+          </w:p>
+        </w:tc>
+        <w:tc>
+          <w:tcPr>
+            <w:tcW w:type="dxa" w:w="1615"/>
+            <w:shd w:val="clear" w:color="auto" w:fill="FFFFFF"/>
+            <w:tcBorders>
+              <w:top w:val="single" w:sz="4" w:space="0" w:color="AAAAAA"/>
+              <w:left w:val="single" w:sz="4" w:space="0" w:color="AAAAAA"/>
+              <w:bottom w:val="single" w:sz="4" w:space="0" w:color="AAAAAA"/>
+              <w:right w:val="single" w:sz="4" w:space="0" w:color="AAAAAA"/>
+              <w:insideH w:val="single" w:sz="4" w:space="0" w:color="AAAAAA"/>
+              <w:insideV w:val="single" w:sz="4" w:space="0" w:color="AAAAAA"/>
+            </w:tcBorders>
+          </w:tcPr>
+          <w:p>
+            <w:r>
+              <w:rPr>
+                <w:sz w:val="18"/>
+              </w:rPr>
+              <w:t>—</w:t>
+            </w:r>
+          </w:p>
+        </w:tc>
+        <w:tc>
+          <w:tcPr>
+            <w:tcW w:type="dxa" w:w="1615"/>
+            <w:shd w:val="clear" w:color="auto" w:fill="FFC7CE"/>
+            <w:tcBorders>
+              <w:top w:val="single" w:sz="4" w:space="0" w:color="AAAAAA"/>
+              <w:left w:val="single" w:sz="4" w:space="0" w:color="AAAAAA"/>
+              <w:bottom w:val="single" w:sz="4" w:space="0" w:color="AAAAAA"/>
+              <w:right w:val="single" w:sz="4" w:space="0" w:color="AAAAAA"/>
+              <w:insideH w:val="single" w:sz="4" w:space="0" w:color="AAAAAA"/>
+              <w:insideV w:val="single" w:sz="4" w:space="0" w:color="AAAAAA"/>
+            </w:tcBorders>
+          </w:tcPr>
+          <w:p>
+            <w:r>
+              <w:rPr>
+                <w:sz w:val="18"/>
+              </w:rPr>
+              <w:t>tmpnam() or mktemp() found</w:t>
+            </w:r>
+          </w:p>
+        </w:tc>
+        <w:tc>
+          <w:tcPr>
+            <w:tcW w:type="dxa" w:w="1615"/>
+            <w:shd w:val="clear" w:color="auto" w:fill="FFFFFF"/>
+            <w:tcBorders>
+              <w:top w:val="single" w:sz="4" w:space="0" w:color="AAAAAA"/>
+              <w:left w:val="single" w:sz="4" w:space="0" w:color="AAAAAA"/>
+              <w:bottom w:val="single" w:sz="4" w:space="0" w:color="AAAAAA"/>
+              <w:right w:val="single" w:sz="4" w:space="0" w:color="AAAAAA"/>
+              <w:insideH w:val="single" w:sz="4" w:space="0" w:color="AAAAAA"/>
+              <w:insideV w:val="single" w:sz="4" w:space="0" w:color="AAAAAA"/>
+            </w:tcBorders>
+          </w:tcPr>
+          <w:p>
+            <w:r>
+              <w:rPr>
+                <w:sz w:val="18"/>
+              </w:rPr>
+              <w:t>CWE-377</w:t>
+            </w:r>
+          </w:p>
+        </w:tc>
+      </w:tr>
+      <w:tr>
+        <w:tc>
+          <w:tcPr>
+            <w:tcW w:type="dxa" w:w="1615"/>
+            <w:shd w:val="clear" w:color="auto" w:fill="F2F2F2"/>
+            <w:tcBorders>
+              <w:top w:val="single" w:sz="4" w:space="0" w:color="AAAAAA"/>
+              <w:left w:val="single" w:sz="4" w:space="0" w:color="AAAAAA"/>
+              <w:bottom w:val="single" w:sz="4" w:space="0" w:color="AAAAAA"/>
+              <w:right w:val="single" w:sz="4" w:space="0" w:color="AAAAAA"/>
+              <w:insideH w:val="single" w:sz="4" w:space="0" w:color="AAAAAA"/>
+              <w:insideV w:val="single" w:sz="4" w:space="0" w:color="AAAAAA"/>
+            </w:tcBorders>
+          </w:tcPr>
+          <w:p>
+            <w:r>
+              <w:rPr>
+                <w:b/>
+                <w:sz w:val="18"/>
+              </w:rPr>
+              <w:t>ShellCheck</w:t>
+            </w:r>
+          </w:p>
+        </w:tc>
+        <w:tc>
+          <w:tcPr>
+            <w:tcW w:type="dxa" w:w="1615"/>
+            <w:shd w:val="clear" w:color="auto" w:fill="C6EFCE"/>
+            <w:tcBorders>
+              <w:top w:val="single" w:sz="4" w:space="0" w:color="AAAAAA"/>
+              <w:left w:val="single" w:sz="4" w:space="0" w:color="AAAAAA"/>
+              <w:bottom w:val="single" w:sz="4" w:space="0" w:color="AAAAAA"/>
+              <w:right w:val="single" w:sz="4" w:space="0" w:color="AAAAAA"/>
+              <w:insideH w:val="single" w:sz="4" w:space="0" w:color="AAAAAA"/>
+              <w:insideV w:val="single" w:sz="4" w:space="0" w:color="AAAAAA"/>
+            </w:tcBorders>
+          </w:tcPr>
+          <w:p>
+            <w:pPr>
+              <w:jc w:val="center"/>
+            </w:pPr>
+            <w:r>
+              <w:rPr>
+                <w:b/>
+                <w:sz w:val="18"/>
+              </w:rPr>
+              <w:t>L5</w:t>
+            </w:r>
+          </w:p>
+        </w:tc>
+        <w:tc>
+          <w:tcPr>
+            <w:tcW w:type="dxa" w:w="1615"/>
+            <w:shd w:val="clear" w:color="auto" w:fill="C6EFCE"/>
+            <w:tcBorders>
+              <w:top w:val="single" w:sz="4" w:space="0" w:color="AAAAAA"/>
+              <w:left w:val="single" w:sz="4" w:space="0" w:color="AAAAAA"/>
+              <w:bottom w:val="single" w:sz="4" w:space="0" w:color="AAAAAA"/>
+              <w:right w:val="single" w:sz="4" w:space="0" w:color="AAAAAA"/>
+              <w:insideH w:val="single" w:sz="4" w:space="0" w:color="AAAAAA"/>
+              <w:insideV w:val="single" w:sz="4" w:space="0" w:color="AAAAAA"/>
+            </w:tcBorders>
+          </w:tcPr>
+          <w:p>
+            <w:r>
+              <w:rPr>
+                <w:sz w:val="18"/>
+              </w:rPr>
+              <w:t>0 warnings at "warning" level</w:t>
+            </w:r>
+          </w:p>
+        </w:tc>
+        <w:tc>
+          <w:tcPr>
+            <w:tcW w:type="dxa" w:w="1615"/>
+            <w:shd w:val="clear" w:color="auto" w:fill="FFEB9C"/>
+            <w:tcBorders>
+              <w:top w:val="single" w:sz="4" w:space="0" w:color="AAAAAA"/>
+              <w:left w:val="single" w:sz="4" w:space="0" w:color="AAAAAA"/>
+              <w:bottom w:val="single" w:sz="4" w:space="0" w:color="AAAAAA"/>
+              <w:right w:val="single" w:sz="4" w:space="0" w:color="AAAAAA"/>
+              <w:insideH w:val="single" w:sz="4" w:space="0" w:color="AAAAAA"/>
+              <w:insideV w:val="single" w:sz="4" w:space="0" w:color="AAAAAA"/>
+            </w:tcBorders>
+          </w:tcPr>
+          <w:p>
+            <w:r>
+              <w:rPr>
+                <w:sz w:val="18"/>
+              </w:rPr>
+              <w:t>Tool absent</w:t>
+            </w:r>
+          </w:p>
+        </w:tc>
+        <w:tc>
+          <w:tcPr>
+            <w:tcW w:type="dxa" w:w="1615"/>
+            <w:shd w:val="clear" w:color="auto" w:fill="FFC7CE"/>
+            <w:tcBorders>
+              <w:top w:val="single" w:sz="4" w:space="0" w:color="AAAAAA"/>
+              <w:left w:val="single" w:sz="4" w:space="0" w:color="AAAAAA"/>
+              <w:bottom w:val="single" w:sz="4" w:space="0" w:color="AAAAAA"/>
+              <w:right w:val="single" w:sz="4" w:space="0" w:color="AAAAAA"/>
+              <w:insideH w:val="single" w:sz="4" w:space="0" w:color="AAAAAA"/>
+              <w:insideV w:val="single" w:sz="4" w:space="0" w:color="AAAAAA"/>
+            </w:tcBorders>
+          </w:tcPr>
+          <w:p>
+            <w:r>
+              <w:rPr>
+                <w:sz w:val="18"/>
+              </w:rPr>
+              <w:t>Any ShellCheck warning found</w:t>
+            </w:r>
+          </w:p>
+        </w:tc>
+        <w:tc>
+          <w:tcPr>
+            <w:tcW w:type="dxa" w:w="1615"/>
+            <w:shd w:val="clear" w:color="auto" w:fill="F2F2F2"/>
+            <w:tcBorders>
+              <w:top w:val="single" w:sz="4" w:space="0" w:color="AAAAAA"/>
+              <w:left w:val="single" w:sz="4" w:space="0" w:color="AAAAAA"/>
+              <w:bottom w:val="single" w:sz="4" w:space="0" w:color="AAAAAA"/>
+              <w:right w:val="single" w:sz="4" w:space="0" w:color="AAAAAA"/>
+              <w:insideH w:val="single" w:sz="4" w:space="0" w:color="AAAAAA"/>
+              <w:insideV w:val="single" w:sz="4" w:space="0" w:color="AAAAAA"/>
+            </w:tcBorders>
+          </w:tcPr>
+          <w:p>
+            <w:r>
+              <w:rPr>
+                <w:sz w:val="18"/>
+              </w:rPr>
+              <w:t>CWE-78, CWE-88</w:t>
+            </w:r>
+          </w:p>
+        </w:tc>
+      </w:tr>
+      <w:tr>
+        <w:tc>
+          <w:tcPr>
+            <w:tcW w:type="dxa" w:w="1615"/>
+            <w:shd w:val="clear" w:color="auto" w:fill="FFFFFF"/>
+            <w:tcBorders>
+              <w:top w:val="single" w:sz="4" w:space="0" w:color="AAAAAA"/>
+              <w:left w:val="single" w:sz="4" w:space="0" w:color="AAAAAA"/>
+              <w:bottom w:val="single" w:sz="4" w:space="0" w:color="AAAAAA"/>
+              <w:right w:val="single" w:sz="4" w:space="0" w:color="AAAAAA"/>
+              <w:insideH w:val="single" w:sz="4" w:space="0" w:color="AAAAAA"/>
+              <w:insideV w:val="single" w:sz="4" w:space="0" w:color="AAAAAA"/>
+            </w:tcBorders>
+          </w:tcPr>
+          <w:p>
+            <w:r>
+              <w:rPr>
+                <w:b/>
+                <w:sz w:val="18"/>
+              </w:rPr>
+              <w:t>curl pipe bash (Shell)</w:t>
+            </w:r>
+          </w:p>
+        </w:tc>
+        <w:tc>
+          <w:tcPr>
+            <w:tcW w:type="dxa" w:w="1615"/>
+            <w:shd w:val="clear" w:color="auto" w:fill="C6EFCE"/>
+            <w:tcBorders>
+              <w:top w:val="single" w:sz="4" w:space="0" w:color="AAAAAA"/>
+              <w:left w:val="single" w:sz="4" w:space="0" w:color="AAAAAA"/>
+              <w:bottom w:val="single" w:sz="4" w:space="0" w:color="AAAAAA"/>
+              <w:right w:val="single" w:sz="4" w:space="0" w:color="AAAAAA"/>
+              <w:insideH w:val="single" w:sz="4" w:space="0" w:color="AAAAAA"/>
+              <w:insideV w:val="single" w:sz="4" w:space="0" w:color="AAAAAA"/>
+            </w:tcBorders>
+          </w:tcPr>
+          <w:p>
+            <w:pPr>
+              <w:jc w:val="center"/>
+            </w:pPr>
+            <w:r>
+              <w:rPr>
+                <w:b/>
+                <w:sz w:val="18"/>
+              </w:rPr>
+              <w:t>L5</w:t>
+            </w:r>
+          </w:p>
+        </w:tc>
+        <w:tc>
+          <w:tcPr>
+            <w:tcW w:type="dxa" w:w="1615"/>
+            <w:shd w:val="clear" w:color="auto" w:fill="C6EFCE"/>
+            <w:tcBorders>
+              <w:top w:val="single" w:sz="4" w:space="0" w:color="AAAAAA"/>
+              <w:left w:val="single" w:sz="4" w:space="0" w:color="AAAAAA"/>
+              <w:bottom w:val="single" w:sz="4" w:space="0" w:color="AAAAAA"/>
+              <w:right w:val="single" w:sz="4" w:space="0" w:color="AAAAAA"/>
+              <w:insideH w:val="single" w:sz="4" w:space="0" w:color="AAAAAA"/>
+              <w:insideV w:val="single" w:sz="4" w:space="0" w:color="AAAAAA"/>
+            </w:tcBorders>
+          </w:tcPr>
+          <w:p>
+            <w:r>
+              <w:rPr>
+                <w:sz w:val="18"/>
+              </w:rPr>
+              <w:t>Not present</w:t>
+            </w:r>
+          </w:p>
+        </w:tc>
+        <w:tc>
+          <w:tcPr>
+            <w:tcW w:type="dxa" w:w="1615"/>
+            <w:shd w:val="clear" w:color="auto" w:fill="FFFFFF"/>
+            <w:tcBorders>
+              <w:top w:val="single" w:sz="4" w:space="0" w:color="AAAAAA"/>
+              <w:left w:val="single" w:sz="4" w:space="0" w:color="AAAAAA"/>
+              <w:bottom w:val="single" w:sz="4" w:space="0" w:color="AAAAAA"/>
+              <w:right w:val="single" w:sz="4" w:space="0" w:color="AAAAAA"/>
+              <w:insideH w:val="single" w:sz="4" w:space="0" w:color="AAAAAA"/>
+              <w:insideV w:val="single" w:sz="4" w:space="0" w:color="AAAAAA"/>
+            </w:tcBorders>
+          </w:tcPr>
+          <w:p>
+            <w:r>
+              <w:rPr>
+                <w:sz w:val="18"/>
+              </w:rPr>
+              <w:t>—</w:t>
+            </w:r>
+          </w:p>
+        </w:tc>
+        <w:tc>
+          <w:tcPr>
+            <w:tcW w:type="dxa" w:w="1615"/>
+            <w:shd w:val="clear" w:color="auto" w:fill="FFC7CE"/>
+            <w:tcBorders>
+              <w:top w:val="single" w:sz="4" w:space="0" w:color="AAAAAA"/>
+              <w:left w:val="single" w:sz="4" w:space="0" w:color="AAAAAA"/>
+              <w:bottom w:val="single" w:sz="4" w:space="0" w:color="AAAAAA"/>
+              <w:right w:val="single" w:sz="4" w:space="0" w:color="AAAAAA"/>
+              <w:insideH w:val="single" w:sz="4" w:space="0" w:color="AAAAAA"/>
+              <w:insideV w:val="single" w:sz="4" w:space="0" w:color="AAAAAA"/>
+            </w:tcBorders>
+          </w:tcPr>
+          <w:p>
+            <w:r>
+              <w:rPr>
+                <w:sz w:val="18"/>
+              </w:rPr>
+              <w:t>curl ... | bash or wget ... | sh</w:t>
+            </w:r>
+          </w:p>
+        </w:tc>
+        <w:tc>
+          <w:tcPr>
+            <w:tcW w:type="dxa" w:w="1615"/>
+            <w:shd w:val="clear" w:color="auto" w:fill="FFFFFF"/>
+            <w:tcBorders>
+              <w:top w:val="single" w:sz="4" w:space="0" w:color="AAAAAA"/>
+              <w:left w:val="single" w:sz="4" w:space="0" w:color="AAAAAA"/>
+              <w:bottom w:val="single" w:sz="4" w:space="0" w:color="AAAAAA"/>
+              <w:right w:val="single" w:sz="4" w:space="0" w:color="AAAAAA"/>
+              <w:insideH w:val="single" w:sz="4" w:space="0" w:color="AAAAAA"/>
+              <w:insideV w:val="single" w:sz="4" w:space="0" w:color="AAAAAA"/>
+            </w:tcBorders>
+          </w:tcPr>
+          <w:p>
+            <w:r>
+              <w:rPr>
+                <w:sz w:val="18"/>
+              </w:rPr>
+              <w:t>CWE-78</w:t>
+            </w:r>
+          </w:p>
+        </w:tc>
+      </w:tr>
+      <w:tr>
+        <w:tc>
+          <w:tcPr>
+            <w:tcW w:type="dxa" w:w="1615"/>
+            <w:shd w:val="clear" w:color="auto" w:fill="F2F2F2"/>
+            <w:tcBorders>
+              <w:top w:val="single" w:sz="4" w:space="0" w:color="AAAAAA"/>
+              <w:left w:val="single" w:sz="4" w:space="0" w:color="AAAAAA"/>
+              <w:bottom w:val="single" w:sz="4" w:space="0" w:color="AAAAAA"/>
+              <w:right w:val="single" w:sz="4" w:space="0" w:color="AAAAAA"/>
+              <w:insideH w:val="single" w:sz="4" w:space="0" w:color="AAAAAA"/>
+              <w:insideV w:val="single" w:sz="4" w:space="0" w:color="AAAAAA"/>
+            </w:tcBorders>
+          </w:tcPr>
+          <w:p>
+            <w:r>
+              <w:rPr>
+                <w:b/>
+                <w:sz w:val="18"/>
+              </w:rPr>
+              <w:t>eval $var (Shell)</w:t>
+            </w:r>
+          </w:p>
+        </w:tc>
+        <w:tc>
+          <w:tcPr>
+            <w:tcW w:type="dxa" w:w="1615"/>
+            <w:shd w:val="clear" w:color="auto" w:fill="C6EFCE"/>
+            <w:tcBorders>
+              <w:top w:val="single" w:sz="4" w:space="0" w:color="AAAAAA"/>
+              <w:left w:val="single" w:sz="4" w:space="0" w:color="AAAAAA"/>
+              <w:bottom w:val="single" w:sz="4" w:space="0" w:color="AAAAAA"/>
+              <w:right w:val="single" w:sz="4" w:space="0" w:color="AAAAAA"/>
+              <w:insideH w:val="single" w:sz="4" w:space="0" w:color="AAAAAA"/>
+              <w:insideV w:val="single" w:sz="4" w:space="0" w:color="AAAAAA"/>
+            </w:tcBorders>
+          </w:tcPr>
+          <w:p>
+            <w:pPr>
+              <w:jc w:val="center"/>
+            </w:pPr>
+            <w:r>
+              <w:rPr>
+                <w:b/>
+                <w:sz w:val="18"/>
+              </w:rPr>
+              <w:t>L5</w:t>
+            </w:r>
+          </w:p>
+        </w:tc>
+        <w:tc>
+          <w:tcPr>
+            <w:tcW w:type="dxa" w:w="1615"/>
+            <w:shd w:val="clear" w:color="auto" w:fill="C6EFCE"/>
+            <w:tcBorders>
+              <w:top w:val="single" w:sz="4" w:space="0" w:color="AAAAAA"/>
+              <w:left w:val="single" w:sz="4" w:space="0" w:color="AAAAAA"/>
+              <w:bottom w:val="single" w:sz="4" w:space="0" w:color="AAAAAA"/>
+              <w:right w:val="single" w:sz="4" w:space="0" w:color="AAAAAA"/>
+              <w:insideH w:val="single" w:sz="4" w:space="0" w:color="AAAAAA"/>
+              <w:insideV w:val="single" w:sz="4" w:space="0" w:color="AAAAAA"/>
+            </w:tcBorders>
+          </w:tcPr>
+          <w:p>
+            <w:r>
+              <w:rPr>
+                <w:sz w:val="18"/>
+              </w:rPr>
+              <w:t>Not present</w:t>
+            </w:r>
+          </w:p>
+        </w:tc>
+        <w:tc>
+          <w:tcPr>
+            <w:tcW w:type="dxa" w:w="1615"/>
+            <w:shd w:val="clear" w:color="auto" w:fill="F2F2F2"/>
+            <w:tcBorders>
+              <w:top w:val="single" w:sz="4" w:space="0" w:color="AAAAAA"/>
+              <w:left w:val="single" w:sz="4" w:space="0" w:color="AAAAAA"/>
+              <w:bottom w:val="single" w:sz="4" w:space="0" w:color="AAAAAA"/>
+              <w:right w:val="single" w:sz="4" w:space="0" w:color="AAAAAA"/>
+              <w:insideH w:val="single" w:sz="4" w:space="0" w:color="AAAAAA"/>
+              <w:insideV w:val="single" w:sz="4" w:space="0" w:color="AAAAAA"/>
+            </w:tcBorders>
+          </w:tcPr>
+          <w:p>
+            <w:r>
+              <w:rPr>
+                <w:sz w:val="18"/>
+              </w:rPr>
+              <w:t>—</w:t>
+            </w:r>
+          </w:p>
+        </w:tc>
+        <w:tc>
+          <w:tcPr>
+            <w:tcW w:type="dxa" w:w="1615"/>
+            <w:shd w:val="clear" w:color="auto" w:fill="FFC7CE"/>
+            <w:tcBorders>
+              <w:top w:val="single" w:sz="4" w:space="0" w:color="AAAAAA"/>
+              <w:left w:val="single" w:sz="4" w:space="0" w:color="AAAAAA"/>
+              <w:bottom w:val="single" w:sz="4" w:space="0" w:color="AAAAAA"/>
+              <w:right w:val="single" w:sz="4" w:space="0" w:color="AAAAAA"/>
+              <w:insideH w:val="single" w:sz="4" w:space="0" w:color="AAAAAA"/>
+              <w:insideV w:val="single" w:sz="4" w:space="0" w:color="AAAAAA"/>
+            </w:tcBorders>
+          </w:tcPr>
+          <w:p>
+            <w:r>
+              <w:rPr>
+                <w:sz w:val="18"/>
+              </w:rPr>
+              <w:t>eval $variable found</w:t>
+            </w:r>
+          </w:p>
+        </w:tc>
+        <w:tc>
+          <w:tcPr>
+            <w:tcW w:type="dxa" w:w="1615"/>
+            <w:shd w:val="clear" w:color="auto" w:fill="F2F2F2"/>
+            <w:tcBorders>
+              <w:top w:val="single" w:sz="4" w:space="0" w:color="AAAAAA"/>
+              <w:left w:val="single" w:sz="4" w:space="0" w:color="AAAAAA"/>
+              <w:bottom w:val="single" w:sz="4" w:space="0" w:color="AAAAAA"/>
+              <w:right w:val="single" w:sz="4" w:space="0" w:color="AAAAAA"/>
+              <w:insideH w:val="single" w:sz="4" w:space="0" w:color="AAAAAA"/>
+              <w:insideV w:val="single" w:sz="4" w:space="0" w:color="AAAAAA"/>
+            </w:tcBorders>
+          </w:tcPr>
+          <w:p>
+            <w:r>
+              <w:rPr>
+                <w:sz w:val="18"/>
+              </w:rPr>
+              <w:t>CWE-88</w:t>
+            </w:r>
+          </w:p>
+        </w:tc>
+      </w:tr>
+      <w:tr>
+        <w:tc>
+          <w:tcPr>
+            <w:tcW w:type="dxa" w:w="1615"/>
+            <w:shd w:val="clear" w:color="auto" w:fill="FFFFFF"/>
+            <w:tcBorders>
+              <w:top w:val="single" w:sz="4" w:space="0" w:color="AAAAAA"/>
+              <w:left w:val="single" w:sz="4" w:space="0" w:color="AAAAAA"/>
+              <w:bottom w:val="single" w:sz="4" w:space="0" w:color="AAAAAA"/>
+              <w:right w:val="single" w:sz="4" w:space="0" w:color="AAAAAA"/>
+              <w:insideH w:val="single" w:sz="4" w:space="0" w:color="AAAAAA"/>
+              <w:insideV w:val="single" w:sz="4" w:space="0" w:color="AAAAAA"/>
+            </w:tcBorders>
+          </w:tcPr>
+          <w:p>
+            <w:r>
+              <w:rPr>
+                <w:b/>
+                <w:sz w:val="18"/>
+              </w:rPr>
+              <w:t>Runtime.exec (Java)</w:t>
+            </w:r>
+          </w:p>
+        </w:tc>
+        <w:tc>
+          <w:tcPr>
+            <w:tcW w:type="dxa" w:w="1615"/>
+            <w:shd w:val="clear" w:color="auto" w:fill="C6EFCE"/>
+            <w:tcBorders>
+              <w:top w:val="single" w:sz="4" w:space="0" w:color="AAAAAA"/>
+              <w:left w:val="single" w:sz="4" w:space="0" w:color="AAAAAA"/>
+              <w:bottom w:val="single" w:sz="4" w:space="0" w:color="AAAAAA"/>
+              <w:right w:val="single" w:sz="4" w:space="0" w:color="AAAAAA"/>
+              <w:insideH w:val="single" w:sz="4" w:space="0" w:color="AAAAAA"/>
+              <w:insideV w:val="single" w:sz="4" w:space="0" w:color="AAAAAA"/>
+            </w:tcBorders>
+          </w:tcPr>
+          <w:p>
+            <w:pPr>
+              <w:jc w:val="center"/>
+            </w:pPr>
+            <w:r>
+              <w:rPr>
+                <w:b/>
+                <w:sz w:val="18"/>
+              </w:rPr>
+              <w:t>L5</w:t>
+            </w:r>
+          </w:p>
+        </w:tc>
+        <w:tc>
+          <w:tcPr>
+            <w:tcW w:type="dxa" w:w="1615"/>
+            <w:shd w:val="clear" w:color="auto" w:fill="C6EFCE"/>
+            <w:tcBorders>
+              <w:top w:val="single" w:sz="4" w:space="0" w:color="AAAAAA"/>
+              <w:left w:val="single" w:sz="4" w:space="0" w:color="AAAAAA"/>
+              <w:bottom w:val="single" w:sz="4" w:space="0" w:color="AAAAAA"/>
+              <w:right w:val="single" w:sz="4" w:space="0" w:color="AAAAAA"/>
+              <w:insideH w:val="single" w:sz="4" w:space="0" w:color="AAAAAA"/>
+              <w:insideV w:val="single" w:sz="4" w:space="0" w:color="AAAAAA"/>
+            </w:tcBorders>
+          </w:tcPr>
+          <w:p>
+            <w:r>
+              <w:rPr>
+                <w:sz w:val="18"/>
+              </w:rPr>
+              <w:t>Not present</w:t>
+            </w:r>
+          </w:p>
+        </w:tc>
+        <w:tc>
+          <w:tcPr>
+            <w:tcW w:type="dxa" w:w="1615"/>
+            <w:shd w:val="clear" w:color="auto" w:fill="FFFFFF"/>
+            <w:tcBorders>
+              <w:top w:val="single" w:sz="4" w:space="0" w:color="AAAAAA"/>
+              <w:left w:val="single" w:sz="4" w:space="0" w:color="AAAAAA"/>
+              <w:bottom w:val="single" w:sz="4" w:space="0" w:color="AAAAAA"/>
+              <w:right w:val="single" w:sz="4" w:space="0" w:color="AAAAAA"/>
+              <w:insideH w:val="single" w:sz="4" w:space="0" w:color="AAAAAA"/>
+              <w:insideV w:val="single" w:sz="4" w:space="0" w:color="AAAAAA"/>
+            </w:tcBorders>
+          </w:tcPr>
+          <w:p>
+            <w:r>
+              <w:rPr>
+                <w:sz w:val="18"/>
+              </w:rPr>
+              <w:t>—</w:t>
+            </w:r>
+          </w:p>
+        </w:tc>
+        <w:tc>
+          <w:tcPr>
+            <w:tcW w:type="dxa" w:w="1615"/>
+            <w:shd w:val="clear" w:color="auto" w:fill="FFC7CE"/>
+            <w:tcBorders>
+              <w:top w:val="single" w:sz="4" w:space="0" w:color="AAAAAA"/>
+              <w:left w:val="single" w:sz="4" w:space="0" w:color="AAAAAA"/>
+              <w:bottom w:val="single" w:sz="4" w:space="0" w:color="AAAAAA"/>
+              <w:right w:val="single" w:sz="4" w:space="0" w:color="AAAAAA"/>
+              <w:insideH w:val="single" w:sz="4" w:space="0" w:color="AAAAAA"/>
+              <w:insideV w:val="single" w:sz="4" w:space="0" w:color="AAAAAA"/>
+            </w:tcBorders>
+          </w:tcPr>
+          <w:p>
+            <w:r>
+              <w:rPr>
+                <w:sz w:val="18"/>
+              </w:rPr>
+              <w:t>Runtime.getRuntime().exec() found</w:t>
+            </w:r>
+          </w:p>
+        </w:tc>
+        <w:tc>
+          <w:tcPr>
+            <w:tcW w:type="dxa" w:w="1615"/>
+            <w:shd w:val="clear" w:color="auto" w:fill="FFFFFF"/>
+            <w:tcBorders>
+              <w:top w:val="single" w:sz="4" w:space="0" w:color="AAAAAA"/>
+              <w:left w:val="single" w:sz="4" w:space="0" w:color="AAAAAA"/>
+              <w:bottom w:val="single" w:sz="4" w:space="0" w:color="AAAAAA"/>
+              <w:right w:val="single" w:sz="4" w:space="0" w:color="AAAAAA"/>
+              <w:insideH w:val="single" w:sz="4" w:space="0" w:color="AAAAAA"/>
+              <w:insideV w:val="single" w:sz="4" w:space="0" w:color="AAAAAA"/>
+            </w:tcBorders>
+          </w:tcPr>
+          <w:p>
+            <w:r>
+              <w:rPr>
+                <w:sz w:val="18"/>
+              </w:rPr>
+              <w:t>CWE-78</w:t>
+            </w:r>
+          </w:p>
+        </w:tc>
+      </w:tr>
+      <w:tr>
+        <w:tc>
+          <w:tcPr>
+            <w:tcW w:type="dxa" w:w="1615"/>
+            <w:shd w:val="clear" w:color="auto" w:fill="F2F2F2"/>
+            <w:tcBorders>
+              <w:top w:val="single" w:sz="4" w:space="0" w:color="AAAAAA"/>
+              <w:left w:val="single" w:sz="4" w:space="0" w:color="AAAAAA"/>
+              <w:bottom w:val="single" w:sz="4" w:space="0" w:color="AAAAAA"/>
+              <w:right w:val="single" w:sz="4" w:space="0" w:color="AAAAAA"/>
+              <w:insideH w:val="single" w:sz="4" w:space="0" w:color="AAAAAA"/>
+              <w:insideV w:val="single" w:sz="4" w:space="0" w:color="AAAAAA"/>
+            </w:tcBorders>
+          </w:tcPr>
+          <w:p>
+            <w:r>
+              <w:rPr>
+                <w:b/>
+                <w:sz w:val="18"/>
+              </w:rPr>
+              <w:t>ObjectInputStream (Java)</w:t>
+            </w:r>
+          </w:p>
+        </w:tc>
+        <w:tc>
+          <w:tcPr>
+            <w:tcW w:type="dxa" w:w="1615"/>
+            <w:shd w:val="clear" w:color="auto" w:fill="C6EFCE"/>
+            <w:tcBorders>
+              <w:top w:val="single" w:sz="4" w:space="0" w:color="AAAAAA"/>
+              <w:left w:val="single" w:sz="4" w:space="0" w:color="AAAAAA"/>
+              <w:bottom w:val="single" w:sz="4" w:space="0" w:color="AAAAAA"/>
+              <w:right w:val="single" w:sz="4" w:space="0" w:color="AAAAAA"/>
+              <w:insideH w:val="single" w:sz="4" w:space="0" w:color="AAAAAA"/>
+              <w:insideV w:val="single" w:sz="4" w:space="0" w:color="AAAAAA"/>
+            </w:tcBorders>
+          </w:tcPr>
+          <w:p>
+            <w:pPr>
+              <w:jc w:val="center"/>
+            </w:pPr>
+            <w:r>
+              <w:rPr>
+                <w:b/>
+                <w:sz w:val="18"/>
+              </w:rPr>
+              <w:t>L5</w:t>
+            </w:r>
+          </w:p>
+        </w:tc>
+        <w:tc>
+          <w:tcPr>
+            <w:tcW w:type="dxa" w:w="1615"/>
+            <w:shd w:val="clear" w:color="auto" w:fill="C6EFCE"/>
+            <w:tcBorders>
+              <w:top w:val="single" w:sz="4" w:space="0" w:color="AAAAAA"/>
+              <w:left w:val="single" w:sz="4" w:space="0" w:color="AAAAAA"/>
+              <w:bottom w:val="single" w:sz="4" w:space="0" w:color="AAAAAA"/>
+              <w:right w:val="single" w:sz="4" w:space="0" w:color="AAAAAA"/>
+              <w:insideH w:val="single" w:sz="4" w:space="0" w:color="AAAAAA"/>
+              <w:insideV w:val="single" w:sz="4" w:space="0" w:color="AAAAAA"/>
+            </w:tcBorders>
+          </w:tcPr>
+          <w:p>
+            <w:r>
+              <w:rPr>
+                <w:sz w:val="18"/>
+              </w:rPr>
+              <w:t>Not present</w:t>
+            </w:r>
+          </w:p>
+        </w:tc>
+        <w:tc>
+          <w:tcPr>
+            <w:tcW w:type="dxa" w:w="1615"/>
+            <w:shd w:val="clear" w:color="auto" w:fill="F2F2F2"/>
+            <w:tcBorders>
+              <w:top w:val="single" w:sz="4" w:space="0" w:color="AAAAAA"/>
+              <w:left w:val="single" w:sz="4" w:space="0" w:color="AAAAAA"/>
+              <w:bottom w:val="single" w:sz="4" w:space="0" w:color="AAAAAA"/>
+              <w:right w:val="single" w:sz="4" w:space="0" w:color="AAAAAA"/>
+              <w:insideH w:val="single" w:sz="4" w:space="0" w:color="AAAAAA"/>
+              <w:insideV w:val="single" w:sz="4" w:space="0" w:color="AAAAAA"/>
+            </w:tcBorders>
+          </w:tcPr>
+          <w:p>
+            <w:r>
+              <w:rPr>
+                <w:sz w:val="18"/>
+              </w:rPr>
+              <w:t>—</w:t>
+            </w:r>
+          </w:p>
+        </w:tc>
+        <w:tc>
+          <w:tcPr>
+            <w:tcW w:type="dxa" w:w="1615"/>
+            <w:shd w:val="clear" w:color="auto" w:fill="FFC7CE"/>
+            <w:tcBorders>
+              <w:top w:val="single" w:sz="4" w:space="0" w:color="AAAAAA"/>
+              <w:left w:val="single" w:sz="4" w:space="0" w:color="AAAAAA"/>
+              <w:bottom w:val="single" w:sz="4" w:space="0" w:color="AAAAAA"/>
+              <w:right w:val="single" w:sz="4" w:space="0" w:color="AAAAAA"/>
+              <w:insideH w:val="single" w:sz="4" w:space="0" w:color="AAAAAA"/>
+              <w:insideV w:val="single" w:sz="4" w:space="0" w:color="AAAAAA"/>
+            </w:tcBorders>
+          </w:tcPr>
+          <w:p>
+            <w:r>
+              <w:rPr>
+                <w:sz w:val="18"/>
+              </w:rPr>
+              <w:t>ObjectInputStream or XStream used</w:t>
+            </w:r>
+          </w:p>
+        </w:tc>
+        <w:tc>
+          <w:tcPr>
+            <w:tcW w:type="dxa" w:w="1615"/>
+            <w:shd w:val="clear" w:color="auto" w:fill="F2F2F2"/>
+            <w:tcBorders>
+              <w:top w:val="single" w:sz="4" w:space="0" w:color="AAAAAA"/>
+              <w:left w:val="single" w:sz="4" w:space="0" w:color="AAAAAA"/>
+              <w:bottom w:val="single" w:sz="4" w:space="0" w:color="AAAAAA"/>
+              <w:right w:val="single" w:sz="4" w:space="0" w:color="AAAAAA"/>
+              <w:insideH w:val="single" w:sz="4" w:space="0" w:color="AAAAAA"/>
+              <w:insideV w:val="single" w:sz="4" w:space="0" w:color="AAAAAA"/>
+            </w:tcBorders>
+          </w:tcPr>
+          <w:p>
+            <w:r>
+              <w:rPr>
+                <w:sz w:val="18"/>
+              </w:rPr>
+              <w:t>CWE-502</w:t>
+            </w:r>
+          </w:p>
+        </w:tc>
+      </w:tr>
+      <w:tr>
+        <w:tc>
+          <w:tcPr>
+            <w:tcW w:type="dxa" w:w="1615"/>
+            <w:shd w:val="clear" w:color="auto" w:fill="FFFFFF"/>
+            <w:tcBorders>
+              <w:top w:val="single" w:sz="4" w:space="0" w:color="AAAAAA"/>
+              <w:left w:val="single" w:sz="4" w:space="0" w:color="AAAAAA"/>
+              <w:bottom w:val="single" w:sz="4" w:space="0" w:color="AAAAAA"/>
+              <w:right w:val="single" w:sz="4" w:space="0" w:color="AAAAAA"/>
+              <w:insideH w:val="single" w:sz="4" w:space="0" w:color="AAAAAA"/>
+              <w:insideV w:val="single" w:sz="4" w:space="0" w:color="AAAAAA"/>
+            </w:tcBorders>
+          </w:tcPr>
+          <w:p>
+            <w:r>
+              <w:rPr>
+                <w:b/>
+                <w:sz w:val="18"/>
+              </w:rPr>
+              <w:t>Log4Shell JNDI (Java)</w:t>
+            </w:r>
+          </w:p>
+        </w:tc>
+        <w:tc>
+          <w:tcPr>
+            <w:tcW w:type="dxa" w:w="1615"/>
+            <w:shd w:val="clear" w:color="auto" w:fill="C6EFCE"/>
+            <w:tcBorders>
+              <w:top w:val="single" w:sz="4" w:space="0" w:color="AAAAAA"/>
+              <w:left w:val="single" w:sz="4" w:space="0" w:color="AAAAAA"/>
+              <w:bottom w:val="single" w:sz="4" w:space="0" w:color="AAAAAA"/>
+              <w:right w:val="single" w:sz="4" w:space="0" w:color="AAAAAA"/>
+              <w:insideH w:val="single" w:sz="4" w:space="0" w:color="AAAAAA"/>
+              <w:insideV w:val="single" w:sz="4" w:space="0" w:color="AAAAAA"/>
+            </w:tcBorders>
+          </w:tcPr>
+          <w:p>
+            <w:pPr>
+              <w:jc w:val="center"/>
+            </w:pPr>
+            <w:r>
+              <w:rPr>
+                <w:b/>
+                <w:sz w:val="18"/>
+              </w:rPr>
+              <w:t>L5</w:t>
+            </w:r>
+          </w:p>
+        </w:tc>
+        <w:tc>
+          <w:tcPr>
+            <w:tcW w:type="dxa" w:w="1615"/>
+            <w:shd w:val="clear" w:color="auto" w:fill="C6EFCE"/>
+            <w:tcBorders>
+              <w:top w:val="single" w:sz="4" w:space="0" w:color="AAAAAA"/>
+              <w:left w:val="single" w:sz="4" w:space="0" w:color="AAAAAA"/>
+              <w:bottom w:val="single" w:sz="4" w:space="0" w:color="AAAAAA"/>
+              <w:right w:val="single" w:sz="4" w:space="0" w:color="AAAAAA"/>
+              <w:insideH w:val="single" w:sz="4" w:space="0" w:color="AAAAAA"/>
+              <w:insideV w:val="single" w:sz="4" w:space="0" w:color="AAAAAA"/>
+            </w:tcBorders>
+          </w:tcPr>
+          <w:p>
+            <w:r>
+              <w:rPr>
+                <w:sz w:val="18"/>
+              </w:rPr>
+              <w:t>Not present</w:t>
+            </w:r>
+          </w:p>
+        </w:tc>
+        <w:tc>
+          <w:tcPr>
+            <w:tcW w:type="dxa" w:w="1615"/>
+            <w:shd w:val="clear" w:color="auto" w:fill="FFFFFF"/>
+            <w:tcBorders>
+              <w:top w:val="single" w:sz="4" w:space="0" w:color="AAAAAA"/>
+              <w:left w:val="single" w:sz="4" w:space="0" w:color="AAAAAA"/>
+              <w:bottom w:val="single" w:sz="4" w:space="0" w:color="AAAAAA"/>
+              <w:right w:val="single" w:sz="4" w:space="0" w:color="AAAAAA"/>
+              <w:insideH w:val="single" w:sz="4" w:space="0" w:color="AAAAAA"/>
+              <w:insideV w:val="single" w:sz="4" w:space="0" w:color="AAAAAA"/>
+            </w:tcBorders>
+          </w:tcPr>
+          <w:p>
+            <w:r>
+              <w:rPr>
+                <w:sz w:val="18"/>
+              </w:rPr>
+              <w:t>—</w:t>
+            </w:r>
+          </w:p>
+        </w:tc>
+        <w:tc>
+          <w:tcPr>
+            <w:tcW w:type="dxa" w:w="1615"/>
+            <w:shd w:val="clear" w:color="auto" w:fill="FFC7CE"/>
+            <w:tcBorders>
+              <w:top w:val="single" w:sz="4" w:space="0" w:color="AAAAAA"/>
+              <w:left w:val="single" w:sz="4" w:space="0" w:color="AAAAAA"/>
+              <w:bottom w:val="single" w:sz="4" w:space="0" w:color="AAAAAA"/>
+              <w:right w:val="single" w:sz="4" w:space="0" w:color="AAAAAA"/>
+              <w:insideH w:val="single" w:sz="4" w:space="0" w:color="AAAAAA"/>
+              <w:insideV w:val="single" w:sz="4" w:space="0" w:color="AAAAAA"/>
+            </w:tcBorders>
+          </w:tcPr>
+          <w:p>
+            <w:r>
+              <w:rPr>
+                <w:sz w:val="18"/>
+              </w:rPr>
+              <w:t>jndi: or ${jndi pattern found</w:t>
+            </w:r>
+          </w:p>
+        </w:tc>
+        <w:tc>
+          <w:tcPr>
+            <w:tcW w:type="dxa" w:w="1615"/>
+            <w:shd w:val="clear" w:color="auto" w:fill="FFFFFF"/>
+            <w:tcBorders>
+              <w:top w:val="single" w:sz="4" w:space="0" w:color="AAAAAA"/>
+              <w:left w:val="single" w:sz="4" w:space="0" w:color="AAAAAA"/>
+              <w:bottom w:val="single" w:sz="4" w:space="0" w:color="AAAAAA"/>
+              <w:right w:val="single" w:sz="4" w:space="0" w:color="AAAAAA"/>
+              <w:insideH w:val="single" w:sz="4" w:space="0" w:color="AAAAAA"/>
+              <w:insideV w:val="single" w:sz="4" w:space="0" w:color="AAAAAA"/>
+            </w:tcBorders>
+          </w:tcPr>
+          <w:p>
+            <w:r>
+              <w:rPr>
+                <w:sz w:val="18"/>
+              </w:rPr>
+              <w:t>CVE-2021-44228</w:t>
+            </w:r>
+          </w:p>
+        </w:tc>
+      </w:tr>
+      <w:tr>
+        <w:tc>
+          <w:tcPr>
+            <w:tcW w:type="dxa" w:w="1615"/>
+            <w:shd w:val="clear" w:color="auto" w:fill="F2F2F2"/>
+            <w:tcBorders>
+              <w:top w:val="single" w:sz="4" w:space="0" w:color="AAAAAA"/>
+              <w:left w:val="single" w:sz="4" w:space="0" w:color="AAAAAA"/>
+              <w:bottom w:val="single" w:sz="4" w:space="0" w:color="AAAAAA"/>
+              <w:right w:val="single" w:sz="4" w:space="0" w:color="AAAAAA"/>
+              <w:insideH w:val="single" w:sz="4" w:space="0" w:color="AAAAAA"/>
+              <w:insideV w:val="single" w:sz="4" w:space="0" w:color="AAAAAA"/>
+            </w:tcBorders>
+          </w:tcPr>
+          <w:p>
+            <w:r>
+              <w:rPr>
+                <w:b/>
+                <w:sz w:val="18"/>
+              </w:rPr>
+              <w:t>TrustAllCerts (Java)</w:t>
+            </w:r>
+          </w:p>
+        </w:tc>
+        <w:tc>
+          <w:tcPr>
+            <w:tcW w:type="dxa" w:w="1615"/>
+            <w:shd w:val="clear" w:color="auto" w:fill="C6EFCE"/>
+            <w:tcBorders>
+              <w:top w:val="single" w:sz="4" w:space="0" w:color="AAAAAA"/>
+              <w:left w:val="single" w:sz="4" w:space="0" w:color="AAAAAA"/>
+              <w:bottom w:val="single" w:sz="4" w:space="0" w:color="AAAAAA"/>
+              <w:right w:val="single" w:sz="4" w:space="0" w:color="AAAAAA"/>
+              <w:insideH w:val="single" w:sz="4" w:space="0" w:color="AAAAAA"/>
+              <w:insideV w:val="single" w:sz="4" w:space="0" w:color="AAAAAA"/>
+            </w:tcBorders>
+          </w:tcPr>
+          <w:p>
+            <w:pPr>
+              <w:jc w:val="center"/>
+            </w:pPr>
+            <w:r>
+              <w:rPr>
+                <w:b/>
+                <w:sz w:val="18"/>
+              </w:rPr>
+              <w:t>L5</w:t>
+            </w:r>
+          </w:p>
+        </w:tc>
+        <w:tc>
+          <w:tcPr>
+            <w:tcW w:type="dxa" w:w="1615"/>
+            <w:shd w:val="clear" w:color="auto" w:fill="C6EFCE"/>
+            <w:tcBorders>
+              <w:top w:val="single" w:sz="4" w:space="0" w:color="AAAAAA"/>
+              <w:left w:val="single" w:sz="4" w:space="0" w:color="AAAAAA"/>
+              <w:bottom w:val="single" w:sz="4" w:space="0" w:color="AAAAAA"/>
+              <w:right w:val="single" w:sz="4" w:space="0" w:color="AAAAAA"/>
+              <w:insideH w:val="single" w:sz="4" w:space="0" w:color="AAAAAA"/>
+              <w:insideV w:val="single" w:sz="4" w:space="0" w:color="AAAAAA"/>
+            </w:tcBorders>
+          </w:tcPr>
+          <w:p>
+            <w:r>
+              <w:rPr>
+                <w:sz w:val="18"/>
+              </w:rPr>
+              <w:t>Not present</w:t>
+            </w:r>
+          </w:p>
+        </w:tc>
+        <w:tc>
+          <w:tcPr>
+            <w:tcW w:type="dxa" w:w="1615"/>
+            <w:shd w:val="clear" w:color="auto" w:fill="F2F2F2"/>
+            <w:tcBorders>
+              <w:top w:val="single" w:sz="4" w:space="0" w:color="AAAAAA"/>
+              <w:left w:val="single" w:sz="4" w:space="0" w:color="AAAAAA"/>
+              <w:bottom w:val="single" w:sz="4" w:space="0" w:color="AAAAAA"/>
+              <w:right w:val="single" w:sz="4" w:space="0" w:color="AAAAAA"/>
+              <w:insideH w:val="single" w:sz="4" w:space="0" w:color="AAAAAA"/>
+              <w:insideV w:val="single" w:sz="4" w:space="0" w:color="AAAAAA"/>
+            </w:tcBorders>
+          </w:tcPr>
+          <w:p>
+            <w:r>
+              <w:rPr>
+                <w:sz w:val="18"/>
+              </w:rPr>
+              <w:t>—</w:t>
+            </w:r>
+          </w:p>
+        </w:tc>
+        <w:tc>
+          <w:tcPr>
+            <w:tcW w:type="dxa" w:w="1615"/>
+            <w:shd w:val="clear" w:color="auto" w:fill="FFC7CE"/>
+            <w:tcBorders>
+              <w:top w:val="single" w:sz="4" w:space="0" w:color="AAAAAA"/>
+              <w:left w:val="single" w:sz="4" w:space="0" w:color="AAAAAA"/>
+              <w:bottom w:val="single" w:sz="4" w:space="0" w:color="AAAAAA"/>
+              <w:right w:val="single" w:sz="4" w:space="0" w:color="AAAAAA"/>
+              <w:insideH w:val="single" w:sz="4" w:space="0" w:color="AAAAAA"/>
+              <w:insideV w:val="single" w:sz="4" w:space="0" w:color="AAAAAA"/>
+            </w:tcBorders>
+          </w:tcPr>
+          <w:p>
+            <w:r>
+              <w:rPr>
+                <w:sz w:val="18"/>
+              </w:rPr>
+              <w:t>X509TrustManager / TrustAllCerts</w:t>
+            </w:r>
+          </w:p>
+        </w:tc>
+        <w:tc>
+          <w:tcPr>
+            <w:tcW w:type="dxa" w:w="1615"/>
+            <w:shd w:val="clear" w:color="auto" w:fill="F2F2F2"/>
+            <w:tcBorders>
+              <w:top w:val="single" w:sz="4" w:space="0" w:color="AAAAAA"/>
+              <w:left w:val="single" w:sz="4" w:space="0" w:color="AAAAAA"/>
+              <w:bottom w:val="single" w:sz="4" w:space="0" w:color="AAAAAA"/>
+              <w:right w:val="single" w:sz="4" w:space="0" w:color="AAAAAA"/>
+              <w:insideH w:val="single" w:sz="4" w:space="0" w:color="AAAAAA"/>
+              <w:insideV w:val="single" w:sz="4" w:space="0" w:color="AAAAAA"/>
+            </w:tcBorders>
+          </w:tcPr>
+          <w:p>
+            <w:r>
+              <w:rPr>
+                <w:sz w:val="18"/>
+              </w:rPr>
+              <w:t>CWE-295</w:t>
+            </w:r>
+          </w:p>
+        </w:tc>
+      </w:tr>
+      <w:tr>
+        <w:tc>
+          <w:tcPr>
+            <w:tcW w:type="dxa" w:w="1615"/>
+            <w:shd w:val="clear" w:color="auto" w:fill="FFFFFF"/>
+            <w:tcBorders>
+              <w:top w:val="single" w:sz="4" w:space="0" w:color="AAAAAA"/>
+              <w:left w:val="single" w:sz="4" w:space="0" w:color="AAAAAA"/>
+              <w:bottom w:val="single" w:sz="4" w:space="0" w:color="AAAAAA"/>
+              <w:right w:val="single" w:sz="4" w:space="0" w:color="AAAAAA"/>
+              <w:insideH w:val="single" w:sz="4" w:space="0" w:color="AAAAAA"/>
+              <w:insideV w:val="single" w:sz="4" w:space="0" w:color="AAAAAA"/>
+            </w:tcBorders>
+          </w:tcPr>
+          <w:p>
+            <w:r>
+              <w:rPr>
+                <w:b/>
+                <w:sz w:val="18"/>
+              </w:rPr>
+              <w:t>shell_exec (PHP)</w:t>
+            </w:r>
+          </w:p>
+        </w:tc>
+        <w:tc>
+          <w:tcPr>
+            <w:tcW w:type="dxa" w:w="1615"/>
+            <w:shd w:val="clear" w:color="auto" w:fill="C6EFCE"/>
+            <w:tcBorders>
+              <w:top w:val="single" w:sz="4" w:space="0" w:color="AAAAAA"/>
+              <w:left w:val="single" w:sz="4" w:space="0" w:color="AAAAAA"/>
+              <w:bottom w:val="single" w:sz="4" w:space="0" w:color="AAAAAA"/>
+              <w:right w:val="single" w:sz="4" w:space="0" w:color="AAAAAA"/>
+              <w:insideH w:val="single" w:sz="4" w:space="0" w:color="AAAAAA"/>
+              <w:insideV w:val="single" w:sz="4" w:space="0" w:color="AAAAAA"/>
+            </w:tcBorders>
+          </w:tcPr>
+          <w:p>
+            <w:pPr>
+              <w:jc w:val="center"/>
+            </w:pPr>
+            <w:r>
+              <w:rPr>
+                <w:b/>
+                <w:sz w:val="18"/>
+              </w:rPr>
+              <w:t>L5</w:t>
+            </w:r>
+          </w:p>
+        </w:tc>
+        <w:tc>
+          <w:tcPr>
+            <w:tcW w:type="dxa" w:w="1615"/>
+            <w:shd w:val="clear" w:color="auto" w:fill="C6EFCE"/>
+            <w:tcBorders>
+              <w:top w:val="single" w:sz="4" w:space="0" w:color="AAAAAA"/>
+              <w:left w:val="single" w:sz="4" w:space="0" w:color="AAAAAA"/>
+              <w:bottom w:val="single" w:sz="4" w:space="0" w:color="AAAAAA"/>
+              <w:right w:val="single" w:sz="4" w:space="0" w:color="AAAAAA"/>
+              <w:insideH w:val="single" w:sz="4" w:space="0" w:color="AAAAAA"/>
+              <w:insideV w:val="single" w:sz="4" w:space="0" w:color="AAAAAA"/>
+            </w:tcBorders>
+          </w:tcPr>
+          <w:p>
+            <w:r>
+              <w:rPr>
+                <w:sz w:val="18"/>
+              </w:rPr>
+              <w:t>Not present</w:t>
+            </w:r>
+          </w:p>
+        </w:tc>
+        <w:tc>
+          <w:tcPr>
+            <w:tcW w:type="dxa" w:w="1615"/>
+            <w:shd w:val="clear" w:color="auto" w:fill="FFFFFF"/>
+            <w:tcBorders>
+              <w:top w:val="single" w:sz="4" w:space="0" w:color="AAAAAA"/>
+              <w:left w:val="single" w:sz="4" w:space="0" w:color="AAAAAA"/>
+              <w:bottom w:val="single" w:sz="4" w:space="0" w:color="AAAAAA"/>
+              <w:right w:val="single" w:sz="4" w:space="0" w:color="AAAAAA"/>
+              <w:insideH w:val="single" w:sz="4" w:space="0" w:color="AAAAAA"/>
+              <w:insideV w:val="single" w:sz="4" w:space="0" w:color="AAAAAA"/>
+            </w:tcBorders>
+          </w:tcPr>
+          <w:p>
+            <w:r>
+              <w:rPr>
+                <w:sz w:val="18"/>
+              </w:rPr>
+              <w:t>—</w:t>
+            </w:r>
+          </w:p>
+        </w:tc>
+        <w:tc>
+          <w:tcPr>
+            <w:tcW w:type="dxa" w:w="1615"/>
+            <w:shd w:val="clear" w:color="auto" w:fill="FFC7CE"/>
+            <w:tcBorders>
+              <w:top w:val="single" w:sz="4" w:space="0" w:color="AAAAAA"/>
+              <w:left w:val="single" w:sz="4" w:space="0" w:color="AAAAAA"/>
+              <w:bottom w:val="single" w:sz="4" w:space="0" w:color="AAAAAA"/>
+              <w:right w:val="single" w:sz="4" w:space="0" w:color="AAAAAA"/>
+              <w:insideH w:val="single" w:sz="4" w:space="0" w:color="AAAAAA"/>
+              <w:insideV w:val="single" w:sz="4" w:space="0" w:color="AAAAAA"/>
+            </w:tcBorders>
+          </w:tcPr>
+          <w:p>
+            <w:r>
+              <w:rPr>
+                <w:sz w:val="18"/>
+              </w:rPr>
+              <w:t>shell_exec / exec / system call</w:t>
+            </w:r>
+          </w:p>
+        </w:tc>
+        <w:tc>
+          <w:tcPr>
+            <w:tcW w:type="dxa" w:w="1615"/>
+            <w:shd w:val="clear" w:color="auto" w:fill="FFFFFF"/>
+            <w:tcBorders>
+              <w:top w:val="single" w:sz="4" w:space="0" w:color="AAAAAA"/>
+              <w:left w:val="single" w:sz="4" w:space="0" w:color="AAAAAA"/>
+              <w:bottom w:val="single" w:sz="4" w:space="0" w:color="AAAAAA"/>
+              <w:right w:val="single" w:sz="4" w:space="0" w:color="AAAAAA"/>
+              <w:insideH w:val="single" w:sz="4" w:space="0" w:color="AAAAAA"/>
+              <w:insideV w:val="single" w:sz="4" w:space="0" w:color="AAAAAA"/>
+            </w:tcBorders>
+          </w:tcPr>
+          <w:p>
+            <w:r>
+              <w:rPr>
+                <w:sz w:val="18"/>
+              </w:rPr>
+              <w:t>CWE-78</w:t>
+            </w:r>
+          </w:p>
+        </w:tc>
+      </w:tr>
+      <w:tr>
+        <w:tc>
+          <w:tcPr>
+            <w:tcW w:type="dxa" w:w="1615"/>
+            <w:shd w:val="clear" w:color="auto" w:fill="F2F2F2"/>
+            <w:tcBorders>
+              <w:top w:val="single" w:sz="4" w:space="0" w:color="AAAAAA"/>
+              <w:left w:val="single" w:sz="4" w:space="0" w:color="AAAAAA"/>
+              <w:bottom w:val="single" w:sz="4" w:space="0" w:color="AAAAAA"/>
+              <w:right w:val="single" w:sz="4" w:space="0" w:color="AAAAAA"/>
+              <w:insideH w:val="single" w:sz="4" w:space="0" w:color="AAAAAA"/>
+              <w:insideV w:val="single" w:sz="4" w:space="0" w:color="AAAAAA"/>
+            </w:tcBorders>
+          </w:tcPr>
+          <w:p>
+            <w:r>
+              <w:rPr>
+                <w:b/>
+                <w:sz w:val="18"/>
+              </w:rPr>
+              <w:t>echo $_GET (PHP)</w:t>
+            </w:r>
+          </w:p>
+        </w:tc>
+        <w:tc>
+          <w:tcPr>
+            <w:tcW w:type="dxa" w:w="1615"/>
+            <w:shd w:val="clear" w:color="auto" w:fill="C6EFCE"/>
+            <w:tcBorders>
+              <w:top w:val="single" w:sz="4" w:space="0" w:color="AAAAAA"/>
+              <w:left w:val="single" w:sz="4" w:space="0" w:color="AAAAAA"/>
+              <w:bottom w:val="single" w:sz="4" w:space="0" w:color="AAAAAA"/>
+              <w:right w:val="single" w:sz="4" w:space="0" w:color="AAAAAA"/>
+              <w:insideH w:val="single" w:sz="4" w:space="0" w:color="AAAAAA"/>
+              <w:insideV w:val="single" w:sz="4" w:space="0" w:color="AAAAAA"/>
+            </w:tcBorders>
+          </w:tcPr>
+          <w:p>
+            <w:pPr>
+              <w:jc w:val="center"/>
+            </w:pPr>
+            <w:r>
+              <w:rPr>
+                <w:b/>
+                <w:sz w:val="18"/>
+              </w:rPr>
+              <w:t>L5</w:t>
+            </w:r>
+          </w:p>
+        </w:tc>
+        <w:tc>
+          <w:tcPr>
+            <w:tcW w:type="dxa" w:w="1615"/>
+            <w:shd w:val="clear" w:color="auto" w:fill="C6EFCE"/>
+            <w:tcBorders>
+              <w:top w:val="single" w:sz="4" w:space="0" w:color="AAAAAA"/>
+              <w:left w:val="single" w:sz="4" w:space="0" w:color="AAAAAA"/>
+              <w:bottom w:val="single" w:sz="4" w:space="0" w:color="AAAAAA"/>
+              <w:right w:val="single" w:sz="4" w:space="0" w:color="AAAAAA"/>
+              <w:insideH w:val="single" w:sz="4" w:space="0" w:color="AAAAAA"/>
+              <w:insideV w:val="single" w:sz="4" w:space="0" w:color="AAAAAA"/>
+            </w:tcBorders>
+          </w:tcPr>
+          <w:p>
+            <w:r>
+              <w:rPr>
+                <w:sz w:val="18"/>
+              </w:rPr>
+              <w:t>Not present</w:t>
+            </w:r>
+          </w:p>
+        </w:tc>
+        <w:tc>
+          <w:tcPr>
+            <w:tcW w:type="dxa" w:w="1615"/>
+            <w:shd w:val="clear" w:color="auto" w:fill="F2F2F2"/>
+            <w:tcBorders>
+              <w:top w:val="single" w:sz="4" w:space="0" w:color="AAAAAA"/>
+              <w:left w:val="single" w:sz="4" w:space="0" w:color="AAAAAA"/>
+              <w:bottom w:val="single" w:sz="4" w:space="0" w:color="AAAAAA"/>
+              <w:right w:val="single" w:sz="4" w:space="0" w:color="AAAAAA"/>
+              <w:insideH w:val="single" w:sz="4" w:space="0" w:color="AAAAAA"/>
+              <w:insideV w:val="single" w:sz="4" w:space="0" w:color="AAAAAA"/>
+            </w:tcBorders>
+          </w:tcPr>
+          <w:p>
+            <w:r>
+              <w:rPr>
+                <w:sz w:val="18"/>
+              </w:rPr>
+              <w:t>—</w:t>
+            </w:r>
+          </w:p>
+        </w:tc>
+        <w:tc>
+          <w:tcPr>
+            <w:tcW w:type="dxa" w:w="1615"/>
+            <w:shd w:val="clear" w:color="auto" w:fill="FFC7CE"/>
+            <w:tcBorders>
+              <w:top w:val="single" w:sz="4" w:space="0" w:color="AAAAAA"/>
+              <w:left w:val="single" w:sz="4" w:space="0" w:color="AAAAAA"/>
+              <w:bottom w:val="single" w:sz="4" w:space="0" w:color="AAAAAA"/>
+              <w:right w:val="single" w:sz="4" w:space="0" w:color="AAAAAA"/>
+              <w:insideH w:val="single" w:sz="4" w:space="0" w:color="AAAAAA"/>
+              <w:insideV w:val="single" w:sz="4" w:space="0" w:color="AAAAAA"/>
+            </w:tcBorders>
+          </w:tcPr>
+          <w:p>
+            <w:r>
+              <w:rPr>
+                <w:sz w:val="18"/>
+              </w:rPr>
+              <w:t>echo $_ superglobal without sanitization</w:t>
+            </w:r>
+          </w:p>
+        </w:tc>
+        <w:tc>
+          <w:tcPr>
+            <w:tcW w:type="dxa" w:w="1615"/>
+            <w:shd w:val="clear" w:color="auto" w:fill="F2F2F2"/>
+            <w:tcBorders>
+              <w:top w:val="single" w:sz="4" w:space="0" w:color="AAAAAA"/>
+              <w:left w:val="single" w:sz="4" w:space="0" w:color="AAAAAA"/>
+              <w:bottom w:val="single" w:sz="4" w:space="0" w:color="AAAAAA"/>
+              <w:right w:val="single" w:sz="4" w:space="0" w:color="AAAAAA"/>
+              <w:insideH w:val="single" w:sz="4" w:space="0" w:color="AAAAAA"/>
+              <w:insideV w:val="single" w:sz="4" w:space="0" w:color="AAAAAA"/>
+            </w:tcBorders>
+          </w:tcPr>
+          <w:p>
+            <w:r>
+              <w:rPr>
+                <w:sz w:val="18"/>
+              </w:rPr>
+              <w:t>CWE-79</w:t>
+            </w:r>
+          </w:p>
+        </w:tc>
+      </w:tr>
+      <w:tr>
+        <w:tc>
+          <w:tcPr>
+            <w:tcW w:type="dxa" w:w="1615"/>
+            <w:shd w:val="clear" w:color="auto" w:fill="FFFFFF"/>
+            <w:tcBorders>
+              <w:top w:val="single" w:sz="4" w:space="0" w:color="AAAAAA"/>
+              <w:left w:val="single" w:sz="4" w:space="0" w:color="AAAAAA"/>
+              <w:bottom w:val="single" w:sz="4" w:space="0" w:color="AAAAAA"/>
+              <w:right w:val="single" w:sz="4" w:space="0" w:color="AAAAAA"/>
+              <w:insideH w:val="single" w:sz="4" w:space="0" w:color="AAAAAA"/>
+              <w:insideV w:val="single" w:sz="4" w:space="0" w:color="AAAAAA"/>
+            </w:tcBorders>
+          </w:tcPr>
+          <w:p>
+            <w:r>
+              <w:rPr>
+                <w:b/>
+                <w:sz w:val="18"/>
+              </w:rPr>
+              <w:t>unserialize (PHP)</w:t>
+            </w:r>
+          </w:p>
+        </w:tc>
+        <w:tc>
+          <w:tcPr>
+            <w:tcW w:type="dxa" w:w="1615"/>
+            <w:shd w:val="clear" w:color="auto" w:fill="C6EFCE"/>
+            <w:tcBorders>
+              <w:top w:val="single" w:sz="4" w:space="0" w:color="AAAAAA"/>
+              <w:left w:val="single" w:sz="4" w:space="0" w:color="AAAAAA"/>
+              <w:bottom w:val="single" w:sz="4" w:space="0" w:color="AAAAAA"/>
+              <w:right w:val="single" w:sz="4" w:space="0" w:color="AAAAAA"/>
+              <w:insideH w:val="single" w:sz="4" w:space="0" w:color="AAAAAA"/>
+              <w:insideV w:val="single" w:sz="4" w:space="0" w:color="AAAAAA"/>
+            </w:tcBorders>
+          </w:tcPr>
+          <w:p>
+            <w:pPr>
+              <w:jc w:val="center"/>
+            </w:pPr>
+            <w:r>
+              <w:rPr>
+                <w:b/>
+                <w:sz w:val="18"/>
+              </w:rPr>
+              <w:t>L5</w:t>
+            </w:r>
+          </w:p>
+        </w:tc>
+        <w:tc>
+          <w:tcPr>
+            <w:tcW w:type="dxa" w:w="1615"/>
+            <w:shd w:val="clear" w:color="auto" w:fill="C6EFCE"/>
+            <w:tcBorders>
+              <w:top w:val="single" w:sz="4" w:space="0" w:color="AAAAAA"/>
+              <w:left w:val="single" w:sz="4" w:space="0" w:color="AAAAAA"/>
+              <w:bottom w:val="single" w:sz="4" w:space="0" w:color="AAAAAA"/>
+              <w:right w:val="single" w:sz="4" w:space="0" w:color="AAAAAA"/>
+              <w:insideH w:val="single" w:sz="4" w:space="0" w:color="AAAAAA"/>
+              <w:insideV w:val="single" w:sz="4" w:space="0" w:color="AAAAAA"/>
+            </w:tcBorders>
+          </w:tcPr>
+          <w:p>
+            <w:r>
+              <w:rPr>
+                <w:sz w:val="18"/>
+              </w:rPr>
+              <w:t>Not present</w:t>
+            </w:r>
+          </w:p>
+        </w:tc>
+        <w:tc>
+          <w:tcPr>
+            <w:tcW w:type="dxa" w:w="1615"/>
+            <w:shd w:val="clear" w:color="auto" w:fill="FFFFFF"/>
+            <w:tcBorders>
+              <w:top w:val="single" w:sz="4" w:space="0" w:color="AAAAAA"/>
+              <w:left w:val="single" w:sz="4" w:space="0" w:color="AAAAAA"/>
+              <w:bottom w:val="single" w:sz="4" w:space="0" w:color="AAAAAA"/>
+              <w:right w:val="single" w:sz="4" w:space="0" w:color="AAAAAA"/>
+              <w:insideH w:val="single" w:sz="4" w:space="0" w:color="AAAAAA"/>
+              <w:insideV w:val="single" w:sz="4" w:space="0" w:color="AAAAAA"/>
+            </w:tcBorders>
+          </w:tcPr>
+          <w:p>
+            <w:r>
+              <w:rPr>
+                <w:sz w:val="18"/>
+              </w:rPr>
+              <w:t>—</w:t>
+            </w:r>
+          </w:p>
+        </w:tc>
+        <w:tc>
+          <w:tcPr>
+            <w:tcW w:type="dxa" w:w="1615"/>
+            <w:shd w:val="clear" w:color="auto" w:fill="FFC7CE"/>
+            <w:tcBorders>
+              <w:top w:val="single" w:sz="4" w:space="0" w:color="AAAAAA"/>
+              <w:left w:val="single" w:sz="4" w:space="0" w:color="AAAAAA"/>
+              <w:bottom w:val="single" w:sz="4" w:space="0" w:color="AAAAAA"/>
+              <w:right w:val="single" w:sz="4" w:space="0" w:color="AAAAAA"/>
+              <w:insideH w:val="single" w:sz="4" w:space="0" w:color="AAAAAA"/>
+              <w:insideV w:val="single" w:sz="4" w:space="0" w:color="AAAAAA"/>
+            </w:tcBorders>
+          </w:tcPr>
+          <w:p>
+            <w:r>
+              <w:rPr>
+                <w:sz w:val="18"/>
+              </w:rPr>
+              <w:t>unserialize($_GET/POST/COOKIE)</w:t>
+            </w:r>
+          </w:p>
+        </w:tc>
+        <w:tc>
+          <w:tcPr>
+            <w:tcW w:type="dxa" w:w="1615"/>
+            <w:shd w:val="clear" w:color="auto" w:fill="FFFFFF"/>
+            <w:tcBorders>
+              <w:top w:val="single" w:sz="4" w:space="0" w:color="AAAAAA"/>
+              <w:left w:val="single" w:sz="4" w:space="0" w:color="AAAAAA"/>
+              <w:bottom w:val="single" w:sz="4" w:space="0" w:color="AAAAAA"/>
+              <w:right w:val="single" w:sz="4" w:space="0" w:color="AAAAAA"/>
+              <w:insideH w:val="single" w:sz="4" w:space="0" w:color="AAAAAA"/>
+              <w:insideV w:val="single" w:sz="4" w:space="0" w:color="AAAAAA"/>
+            </w:tcBorders>
+          </w:tcPr>
+          <w:p>
+            <w:r>
+              <w:rPr>
+                <w:sz w:val="18"/>
+              </w:rPr>
+              <w:t>CWE-502</w:t>
+            </w:r>
+          </w:p>
+        </w:tc>
+      </w:tr>
+      <w:tr>
+        <w:tc>
+          <w:tcPr>
+            <w:tcW w:type="dxa" w:w="1615"/>
+            <w:shd w:val="clear" w:color="auto" w:fill="F2F2F2"/>
+            <w:tcBorders>
+              <w:top w:val="single" w:sz="4" w:space="0" w:color="AAAAAA"/>
+              <w:left w:val="single" w:sz="4" w:space="0" w:color="AAAAAA"/>
+              <w:bottom w:val="single" w:sz="4" w:space="0" w:color="AAAAAA"/>
+              <w:right w:val="single" w:sz="4" w:space="0" w:color="AAAAAA"/>
+              <w:insideH w:val="single" w:sz="4" w:space="0" w:color="AAAAAA"/>
+              <w:insideV w:val="single" w:sz="4" w:space="0" w:color="AAAAAA"/>
+            </w:tcBorders>
+          </w:tcPr>
+          <w:p>
+            <w:r>
+              <w:rPr>
+                <w:b/>
+                <w:sz w:val="18"/>
+              </w:rPr>
+              <w:t>system/exec (Ruby)</w:t>
+            </w:r>
+          </w:p>
+        </w:tc>
+        <w:tc>
+          <w:tcPr>
+            <w:tcW w:type="dxa" w:w="1615"/>
+            <w:shd w:val="clear" w:color="auto" w:fill="C6EFCE"/>
+            <w:tcBorders>
+              <w:top w:val="single" w:sz="4" w:space="0" w:color="AAAAAA"/>
+              <w:left w:val="single" w:sz="4" w:space="0" w:color="AAAAAA"/>
+              <w:bottom w:val="single" w:sz="4" w:space="0" w:color="AAAAAA"/>
+              <w:right w:val="single" w:sz="4" w:space="0" w:color="AAAAAA"/>
+              <w:insideH w:val="single" w:sz="4" w:space="0" w:color="AAAAAA"/>
+              <w:insideV w:val="single" w:sz="4" w:space="0" w:color="AAAAAA"/>
+            </w:tcBorders>
+          </w:tcPr>
+          <w:p>
+            <w:pPr>
+              <w:jc w:val="center"/>
+            </w:pPr>
+            <w:r>
+              <w:rPr>
+                <w:b/>
+                <w:sz w:val="18"/>
+              </w:rPr>
+              <w:t>L5</w:t>
+            </w:r>
+          </w:p>
+        </w:tc>
+        <w:tc>
+          <w:tcPr>
+            <w:tcW w:type="dxa" w:w="1615"/>
+            <w:shd w:val="clear" w:color="auto" w:fill="C6EFCE"/>
+            <w:tcBorders>
+              <w:top w:val="single" w:sz="4" w:space="0" w:color="AAAAAA"/>
+              <w:left w:val="single" w:sz="4" w:space="0" w:color="AAAAAA"/>
+              <w:bottom w:val="single" w:sz="4" w:space="0" w:color="AAAAAA"/>
+              <w:right w:val="single" w:sz="4" w:space="0" w:color="AAAAAA"/>
+              <w:insideH w:val="single" w:sz="4" w:space="0" w:color="AAAAAA"/>
+              <w:insideV w:val="single" w:sz="4" w:space="0" w:color="AAAAAA"/>
+            </w:tcBorders>
+          </w:tcPr>
+          <w:p>
+            <w:r>
+              <w:rPr>
+                <w:sz w:val="18"/>
+              </w:rPr>
+              <w:t>Not present</w:t>
+            </w:r>
+          </w:p>
+        </w:tc>
+        <w:tc>
+          <w:tcPr>
+            <w:tcW w:type="dxa" w:w="1615"/>
+            <w:shd w:val="clear" w:color="auto" w:fill="F2F2F2"/>
+            <w:tcBorders>
+              <w:top w:val="single" w:sz="4" w:space="0" w:color="AAAAAA"/>
+              <w:left w:val="single" w:sz="4" w:space="0" w:color="AAAAAA"/>
+              <w:bottom w:val="single" w:sz="4" w:space="0" w:color="AAAAAA"/>
+              <w:right w:val="single" w:sz="4" w:space="0" w:color="AAAAAA"/>
+              <w:insideH w:val="single" w:sz="4" w:space="0" w:color="AAAAAA"/>
+              <w:insideV w:val="single" w:sz="4" w:space="0" w:color="AAAAAA"/>
+            </w:tcBorders>
+          </w:tcPr>
+          <w:p>
+            <w:r>
+              <w:rPr>
+                <w:sz w:val="18"/>
+              </w:rPr>
+              <w:t>—</w:t>
+            </w:r>
+          </w:p>
+        </w:tc>
+        <w:tc>
+          <w:tcPr>
+            <w:tcW w:type="dxa" w:w="1615"/>
+            <w:shd w:val="clear" w:color="auto" w:fill="FFC7CE"/>
+            <w:tcBorders>
+              <w:top w:val="single" w:sz="4" w:space="0" w:color="AAAAAA"/>
+              <w:left w:val="single" w:sz="4" w:space="0" w:color="AAAAAA"/>
+              <w:bottom w:val="single" w:sz="4" w:space="0" w:color="AAAAAA"/>
+              <w:right w:val="single" w:sz="4" w:space="0" w:color="AAAAAA"/>
+              <w:insideH w:val="single" w:sz="4" w:space="0" w:color="AAAAAA"/>
+              <w:insideV w:val="single" w:sz="4" w:space="0" w:color="AAAAAA"/>
+            </w:tcBorders>
+          </w:tcPr>
+          <w:p>
+            <w:r>
+              <w:rPr>
+                <w:sz w:val="18"/>
+              </w:rPr>
+              <w:t>system() / exec() / backtick found</w:t>
+            </w:r>
+          </w:p>
+        </w:tc>
+        <w:tc>
+          <w:tcPr>
+            <w:tcW w:type="dxa" w:w="1615"/>
+            <w:shd w:val="clear" w:color="auto" w:fill="F2F2F2"/>
+            <w:tcBorders>
+              <w:top w:val="single" w:sz="4" w:space="0" w:color="AAAAAA"/>
+              <w:left w:val="single" w:sz="4" w:space="0" w:color="AAAAAA"/>
+              <w:bottom w:val="single" w:sz="4" w:space="0" w:color="AAAAAA"/>
+              <w:right w:val="single" w:sz="4" w:space="0" w:color="AAAAAA"/>
+              <w:insideH w:val="single" w:sz="4" w:space="0" w:color="AAAAAA"/>
+              <w:insideV w:val="single" w:sz="4" w:space="0" w:color="AAAAAA"/>
+            </w:tcBorders>
+          </w:tcPr>
+          <w:p>
+            <w:r>
+              <w:rPr>
+                <w:sz w:val="18"/>
+              </w:rPr>
+              <w:t>CWE-78</w:t>
+            </w:r>
+          </w:p>
+        </w:tc>
+      </w:tr>
+      <w:tr>
+        <w:tc>
+          <w:tcPr>
+            <w:tcW w:type="dxa" w:w="1615"/>
+            <w:shd w:val="clear" w:color="auto" w:fill="FFFFFF"/>
+            <w:tcBorders>
+              <w:top w:val="single" w:sz="4" w:space="0" w:color="AAAAAA"/>
+              <w:left w:val="single" w:sz="4" w:space="0" w:color="AAAAAA"/>
+              <w:bottom w:val="single" w:sz="4" w:space="0" w:color="AAAAAA"/>
+              <w:right w:val="single" w:sz="4" w:space="0" w:color="AAAAAA"/>
+              <w:insideH w:val="single" w:sz="4" w:space="0" w:color="AAAAAA"/>
+              <w:insideV w:val="single" w:sz="4" w:space="0" w:color="AAAAAA"/>
+            </w:tcBorders>
+          </w:tcPr>
+          <w:p>
+            <w:r>
+              <w:rPr>
+                <w:b/>
+                <w:sz w:val="18"/>
+              </w:rPr>
+              <w:t>fmt.Sprintf SQL (Go)</w:t>
+            </w:r>
+          </w:p>
+        </w:tc>
+        <w:tc>
+          <w:tcPr>
+            <w:tcW w:type="dxa" w:w="1615"/>
+            <w:shd w:val="clear" w:color="auto" w:fill="C6EFCE"/>
+            <w:tcBorders>
+              <w:top w:val="single" w:sz="4" w:space="0" w:color="AAAAAA"/>
+              <w:left w:val="single" w:sz="4" w:space="0" w:color="AAAAAA"/>
+              <w:bottom w:val="single" w:sz="4" w:space="0" w:color="AAAAAA"/>
+              <w:right w:val="single" w:sz="4" w:space="0" w:color="AAAAAA"/>
+              <w:insideH w:val="single" w:sz="4" w:space="0" w:color="AAAAAA"/>
+              <w:insideV w:val="single" w:sz="4" w:space="0" w:color="AAAAAA"/>
+            </w:tcBorders>
+          </w:tcPr>
+          <w:p>
+            <w:pPr>
+              <w:jc w:val="center"/>
+            </w:pPr>
+            <w:r>
+              <w:rPr>
+                <w:b/>
+                <w:sz w:val="18"/>
+              </w:rPr>
+              <w:t>L5</w:t>
+            </w:r>
+          </w:p>
+        </w:tc>
+        <w:tc>
+          <w:tcPr>
+            <w:tcW w:type="dxa" w:w="1615"/>
+            <w:shd w:val="clear" w:color="auto" w:fill="C6EFCE"/>
+            <w:tcBorders>
+              <w:top w:val="single" w:sz="4" w:space="0" w:color="AAAAAA"/>
+              <w:left w:val="single" w:sz="4" w:space="0" w:color="AAAAAA"/>
+              <w:bottom w:val="single" w:sz="4" w:space="0" w:color="AAAAAA"/>
+              <w:right w:val="single" w:sz="4" w:space="0" w:color="AAAAAA"/>
+              <w:insideH w:val="single" w:sz="4" w:space="0" w:color="AAAAAA"/>
+              <w:insideV w:val="single" w:sz="4" w:space="0" w:color="AAAAAA"/>
+            </w:tcBorders>
+          </w:tcPr>
+          <w:p>
+            <w:r>
+              <w:rPr>
+                <w:sz w:val="18"/>
+              </w:rPr>
+              <w:t>Not present</w:t>
+            </w:r>
+          </w:p>
+        </w:tc>
+        <w:tc>
+          <w:tcPr>
+            <w:tcW w:type="dxa" w:w="1615"/>
+            <w:shd w:val="clear" w:color="auto" w:fill="FFFFFF"/>
+            <w:tcBorders>
+              <w:top w:val="single" w:sz="4" w:space="0" w:color="AAAAAA"/>
+              <w:left w:val="single" w:sz="4" w:space="0" w:color="AAAAAA"/>
+              <w:bottom w:val="single" w:sz="4" w:space="0" w:color="AAAAAA"/>
+              <w:right w:val="single" w:sz="4" w:space="0" w:color="AAAAAA"/>
+              <w:insideH w:val="single" w:sz="4" w:space="0" w:color="AAAAAA"/>
+              <w:insideV w:val="single" w:sz="4" w:space="0" w:color="AAAAAA"/>
+            </w:tcBorders>
+          </w:tcPr>
+          <w:p>
+            <w:r>
+              <w:rPr>
+                <w:sz w:val="18"/>
+              </w:rPr>
+              <w:t>—</w:t>
+            </w:r>
+          </w:p>
+        </w:tc>
+        <w:tc>
+          <w:tcPr>
+            <w:tcW w:type="dxa" w:w="1615"/>
+            <w:shd w:val="clear" w:color="auto" w:fill="FFC7CE"/>
+            <w:tcBorders>
+              <w:top w:val="single" w:sz="4" w:space="0" w:color="AAAAAA"/>
+              <w:left w:val="single" w:sz="4" w:space="0" w:color="AAAAAA"/>
+              <w:bottom w:val="single" w:sz="4" w:space="0" w:color="AAAAAA"/>
+              <w:right w:val="single" w:sz="4" w:space="0" w:color="AAAAAA"/>
+              <w:insideH w:val="single" w:sz="4" w:space="0" w:color="AAAAAA"/>
+              <w:insideV w:val="single" w:sz="4" w:space="0" w:color="AAAAAA"/>
+            </w:tcBorders>
+          </w:tcPr>
+          <w:p>
+            <w:r>
+              <w:rPr>
+                <w:sz w:val="18"/>
+              </w:rPr>
+              <w:t>fmt.Sprintf with SELECT/INSERT/UPDATE</w:t>
+            </w:r>
+          </w:p>
+        </w:tc>
+        <w:tc>
+          <w:tcPr>
+            <w:tcW w:type="dxa" w:w="1615"/>
+            <w:shd w:val="clear" w:color="auto" w:fill="FFFFFF"/>
+            <w:tcBorders>
+              <w:top w:val="single" w:sz="4" w:space="0" w:color="AAAAAA"/>
+              <w:left w:val="single" w:sz="4" w:space="0" w:color="AAAAAA"/>
+              <w:bottom w:val="single" w:sz="4" w:space="0" w:color="AAAAAA"/>
+              <w:right w:val="single" w:sz="4" w:space="0" w:color="AAAAAA"/>
+              <w:insideH w:val="single" w:sz="4" w:space="0" w:color="AAAAAA"/>
+              <w:insideV w:val="single" w:sz="4" w:space="0" w:color="AAAAAA"/>
+            </w:tcBorders>
+          </w:tcPr>
+          <w:p>
+            <w:r>
+              <w:rPr>
+                <w:sz w:val="18"/>
+              </w:rPr>
+              <w:t>CWE-89</w:t>
+            </w:r>
+          </w:p>
+        </w:tc>
+      </w:tr>
+      <w:tr>
+        <w:tc>
+          <w:tcPr>
+            <w:tcW w:type="dxa" w:w="1615"/>
+            <w:shd w:val="clear" w:color="auto" w:fill="F2F2F2"/>
+            <w:tcBorders>
+              <w:top w:val="single" w:sz="4" w:space="0" w:color="AAAAAA"/>
+              <w:left w:val="single" w:sz="4" w:space="0" w:color="AAAAAA"/>
+              <w:bottom w:val="single" w:sz="4" w:space="0" w:color="AAAAAA"/>
+              <w:right w:val="single" w:sz="4" w:space="0" w:color="AAAAAA"/>
+              <w:insideH w:val="single" w:sz="4" w:space="0" w:color="AAAAAA"/>
+              <w:insideV w:val="single" w:sz="4" w:space="0" w:color="AAAAAA"/>
+            </w:tcBorders>
+          </w:tcPr>
+          <w:p>
+            <w:r>
+              <w:rPr>
+                <w:b/>
+                <w:sz w:val="18"/>
+              </w:rPr>
+              <w:t>math/rand (Go)</w:t>
+            </w:r>
+          </w:p>
+        </w:tc>
+        <w:tc>
+          <w:tcPr>
+            <w:tcW w:type="dxa" w:w="1615"/>
+            <w:shd w:val="clear" w:color="auto" w:fill="C6EFCE"/>
+            <w:tcBorders>
+              <w:top w:val="single" w:sz="4" w:space="0" w:color="AAAAAA"/>
+              <w:left w:val="single" w:sz="4" w:space="0" w:color="AAAAAA"/>
+              <w:bottom w:val="single" w:sz="4" w:space="0" w:color="AAAAAA"/>
+              <w:right w:val="single" w:sz="4" w:space="0" w:color="AAAAAA"/>
+              <w:insideH w:val="single" w:sz="4" w:space="0" w:color="AAAAAA"/>
+              <w:insideV w:val="single" w:sz="4" w:space="0" w:color="AAAAAA"/>
+            </w:tcBorders>
+          </w:tcPr>
+          <w:p>
+            <w:pPr>
+              <w:jc w:val="center"/>
+            </w:pPr>
+            <w:r>
+              <w:rPr>
+                <w:b/>
+                <w:sz w:val="18"/>
+              </w:rPr>
+              <w:t>L5</w:t>
+            </w:r>
+          </w:p>
+        </w:tc>
+        <w:tc>
+          <w:tcPr>
+            <w:tcW w:type="dxa" w:w="1615"/>
+            <w:shd w:val="clear" w:color="auto" w:fill="C6EFCE"/>
+            <w:tcBorders>
+              <w:top w:val="single" w:sz="4" w:space="0" w:color="AAAAAA"/>
+              <w:left w:val="single" w:sz="4" w:space="0" w:color="AAAAAA"/>
+              <w:bottom w:val="single" w:sz="4" w:space="0" w:color="AAAAAA"/>
+              <w:right w:val="single" w:sz="4" w:space="0" w:color="AAAAAA"/>
+              <w:insideH w:val="single" w:sz="4" w:space="0" w:color="AAAAAA"/>
+              <w:insideV w:val="single" w:sz="4" w:space="0" w:color="AAAAAA"/>
+            </w:tcBorders>
+          </w:tcPr>
+          <w:p>
+            <w:r>
+              <w:rPr>
+                <w:sz w:val="18"/>
+              </w:rPr>
+              <w:t>Not present</w:t>
+            </w:r>
+          </w:p>
+        </w:tc>
+        <w:tc>
+          <w:tcPr>
+            <w:tcW w:type="dxa" w:w="1615"/>
+            <w:shd w:val="clear" w:color="auto" w:fill="F2F2F2"/>
+            <w:tcBorders>
+              <w:top w:val="single" w:sz="4" w:space="0" w:color="AAAAAA"/>
+              <w:left w:val="single" w:sz="4" w:space="0" w:color="AAAAAA"/>
+              <w:bottom w:val="single" w:sz="4" w:space="0" w:color="AAAAAA"/>
+              <w:right w:val="single" w:sz="4" w:space="0" w:color="AAAAAA"/>
+              <w:insideH w:val="single" w:sz="4" w:space="0" w:color="AAAAAA"/>
+              <w:insideV w:val="single" w:sz="4" w:space="0" w:color="AAAAAA"/>
+            </w:tcBorders>
+          </w:tcPr>
+          <w:p>
+            <w:r>
+              <w:rPr>
+                <w:sz w:val="18"/>
+              </w:rPr>
+              <w:t>—</w:t>
+            </w:r>
+          </w:p>
+        </w:tc>
+        <w:tc>
+          <w:tcPr>
+            <w:tcW w:type="dxa" w:w="1615"/>
+            <w:shd w:val="clear" w:color="auto" w:fill="FFC7CE"/>
+            <w:tcBorders>
+              <w:top w:val="single" w:sz="4" w:space="0" w:color="AAAAAA"/>
+              <w:left w:val="single" w:sz="4" w:space="0" w:color="AAAAAA"/>
+              <w:bottom w:val="single" w:sz="4" w:space="0" w:color="AAAAAA"/>
+              <w:right w:val="single" w:sz="4" w:space="0" w:color="AAAAAA"/>
+              <w:insideH w:val="single" w:sz="4" w:space="0" w:color="AAAAAA"/>
+              <w:insideV w:val="single" w:sz="4" w:space="0" w:color="AAAAAA"/>
+            </w:tcBorders>
+          </w:tcPr>
+          <w:p>
+            <w:r>
+              <w:rPr>
+                <w:sz w:val="18"/>
+              </w:rPr>
+              <w:t>"math/rand" import found</w:t>
+            </w:r>
+          </w:p>
+        </w:tc>
+        <w:tc>
+          <w:tcPr>
+            <w:tcW w:type="dxa" w:w="1615"/>
+            <w:shd w:val="clear" w:color="auto" w:fill="F2F2F2"/>
+            <w:tcBorders>
+              <w:top w:val="single" w:sz="4" w:space="0" w:color="AAAAAA"/>
+              <w:left w:val="single" w:sz="4" w:space="0" w:color="AAAAAA"/>
+              <w:bottom w:val="single" w:sz="4" w:space="0" w:color="AAAAAA"/>
+              <w:right w:val="single" w:sz="4" w:space="0" w:color="AAAAAA"/>
+              <w:insideH w:val="single" w:sz="4" w:space="0" w:color="AAAAAA"/>
+              <w:insideV w:val="single" w:sz="4" w:space="0" w:color="AAAAAA"/>
+            </w:tcBorders>
+          </w:tcPr>
+          <w:p>
+            <w:r>
+              <w:rPr>
+                <w:sz w:val="18"/>
+              </w:rPr>
+              <w:t>CWE-338</w:t>
+            </w:r>
+          </w:p>
+        </w:tc>
+      </w:tr>
+      <w:tr>
+        <w:tc>
+          <w:tcPr>
+            <w:tcW w:type="dxa" w:w="1615"/>
+            <w:shd w:val="clear" w:color="auto" w:fill="FFFFFF"/>
+            <w:tcBorders>
+              <w:top w:val="single" w:sz="4" w:space="0" w:color="AAAAAA"/>
+              <w:left w:val="single" w:sz="4" w:space="0" w:color="AAAAAA"/>
+              <w:bottom w:val="single" w:sz="4" w:space="0" w:color="AAAAAA"/>
+              <w:right w:val="single" w:sz="4" w:space="0" w:color="AAAAAA"/>
+              <w:insideH w:val="single" w:sz="4" w:space="0" w:color="AAAAAA"/>
+              <w:insideV w:val="single" w:sz="4" w:space="0" w:color="AAAAAA"/>
+            </w:tcBorders>
+          </w:tcPr>
+          <w:p>
+            <w:r>
+              <w:rPr>
+                <w:b/>
+                <w:sz w:val="18"/>
+              </w:rPr>
+              <w:t>DOCTYPE/ENTITY (XML)</w:t>
+            </w:r>
+          </w:p>
+        </w:tc>
+        <w:tc>
+          <w:tcPr>
+            <w:tcW w:type="dxa" w:w="1615"/>
+            <w:shd w:val="clear" w:color="auto" w:fill="C6EFCE"/>
+            <w:tcBorders>
+              <w:top w:val="single" w:sz="4" w:space="0" w:color="AAAAAA"/>
+              <w:left w:val="single" w:sz="4" w:space="0" w:color="AAAAAA"/>
+              <w:bottom w:val="single" w:sz="4" w:space="0" w:color="AAAAAA"/>
+              <w:right w:val="single" w:sz="4" w:space="0" w:color="AAAAAA"/>
+              <w:insideH w:val="single" w:sz="4" w:space="0" w:color="AAAAAA"/>
+              <w:insideV w:val="single" w:sz="4" w:space="0" w:color="AAAAAA"/>
+            </w:tcBorders>
+          </w:tcPr>
+          <w:p>
+            <w:pPr>
+              <w:jc w:val="center"/>
+            </w:pPr>
+            <w:r>
+              <w:rPr>
+                <w:b/>
+                <w:sz w:val="18"/>
+              </w:rPr>
+              <w:t>L5</w:t>
+            </w:r>
+          </w:p>
+        </w:tc>
+        <w:tc>
+          <w:tcPr>
+            <w:tcW w:type="dxa" w:w="1615"/>
+            <w:shd w:val="clear" w:color="auto" w:fill="C6EFCE"/>
+            <w:tcBorders>
+              <w:top w:val="single" w:sz="4" w:space="0" w:color="AAAAAA"/>
+              <w:left w:val="single" w:sz="4" w:space="0" w:color="AAAAAA"/>
+              <w:bottom w:val="single" w:sz="4" w:space="0" w:color="AAAAAA"/>
+              <w:right w:val="single" w:sz="4" w:space="0" w:color="AAAAAA"/>
+              <w:insideH w:val="single" w:sz="4" w:space="0" w:color="AAAAAA"/>
+              <w:insideV w:val="single" w:sz="4" w:space="0" w:color="AAAAAA"/>
+            </w:tcBorders>
+          </w:tcPr>
+          <w:p>
+            <w:r>
+              <w:rPr>
+                <w:sz w:val="18"/>
+              </w:rPr>
+              <w:t>Not present</w:t>
+            </w:r>
+          </w:p>
+        </w:tc>
+        <w:tc>
+          <w:tcPr>
+            <w:tcW w:type="dxa" w:w="1615"/>
+            <w:shd w:val="clear" w:color="auto" w:fill="FFFFFF"/>
+            <w:tcBorders>
+              <w:top w:val="single" w:sz="4" w:space="0" w:color="AAAAAA"/>
+              <w:left w:val="single" w:sz="4" w:space="0" w:color="AAAAAA"/>
+              <w:bottom w:val="single" w:sz="4" w:space="0" w:color="AAAAAA"/>
+              <w:right w:val="single" w:sz="4" w:space="0" w:color="AAAAAA"/>
+              <w:insideH w:val="single" w:sz="4" w:space="0" w:color="AAAAAA"/>
+              <w:insideV w:val="single" w:sz="4" w:space="0" w:color="AAAAAA"/>
+            </w:tcBorders>
+          </w:tcPr>
+          <w:p>
+            <w:r>
+              <w:rPr>
+                <w:sz w:val="18"/>
+              </w:rPr>
+              <w:t>—</w:t>
+            </w:r>
+          </w:p>
+        </w:tc>
+        <w:tc>
+          <w:tcPr>
+            <w:tcW w:type="dxa" w:w="1615"/>
+            <w:shd w:val="clear" w:color="auto" w:fill="FFC7CE"/>
+            <w:tcBorders>
+              <w:top w:val="single" w:sz="4" w:space="0" w:color="AAAAAA"/>
+              <w:left w:val="single" w:sz="4" w:space="0" w:color="AAAAAA"/>
+              <w:bottom w:val="single" w:sz="4" w:space="0" w:color="AAAAAA"/>
+              <w:right w:val="single" w:sz="4" w:space="0" w:color="AAAAAA"/>
+              <w:insideH w:val="single" w:sz="4" w:space="0" w:color="AAAAAA"/>
+              <w:insideV w:val="single" w:sz="4" w:space="0" w:color="AAAAAA"/>
+            </w:tcBorders>
+          </w:tcPr>
+          <w:p>
+            <w:r>
+              <w:rPr>
+                <w:sz w:val="18"/>
+              </w:rPr>
+              <w:t>&lt;!DOCTYPE or &lt;!ENTITY declaration</w:t>
+            </w:r>
+          </w:p>
+        </w:tc>
+        <w:tc>
+          <w:tcPr>
+            <w:tcW w:type="dxa" w:w="1615"/>
+            <w:shd w:val="clear" w:color="auto" w:fill="FFFFFF"/>
+            <w:tcBorders>
+              <w:top w:val="single" w:sz="4" w:space="0" w:color="AAAAAA"/>
+              <w:left w:val="single" w:sz="4" w:space="0" w:color="AAAAAA"/>
+              <w:bottom w:val="single" w:sz="4" w:space="0" w:color="AAAAAA"/>
+              <w:right w:val="single" w:sz="4" w:space="0" w:color="AAAAAA"/>
+              <w:insideH w:val="single" w:sz="4" w:space="0" w:color="AAAAAA"/>
+              <w:insideV w:val="single" w:sz="4" w:space="0" w:color="AAAAAA"/>
+            </w:tcBorders>
+          </w:tcPr>
+          <w:p>
+            <w:r>
+              <w:rPr>
+                <w:sz w:val="18"/>
+              </w:rPr>
+              <w:t>CWE-611</w:t>
+            </w:r>
+          </w:p>
+        </w:tc>
+      </w:tr>
+      <w:tr>
+        <w:tc>
+          <w:tcPr>
+            <w:tcW w:type="dxa" w:w="1615"/>
+            <w:shd w:val="clear" w:color="auto" w:fill="F2F2F2"/>
+            <w:tcBorders>
+              <w:top w:val="single" w:sz="4" w:space="0" w:color="AAAAAA"/>
+              <w:left w:val="single" w:sz="4" w:space="0" w:color="AAAAAA"/>
+              <w:bottom w:val="single" w:sz="4" w:space="0" w:color="AAAAAA"/>
+              <w:right w:val="single" w:sz="4" w:space="0" w:color="AAAAAA"/>
+              <w:insideH w:val="single" w:sz="4" w:space="0" w:color="AAAAAA"/>
+              <w:insideV w:val="single" w:sz="4" w:space="0" w:color="AAAAAA"/>
+            </w:tcBorders>
+          </w:tcPr>
+          <w:p>
+            <w:r>
+              <w:rPr>
+                <w:b/>
+                <w:sz w:val="18"/>
+              </w:rPr>
+              <w:t>hadolint (Dockerfile)</w:t>
+            </w:r>
+          </w:p>
+        </w:tc>
+        <w:tc>
+          <w:tcPr>
+            <w:tcW w:type="dxa" w:w="1615"/>
+            <w:shd w:val="clear" w:color="auto" w:fill="C6EFCE"/>
+            <w:tcBorders>
+              <w:top w:val="single" w:sz="4" w:space="0" w:color="AAAAAA"/>
+              <w:left w:val="single" w:sz="4" w:space="0" w:color="AAAAAA"/>
+              <w:bottom w:val="single" w:sz="4" w:space="0" w:color="AAAAAA"/>
+              <w:right w:val="single" w:sz="4" w:space="0" w:color="AAAAAA"/>
+              <w:insideH w:val="single" w:sz="4" w:space="0" w:color="AAAAAA"/>
+              <w:insideV w:val="single" w:sz="4" w:space="0" w:color="AAAAAA"/>
+            </w:tcBorders>
+          </w:tcPr>
+          <w:p>
+            <w:pPr>
+              <w:jc w:val="center"/>
+            </w:pPr>
+            <w:r>
+              <w:rPr>
+                <w:b/>
+                <w:sz w:val="18"/>
+              </w:rPr>
+              <w:t>L5</w:t>
+            </w:r>
+          </w:p>
+        </w:tc>
+        <w:tc>
+          <w:tcPr>
+            <w:tcW w:type="dxa" w:w="1615"/>
+            <w:shd w:val="clear" w:color="auto" w:fill="C6EFCE"/>
+            <w:tcBorders>
+              <w:top w:val="single" w:sz="4" w:space="0" w:color="AAAAAA"/>
+              <w:left w:val="single" w:sz="4" w:space="0" w:color="AAAAAA"/>
+              <w:bottom w:val="single" w:sz="4" w:space="0" w:color="AAAAAA"/>
+              <w:right w:val="single" w:sz="4" w:space="0" w:color="AAAAAA"/>
+              <w:insideH w:val="single" w:sz="4" w:space="0" w:color="AAAAAA"/>
+              <w:insideV w:val="single" w:sz="4" w:space="0" w:color="AAAAAA"/>
+            </w:tcBorders>
+          </w:tcPr>
+          <w:p>
+            <w:r>
+              <w:rPr>
+                <w:sz w:val="18"/>
+              </w:rPr>
+              <w:t>0 findings</w:t>
+            </w:r>
+          </w:p>
+        </w:tc>
+        <w:tc>
+          <w:tcPr>
+            <w:tcW w:type="dxa" w:w="1615"/>
+            <w:shd w:val="clear" w:color="auto" w:fill="FFEB9C"/>
+            <w:tcBorders>
+              <w:top w:val="single" w:sz="4" w:space="0" w:color="AAAAAA"/>
+              <w:left w:val="single" w:sz="4" w:space="0" w:color="AAAAAA"/>
+              <w:bottom w:val="single" w:sz="4" w:space="0" w:color="AAAAAA"/>
+              <w:right w:val="single" w:sz="4" w:space="0" w:color="AAAAAA"/>
+              <w:insideH w:val="single" w:sz="4" w:space="0" w:color="AAAAAA"/>
+              <w:insideV w:val="single" w:sz="4" w:space="0" w:color="AAAAAA"/>
+            </w:tcBorders>
+          </w:tcPr>
+          <w:p>
+            <w:r>
+              <w:rPr>
+                <w:sz w:val="18"/>
+              </w:rPr>
+              <w:t>Tool absent</w:t>
+            </w:r>
+          </w:p>
+        </w:tc>
+        <w:tc>
+          <w:tcPr>
+            <w:tcW w:type="dxa" w:w="1615"/>
+            <w:shd w:val="clear" w:color="auto" w:fill="FFC7CE"/>
+            <w:tcBorders>
+              <w:top w:val="single" w:sz="4" w:space="0" w:color="AAAAAA"/>
+              <w:left w:val="single" w:sz="4" w:space="0" w:color="AAAAAA"/>
+              <w:bottom w:val="single" w:sz="4" w:space="0" w:color="AAAAAA"/>
+              <w:right w:val="single" w:sz="4" w:space="0" w:color="AAAAAA"/>
+              <w:insideH w:val="single" w:sz="4" w:space="0" w:color="AAAAAA"/>
+              <w:insideV w:val="single" w:sz="4" w:space="0" w:color="AAAAAA"/>
+            </w:tcBorders>
+          </w:tcPr>
+          <w:p>
+            <w:r>
+              <w:rPr>
+                <w:sz w:val="18"/>
+              </w:rPr>
+              <w:t>Any hadolint lint error</w:t>
+            </w:r>
+          </w:p>
+        </w:tc>
+        <w:tc>
+          <w:tcPr>
+            <w:tcW w:type="dxa" w:w="1615"/>
+            <w:shd w:val="clear" w:color="auto" w:fill="F2F2F2"/>
+            <w:tcBorders>
+              <w:top w:val="single" w:sz="4" w:space="0" w:color="AAAAAA"/>
+              <w:left w:val="single" w:sz="4" w:space="0" w:color="AAAAAA"/>
+              <w:bottom w:val="single" w:sz="4" w:space="0" w:color="AAAAAA"/>
+              <w:right w:val="single" w:sz="4" w:space="0" w:color="AAAAAA"/>
+              <w:insideH w:val="single" w:sz="4" w:space="0" w:color="AAAAAA"/>
+              <w:insideV w:val="single" w:sz="4" w:space="0" w:color="AAAAAA"/>
+            </w:tcBorders>
+          </w:tcPr>
+          <w:p>
+            <w:r>
+              <w:rPr>
+                <w:sz w:val="18"/>
+              </w:rPr>
+              <w:t>OWASP A05</w:t>
+            </w:r>
+          </w:p>
+        </w:tc>
+      </w:tr>
+      <w:tr>
+        <w:tc>
+          <w:tcPr>
+            <w:tcW w:type="dxa" w:w="1615"/>
+            <w:shd w:val="clear" w:color="auto" w:fill="FFFFFF"/>
+            <w:tcBorders>
+              <w:top w:val="single" w:sz="4" w:space="0" w:color="AAAAAA"/>
+              <w:left w:val="single" w:sz="4" w:space="0" w:color="AAAAAA"/>
+              <w:bottom w:val="single" w:sz="4" w:space="0" w:color="AAAAAA"/>
+              <w:right w:val="single" w:sz="4" w:space="0" w:color="AAAAAA"/>
+              <w:insideH w:val="single" w:sz="4" w:space="0" w:color="AAAAAA"/>
+              <w:insideV w:val="single" w:sz="4" w:space="0" w:color="AAAAAA"/>
+            </w:tcBorders>
+          </w:tcPr>
+          <w:p>
+            <w:r>
+              <w:rPr>
+                <w:b/>
+                <w:sz w:val="18"/>
+              </w:rPr>
+              <w:t>:latest tag (Dockerfile)</w:t>
+            </w:r>
+          </w:p>
+        </w:tc>
+        <w:tc>
+          <w:tcPr>
+            <w:tcW w:type="dxa" w:w="1615"/>
+            <w:shd w:val="clear" w:color="auto" w:fill="C6EFCE"/>
+            <w:tcBorders>
+              <w:top w:val="single" w:sz="4" w:space="0" w:color="AAAAAA"/>
+              <w:left w:val="single" w:sz="4" w:space="0" w:color="AAAAAA"/>
+              <w:bottom w:val="single" w:sz="4" w:space="0" w:color="AAAAAA"/>
+              <w:right w:val="single" w:sz="4" w:space="0" w:color="AAAAAA"/>
+              <w:insideH w:val="single" w:sz="4" w:space="0" w:color="AAAAAA"/>
+              <w:insideV w:val="single" w:sz="4" w:space="0" w:color="AAAAAA"/>
+            </w:tcBorders>
+          </w:tcPr>
+          <w:p>
+            <w:pPr>
+              <w:jc w:val="center"/>
+            </w:pPr>
+            <w:r>
+              <w:rPr>
+                <w:b/>
+                <w:sz w:val="18"/>
+              </w:rPr>
+              <w:t>L5</w:t>
+            </w:r>
+          </w:p>
+        </w:tc>
+        <w:tc>
+          <w:tcPr>
+            <w:tcW w:type="dxa" w:w="1615"/>
+            <w:shd w:val="clear" w:color="auto" w:fill="C6EFCE"/>
+            <w:tcBorders>
+              <w:top w:val="single" w:sz="4" w:space="0" w:color="AAAAAA"/>
+              <w:left w:val="single" w:sz="4" w:space="0" w:color="AAAAAA"/>
+              <w:bottom w:val="single" w:sz="4" w:space="0" w:color="AAAAAA"/>
+              <w:right w:val="single" w:sz="4" w:space="0" w:color="AAAAAA"/>
+              <w:insideH w:val="single" w:sz="4" w:space="0" w:color="AAAAAA"/>
+              <w:insideV w:val="single" w:sz="4" w:space="0" w:color="AAAAAA"/>
+            </w:tcBorders>
+          </w:tcPr>
+          <w:p>
+            <w:r>
+              <w:rPr>
+                <w:sz w:val="18"/>
+              </w:rPr>
+              <w:t>Not present</w:t>
+            </w:r>
+          </w:p>
+        </w:tc>
+        <w:tc>
+          <w:tcPr>
+            <w:tcW w:type="dxa" w:w="1615"/>
+            <w:shd w:val="clear" w:color="auto" w:fill="FFFFFF"/>
+            <w:tcBorders>
+              <w:top w:val="single" w:sz="4" w:space="0" w:color="AAAAAA"/>
+              <w:left w:val="single" w:sz="4" w:space="0" w:color="AAAAAA"/>
+              <w:bottom w:val="single" w:sz="4" w:space="0" w:color="AAAAAA"/>
+              <w:right w:val="single" w:sz="4" w:space="0" w:color="AAAAAA"/>
+              <w:insideH w:val="single" w:sz="4" w:space="0" w:color="AAAAAA"/>
+              <w:insideV w:val="single" w:sz="4" w:space="0" w:color="AAAAAA"/>
+            </w:tcBorders>
+          </w:tcPr>
+          <w:p>
+            <w:r>
+              <w:rPr>
+                <w:sz w:val="18"/>
+              </w:rPr>
+              <w:t>—</w:t>
+            </w:r>
+          </w:p>
+        </w:tc>
+        <w:tc>
+          <w:tcPr>
+            <w:tcW w:type="dxa" w:w="1615"/>
+            <w:shd w:val="clear" w:color="auto" w:fill="FFC7CE"/>
+            <w:tcBorders>
+              <w:top w:val="single" w:sz="4" w:space="0" w:color="AAAAAA"/>
+              <w:left w:val="single" w:sz="4" w:space="0" w:color="AAAAAA"/>
+              <w:bottom w:val="single" w:sz="4" w:space="0" w:color="AAAAAA"/>
+              <w:right w:val="single" w:sz="4" w:space="0" w:color="AAAAAA"/>
+              <w:insideH w:val="single" w:sz="4" w:space="0" w:color="AAAAAA"/>
+              <w:insideV w:val="single" w:sz="4" w:space="0" w:color="AAAAAA"/>
+            </w:tcBorders>
+          </w:tcPr>
+          <w:p>
+            <w:r>
+              <w:rPr>
+                <w:sz w:val="18"/>
+              </w:rPr>
+              <w:t>FROM image:latest used</w:t>
+            </w:r>
+          </w:p>
+        </w:tc>
+        <w:tc>
+          <w:tcPr>
+            <w:tcW w:type="dxa" w:w="1615"/>
+            <w:shd w:val="clear" w:color="auto" w:fill="FFFFFF"/>
+            <w:tcBorders>
+              <w:top w:val="single" w:sz="4" w:space="0" w:color="AAAAAA"/>
+              <w:left w:val="single" w:sz="4" w:space="0" w:color="AAAAAA"/>
+              <w:bottom w:val="single" w:sz="4" w:space="0" w:color="AAAAAA"/>
+              <w:right w:val="single" w:sz="4" w:space="0" w:color="AAAAAA"/>
+              <w:insideH w:val="single" w:sz="4" w:space="0" w:color="AAAAAA"/>
+              <w:insideV w:val="single" w:sz="4" w:space="0" w:color="AAAAAA"/>
+            </w:tcBorders>
+          </w:tcPr>
+          <w:p>
+            <w:r>
+              <w:rPr>
+                <w:sz w:val="18"/>
+              </w:rPr>
+              <w:t>OWASP A05</w:t>
+            </w:r>
+          </w:p>
+        </w:tc>
+      </w:tr>
+      <w:tr>
+        <w:tc>
+          <w:tcPr>
+            <w:tcW w:type="dxa" w:w="1615"/>
+            <w:shd w:val="clear" w:color="auto" w:fill="F2F2F2"/>
+            <w:tcBorders>
+              <w:top w:val="single" w:sz="4" w:space="0" w:color="AAAAAA"/>
+              <w:left w:val="single" w:sz="4" w:space="0" w:color="AAAAAA"/>
+              <w:bottom w:val="single" w:sz="4" w:space="0" w:color="AAAAAA"/>
+              <w:right w:val="single" w:sz="4" w:space="0" w:color="AAAAAA"/>
+              <w:insideH w:val="single" w:sz="4" w:space="0" w:color="AAAAAA"/>
+              <w:insideV w:val="single" w:sz="4" w:space="0" w:color="AAAAAA"/>
+            </w:tcBorders>
+          </w:tcPr>
+          <w:p>
+            <w:r>
+              <w:rPr>
+                <w:b/>
+                <w:sz w:val="18"/>
+              </w:rPr>
+              <w:t>ENV secrets (Dockerfile)</w:t>
+            </w:r>
+          </w:p>
+        </w:tc>
+        <w:tc>
+          <w:tcPr>
+            <w:tcW w:type="dxa" w:w="1615"/>
+            <w:shd w:val="clear" w:color="auto" w:fill="C6EFCE"/>
+            <w:tcBorders>
+              <w:top w:val="single" w:sz="4" w:space="0" w:color="AAAAAA"/>
+              <w:left w:val="single" w:sz="4" w:space="0" w:color="AAAAAA"/>
+              <w:bottom w:val="single" w:sz="4" w:space="0" w:color="AAAAAA"/>
+              <w:right w:val="single" w:sz="4" w:space="0" w:color="AAAAAA"/>
+              <w:insideH w:val="single" w:sz="4" w:space="0" w:color="AAAAAA"/>
+              <w:insideV w:val="single" w:sz="4" w:space="0" w:color="AAAAAA"/>
+            </w:tcBorders>
+          </w:tcPr>
+          <w:p>
+            <w:pPr>
+              <w:jc w:val="center"/>
+            </w:pPr>
+            <w:r>
+              <w:rPr>
+                <w:b/>
+                <w:sz w:val="18"/>
+              </w:rPr>
+              <w:t>L5</w:t>
+            </w:r>
+          </w:p>
+        </w:tc>
+        <w:tc>
+          <w:tcPr>
+            <w:tcW w:type="dxa" w:w="1615"/>
+            <w:shd w:val="clear" w:color="auto" w:fill="C6EFCE"/>
+            <w:tcBorders>
+              <w:top w:val="single" w:sz="4" w:space="0" w:color="AAAAAA"/>
+              <w:left w:val="single" w:sz="4" w:space="0" w:color="AAAAAA"/>
+              <w:bottom w:val="single" w:sz="4" w:space="0" w:color="AAAAAA"/>
+              <w:right w:val="single" w:sz="4" w:space="0" w:color="AAAAAA"/>
+              <w:insideH w:val="single" w:sz="4" w:space="0" w:color="AAAAAA"/>
+              <w:insideV w:val="single" w:sz="4" w:space="0" w:color="AAAAAA"/>
+            </w:tcBorders>
+          </w:tcPr>
+          <w:p>
+            <w:r>
+              <w:rPr>
+                <w:sz w:val="18"/>
+              </w:rPr>
+              <w:t>Not present</w:t>
+            </w:r>
+          </w:p>
+        </w:tc>
+        <w:tc>
+          <w:tcPr>
+            <w:tcW w:type="dxa" w:w="1615"/>
+            <w:shd w:val="clear" w:color="auto" w:fill="F2F2F2"/>
+            <w:tcBorders>
+              <w:top w:val="single" w:sz="4" w:space="0" w:color="AAAAAA"/>
+              <w:left w:val="single" w:sz="4" w:space="0" w:color="AAAAAA"/>
+              <w:bottom w:val="single" w:sz="4" w:space="0" w:color="AAAAAA"/>
+              <w:right w:val="single" w:sz="4" w:space="0" w:color="AAAAAA"/>
+              <w:insideH w:val="single" w:sz="4" w:space="0" w:color="AAAAAA"/>
+              <w:insideV w:val="single" w:sz="4" w:space="0" w:color="AAAAAA"/>
+            </w:tcBorders>
+          </w:tcPr>
+          <w:p>
+            <w:r>
+              <w:rPr>
+                <w:sz w:val="18"/>
+              </w:rPr>
+              <w:t>—</w:t>
+            </w:r>
+          </w:p>
+        </w:tc>
+        <w:tc>
+          <w:tcPr>
+            <w:tcW w:type="dxa" w:w="1615"/>
+            <w:shd w:val="clear" w:color="auto" w:fill="FFC7CE"/>
+            <w:tcBorders>
+              <w:top w:val="single" w:sz="4" w:space="0" w:color="AAAAAA"/>
+              <w:left w:val="single" w:sz="4" w:space="0" w:color="AAAAAA"/>
+              <w:bottom w:val="single" w:sz="4" w:space="0" w:color="AAAAAA"/>
+              <w:right w:val="single" w:sz="4" w:space="0" w:color="AAAAAA"/>
+              <w:insideH w:val="single" w:sz="4" w:space="0" w:color="AAAAAA"/>
+              <w:insideV w:val="single" w:sz="4" w:space="0" w:color="AAAAAA"/>
+            </w:tcBorders>
+          </w:tcPr>
+          <w:p>
+            <w:r>
+              <w:rPr>
+                <w:sz w:val="18"/>
+              </w:rPr>
+              <w:t>ENV PASSWORD= or ENV TOKEN=</w:t>
+            </w:r>
+          </w:p>
+        </w:tc>
+        <w:tc>
+          <w:tcPr>
+            <w:tcW w:type="dxa" w:w="1615"/>
+            <w:shd w:val="clear" w:color="auto" w:fill="F2F2F2"/>
+            <w:tcBorders>
+              <w:top w:val="single" w:sz="4" w:space="0" w:color="AAAAAA"/>
+              <w:left w:val="single" w:sz="4" w:space="0" w:color="AAAAAA"/>
+              <w:bottom w:val="single" w:sz="4" w:space="0" w:color="AAAAAA"/>
+              <w:right w:val="single" w:sz="4" w:space="0" w:color="AAAAAA"/>
+              <w:insideH w:val="single" w:sz="4" w:space="0" w:color="AAAAAA"/>
+              <w:insideV w:val="single" w:sz="4" w:space="0" w:color="AAAAAA"/>
+            </w:tcBorders>
+          </w:tcPr>
+          <w:p>
+            <w:r>
+              <w:rPr>
+                <w:sz w:val="18"/>
+              </w:rPr>
+              <w:t>CWE-798, CWE-250</w:t>
+            </w:r>
+          </w:p>
+        </w:tc>
+      </w:tr>
+      <w:tr>
+        <w:tc>
+          <w:tcPr>
+            <w:tcW w:type="dxa" w:w="1615"/>
+            <w:shd w:val="clear" w:color="auto" w:fill="FFFFFF"/>
+            <w:tcBorders>
+              <w:top w:val="single" w:sz="4" w:space="0" w:color="AAAAAA"/>
+              <w:left w:val="single" w:sz="4" w:space="0" w:color="AAAAAA"/>
+              <w:bottom w:val="single" w:sz="4" w:space="0" w:color="AAAAAA"/>
+              <w:right w:val="single" w:sz="4" w:space="0" w:color="AAAAAA"/>
+              <w:insideH w:val="single" w:sz="4" w:space="0" w:color="AAAAAA"/>
+              <w:insideV w:val="single" w:sz="4" w:space="0" w:color="AAAAAA"/>
+            </w:tcBorders>
+          </w:tcPr>
+          <w:p>
+            <w:r>
+              <w:rPr>
+                <w:b/>
+                <w:sz w:val="18"/>
+              </w:rPr>
+              <w:t>checkov (Terraform)</w:t>
+            </w:r>
+          </w:p>
+        </w:tc>
+        <w:tc>
+          <w:tcPr>
+            <w:tcW w:type="dxa" w:w="1615"/>
+            <w:shd w:val="clear" w:color="auto" w:fill="C6EFCE"/>
+            <w:tcBorders>
+              <w:top w:val="single" w:sz="4" w:space="0" w:color="AAAAAA"/>
+              <w:left w:val="single" w:sz="4" w:space="0" w:color="AAAAAA"/>
+              <w:bottom w:val="single" w:sz="4" w:space="0" w:color="AAAAAA"/>
+              <w:right w:val="single" w:sz="4" w:space="0" w:color="AAAAAA"/>
+              <w:insideH w:val="single" w:sz="4" w:space="0" w:color="AAAAAA"/>
+              <w:insideV w:val="single" w:sz="4" w:space="0" w:color="AAAAAA"/>
+            </w:tcBorders>
+          </w:tcPr>
+          <w:p>
+            <w:pPr>
+              <w:jc w:val="center"/>
+            </w:pPr>
+            <w:r>
+              <w:rPr>
+                <w:b/>
+                <w:sz w:val="18"/>
+              </w:rPr>
+              <w:t>L5</w:t>
+            </w:r>
+          </w:p>
+        </w:tc>
+        <w:tc>
+          <w:tcPr>
+            <w:tcW w:type="dxa" w:w="1615"/>
+            <w:shd w:val="clear" w:color="auto" w:fill="C6EFCE"/>
+            <w:tcBorders>
+              <w:top w:val="single" w:sz="4" w:space="0" w:color="AAAAAA"/>
+              <w:left w:val="single" w:sz="4" w:space="0" w:color="AAAAAA"/>
+              <w:bottom w:val="single" w:sz="4" w:space="0" w:color="AAAAAA"/>
+              <w:right w:val="single" w:sz="4" w:space="0" w:color="AAAAAA"/>
+              <w:insideH w:val="single" w:sz="4" w:space="0" w:color="AAAAAA"/>
+              <w:insideV w:val="single" w:sz="4" w:space="0" w:color="AAAAAA"/>
+            </w:tcBorders>
+          </w:tcPr>
+          <w:p>
+            <w:r>
+              <w:rPr>
+                <w:sz w:val="18"/>
+              </w:rPr>
+              <w:t>0 FAILED checks</w:t>
+            </w:r>
+          </w:p>
+        </w:tc>
+        <w:tc>
+          <w:tcPr>
+            <w:tcW w:type="dxa" w:w="1615"/>
+            <w:shd w:val="clear" w:color="auto" w:fill="FFEB9C"/>
+            <w:tcBorders>
+              <w:top w:val="single" w:sz="4" w:space="0" w:color="AAAAAA"/>
+              <w:left w:val="single" w:sz="4" w:space="0" w:color="AAAAAA"/>
+              <w:bottom w:val="single" w:sz="4" w:space="0" w:color="AAAAAA"/>
+              <w:right w:val="single" w:sz="4" w:space="0" w:color="AAAAAA"/>
+              <w:insideH w:val="single" w:sz="4" w:space="0" w:color="AAAAAA"/>
+              <w:insideV w:val="single" w:sz="4" w:space="0" w:color="AAAAAA"/>
+            </w:tcBorders>
+          </w:tcPr>
+          <w:p>
+            <w:r>
+              <w:rPr>
+                <w:sz w:val="18"/>
+              </w:rPr>
+              <w:t>Tool absent</w:t>
+            </w:r>
+          </w:p>
+        </w:tc>
+        <w:tc>
+          <w:tcPr>
+            <w:tcW w:type="dxa" w:w="1615"/>
+            <w:shd w:val="clear" w:color="auto" w:fill="FFC7CE"/>
+            <w:tcBorders>
+              <w:top w:val="single" w:sz="4" w:space="0" w:color="AAAAAA"/>
+              <w:left w:val="single" w:sz="4" w:space="0" w:color="AAAAAA"/>
+              <w:bottom w:val="single" w:sz="4" w:space="0" w:color="AAAAAA"/>
+              <w:right w:val="single" w:sz="4" w:space="0" w:color="AAAAAA"/>
+              <w:insideH w:val="single" w:sz="4" w:space="0" w:color="AAAAAA"/>
+              <w:insideV w:val="single" w:sz="4" w:space="0" w:color="AAAAAA"/>
+            </w:tcBorders>
+          </w:tcPr>
+          <w:p>
+            <w:r>
+              <w:rPr>
+                <w:sz w:val="18"/>
+              </w:rPr>
+              <w:t>Any CIS check FAILED</w:t>
+            </w:r>
+          </w:p>
+        </w:tc>
+        <w:tc>
+          <w:tcPr>
+            <w:tcW w:type="dxa" w:w="1615"/>
+            <w:shd w:val="clear" w:color="auto" w:fill="FFFFFF"/>
+            <w:tcBorders>
+              <w:top w:val="single" w:sz="4" w:space="0" w:color="AAAAAA"/>
+              <w:left w:val="single" w:sz="4" w:space="0" w:color="AAAAAA"/>
+              <w:bottom w:val="single" w:sz="4" w:space="0" w:color="AAAAAA"/>
+              <w:right w:val="single" w:sz="4" w:space="0" w:color="AAAAAA"/>
+              <w:insideH w:val="single" w:sz="4" w:space="0" w:color="AAAAAA"/>
+              <w:insideV w:val="single" w:sz="4" w:space="0" w:color="AAAAAA"/>
+            </w:tcBorders>
+          </w:tcPr>
+          <w:p>
+            <w:r>
+              <w:rPr>
+                <w:sz w:val="18"/>
+              </w:rPr>
+              <w:t>OWASP A05</w:t>
+            </w:r>
+          </w:p>
+        </w:tc>
+      </w:tr>
+      <w:tr>
+        <w:tc>
+          <w:tcPr>
+            <w:tcW w:type="dxa" w:w="1615"/>
+            <w:shd w:val="clear" w:color="auto" w:fill="F2F2F2"/>
+            <w:tcBorders>
+              <w:top w:val="single" w:sz="4" w:space="0" w:color="AAAAAA"/>
+              <w:left w:val="single" w:sz="4" w:space="0" w:color="AAAAAA"/>
+              <w:bottom w:val="single" w:sz="4" w:space="0" w:color="AAAAAA"/>
+              <w:right w:val="single" w:sz="4" w:space="0" w:color="AAAAAA"/>
+              <w:insideH w:val="single" w:sz="4" w:space="0" w:color="AAAAAA"/>
+              <w:insideV w:val="single" w:sz="4" w:space="0" w:color="AAAAAA"/>
+            </w:tcBorders>
+          </w:tcPr>
+          <w:p>
+            <w:r>
+              <w:rPr>
+                <w:b/>
+                <w:sz w:val="18"/>
+              </w:rPr>
+              <w:t>S3 public ACL (Terraform)</w:t>
+            </w:r>
+          </w:p>
+        </w:tc>
+        <w:tc>
+          <w:tcPr>
+            <w:tcW w:type="dxa" w:w="1615"/>
+            <w:shd w:val="clear" w:color="auto" w:fill="C6EFCE"/>
+            <w:tcBorders>
+              <w:top w:val="single" w:sz="4" w:space="0" w:color="AAAAAA"/>
+              <w:left w:val="single" w:sz="4" w:space="0" w:color="AAAAAA"/>
+              <w:bottom w:val="single" w:sz="4" w:space="0" w:color="AAAAAA"/>
+              <w:right w:val="single" w:sz="4" w:space="0" w:color="AAAAAA"/>
+              <w:insideH w:val="single" w:sz="4" w:space="0" w:color="AAAAAA"/>
+              <w:insideV w:val="single" w:sz="4" w:space="0" w:color="AAAAAA"/>
+            </w:tcBorders>
+          </w:tcPr>
+          <w:p>
+            <w:pPr>
+              <w:jc w:val="center"/>
+            </w:pPr>
+            <w:r>
+              <w:rPr>
+                <w:b/>
+                <w:sz w:val="18"/>
+              </w:rPr>
+              <w:t>L5</w:t>
+            </w:r>
+          </w:p>
+        </w:tc>
+        <w:tc>
+          <w:tcPr>
+            <w:tcW w:type="dxa" w:w="1615"/>
+            <w:shd w:val="clear" w:color="auto" w:fill="C6EFCE"/>
+            <w:tcBorders>
+              <w:top w:val="single" w:sz="4" w:space="0" w:color="AAAAAA"/>
+              <w:left w:val="single" w:sz="4" w:space="0" w:color="AAAAAA"/>
+              <w:bottom w:val="single" w:sz="4" w:space="0" w:color="AAAAAA"/>
+              <w:right w:val="single" w:sz="4" w:space="0" w:color="AAAAAA"/>
+              <w:insideH w:val="single" w:sz="4" w:space="0" w:color="AAAAAA"/>
+              <w:insideV w:val="single" w:sz="4" w:space="0" w:color="AAAAAA"/>
+            </w:tcBorders>
+          </w:tcPr>
+          <w:p>
+            <w:r>
+              <w:rPr>
+                <w:sz w:val="18"/>
+              </w:rPr>
+              <w:t>Not present</w:t>
+            </w:r>
+          </w:p>
+        </w:tc>
+        <w:tc>
+          <w:tcPr>
+            <w:tcW w:type="dxa" w:w="1615"/>
+            <w:shd w:val="clear" w:color="auto" w:fill="F2F2F2"/>
+            <w:tcBorders>
+              <w:top w:val="single" w:sz="4" w:space="0" w:color="AAAAAA"/>
+              <w:left w:val="single" w:sz="4" w:space="0" w:color="AAAAAA"/>
+              <w:bottom w:val="single" w:sz="4" w:space="0" w:color="AAAAAA"/>
+              <w:right w:val="single" w:sz="4" w:space="0" w:color="AAAAAA"/>
+              <w:insideH w:val="single" w:sz="4" w:space="0" w:color="AAAAAA"/>
+              <w:insideV w:val="single" w:sz="4" w:space="0" w:color="AAAAAA"/>
+            </w:tcBorders>
+          </w:tcPr>
+          <w:p>
+            <w:r>
+              <w:rPr>
+                <w:sz w:val="18"/>
+              </w:rPr>
+              <w:t>—</w:t>
+            </w:r>
+          </w:p>
+        </w:tc>
+        <w:tc>
+          <w:tcPr>
+            <w:tcW w:type="dxa" w:w="1615"/>
+            <w:shd w:val="clear" w:color="auto" w:fill="FFC7CE"/>
+            <w:tcBorders>
+              <w:top w:val="single" w:sz="4" w:space="0" w:color="AAAAAA"/>
+              <w:left w:val="single" w:sz="4" w:space="0" w:color="AAAAAA"/>
+              <w:bottom w:val="single" w:sz="4" w:space="0" w:color="AAAAAA"/>
+              <w:right w:val="single" w:sz="4" w:space="0" w:color="AAAAAA"/>
+              <w:insideH w:val="single" w:sz="4" w:space="0" w:color="AAAAAA"/>
+              <w:insideV w:val="single" w:sz="4" w:space="0" w:color="AAAAAA"/>
+            </w:tcBorders>
+          </w:tcPr>
+          <w:p>
+            <w:r>
+              <w:rPr>
+                <w:sz w:val="18"/>
+              </w:rPr>
+              <w:t>acl = "public-read"</w:t>
+            </w:r>
+          </w:p>
+        </w:tc>
+        <w:tc>
+          <w:tcPr>
+            <w:tcW w:type="dxa" w:w="1615"/>
+            <w:shd w:val="clear" w:color="auto" w:fill="F2F2F2"/>
+            <w:tcBorders>
+              <w:top w:val="single" w:sz="4" w:space="0" w:color="AAAAAA"/>
+              <w:left w:val="single" w:sz="4" w:space="0" w:color="AAAAAA"/>
+              <w:bottom w:val="single" w:sz="4" w:space="0" w:color="AAAAAA"/>
+              <w:right w:val="single" w:sz="4" w:space="0" w:color="AAAAAA"/>
+              <w:insideH w:val="single" w:sz="4" w:space="0" w:color="AAAAAA"/>
+              <w:insideV w:val="single" w:sz="4" w:space="0" w:color="AAAAAA"/>
+            </w:tcBorders>
+          </w:tcPr>
+          <w:p>
+            <w:r>
+              <w:rPr>
+                <w:sz w:val="18"/>
+              </w:rPr>
+              <w:t>OWASP A05</w:t>
+            </w:r>
+          </w:p>
+        </w:tc>
+      </w:tr>
+      <w:tr>
+        <w:tc>
+          <w:tcPr>
+            <w:tcW w:type="dxa" w:w="1615"/>
+            <w:shd w:val="clear" w:color="auto" w:fill="FFFFFF"/>
+            <w:tcBorders>
+              <w:top w:val="single" w:sz="4" w:space="0" w:color="AAAAAA"/>
+              <w:left w:val="single" w:sz="4" w:space="0" w:color="AAAAAA"/>
+              <w:bottom w:val="single" w:sz="4" w:space="0" w:color="AAAAAA"/>
+              <w:right w:val="single" w:sz="4" w:space="0" w:color="AAAAAA"/>
+              <w:insideH w:val="single" w:sz="4" w:space="0" w:color="AAAAAA"/>
+              <w:insideV w:val="single" w:sz="4" w:space="0" w:color="AAAAAA"/>
+            </w:tcBorders>
+          </w:tcPr>
+          <w:p>
+            <w:r>
+              <w:rPr>
+                <w:b/>
+                <w:sz w:val="18"/>
+              </w:rPr>
+              <w:t>Unpinned action (YAML)</w:t>
+            </w:r>
+          </w:p>
+        </w:tc>
+        <w:tc>
+          <w:tcPr>
+            <w:tcW w:type="dxa" w:w="1615"/>
+            <w:shd w:val="clear" w:color="auto" w:fill="C6EFCE"/>
+            <w:tcBorders>
+              <w:top w:val="single" w:sz="4" w:space="0" w:color="AAAAAA"/>
+              <w:left w:val="single" w:sz="4" w:space="0" w:color="AAAAAA"/>
+              <w:bottom w:val="single" w:sz="4" w:space="0" w:color="AAAAAA"/>
+              <w:right w:val="single" w:sz="4" w:space="0" w:color="AAAAAA"/>
+              <w:insideH w:val="single" w:sz="4" w:space="0" w:color="AAAAAA"/>
+              <w:insideV w:val="single" w:sz="4" w:space="0" w:color="AAAAAA"/>
+            </w:tcBorders>
+          </w:tcPr>
+          <w:p>
+            <w:pPr>
+              <w:jc w:val="center"/>
+            </w:pPr>
+            <w:r>
+              <w:rPr>
+                <w:b/>
+                <w:sz w:val="18"/>
+              </w:rPr>
+              <w:t>L5</w:t>
+            </w:r>
+          </w:p>
+        </w:tc>
+        <w:tc>
+          <w:tcPr>
+            <w:tcW w:type="dxa" w:w="1615"/>
+            <w:shd w:val="clear" w:color="auto" w:fill="C6EFCE"/>
+            <w:tcBorders>
+              <w:top w:val="single" w:sz="4" w:space="0" w:color="AAAAAA"/>
+              <w:left w:val="single" w:sz="4" w:space="0" w:color="AAAAAA"/>
+              <w:bottom w:val="single" w:sz="4" w:space="0" w:color="AAAAAA"/>
+              <w:right w:val="single" w:sz="4" w:space="0" w:color="AAAAAA"/>
+              <w:insideH w:val="single" w:sz="4" w:space="0" w:color="AAAAAA"/>
+              <w:insideV w:val="single" w:sz="4" w:space="0" w:color="AAAAAA"/>
+            </w:tcBorders>
+          </w:tcPr>
+          <w:p>
+            <w:r>
+              <w:rPr>
+                <w:sz w:val="18"/>
+              </w:rPr>
+              <w:t>All actions pinned to SHA</w:t>
+            </w:r>
+          </w:p>
+        </w:tc>
+        <w:tc>
+          <w:tcPr>
+            <w:tcW w:type="dxa" w:w="1615"/>
+            <w:shd w:val="clear" w:color="auto" w:fill="FFFFFF"/>
+            <w:tcBorders>
+              <w:top w:val="single" w:sz="4" w:space="0" w:color="AAAAAA"/>
+              <w:left w:val="single" w:sz="4" w:space="0" w:color="AAAAAA"/>
+              <w:bottom w:val="single" w:sz="4" w:space="0" w:color="AAAAAA"/>
+              <w:right w:val="single" w:sz="4" w:space="0" w:color="AAAAAA"/>
+              <w:insideH w:val="single" w:sz="4" w:space="0" w:color="AAAAAA"/>
+              <w:insideV w:val="single" w:sz="4" w:space="0" w:color="AAAAAA"/>
+            </w:tcBorders>
+          </w:tcPr>
+          <w:p>
+            <w:r>
+              <w:rPr>
+                <w:sz w:val="18"/>
+              </w:rPr>
+              <w:t>—</w:t>
+            </w:r>
+          </w:p>
+        </w:tc>
+        <w:tc>
+          <w:tcPr>
+            <w:tcW w:type="dxa" w:w="1615"/>
+            <w:shd w:val="clear" w:color="auto" w:fill="FFC7CE"/>
+            <w:tcBorders>
+              <w:top w:val="single" w:sz="4" w:space="0" w:color="AAAAAA"/>
+              <w:left w:val="single" w:sz="4" w:space="0" w:color="AAAAAA"/>
+              <w:bottom w:val="single" w:sz="4" w:space="0" w:color="AAAAAA"/>
+              <w:right w:val="single" w:sz="4" w:space="0" w:color="AAAAAA"/>
+              <w:insideH w:val="single" w:sz="4" w:space="0" w:color="AAAAAA"/>
+              <w:insideV w:val="single" w:sz="4" w:space="0" w:color="AAAAAA"/>
+            </w:tcBorders>
+          </w:tcPr>
+          <w:p>
+            <w:r>
+              <w:rPr>
+                <w:sz w:val="18"/>
+              </w:rPr>
+              <w:t>uses: action@main or @master</w:t>
+            </w:r>
+          </w:p>
+        </w:tc>
+        <w:tc>
+          <w:tcPr>
+            <w:tcW w:type="dxa" w:w="1615"/>
+            <w:shd w:val="clear" w:color="auto" w:fill="FFFFFF"/>
+            <w:tcBorders>
+              <w:top w:val="single" w:sz="4" w:space="0" w:color="AAAAAA"/>
+              <w:left w:val="single" w:sz="4" w:space="0" w:color="AAAAAA"/>
+              <w:bottom w:val="single" w:sz="4" w:space="0" w:color="AAAAAA"/>
+              <w:right w:val="single" w:sz="4" w:space="0" w:color="AAAAAA"/>
+              <w:insideH w:val="single" w:sz="4" w:space="0" w:color="AAAAAA"/>
+              <w:insideV w:val="single" w:sz="4" w:space="0" w:color="AAAAAA"/>
+            </w:tcBorders>
+          </w:tcPr>
+          <w:p>
+            <w:r>
+              <w:rPr>
+                <w:sz w:val="18"/>
+              </w:rPr>
+              <w:t>OWASP A08</w:t>
+            </w:r>
+          </w:p>
+        </w:tc>
+      </w:tr>
+      <w:tr>
+        <w:tc>
+          <w:tcPr>
+            <w:tcW w:type="dxa" w:w="1615"/>
+            <w:shd w:val="clear" w:color="auto" w:fill="F2F2F2"/>
+            <w:tcBorders>
+              <w:top w:val="single" w:sz="4" w:space="0" w:color="AAAAAA"/>
+              <w:left w:val="single" w:sz="4" w:space="0" w:color="AAAAAA"/>
+              <w:bottom w:val="single" w:sz="4" w:space="0" w:color="AAAAAA"/>
+              <w:right w:val="single" w:sz="4" w:space="0" w:color="AAAAAA"/>
+              <w:insideH w:val="single" w:sz="4" w:space="0" w:color="AAAAAA"/>
+              <w:insideV w:val="single" w:sz="4" w:space="0" w:color="AAAAAA"/>
+            </w:tcBorders>
+          </w:tcPr>
+          <w:p>
+            <w:r>
+              <w:rPr>
+                <w:b/>
+                <w:sz w:val="18"/>
+              </w:rPr>
+              <w:t>privileged:true (YAML)</w:t>
+            </w:r>
+          </w:p>
+        </w:tc>
+        <w:tc>
+          <w:tcPr>
+            <w:tcW w:type="dxa" w:w="1615"/>
+            <w:shd w:val="clear" w:color="auto" w:fill="C6EFCE"/>
+            <w:tcBorders>
+              <w:top w:val="single" w:sz="4" w:space="0" w:color="AAAAAA"/>
+              <w:left w:val="single" w:sz="4" w:space="0" w:color="AAAAAA"/>
+              <w:bottom w:val="single" w:sz="4" w:space="0" w:color="AAAAAA"/>
+              <w:right w:val="single" w:sz="4" w:space="0" w:color="AAAAAA"/>
+              <w:insideH w:val="single" w:sz="4" w:space="0" w:color="AAAAAA"/>
+              <w:insideV w:val="single" w:sz="4" w:space="0" w:color="AAAAAA"/>
+            </w:tcBorders>
+          </w:tcPr>
+          <w:p>
+            <w:pPr>
+              <w:jc w:val="center"/>
+            </w:pPr>
+            <w:r>
+              <w:rPr>
+                <w:b/>
+                <w:sz w:val="18"/>
+              </w:rPr>
+              <w:t>L5</w:t>
+            </w:r>
+          </w:p>
+        </w:tc>
+        <w:tc>
+          <w:tcPr>
+            <w:tcW w:type="dxa" w:w="1615"/>
+            <w:shd w:val="clear" w:color="auto" w:fill="C6EFCE"/>
+            <w:tcBorders>
+              <w:top w:val="single" w:sz="4" w:space="0" w:color="AAAAAA"/>
+              <w:left w:val="single" w:sz="4" w:space="0" w:color="AAAAAA"/>
+              <w:bottom w:val="single" w:sz="4" w:space="0" w:color="AAAAAA"/>
+              <w:right w:val="single" w:sz="4" w:space="0" w:color="AAAAAA"/>
+              <w:insideH w:val="single" w:sz="4" w:space="0" w:color="AAAAAA"/>
+              <w:insideV w:val="single" w:sz="4" w:space="0" w:color="AAAAAA"/>
+            </w:tcBorders>
+          </w:tcPr>
+          <w:p>
+            <w:r>
+              <w:rPr>
+                <w:sz w:val="18"/>
+              </w:rPr>
+              <w:t>Not present</w:t>
+            </w:r>
+          </w:p>
+        </w:tc>
+        <w:tc>
+          <w:tcPr>
+            <w:tcW w:type="dxa" w:w="1615"/>
+            <w:shd w:val="clear" w:color="auto" w:fill="F2F2F2"/>
+            <w:tcBorders>
+              <w:top w:val="single" w:sz="4" w:space="0" w:color="AAAAAA"/>
+              <w:left w:val="single" w:sz="4" w:space="0" w:color="AAAAAA"/>
+              <w:bottom w:val="single" w:sz="4" w:space="0" w:color="AAAAAA"/>
+              <w:right w:val="single" w:sz="4" w:space="0" w:color="AAAAAA"/>
+              <w:insideH w:val="single" w:sz="4" w:space="0" w:color="AAAAAA"/>
+              <w:insideV w:val="single" w:sz="4" w:space="0" w:color="AAAAAA"/>
+            </w:tcBorders>
+          </w:tcPr>
+          <w:p>
+            <w:r>
+              <w:rPr>
+                <w:sz w:val="18"/>
+              </w:rPr>
+              <w:t>—</w:t>
+            </w:r>
+          </w:p>
+        </w:tc>
+        <w:tc>
+          <w:tcPr>
+            <w:tcW w:type="dxa" w:w="1615"/>
+            <w:shd w:val="clear" w:color="auto" w:fill="FFC7CE"/>
+            <w:tcBorders>
+              <w:top w:val="single" w:sz="4" w:space="0" w:color="AAAAAA"/>
+              <w:left w:val="single" w:sz="4" w:space="0" w:color="AAAAAA"/>
+              <w:bottom w:val="single" w:sz="4" w:space="0" w:color="AAAAAA"/>
+              <w:right w:val="single" w:sz="4" w:space="0" w:color="AAAAAA"/>
+              <w:insideH w:val="single" w:sz="4" w:space="0" w:color="AAAAAA"/>
+              <w:insideV w:val="single" w:sz="4" w:space="0" w:color="AAAAAA"/>
+            </w:tcBorders>
+          </w:tcPr>
+          <w:p>
+            <w:r>
+              <w:rPr>
+                <w:sz w:val="18"/>
+              </w:rPr>
+              <w:t>privileged: true in pod spec</w:t>
+            </w:r>
+          </w:p>
+        </w:tc>
+        <w:tc>
+          <w:tcPr>
+            <w:tcW w:type="dxa" w:w="1615"/>
+            <w:shd w:val="clear" w:color="auto" w:fill="F2F2F2"/>
+            <w:tcBorders>
+              <w:top w:val="single" w:sz="4" w:space="0" w:color="AAAAAA"/>
+              <w:left w:val="single" w:sz="4" w:space="0" w:color="AAAAAA"/>
+              <w:bottom w:val="single" w:sz="4" w:space="0" w:color="AAAAAA"/>
+              <w:right w:val="single" w:sz="4" w:space="0" w:color="AAAAAA"/>
+              <w:insideH w:val="single" w:sz="4" w:space="0" w:color="AAAAAA"/>
+              <w:insideV w:val="single" w:sz="4" w:space="0" w:color="AAAAAA"/>
+            </w:tcBorders>
+          </w:tcPr>
+          <w:p>
+            <w:r>
+              <w:rPr>
+                <w:sz w:val="18"/>
+              </w:rPr>
+              <w:t>OWASP A05</w:t>
+            </w:r>
+          </w:p>
+        </w:tc>
+      </w:tr>
+      <w:tr>
+        <w:tc>
+          <w:tcPr>
+            <w:tcW w:type="dxa" w:w="1615"/>
+            <w:shd w:val="clear" w:color="auto" w:fill="FFFFFF"/>
+            <w:tcBorders>
+              <w:top w:val="single" w:sz="4" w:space="0" w:color="AAAAAA"/>
+              <w:left w:val="single" w:sz="4" w:space="0" w:color="AAAAAA"/>
+              <w:bottom w:val="single" w:sz="4" w:space="0" w:color="AAAAAA"/>
+              <w:right w:val="single" w:sz="4" w:space="0" w:color="AAAAAA"/>
+              <w:insideH w:val="single" w:sz="4" w:space="0" w:color="AAAAAA"/>
+              <w:insideV w:val="single" w:sz="4" w:space="0" w:color="AAAAAA"/>
+            </w:tcBorders>
+          </w:tcPr>
+          <w:p>
+            <w:r>
+              <w:rPr>
+                <w:b/>
+                <w:sz w:val="18"/>
+              </w:rPr>
+              <w:t>Binary file (.so/.exe/.elf)</w:t>
+            </w:r>
+          </w:p>
+        </w:tc>
+        <w:tc>
+          <w:tcPr>
+            <w:tcW w:type="dxa" w:w="1615"/>
+            <w:shd w:val="clear" w:color="auto" w:fill="C6EFCE"/>
+            <w:tcBorders>
+              <w:top w:val="single" w:sz="4" w:space="0" w:color="AAAAAA"/>
+              <w:left w:val="single" w:sz="4" w:space="0" w:color="AAAAAA"/>
+              <w:bottom w:val="single" w:sz="4" w:space="0" w:color="AAAAAA"/>
+              <w:right w:val="single" w:sz="4" w:space="0" w:color="AAAAAA"/>
+              <w:insideH w:val="single" w:sz="4" w:space="0" w:color="AAAAAA"/>
+              <w:insideV w:val="single" w:sz="4" w:space="0" w:color="AAAAAA"/>
+            </w:tcBorders>
+          </w:tcPr>
+          <w:p>
+            <w:pPr>
+              <w:jc w:val="center"/>
+            </w:pPr>
+            <w:r>
+              <w:rPr>
+                <w:b/>
+                <w:sz w:val="18"/>
+              </w:rPr>
+              <w:t>L5</w:t>
+            </w:r>
+          </w:p>
+        </w:tc>
+        <w:tc>
+          <w:tcPr>
+            <w:tcW w:type="dxa" w:w="1615"/>
+            <w:shd w:val="clear" w:color="auto" w:fill="FFFFFF"/>
+            <w:tcBorders>
+              <w:top w:val="single" w:sz="4" w:space="0" w:color="AAAAAA"/>
+              <w:left w:val="single" w:sz="4" w:space="0" w:color="AAAAAA"/>
+              <w:bottom w:val="single" w:sz="4" w:space="0" w:color="AAAAAA"/>
+              <w:right w:val="single" w:sz="4" w:space="0" w:color="AAAAAA"/>
+              <w:insideH w:val="single" w:sz="4" w:space="0" w:color="AAAAAA"/>
+              <w:insideV w:val="single" w:sz="4" w:space="0" w:color="AAAAAA"/>
+            </w:tcBorders>
+          </w:tcPr>
+          <w:p>
+            <w:r>
+              <w:rPr>
+                <w:sz w:val="18"/>
+              </w:rPr>
+              <w:t>—</w:t>
+            </w:r>
+          </w:p>
+        </w:tc>
+        <w:tc>
+          <w:tcPr>
+            <w:tcW w:type="dxa" w:w="1615"/>
+            <w:shd w:val="clear" w:color="auto" w:fill="FFFFFF"/>
+            <w:tcBorders>
+              <w:top w:val="single" w:sz="4" w:space="0" w:color="AAAAAA"/>
+              <w:left w:val="single" w:sz="4" w:space="0" w:color="AAAAAA"/>
+              <w:bottom w:val="single" w:sz="4" w:space="0" w:color="AAAAAA"/>
+              <w:right w:val="single" w:sz="4" w:space="0" w:color="AAAAAA"/>
+              <w:insideH w:val="single" w:sz="4" w:space="0" w:color="AAAAAA"/>
+              <w:insideV w:val="single" w:sz="4" w:space="0" w:color="AAAAAA"/>
+            </w:tcBorders>
+          </w:tcPr>
+          <w:p>
+            <w:r>
+              <w:rPr>
+                <w:sz w:val="18"/>
+              </w:rPr>
+              <w:t>—</w:t>
+            </w:r>
+          </w:p>
+        </w:tc>
+        <w:tc>
+          <w:tcPr>
+            <w:tcW w:type="dxa" w:w="1615"/>
+            <w:shd w:val="clear" w:color="auto" w:fill="FFC7CE"/>
+            <w:tcBorders>
+              <w:top w:val="single" w:sz="4" w:space="0" w:color="AAAAAA"/>
+              <w:left w:val="single" w:sz="4" w:space="0" w:color="AAAAAA"/>
+              <w:bottom w:val="single" w:sz="4" w:space="0" w:color="AAAAAA"/>
+              <w:right w:val="single" w:sz="4" w:space="0" w:color="AAAAAA"/>
+              <w:insideH w:val="single" w:sz="4" w:space="0" w:color="AAAAAA"/>
+              <w:insideV w:val="single" w:sz="4" w:space="0" w:color="AAAAAA"/>
+            </w:tcBorders>
+          </w:tcPr>
+          <w:p>
+            <w:r>
+              <w:rPr>
+                <w:sz w:val="18"/>
+              </w:rPr>
+              <w:t>Any binary present → always FAIL</w:t>
+            </w:r>
+          </w:p>
+        </w:tc>
+        <w:tc>
+          <w:tcPr>
+            <w:tcW w:type="dxa" w:w="1615"/>
+            <w:shd w:val="clear" w:color="auto" w:fill="FFFFFF"/>
+            <w:tcBorders>
+              <w:top w:val="single" w:sz="4" w:space="0" w:color="AAAAAA"/>
+              <w:left w:val="single" w:sz="4" w:space="0" w:color="AAAAAA"/>
+              <w:bottom w:val="single" w:sz="4" w:space="0" w:color="AAAAAA"/>
+              <w:right w:val="single" w:sz="4" w:space="0" w:color="AAAAAA"/>
+              <w:insideH w:val="single" w:sz="4" w:space="0" w:color="AAAAAA"/>
+              <w:insideV w:val="single" w:sz="4" w:space="0" w:color="AAAAAA"/>
+            </w:tcBorders>
+          </w:tcPr>
+          <w:p>
+            <w:r>
+              <w:rPr>
+                <w:sz w:val="18"/>
+              </w:rPr>
+              <w:t>CWE-494</w:t>
+            </w:r>
+          </w:p>
+        </w:tc>
+      </w:tr>
+      <w:tr>
+        <w:tc>
+          <w:tcPr>
+            <w:tcW w:type="dxa" w:w="1615"/>
+            <w:shd w:val="clear" w:color="auto" w:fill="F2F2F2"/>
+            <w:tcBorders>
+              <w:top w:val="single" w:sz="4" w:space="0" w:color="AAAAAA"/>
+              <w:left w:val="single" w:sz="4" w:space="0" w:color="AAAAAA"/>
+              <w:bottom w:val="single" w:sz="4" w:space="0" w:color="AAAAAA"/>
+              <w:right w:val="single" w:sz="4" w:space="0" w:color="AAAAAA"/>
+              <w:insideH w:val="single" w:sz="4" w:space="0" w:color="AAAAAA"/>
+              <w:insideV w:val="single" w:sz="4" w:space="0" w:color="AAAAAA"/>
+            </w:tcBorders>
+          </w:tcPr>
+          <w:p>
+            <w:r>
+              <w:rPr>
+                <w:b/>
+                <w:sz w:val="18"/>
+              </w:rPr>
+              <w:t>Archive (.zip/.tar.gz)</w:t>
+            </w:r>
+          </w:p>
+        </w:tc>
+        <w:tc>
+          <w:tcPr>
+            <w:tcW w:type="dxa" w:w="1615"/>
+            <w:shd w:val="clear" w:color="auto" w:fill="C6EFCE"/>
+            <w:tcBorders>
+              <w:top w:val="single" w:sz="4" w:space="0" w:color="AAAAAA"/>
+              <w:left w:val="single" w:sz="4" w:space="0" w:color="AAAAAA"/>
+              <w:bottom w:val="single" w:sz="4" w:space="0" w:color="AAAAAA"/>
+              <w:right w:val="single" w:sz="4" w:space="0" w:color="AAAAAA"/>
+              <w:insideH w:val="single" w:sz="4" w:space="0" w:color="AAAAAA"/>
+              <w:insideV w:val="single" w:sz="4" w:space="0" w:color="AAAAAA"/>
+            </w:tcBorders>
+          </w:tcPr>
+          <w:p>
+            <w:pPr>
+              <w:jc w:val="center"/>
+            </w:pPr>
+            <w:r>
+              <w:rPr>
+                <w:b/>
+                <w:sz w:val="18"/>
+              </w:rPr>
+              <w:t>L5</w:t>
+            </w:r>
+          </w:p>
+        </w:tc>
+        <w:tc>
+          <w:tcPr>
+            <w:tcW w:type="dxa" w:w="1615"/>
+            <w:shd w:val="clear" w:color="auto" w:fill="F2F2F2"/>
+            <w:tcBorders>
+              <w:top w:val="single" w:sz="4" w:space="0" w:color="AAAAAA"/>
+              <w:left w:val="single" w:sz="4" w:space="0" w:color="AAAAAA"/>
+              <w:bottom w:val="single" w:sz="4" w:space="0" w:color="AAAAAA"/>
+              <w:right w:val="single" w:sz="4" w:space="0" w:color="AAAAAA"/>
+              <w:insideH w:val="single" w:sz="4" w:space="0" w:color="AAAAAA"/>
+              <w:insideV w:val="single" w:sz="4" w:space="0" w:color="AAAAAA"/>
+            </w:tcBorders>
+          </w:tcPr>
+          <w:p>
+            <w:r>
+              <w:rPr>
+                <w:sz w:val="18"/>
+              </w:rPr>
+              <w:t>—</w:t>
+            </w:r>
+          </w:p>
+        </w:tc>
+        <w:tc>
+          <w:tcPr>
+            <w:tcW w:type="dxa" w:w="1615"/>
+            <w:shd w:val="clear" w:color="auto" w:fill="F2F2F2"/>
+            <w:tcBorders>
+              <w:top w:val="single" w:sz="4" w:space="0" w:color="AAAAAA"/>
+              <w:left w:val="single" w:sz="4" w:space="0" w:color="AAAAAA"/>
+              <w:bottom w:val="single" w:sz="4" w:space="0" w:color="AAAAAA"/>
+              <w:right w:val="single" w:sz="4" w:space="0" w:color="AAAAAA"/>
+              <w:insideH w:val="single" w:sz="4" w:space="0" w:color="AAAAAA"/>
+              <w:insideV w:val="single" w:sz="4" w:space="0" w:color="AAAAAA"/>
+            </w:tcBorders>
+          </w:tcPr>
+          <w:p>
+            <w:r>
+              <w:rPr>
+                <w:sz w:val="18"/>
+              </w:rPr>
+              <w:t>—</w:t>
+            </w:r>
+          </w:p>
+        </w:tc>
+        <w:tc>
+          <w:tcPr>
+            <w:tcW w:type="dxa" w:w="1615"/>
+            <w:shd w:val="clear" w:color="auto" w:fill="FFC7CE"/>
+            <w:tcBorders>
+              <w:top w:val="single" w:sz="4" w:space="0" w:color="AAAAAA"/>
+              <w:left w:val="single" w:sz="4" w:space="0" w:color="AAAAAA"/>
+              <w:bottom w:val="single" w:sz="4" w:space="0" w:color="AAAAAA"/>
+              <w:right w:val="single" w:sz="4" w:space="0" w:color="AAAAAA"/>
+              <w:insideH w:val="single" w:sz="4" w:space="0" w:color="AAAAAA"/>
+              <w:insideV w:val="single" w:sz="4" w:space="0" w:color="AAAAAA"/>
+            </w:tcBorders>
+          </w:tcPr>
+          <w:p>
+            <w:r>
+              <w:rPr>
+                <w:sz w:val="18"/>
+              </w:rPr>
+              <w:t>Any archive → always FAIL (rescan needed)</w:t>
+            </w:r>
+          </w:p>
+        </w:tc>
+        <w:tc>
+          <w:tcPr>
+            <w:tcW w:type="dxa" w:w="1615"/>
+            <w:shd w:val="clear" w:color="auto" w:fill="F2F2F2"/>
+            <w:tcBorders>
+              <w:top w:val="single" w:sz="4" w:space="0" w:color="AAAAAA"/>
+              <w:left w:val="single" w:sz="4" w:space="0" w:color="AAAAAA"/>
+              <w:bottom w:val="single" w:sz="4" w:space="0" w:color="AAAAAA"/>
+              <w:right w:val="single" w:sz="4" w:space="0" w:color="AAAAAA"/>
+              <w:insideH w:val="single" w:sz="4" w:space="0" w:color="AAAAAA"/>
+              <w:insideV w:val="single" w:sz="4" w:space="0" w:color="AAAAAA"/>
+            </w:tcBorders>
+          </w:tcPr>
+          <w:p>
+            <w:r>
+              <w:rPr>
+                <w:sz w:val="18"/>
+              </w:rPr>
+              <w:t>CWE-22</w:t>
+            </w:r>
+          </w:p>
+        </w:tc>
+      </w:tr>
+      <w:tr>
+        <w:tc>
+          <w:tcPr>
+            <w:tcW w:type="dxa" w:w="1615"/>
+            <w:shd w:val="clear" w:color="auto" w:fill="FFFFFF"/>
+            <w:tcBorders>
+              <w:top w:val="single" w:sz="4" w:space="0" w:color="AAAAAA"/>
+              <w:left w:val="single" w:sz="4" w:space="0" w:color="AAAAAA"/>
+              <w:bottom w:val="single" w:sz="4" w:space="0" w:color="AAAAAA"/>
+              <w:right w:val="single" w:sz="4" w:space="0" w:color="AAAAAA"/>
+              <w:insideH w:val="single" w:sz="4" w:space="0" w:color="AAAAAA"/>
+              <w:insideV w:val="single" w:sz="4" w:space="0" w:color="AAAAAA"/>
+            </w:tcBorders>
+          </w:tcPr>
+          <w:p>
+            <w:r>
+              <w:rPr>
+                <w:b/>
+                <w:sz w:val="18"/>
+              </w:rPr>
+              <w:t>xp_cmdshell (SQL)</w:t>
+            </w:r>
+          </w:p>
+        </w:tc>
+        <w:tc>
+          <w:tcPr>
+            <w:tcW w:type="dxa" w:w="1615"/>
+            <w:shd w:val="clear" w:color="auto" w:fill="C6EFCE"/>
+            <w:tcBorders>
+              <w:top w:val="single" w:sz="4" w:space="0" w:color="AAAAAA"/>
+              <w:left w:val="single" w:sz="4" w:space="0" w:color="AAAAAA"/>
+              <w:bottom w:val="single" w:sz="4" w:space="0" w:color="AAAAAA"/>
+              <w:right w:val="single" w:sz="4" w:space="0" w:color="AAAAAA"/>
+              <w:insideH w:val="single" w:sz="4" w:space="0" w:color="AAAAAA"/>
+              <w:insideV w:val="single" w:sz="4" w:space="0" w:color="AAAAAA"/>
+            </w:tcBorders>
+          </w:tcPr>
+          <w:p>
+            <w:pPr>
+              <w:jc w:val="center"/>
+            </w:pPr>
+            <w:r>
+              <w:rPr>
+                <w:b/>
+                <w:sz w:val="18"/>
+              </w:rPr>
+              <w:t>L5</w:t>
+            </w:r>
+          </w:p>
+        </w:tc>
+        <w:tc>
+          <w:tcPr>
+            <w:tcW w:type="dxa" w:w="1615"/>
+            <w:shd w:val="clear" w:color="auto" w:fill="C6EFCE"/>
+            <w:tcBorders>
+              <w:top w:val="single" w:sz="4" w:space="0" w:color="AAAAAA"/>
+              <w:left w:val="single" w:sz="4" w:space="0" w:color="AAAAAA"/>
+              <w:bottom w:val="single" w:sz="4" w:space="0" w:color="AAAAAA"/>
+              <w:right w:val="single" w:sz="4" w:space="0" w:color="AAAAAA"/>
+              <w:insideH w:val="single" w:sz="4" w:space="0" w:color="AAAAAA"/>
+              <w:insideV w:val="single" w:sz="4" w:space="0" w:color="AAAAAA"/>
+            </w:tcBorders>
+          </w:tcPr>
+          <w:p>
+            <w:r>
+              <w:rPr>
+                <w:sz w:val="18"/>
+              </w:rPr>
+              <w:t>Not present</w:t>
+            </w:r>
+          </w:p>
+        </w:tc>
+        <w:tc>
+          <w:tcPr>
+            <w:tcW w:type="dxa" w:w="1615"/>
+            <w:shd w:val="clear" w:color="auto" w:fill="FFFFFF"/>
+            <w:tcBorders>
+              <w:top w:val="single" w:sz="4" w:space="0" w:color="AAAAAA"/>
+              <w:left w:val="single" w:sz="4" w:space="0" w:color="AAAAAA"/>
+              <w:bottom w:val="single" w:sz="4" w:space="0" w:color="AAAAAA"/>
+              <w:right w:val="single" w:sz="4" w:space="0" w:color="AAAAAA"/>
+              <w:insideH w:val="single" w:sz="4" w:space="0" w:color="AAAAAA"/>
+              <w:insideV w:val="single" w:sz="4" w:space="0" w:color="AAAAAA"/>
+            </w:tcBorders>
+          </w:tcPr>
+          <w:p>
+            <w:r>
+              <w:rPr>
+                <w:sz w:val="18"/>
+              </w:rPr>
+              <w:t>—</w:t>
+            </w:r>
+          </w:p>
+        </w:tc>
+        <w:tc>
+          <w:tcPr>
+            <w:tcW w:type="dxa" w:w="1615"/>
+            <w:shd w:val="clear" w:color="auto" w:fill="FFC7CE"/>
+            <w:tcBorders>
+              <w:top w:val="single" w:sz="4" w:space="0" w:color="AAAAAA"/>
+              <w:left w:val="single" w:sz="4" w:space="0" w:color="AAAAAA"/>
+              <w:bottom w:val="single" w:sz="4" w:space="0" w:color="AAAAAA"/>
+              <w:right w:val="single" w:sz="4" w:space="0" w:color="AAAAAA"/>
+              <w:insideH w:val="single" w:sz="4" w:space="0" w:color="AAAAAA"/>
+              <w:insideV w:val="single" w:sz="4" w:space="0" w:color="AAAAAA"/>
+            </w:tcBorders>
+          </w:tcPr>
+          <w:p>
+            <w:r>
+              <w:rPr>
+                <w:sz w:val="18"/>
+              </w:rPr>
+              <w:t>xp_cmdshell or sp_OACreate</w:t>
+            </w:r>
+          </w:p>
+        </w:tc>
+        <w:tc>
+          <w:tcPr>
+            <w:tcW w:type="dxa" w:w="1615"/>
+            <w:shd w:val="clear" w:color="auto" w:fill="FFFFFF"/>
+            <w:tcBorders>
+              <w:top w:val="single" w:sz="4" w:space="0" w:color="AAAAAA"/>
+              <w:left w:val="single" w:sz="4" w:space="0" w:color="AAAAAA"/>
+              <w:bottom w:val="single" w:sz="4" w:space="0" w:color="AAAAAA"/>
+              <w:right w:val="single" w:sz="4" w:space="0" w:color="AAAAAA"/>
+              <w:insideH w:val="single" w:sz="4" w:space="0" w:color="AAAAAA"/>
+              <w:insideV w:val="single" w:sz="4" w:space="0" w:color="AAAAAA"/>
+            </w:tcBorders>
+          </w:tcPr>
+          <w:p>
+            <w:r>
+              <w:rPr>
+                <w:sz w:val="18"/>
+              </w:rPr>
+              <w:t>CWE-78</w:t>
+            </w:r>
+          </w:p>
+        </w:tc>
+      </w:tr>
+      <w:tr>
+        <w:tc>
+          <w:tcPr>
+            <w:tcW w:type="dxa" w:w="1615"/>
+            <w:shd w:val="clear" w:color="auto" w:fill="F2F2F2"/>
+            <w:tcBorders>
+              <w:top w:val="single" w:sz="4" w:space="0" w:color="AAAAAA"/>
+              <w:left w:val="single" w:sz="4" w:space="0" w:color="AAAAAA"/>
+              <w:bottom w:val="single" w:sz="4" w:space="0" w:color="AAAAAA"/>
+              <w:right w:val="single" w:sz="4" w:space="0" w:color="AAAAAA"/>
+              <w:insideH w:val="single" w:sz="4" w:space="0" w:color="AAAAAA"/>
+              <w:insideV w:val="single" w:sz="4" w:space="0" w:color="AAAAAA"/>
+            </w:tcBorders>
+          </w:tcPr>
+          <w:p>
+            <w:r>
+              <w:rPr>
+                <w:b/>
+                <w:sz w:val="18"/>
+              </w:rPr>
+              <w:t>UNION SELECT (SQL)</w:t>
+            </w:r>
+          </w:p>
+        </w:tc>
+        <w:tc>
+          <w:tcPr>
+            <w:tcW w:type="dxa" w:w="1615"/>
+            <w:shd w:val="clear" w:color="auto" w:fill="C6EFCE"/>
+            <w:tcBorders>
+              <w:top w:val="single" w:sz="4" w:space="0" w:color="AAAAAA"/>
+              <w:left w:val="single" w:sz="4" w:space="0" w:color="AAAAAA"/>
+              <w:bottom w:val="single" w:sz="4" w:space="0" w:color="AAAAAA"/>
+              <w:right w:val="single" w:sz="4" w:space="0" w:color="AAAAAA"/>
+              <w:insideH w:val="single" w:sz="4" w:space="0" w:color="AAAAAA"/>
+              <w:insideV w:val="single" w:sz="4" w:space="0" w:color="AAAAAA"/>
+            </w:tcBorders>
+          </w:tcPr>
+          <w:p>
+            <w:pPr>
+              <w:jc w:val="center"/>
+            </w:pPr>
+            <w:r>
+              <w:rPr>
+                <w:b/>
+                <w:sz w:val="18"/>
+              </w:rPr>
+              <w:t>L5</w:t>
+            </w:r>
+          </w:p>
+        </w:tc>
+        <w:tc>
+          <w:tcPr>
+            <w:tcW w:type="dxa" w:w="1615"/>
+            <w:shd w:val="clear" w:color="auto" w:fill="C6EFCE"/>
+            <w:tcBorders>
+              <w:top w:val="single" w:sz="4" w:space="0" w:color="AAAAAA"/>
+              <w:left w:val="single" w:sz="4" w:space="0" w:color="AAAAAA"/>
+              <w:bottom w:val="single" w:sz="4" w:space="0" w:color="AAAAAA"/>
+              <w:right w:val="single" w:sz="4" w:space="0" w:color="AAAAAA"/>
+              <w:insideH w:val="single" w:sz="4" w:space="0" w:color="AAAAAA"/>
+              <w:insideV w:val="single" w:sz="4" w:space="0" w:color="AAAAAA"/>
+            </w:tcBorders>
+          </w:tcPr>
+          <w:p>
+            <w:r>
+              <w:rPr>
+                <w:sz w:val="18"/>
+              </w:rPr>
+              <w:t>Not present</w:t>
+            </w:r>
+          </w:p>
+        </w:tc>
+        <w:tc>
+          <w:tcPr>
+            <w:tcW w:type="dxa" w:w="1615"/>
+            <w:shd w:val="clear" w:color="auto" w:fill="F2F2F2"/>
+            <w:tcBorders>
+              <w:top w:val="single" w:sz="4" w:space="0" w:color="AAAAAA"/>
+              <w:left w:val="single" w:sz="4" w:space="0" w:color="AAAAAA"/>
+              <w:bottom w:val="single" w:sz="4" w:space="0" w:color="AAAAAA"/>
+              <w:right w:val="single" w:sz="4" w:space="0" w:color="AAAAAA"/>
+              <w:insideH w:val="single" w:sz="4" w:space="0" w:color="AAAAAA"/>
+              <w:insideV w:val="single" w:sz="4" w:space="0" w:color="AAAAAA"/>
+            </w:tcBorders>
+          </w:tcPr>
+          <w:p>
+            <w:r>
+              <w:rPr>
+                <w:sz w:val="18"/>
+              </w:rPr>
+              <w:t>—</w:t>
+            </w:r>
+          </w:p>
+        </w:tc>
+        <w:tc>
+          <w:tcPr>
+            <w:tcW w:type="dxa" w:w="1615"/>
+            <w:shd w:val="clear" w:color="auto" w:fill="FFC7CE"/>
+            <w:tcBorders>
+              <w:top w:val="single" w:sz="4" w:space="0" w:color="AAAAAA"/>
+              <w:left w:val="single" w:sz="4" w:space="0" w:color="AAAAAA"/>
+              <w:bottom w:val="single" w:sz="4" w:space="0" w:color="AAAAAA"/>
+              <w:right w:val="single" w:sz="4" w:space="0" w:color="AAAAAA"/>
+              <w:insideH w:val="single" w:sz="4" w:space="0" w:color="AAAAAA"/>
+              <w:insideV w:val="single" w:sz="4" w:space="0" w:color="AAAAAA"/>
+            </w:tcBorders>
+          </w:tcPr>
+          <w:p>
+            <w:r>
+              <w:rPr>
+                <w:sz w:val="18"/>
+              </w:rPr>
+              <w:t>UNION SELECT payload found</w:t>
+            </w:r>
+          </w:p>
+        </w:tc>
+        <w:tc>
+          <w:tcPr>
+            <w:tcW w:type="dxa" w:w="1615"/>
+            <w:shd w:val="clear" w:color="auto" w:fill="F2F2F2"/>
+            <w:tcBorders>
+              <w:top w:val="single" w:sz="4" w:space="0" w:color="AAAAAA"/>
+              <w:left w:val="single" w:sz="4" w:space="0" w:color="AAAAAA"/>
+              <w:bottom w:val="single" w:sz="4" w:space="0" w:color="AAAAAA"/>
+              <w:right w:val="single" w:sz="4" w:space="0" w:color="AAAAAA"/>
+              <w:insideH w:val="single" w:sz="4" w:space="0" w:color="AAAAAA"/>
+              <w:insideV w:val="single" w:sz="4" w:space="0" w:color="AAAAAA"/>
+            </w:tcBorders>
+          </w:tcPr>
+          <w:p>
+            <w:r>
+              <w:rPr>
+                <w:sz w:val="18"/>
+              </w:rPr>
+              <w:t>CWE-89</w:t>
+            </w:r>
+          </w:p>
+        </w:tc>
+      </w:tr>
+    </w:tbl>
+    <w:p/>
+    <w:p>
+      <w:r>
+        <w:br w:type="page"/>
+      </w:r>
+    </w:p>
+    <w:p>
+      <w:pPr>
+        <w:pStyle w:val="Heading1"/>
+      </w:pPr>
+      <w:r>
+        <w:rPr>
+          <w:color w:val="1F3864"/>
+        </w:rPr>
+        <w:t>9. Results — Archives and Reports</w:t>
       </w:r>
     </w:p>
     <w:p>
@@ -14518,7 +22656,7 @@
         <w:rPr>
           <w:color w:val="2E75B6"/>
         </w:rPr>
-        <w:t>8.1 Approved ZIP Archive (Good/ directory)</w:t>
+        <w:t>9.1 Approved ZIP Archive (Good/ directory)</w:t>
       </w:r>
     </w:p>
     <w:p>
@@ -14635,7 +22773,7 @@
         <w:rPr>
           <w:color w:val="2E75B6"/>
         </w:rPr>
-        <w:t>8.2 Excel Scan Report (generate_excel_report.py)</w:t>
+        <w:t>9.2 Excel Scan Report (generate_excel_report.py)</w:t>
       </w:r>
     </w:p>
     <w:p>
@@ -15454,7 +23592,7 @@
         <w:rPr>
           <w:color w:val="2E75B6"/>
         </w:rPr>
-        <w:t>8.3 JSON Report</w:t>
+        <w:t>9.3 JSON Report</w:t>
       </w:r>
     </w:p>
     <w:p>
@@ -15519,7 +23657,7 @@
         <w:rPr>
           <w:color w:val="2E75B6"/>
         </w:rPr>
-        <w:t>8.4 HTML Report</w:t>
+        <w:t>9.4 HTML Report</w:t>
       </w:r>
     </w:p>
     <w:p>
@@ -15545,7 +23683,7 @@
         <w:rPr>
           <w:color w:val="1F3864"/>
         </w:rPr>
-        <w:t>9. Absolute Security Rules</w:t>
+        <w:t>10. Absolute Security Rules</w:t>
       </w:r>
     </w:p>
     <w:p>
@@ -15733,7 +23871,7 @@
         <w:rPr>
           <w:color w:val="1F3864"/>
         </w:rPr>
-        <w:t>10. Prerequisites and Installation</w:t>
+        <w:t>11. Prerequisites and Installation</w:t>
       </w:r>
     </w:p>
     <w:p>

--- a/AI_Transit_Pipeline_Documentation_EN.docx
+++ b/AI_Transit_Pipeline_Documentation_EN.docx
@@ -375,7 +375,7 @@
         <w:rPr>
           <w:sz w:val="20"/>
         </w:rPr>
-        <w:t xml:space="preserve">    9.2  Excel Scan Report</w:t>
+        <w:t xml:space="preserve">    9.2  Excel Scan Report (Summary / Files / Findings)</w:t>
       </w:r>
     </w:p>
     <w:p>
@@ -410,6 +410,72 @@
           <w:sz w:val="20"/>
         </w:rPr>
         <w:t>11.  Prerequisites and Installation</w:t>
+      </w:r>
+    </w:p>
+    <w:p>
+      <w:r>
+        <w:rPr>
+          <w:b/>
+          <w:sz w:val="20"/>
+        </w:rPr>
+        <w:t>12.  Operating the Pipeline</w:t>
+      </w:r>
+    </w:p>
+    <w:p>
+      <w:r>
+        <w:rPr>
+          <w:sz w:val="20"/>
+        </w:rPr>
+        <w:t xml:space="preserve">    12.1  Command-Line Flags</w:t>
+      </w:r>
+    </w:p>
+    <w:p>
+      <w:r>
+        <w:rPr>
+          <w:sz w:val="20"/>
+        </w:rPr>
+        <w:t xml:space="preserve">    12.2  Per-Repository Controls</w:t>
+      </w:r>
+    </w:p>
+    <w:p>
+      <w:r>
+        <w:rPr>
+          <w:sz w:val="20"/>
+        </w:rPr>
+        <w:t xml:space="preserve">    12.3  Private Repositories</w:t>
+      </w:r>
+    </w:p>
+    <w:p>
+      <w:r>
+        <w:rPr>
+          <w:b/>
+          <w:sz w:val="20"/>
+        </w:rPr>
+        <w:t>13.  Quality Assurance</w:t>
+      </w:r>
+    </w:p>
+    <w:p>
+      <w:r>
+        <w:rPr>
+          <w:sz w:val="20"/>
+        </w:rPr>
+        <w:t xml:space="preserve">    13.1  Test Suite</w:t>
+      </w:r>
+    </w:p>
+    <w:p>
+      <w:r>
+        <w:rPr>
+          <w:sz w:val="20"/>
+        </w:rPr>
+        <w:t xml:space="preserve">    13.2  Continuous Integration</w:t>
+      </w:r>
+    </w:p>
+    <w:p>
+      <w:r>
+        <w:rPr>
+          <w:sz w:val="20"/>
+        </w:rPr>
+        <w:t xml:space="preserve">    13.3  Bundle Integrity</w:t>
       </w:r>
     </w:p>
     <w:p>
@@ -23432,7 +23498,7 @@
               <w:rPr>
                 <w:sz w:val="18"/>
               </w:rPr>
-              <w:t>Full absolute path of the scanned file</w:t>
+              <w:t>Path relative to the repository root</w:t>
             </w:r>
           </w:p>
         </w:tc>
@@ -23582,6 +23648,330 @@
           <w:sz w:val="20"/>
         </w:rPr>
         <w:t>The Tab 1 table is sorted by descending criticality (FAIL first) and has an auto-filter on all columns. The first row is frozen to facilitate navigation in large reports.</w:t>
+      </w:r>
+    </w:p>
+    <w:p>
+      <w:pPr>
+        <w:pStyle w:val="Heading3"/>
+      </w:pPr>
+      <w:r>
+        <w:rPr>
+          <w:color w:val="2E75B6"/>
+        </w:rPr>
+        <w:t>Tab 2 - Findings</w:t>
+      </w:r>
+    </w:p>
+    <w:p>
+      <w:r>
+        <w:rPr>
+          <w:b w:val="0"/>
+          <w:i w:val="0"/>
+          <w:sz w:val="20"/>
+        </w:rPr>
+        <w:t>Tab 1 lists every file scanned, one row per file. Tab 2 lists only what needs attention: FAIL and WARN entries, one row per individual finding, sorted by severity.</w:t>
+      </w:r>
+    </w:p>
+    <w:tbl>
+      <w:tblPr>
+        <w:tblStyle w:val="TableGrid"/>
+        <w:tblW w:type="auto" w:w="0"/>
+        <w:tblLook w:firstColumn="1" w:firstRow="1" w:lastColumn="0" w:lastRow="0" w:noHBand="0" w:noVBand="1" w:val="04A0"/>
+      </w:tblPr>
+      <w:tblGrid>
+        <w:gridCol w:w="4844"/>
+        <w:gridCol w:w="4844"/>
+      </w:tblGrid>
+      <w:tr>
+        <w:tc>
+          <w:tcPr>
+            <w:tcW w:type="dxa" w:w="3402"/>
+            <w:shd w:val="clear" w:color="auto" w:fill="1F3864"/>
+            <w:tcBorders>
+              <w:top w:val="single" w:sz="4" w:space="0" w:color="AAAAAA"/>
+              <w:left w:val="single" w:sz="4" w:space="0" w:color="AAAAAA"/>
+              <w:bottom w:val="single" w:sz="4" w:space="0" w:color="AAAAAA"/>
+              <w:right w:val="single" w:sz="4" w:space="0" w:color="AAAAAA"/>
+              <w:insideH w:val="single" w:sz="4" w:space="0" w:color="AAAAAA"/>
+              <w:insideV w:val="single" w:sz="4" w:space="0" w:color="AAAAAA"/>
+            </w:tcBorders>
+          </w:tcPr>
+          <w:p>
+            <w:pPr>
+              <w:jc w:val="center"/>
+            </w:pPr>
+            <w:r>
+              <w:rPr>
+                <w:b/>
+                <w:color w:val="FFFFFF"/>
+                <w:sz w:val="18"/>
+              </w:rPr>
+              <w:t>Column</w:t>
+            </w:r>
+          </w:p>
+        </w:tc>
+        <w:tc>
+          <w:tcPr>
+            <w:tcW w:type="dxa" w:w="6520"/>
+            <w:shd w:val="clear" w:color="auto" w:fill="1F3864"/>
+            <w:tcBorders>
+              <w:top w:val="single" w:sz="4" w:space="0" w:color="AAAAAA"/>
+              <w:left w:val="single" w:sz="4" w:space="0" w:color="AAAAAA"/>
+              <w:bottom w:val="single" w:sz="4" w:space="0" w:color="AAAAAA"/>
+              <w:right w:val="single" w:sz="4" w:space="0" w:color="AAAAAA"/>
+              <w:insideH w:val="single" w:sz="4" w:space="0" w:color="AAAAAA"/>
+              <w:insideV w:val="single" w:sz="4" w:space="0" w:color="AAAAAA"/>
+            </w:tcBorders>
+          </w:tcPr>
+          <w:p>
+            <w:pPr>
+              <w:jc w:val="center"/>
+            </w:pPr>
+            <w:r>
+              <w:rPr>
+                <w:b/>
+                <w:color w:val="FFFFFF"/>
+                <w:sz w:val="18"/>
+              </w:rPr>
+              <w:t>Content</w:t>
+            </w:r>
+          </w:p>
+        </w:tc>
+      </w:tr>
+      <w:tr>
+        <w:tc>
+          <w:tcPr>
+            <w:tcW w:type="dxa" w:w="4844"/>
+            <w:tcBorders>
+              <w:top w:val="single" w:sz="4" w:space="0" w:color="AAAAAA"/>
+              <w:left w:val="single" w:sz="4" w:space="0" w:color="AAAAAA"/>
+              <w:bottom w:val="single" w:sz="4" w:space="0" w:color="AAAAAA"/>
+              <w:right w:val="single" w:sz="4" w:space="0" w:color="AAAAAA"/>
+              <w:insideH w:val="single" w:sz="4" w:space="0" w:color="AAAAAA"/>
+              <w:insideV w:val="single" w:sz="4" w:space="0" w:color="AAAAAA"/>
+            </w:tcBorders>
+          </w:tcPr>
+          <w:p>
+            <w:r>
+              <w:rPr>
+                <w:b/>
+                <w:sz w:val="18"/>
+              </w:rPr>
+              <w:t>#</w:t>
+            </w:r>
+          </w:p>
+        </w:tc>
+        <w:tc>
+          <w:tcPr>
+            <w:tcW w:type="dxa" w:w="4844"/>
+            <w:tcBorders>
+              <w:top w:val="single" w:sz="4" w:space="0" w:color="AAAAAA"/>
+              <w:left w:val="single" w:sz="4" w:space="0" w:color="AAAAAA"/>
+              <w:bottom w:val="single" w:sz="4" w:space="0" w:color="AAAAAA"/>
+              <w:right w:val="single" w:sz="4" w:space="0" w:color="AAAAAA"/>
+              <w:insideH w:val="single" w:sz="4" w:space="0" w:color="AAAAAA"/>
+              <w:insideV w:val="single" w:sz="4" w:space="0" w:color="AAAAAA"/>
+            </w:tcBorders>
+          </w:tcPr>
+          <w:p>
+            <w:r>
+              <w:rPr>
+                <w:sz w:val="18"/>
+              </w:rPr>
+              <w:t>Line number (sorted CRITICAL, HIGH, MEDIUM, LOW)</w:t>
+            </w:r>
+          </w:p>
+        </w:tc>
+      </w:tr>
+      <w:tr>
+        <w:tc>
+          <w:tcPr>
+            <w:tcW w:type="dxa" w:w="4844"/>
+            <w:tcBorders>
+              <w:top w:val="single" w:sz="4" w:space="0" w:color="AAAAAA"/>
+              <w:left w:val="single" w:sz="4" w:space="0" w:color="AAAAAA"/>
+              <w:bottom w:val="single" w:sz="4" w:space="0" w:color="AAAAAA"/>
+              <w:right w:val="single" w:sz="4" w:space="0" w:color="AAAAAA"/>
+              <w:insideH w:val="single" w:sz="4" w:space="0" w:color="AAAAAA"/>
+              <w:insideV w:val="single" w:sz="4" w:space="0" w:color="AAAAAA"/>
+            </w:tcBorders>
+          </w:tcPr>
+          <w:p>
+            <w:r>
+              <w:rPr>
+                <w:b/>
+                <w:sz w:val="18"/>
+              </w:rPr>
+              <w:t>Severity</w:t>
+            </w:r>
+          </w:p>
+        </w:tc>
+        <w:tc>
+          <w:tcPr>
+            <w:tcW w:type="dxa" w:w="4844"/>
+            <w:tcBorders>
+              <w:top w:val="single" w:sz="4" w:space="0" w:color="AAAAAA"/>
+              <w:left w:val="single" w:sz="4" w:space="0" w:color="AAAAAA"/>
+              <w:bottom w:val="single" w:sz="4" w:space="0" w:color="AAAAAA"/>
+              <w:right w:val="single" w:sz="4" w:space="0" w:color="AAAAAA"/>
+              <w:insideH w:val="single" w:sz="4" w:space="0" w:color="AAAAAA"/>
+              <w:insideV w:val="single" w:sz="4" w:space="0" w:color="AAAAAA"/>
+            </w:tcBorders>
+          </w:tcPr>
+          <w:p>
+            <w:r>
+              <w:rPr>
+                <w:sz w:val="18"/>
+              </w:rPr>
+              <w:t>CRITICAL / HIGH / MEDIUM / LOW, colour-coded</w:t>
+            </w:r>
+          </w:p>
+        </w:tc>
+      </w:tr>
+      <w:tr>
+        <w:tc>
+          <w:tcPr>
+            <w:tcW w:type="dxa" w:w="4844"/>
+            <w:tcBorders>
+              <w:top w:val="single" w:sz="4" w:space="0" w:color="AAAAAA"/>
+              <w:left w:val="single" w:sz="4" w:space="0" w:color="AAAAAA"/>
+              <w:bottom w:val="single" w:sz="4" w:space="0" w:color="AAAAAA"/>
+              <w:right w:val="single" w:sz="4" w:space="0" w:color="AAAAAA"/>
+              <w:insideH w:val="single" w:sz="4" w:space="0" w:color="AAAAAA"/>
+              <w:insideV w:val="single" w:sz="4" w:space="0" w:color="AAAAAA"/>
+            </w:tcBorders>
+          </w:tcPr>
+          <w:p>
+            <w:r>
+              <w:rPr>
+                <w:b/>
+                <w:sz w:val="18"/>
+              </w:rPr>
+              <w:t>File</w:t>
+            </w:r>
+          </w:p>
+        </w:tc>
+        <w:tc>
+          <w:tcPr>
+            <w:tcW w:type="dxa" w:w="4844"/>
+            <w:tcBorders>
+              <w:top w:val="single" w:sz="4" w:space="0" w:color="AAAAAA"/>
+              <w:left w:val="single" w:sz="4" w:space="0" w:color="AAAAAA"/>
+              <w:bottom w:val="single" w:sz="4" w:space="0" w:color="AAAAAA"/>
+              <w:right w:val="single" w:sz="4" w:space="0" w:color="AAAAAA"/>
+              <w:insideH w:val="single" w:sz="4" w:space="0" w:color="AAAAAA"/>
+              <w:insideV w:val="single" w:sz="4" w:space="0" w:color="AAAAAA"/>
+            </w:tcBorders>
+          </w:tcPr>
+          <w:p>
+            <w:r>
+              <w:rPr>
+                <w:sz w:val="18"/>
+              </w:rPr>
+              <w:t>Path relative to the repository root</w:t>
+            </w:r>
+          </w:p>
+        </w:tc>
+      </w:tr>
+      <w:tr>
+        <w:tc>
+          <w:tcPr>
+            <w:tcW w:type="dxa" w:w="4844"/>
+            <w:tcBorders>
+              <w:top w:val="single" w:sz="4" w:space="0" w:color="AAAAAA"/>
+              <w:left w:val="single" w:sz="4" w:space="0" w:color="AAAAAA"/>
+              <w:bottom w:val="single" w:sz="4" w:space="0" w:color="AAAAAA"/>
+              <w:right w:val="single" w:sz="4" w:space="0" w:color="AAAAAA"/>
+              <w:insideH w:val="single" w:sz="4" w:space="0" w:color="AAAAAA"/>
+              <w:insideV w:val="single" w:sz="4" w:space="0" w:color="AAAAAA"/>
+            </w:tcBorders>
+          </w:tcPr>
+          <w:p>
+            <w:r>
+              <w:rPr>
+                <w:b/>
+                <w:sz w:val="18"/>
+              </w:rPr>
+              <w:t>Finding / Rule</w:t>
+            </w:r>
+          </w:p>
+        </w:tc>
+        <w:tc>
+          <w:tcPr>
+            <w:tcW w:type="dxa" w:w="4844"/>
+            <w:tcBorders>
+              <w:top w:val="single" w:sz="4" w:space="0" w:color="AAAAAA"/>
+              <w:left w:val="single" w:sz="4" w:space="0" w:color="AAAAAA"/>
+              <w:bottom w:val="single" w:sz="4" w:space="0" w:color="AAAAAA"/>
+              <w:right w:val="single" w:sz="4" w:space="0" w:color="AAAAAA"/>
+              <w:insideH w:val="single" w:sz="4" w:space="0" w:color="AAAAAA"/>
+              <w:insideV w:val="single" w:sz="4" w:space="0" w:color="AAAAAA"/>
+            </w:tcBorders>
+          </w:tcPr>
+          <w:p>
+            <w:r>
+              <w:rPr>
+                <w:sz w:val="18"/>
+              </w:rPr>
+              <w:t>The individual finding, e.g. CWE-89:SQL_injection_...</w:t>
+            </w:r>
+          </w:p>
+        </w:tc>
+      </w:tr>
+      <w:tr>
+        <w:tc>
+          <w:tcPr>
+            <w:tcW w:type="dxa" w:w="4844"/>
+            <w:tcBorders>
+              <w:top w:val="single" w:sz="4" w:space="0" w:color="AAAAAA"/>
+              <w:left w:val="single" w:sz="4" w:space="0" w:color="AAAAAA"/>
+              <w:bottom w:val="single" w:sz="4" w:space="0" w:color="AAAAAA"/>
+              <w:right w:val="single" w:sz="4" w:space="0" w:color="AAAAAA"/>
+              <w:insideH w:val="single" w:sz="4" w:space="0" w:color="AAAAAA"/>
+              <w:insideV w:val="single" w:sz="4" w:space="0" w:color="AAAAAA"/>
+            </w:tcBorders>
+          </w:tcPr>
+          <w:p>
+            <w:r>
+              <w:rPr>
+                <w:b/>
+                <w:sz w:val="18"/>
+              </w:rPr>
+              <w:t>Status</w:t>
+            </w:r>
+          </w:p>
+        </w:tc>
+        <w:tc>
+          <w:tcPr>
+            <w:tcW w:type="dxa" w:w="4844"/>
+            <w:tcBorders>
+              <w:top w:val="single" w:sz="4" w:space="0" w:color="AAAAAA"/>
+              <w:left w:val="single" w:sz="4" w:space="0" w:color="AAAAAA"/>
+              <w:bottom w:val="single" w:sz="4" w:space="0" w:color="AAAAAA"/>
+              <w:right w:val="single" w:sz="4" w:space="0" w:color="AAAAAA"/>
+              <w:insideH w:val="single" w:sz="4" w:space="0" w:color="AAAAAA"/>
+              <w:insideV w:val="single" w:sz="4" w:space="0" w:color="AAAAAA"/>
+            </w:tcBorders>
+          </w:tcPr>
+          <w:p>
+            <w:r>
+              <w:rPr>
+                <w:sz w:val="18"/>
+              </w:rPr>
+              <w:t>FAIL or WARN, taken from the finding itself</w:t>
+            </w:r>
+          </w:p>
+        </w:tc>
+      </w:tr>
+    </w:tbl>
+    <w:p/>
+    <w:p>
+      <w:r>
+        <w:rPr>
+          <w:b w:val="0"/>
+          <w:i w:val="0"/>
+          <w:sz w:val="20"/>
+        </w:rPr>
+        <w:t>Severity is read from each finding's own tag, not from the file's overall status. This distinction matters: a file that genuinely fails may also carry a low-severity warning such as a missing optional tool, and reporting that warning as HIGH would misrepresent the risk.</w:t>
       </w:r>
     </w:p>
     <w:p>
@@ -24375,7 +24765,7 @@
                 <w:b/>
                 <w:sz w:val="18"/>
               </w:rPr>
-              <w:t>GPG_RECIPIENT</w:t>
+              <w:t>GITHUB_TOKEN</w:t>
             </w:r>
           </w:p>
         </w:tc>
@@ -24417,7 +24807,7 @@
               <w:rPr>
                 <w:sz w:val="18"/>
               </w:rPr>
-              <w:t>GPG email for optional archive encryption</w:t>
+              <w:t>Token for cloning private GitHub repositories</w:t>
             </w:r>
           </w:p>
         </w:tc>
@@ -24441,6 +24831,270 @@
                 <w:b/>
                 <w:sz w:val="18"/>
               </w:rPr>
+              <w:t>MAX_SIZE_MB</w:t>
+            </w:r>
+          </w:p>
+        </w:tc>
+        <w:tc>
+          <w:tcPr>
+            <w:tcW w:type="dxa" w:w="3230"/>
+            <w:tcBorders>
+              <w:top w:val="single" w:sz="4" w:space="0" w:color="AAAAAA"/>
+              <w:left w:val="single" w:sz="4" w:space="0" w:color="AAAAAA"/>
+              <w:bottom w:val="single" w:sz="4" w:space="0" w:color="AAAAAA"/>
+              <w:right w:val="single" w:sz="4" w:space="0" w:color="AAAAAA"/>
+              <w:insideH w:val="single" w:sz="4" w:space="0" w:color="AAAAAA"/>
+              <w:insideV w:val="single" w:sz="4" w:space="0" w:color="AAAAAA"/>
+            </w:tcBorders>
+          </w:tcPr>
+          <w:p>
+            <w:r>
+              <w:rPr>
+                <w:sz w:val="18"/>
+              </w:rPr>
+              <w:t>500</w:t>
+            </w:r>
+          </w:p>
+        </w:tc>
+        <w:tc>
+          <w:tcPr>
+            <w:tcW w:type="dxa" w:w="3230"/>
+            <w:tcBorders>
+              <w:top w:val="single" w:sz="4" w:space="0" w:color="AAAAAA"/>
+              <w:left w:val="single" w:sz="4" w:space="0" w:color="AAAAAA"/>
+              <w:bottom w:val="single" w:sz="4" w:space="0" w:color="AAAAAA"/>
+              <w:right w:val="single" w:sz="4" w:space="0" w:color="AAAAAA"/>
+              <w:insideH w:val="single" w:sz="4" w:space="0" w:color="AAAAAA"/>
+              <w:insideV w:val="single" w:sz="4" w:space="0" w:color="AAAAAA"/>
+            </w:tcBorders>
+          </w:tcPr>
+          <w:p>
+            <w:r>
+              <w:rPr>
+                <w:sz w:val="18"/>
+              </w:rPr>
+              <w:t>Repository size limit, in megabytes</w:t>
+            </w:r>
+          </w:p>
+        </w:tc>
+      </w:tr>
+      <w:tr>
+        <w:tc>
+          <w:tcPr>
+            <w:tcW w:type="dxa" w:w="3230"/>
+            <w:tcBorders>
+              <w:top w:val="single" w:sz="4" w:space="0" w:color="AAAAAA"/>
+              <w:left w:val="single" w:sz="4" w:space="0" w:color="AAAAAA"/>
+              <w:bottom w:val="single" w:sz="4" w:space="0" w:color="AAAAAA"/>
+              <w:right w:val="single" w:sz="4" w:space="0" w:color="AAAAAA"/>
+              <w:insideH w:val="single" w:sz="4" w:space="0" w:color="AAAAAA"/>
+              <w:insideV w:val="single" w:sz="4" w:space="0" w:color="AAAAAA"/>
+            </w:tcBorders>
+          </w:tcPr>
+          <w:p>
+            <w:r>
+              <w:rPr>
+                <w:b/>
+                <w:sz w:val="18"/>
+              </w:rPr>
+              <w:t>MIN_SEVERITY</w:t>
+            </w:r>
+          </w:p>
+        </w:tc>
+        <w:tc>
+          <w:tcPr>
+            <w:tcW w:type="dxa" w:w="3230"/>
+            <w:tcBorders>
+              <w:top w:val="single" w:sz="4" w:space="0" w:color="AAAAAA"/>
+              <w:left w:val="single" w:sz="4" w:space="0" w:color="AAAAAA"/>
+              <w:bottom w:val="single" w:sz="4" w:space="0" w:color="AAAAAA"/>
+              <w:right w:val="single" w:sz="4" w:space="0" w:color="AAAAAA"/>
+              <w:insideH w:val="single" w:sz="4" w:space="0" w:color="AAAAAA"/>
+              <w:insideV w:val="single" w:sz="4" w:space="0" w:color="AAAAAA"/>
+            </w:tcBorders>
+          </w:tcPr>
+          <w:p>
+            <w:r>
+              <w:rPr>
+                <w:sz w:val="18"/>
+              </w:rPr>
+              <w:t>high</w:t>
+            </w:r>
+          </w:p>
+        </w:tc>
+        <w:tc>
+          <w:tcPr>
+            <w:tcW w:type="dxa" w:w="3230"/>
+            <w:tcBorders>
+              <w:top w:val="single" w:sz="4" w:space="0" w:color="AAAAAA"/>
+              <w:left w:val="single" w:sz="4" w:space="0" w:color="AAAAAA"/>
+              <w:bottom w:val="single" w:sz="4" w:space="0" w:color="AAAAAA"/>
+              <w:right w:val="single" w:sz="4" w:space="0" w:color="AAAAAA"/>
+              <w:insideH w:val="single" w:sz="4" w:space="0" w:color="AAAAAA"/>
+              <w:insideV w:val="single" w:sz="4" w:space="0" w:color="AAAAAA"/>
+            </w:tcBorders>
+          </w:tcPr>
+          <w:p>
+            <w:r>
+              <w:rPr>
+                <w:sz w:val="18"/>
+              </w:rPr>
+              <w:t>Minimum severity that blocks: low|medium|high|critical</w:t>
+            </w:r>
+          </w:p>
+        </w:tc>
+      </w:tr>
+      <w:tr>
+        <w:tc>
+          <w:tcPr>
+            <w:tcW w:type="dxa" w:w="3230"/>
+            <w:tcBorders>
+              <w:top w:val="single" w:sz="4" w:space="0" w:color="AAAAAA"/>
+              <w:left w:val="single" w:sz="4" w:space="0" w:color="AAAAAA"/>
+              <w:bottom w:val="single" w:sz="4" w:space="0" w:color="AAAAAA"/>
+              <w:right w:val="single" w:sz="4" w:space="0" w:color="AAAAAA"/>
+              <w:insideH w:val="single" w:sz="4" w:space="0" w:color="AAAAAA"/>
+              <w:insideV w:val="single" w:sz="4" w:space="0" w:color="AAAAAA"/>
+            </w:tcBorders>
+          </w:tcPr>
+          <w:p>
+            <w:r>
+              <w:rPr>
+                <w:b/>
+                <w:sz w:val="18"/>
+              </w:rPr>
+              <w:t>VERBOSITY</w:t>
+            </w:r>
+          </w:p>
+        </w:tc>
+        <w:tc>
+          <w:tcPr>
+            <w:tcW w:type="dxa" w:w="3230"/>
+            <w:tcBorders>
+              <w:top w:val="single" w:sz="4" w:space="0" w:color="AAAAAA"/>
+              <w:left w:val="single" w:sz="4" w:space="0" w:color="AAAAAA"/>
+              <w:bottom w:val="single" w:sz="4" w:space="0" w:color="AAAAAA"/>
+              <w:right w:val="single" w:sz="4" w:space="0" w:color="AAAAAA"/>
+              <w:insideH w:val="single" w:sz="4" w:space="0" w:color="AAAAAA"/>
+              <w:insideV w:val="single" w:sz="4" w:space="0" w:color="AAAAAA"/>
+            </w:tcBorders>
+          </w:tcPr>
+          <w:p>
+            <w:r>
+              <w:rPr>
+                <w:sz w:val="18"/>
+              </w:rPr>
+              <w:t>normal</w:t>
+            </w:r>
+          </w:p>
+        </w:tc>
+        <w:tc>
+          <w:tcPr>
+            <w:tcW w:type="dxa" w:w="3230"/>
+            <w:tcBorders>
+              <w:top w:val="single" w:sz="4" w:space="0" w:color="AAAAAA"/>
+              <w:left w:val="single" w:sz="4" w:space="0" w:color="AAAAAA"/>
+              <w:bottom w:val="single" w:sz="4" w:space="0" w:color="AAAAAA"/>
+              <w:right w:val="single" w:sz="4" w:space="0" w:color="AAAAAA"/>
+              <w:insideH w:val="single" w:sz="4" w:space="0" w:color="AAAAAA"/>
+              <w:insideV w:val="single" w:sz="4" w:space="0" w:color="AAAAAA"/>
+            </w:tcBorders>
+          </w:tcPr>
+          <w:p>
+            <w:r>
+              <w:rPr>
+                <w:sz w:val="18"/>
+              </w:rPr>
+              <w:t>Log verbosity: quiet|normal|verbose</w:t>
+            </w:r>
+          </w:p>
+        </w:tc>
+      </w:tr>
+      <w:tr>
+        <w:tc>
+          <w:tcPr>
+            <w:tcW w:type="dxa" w:w="3230"/>
+            <w:tcBorders>
+              <w:top w:val="single" w:sz="4" w:space="0" w:color="AAAAAA"/>
+              <w:left w:val="single" w:sz="4" w:space="0" w:color="AAAAAA"/>
+              <w:bottom w:val="single" w:sz="4" w:space="0" w:color="AAAAAA"/>
+              <w:right w:val="single" w:sz="4" w:space="0" w:color="AAAAAA"/>
+              <w:insideH w:val="single" w:sz="4" w:space="0" w:color="AAAAAA"/>
+              <w:insideV w:val="single" w:sz="4" w:space="0" w:color="AAAAAA"/>
+            </w:tcBorders>
+          </w:tcPr>
+          <w:p>
+            <w:r>
+              <w:rPr>
+                <w:b/>
+                <w:sz w:val="18"/>
+              </w:rPr>
+              <w:t>SINCE_COMMIT</w:t>
+            </w:r>
+          </w:p>
+        </w:tc>
+        <w:tc>
+          <w:tcPr>
+            <w:tcW w:type="dxa" w:w="3230"/>
+            <w:tcBorders>
+              <w:top w:val="single" w:sz="4" w:space="0" w:color="AAAAAA"/>
+              <w:left w:val="single" w:sz="4" w:space="0" w:color="AAAAAA"/>
+              <w:bottom w:val="single" w:sz="4" w:space="0" w:color="AAAAAA"/>
+              <w:right w:val="single" w:sz="4" w:space="0" w:color="AAAAAA"/>
+              <w:insideH w:val="single" w:sz="4" w:space="0" w:color="AAAAAA"/>
+              <w:insideV w:val="single" w:sz="4" w:space="0" w:color="AAAAAA"/>
+            </w:tcBorders>
+          </w:tcPr>
+          <w:p>
+            <w:r>
+              <w:rPr>
+                <w:sz w:val="18"/>
+              </w:rPr>
+              <w:t>(empty)</w:t>
+            </w:r>
+          </w:p>
+        </w:tc>
+        <w:tc>
+          <w:tcPr>
+            <w:tcW w:type="dxa" w:w="3230"/>
+            <w:tcBorders>
+              <w:top w:val="single" w:sz="4" w:space="0" w:color="AAAAAA"/>
+              <w:left w:val="single" w:sz="4" w:space="0" w:color="AAAAAA"/>
+              <w:bottom w:val="single" w:sz="4" w:space="0" w:color="AAAAAA"/>
+              <w:right w:val="single" w:sz="4" w:space="0" w:color="AAAAAA"/>
+              <w:insideH w:val="single" w:sz="4" w:space="0" w:color="AAAAAA"/>
+              <w:insideV w:val="single" w:sz="4" w:space="0" w:color="AAAAAA"/>
+            </w:tcBorders>
+          </w:tcPr>
+          <w:p>
+            <w:r>
+              <w:rPr>
+                <w:sz w:val="18"/>
+              </w:rPr>
+              <w:t>Diff mode: scan only files changed since this commit</w:t>
+            </w:r>
+          </w:p>
+        </w:tc>
+      </w:tr>
+      <w:tr>
+        <w:tc>
+          <w:tcPr>
+            <w:tcW w:type="dxa" w:w="3230"/>
+            <w:tcBorders>
+              <w:top w:val="single" w:sz="4" w:space="0" w:color="AAAAAA"/>
+              <w:left w:val="single" w:sz="4" w:space="0" w:color="AAAAAA"/>
+              <w:bottom w:val="single" w:sz="4" w:space="0" w:color="AAAAAA"/>
+              <w:right w:val="single" w:sz="4" w:space="0" w:color="AAAAAA"/>
+              <w:insideH w:val="single" w:sz="4" w:space="0" w:color="AAAAAA"/>
+              <w:insideV w:val="single" w:sz="4" w:space="0" w:color="AAAAAA"/>
+            </w:tcBorders>
+          </w:tcPr>
+          <w:p>
+            <w:r>
+              <w:rPr>
+                <w:b/>
+                <w:sz w:val="18"/>
+              </w:rPr>
               <w:t>REPO_INPUT</w:t>
             </w:r>
           </w:p>
@@ -24489,6 +25143,1759 @@
         </w:tc>
       </w:tr>
     </w:tbl>
+    <w:p/>
+    <w:p>
+      <w:r>
+        <w:br w:type="page"/>
+      </w:r>
+    </w:p>
+    <w:p>
+      <w:pPr>
+        <w:pStyle w:val="Heading1"/>
+      </w:pPr>
+      <w:r>
+        <w:rPr>
+          <w:color w:val="1F3864"/>
+        </w:rPr>
+        <w:t>12. Operating the Pipeline</w:t>
+      </w:r>
+    </w:p>
+    <w:p>
+      <w:pPr>
+        <w:pStyle w:val="Heading2"/>
+      </w:pPr>
+      <w:r>
+        <w:rPr>
+          <w:color w:val="2E75B6"/>
+        </w:rPr>
+        <w:t>12.1 Command-Line Flags</w:t>
+      </w:r>
+    </w:p>
+    <w:p>
+      <w:r>
+        <w:rPr>
+          <w:b w:val="0"/>
+          <w:i w:val="0"/>
+          <w:sz w:val="20"/>
+        </w:rPr>
+        <w:t>The pipeline runs the same six layers in every mode. The flags below change what it does with the result, not how it scans.</w:t>
+      </w:r>
+    </w:p>
+    <w:tbl>
+      <w:tblPr>
+        <w:tblStyle w:val="TableGrid"/>
+        <w:tblW w:type="auto" w:w="0"/>
+        <w:tblLook w:firstColumn="1" w:firstRow="1" w:lastColumn="0" w:lastRow="0" w:noHBand="0" w:noVBand="1" w:val="04A0"/>
+      </w:tblPr>
+      <w:tblGrid>
+        <w:gridCol w:w="3230"/>
+        <w:gridCol w:w="3230"/>
+        <w:gridCol w:w="3230"/>
+      </w:tblGrid>
+      <w:tr>
+        <w:tc>
+          <w:tcPr>
+            <w:tcW w:type="dxa" w:w="2551"/>
+            <w:shd w:val="clear" w:color="auto" w:fill="1F3864"/>
+            <w:tcBorders>
+              <w:top w:val="single" w:sz="4" w:space="0" w:color="AAAAAA"/>
+              <w:left w:val="single" w:sz="4" w:space="0" w:color="AAAAAA"/>
+              <w:bottom w:val="single" w:sz="4" w:space="0" w:color="AAAAAA"/>
+              <w:right w:val="single" w:sz="4" w:space="0" w:color="AAAAAA"/>
+              <w:insideH w:val="single" w:sz="4" w:space="0" w:color="AAAAAA"/>
+              <w:insideV w:val="single" w:sz="4" w:space="0" w:color="AAAAAA"/>
+            </w:tcBorders>
+          </w:tcPr>
+          <w:p>
+            <w:pPr>
+              <w:jc w:val="center"/>
+            </w:pPr>
+            <w:r>
+              <w:rPr>
+                <w:b/>
+                <w:color w:val="FFFFFF"/>
+                <w:sz w:val="18"/>
+              </w:rPr>
+              <w:t>Flag</w:t>
+            </w:r>
+          </w:p>
+        </w:tc>
+        <w:tc>
+          <w:tcPr>
+            <w:tcW w:type="dxa" w:w="3969"/>
+            <w:shd w:val="clear" w:color="auto" w:fill="1F3864"/>
+            <w:tcBorders>
+              <w:top w:val="single" w:sz="4" w:space="0" w:color="AAAAAA"/>
+              <w:left w:val="single" w:sz="4" w:space="0" w:color="AAAAAA"/>
+              <w:bottom w:val="single" w:sz="4" w:space="0" w:color="AAAAAA"/>
+              <w:right w:val="single" w:sz="4" w:space="0" w:color="AAAAAA"/>
+              <w:insideH w:val="single" w:sz="4" w:space="0" w:color="AAAAAA"/>
+              <w:insideV w:val="single" w:sz="4" w:space="0" w:color="AAAAAA"/>
+            </w:tcBorders>
+          </w:tcPr>
+          <w:p>
+            <w:pPr>
+              <w:jc w:val="center"/>
+            </w:pPr>
+            <w:r>
+              <w:rPr>
+                <w:b/>
+                <w:color w:val="FFFFFF"/>
+                <w:sz w:val="18"/>
+              </w:rPr>
+              <w:t>Effect</w:t>
+            </w:r>
+          </w:p>
+        </w:tc>
+        <w:tc>
+          <w:tcPr>
+            <w:tcW w:type="dxa" w:w="3402"/>
+            <w:shd w:val="clear" w:color="auto" w:fill="1F3864"/>
+            <w:tcBorders>
+              <w:top w:val="single" w:sz="4" w:space="0" w:color="AAAAAA"/>
+              <w:left w:val="single" w:sz="4" w:space="0" w:color="AAAAAA"/>
+              <w:bottom w:val="single" w:sz="4" w:space="0" w:color="AAAAAA"/>
+              <w:right w:val="single" w:sz="4" w:space="0" w:color="AAAAAA"/>
+              <w:insideH w:val="single" w:sz="4" w:space="0" w:color="AAAAAA"/>
+              <w:insideV w:val="single" w:sz="4" w:space="0" w:color="AAAAAA"/>
+            </w:tcBorders>
+          </w:tcPr>
+          <w:p>
+            <w:pPr>
+              <w:jc w:val="center"/>
+            </w:pPr>
+            <w:r>
+              <w:rPr>
+                <w:b/>
+                <w:color w:val="FFFFFF"/>
+                <w:sz w:val="18"/>
+              </w:rPr>
+              <w:t>Typical use</w:t>
+            </w:r>
+          </w:p>
+        </w:tc>
+      </w:tr>
+      <w:tr>
+        <w:tc>
+          <w:tcPr>
+            <w:tcW w:type="dxa" w:w="3230"/>
+            <w:tcBorders>
+              <w:top w:val="single" w:sz="4" w:space="0" w:color="AAAAAA"/>
+              <w:left w:val="single" w:sz="4" w:space="0" w:color="AAAAAA"/>
+              <w:bottom w:val="single" w:sz="4" w:space="0" w:color="AAAAAA"/>
+              <w:right w:val="single" w:sz="4" w:space="0" w:color="AAAAAA"/>
+              <w:insideH w:val="single" w:sz="4" w:space="0" w:color="AAAAAA"/>
+              <w:insideV w:val="single" w:sz="4" w:space="0" w:color="AAAAAA"/>
+            </w:tcBorders>
+          </w:tcPr>
+          <w:p>
+            <w:r>
+              <w:rPr>
+                <w:b/>
+                <w:sz w:val="18"/>
+              </w:rPr>
+              <w:t>--quiet</w:t>
+            </w:r>
+          </w:p>
+        </w:tc>
+        <w:tc>
+          <w:tcPr>
+            <w:tcW w:type="dxa" w:w="3230"/>
+            <w:tcBorders>
+              <w:top w:val="single" w:sz="4" w:space="0" w:color="AAAAAA"/>
+              <w:left w:val="single" w:sz="4" w:space="0" w:color="AAAAAA"/>
+              <w:bottom w:val="single" w:sz="4" w:space="0" w:color="AAAAAA"/>
+              <w:right w:val="single" w:sz="4" w:space="0" w:color="AAAAAA"/>
+              <w:insideH w:val="single" w:sz="4" w:space="0" w:color="AAAAAA"/>
+              <w:insideV w:val="single" w:sz="4" w:space="0" w:color="AAAAAA"/>
+            </w:tcBorders>
+          </w:tcPr>
+          <w:p>
+            <w:r>
+              <w:rPr>
+                <w:sz w:val="18"/>
+              </w:rPr>
+              <w:t>Verdict only on stdout</w:t>
+            </w:r>
+          </w:p>
+        </w:tc>
+        <w:tc>
+          <w:tcPr>
+            <w:tcW w:type="dxa" w:w="3230"/>
+            <w:tcBorders>
+              <w:top w:val="single" w:sz="4" w:space="0" w:color="AAAAAA"/>
+              <w:left w:val="single" w:sz="4" w:space="0" w:color="AAAAAA"/>
+              <w:bottom w:val="single" w:sz="4" w:space="0" w:color="AAAAAA"/>
+              <w:right w:val="single" w:sz="4" w:space="0" w:color="AAAAAA"/>
+              <w:insideH w:val="single" w:sz="4" w:space="0" w:color="AAAAAA"/>
+              <w:insideV w:val="single" w:sz="4" w:space="0" w:color="AAAAAA"/>
+            </w:tcBorders>
+          </w:tcPr>
+          <w:p>
+            <w:r>
+              <w:rPr>
+                <w:sz w:val="18"/>
+              </w:rPr>
+              <w:t>CI gate</w:t>
+            </w:r>
+          </w:p>
+        </w:tc>
+      </w:tr>
+      <w:tr>
+        <w:tc>
+          <w:tcPr>
+            <w:tcW w:type="dxa" w:w="3230"/>
+            <w:tcBorders>
+              <w:top w:val="single" w:sz="4" w:space="0" w:color="AAAAAA"/>
+              <w:left w:val="single" w:sz="4" w:space="0" w:color="AAAAAA"/>
+              <w:bottom w:val="single" w:sz="4" w:space="0" w:color="AAAAAA"/>
+              <w:right w:val="single" w:sz="4" w:space="0" w:color="AAAAAA"/>
+              <w:insideH w:val="single" w:sz="4" w:space="0" w:color="AAAAAA"/>
+              <w:insideV w:val="single" w:sz="4" w:space="0" w:color="AAAAAA"/>
+            </w:tcBorders>
+          </w:tcPr>
+          <w:p>
+            <w:r>
+              <w:rPr>
+                <w:b/>
+                <w:sz w:val="18"/>
+              </w:rPr>
+              <w:t>--verbose</w:t>
+            </w:r>
+          </w:p>
+        </w:tc>
+        <w:tc>
+          <w:tcPr>
+            <w:tcW w:type="dxa" w:w="3230"/>
+            <w:tcBorders>
+              <w:top w:val="single" w:sz="4" w:space="0" w:color="AAAAAA"/>
+              <w:left w:val="single" w:sz="4" w:space="0" w:color="AAAAAA"/>
+              <w:bottom w:val="single" w:sz="4" w:space="0" w:color="AAAAAA"/>
+              <w:right w:val="single" w:sz="4" w:space="0" w:color="AAAAAA"/>
+              <w:insideH w:val="single" w:sz="4" w:space="0" w:color="AAAAAA"/>
+              <w:insideV w:val="single" w:sz="4" w:space="0" w:color="AAAAAA"/>
+            </w:tcBorders>
+          </w:tcPr>
+          <w:p>
+            <w:r>
+              <w:rPr>
+                <w:sz w:val="18"/>
+              </w:rPr>
+              <w:t>Full per-file detail</w:t>
+            </w:r>
+          </w:p>
+        </w:tc>
+        <w:tc>
+          <w:tcPr>
+            <w:tcW w:type="dxa" w:w="3230"/>
+            <w:tcBorders>
+              <w:top w:val="single" w:sz="4" w:space="0" w:color="AAAAAA"/>
+              <w:left w:val="single" w:sz="4" w:space="0" w:color="AAAAAA"/>
+              <w:bottom w:val="single" w:sz="4" w:space="0" w:color="AAAAAA"/>
+              <w:right w:val="single" w:sz="4" w:space="0" w:color="AAAAAA"/>
+              <w:insideH w:val="single" w:sz="4" w:space="0" w:color="AAAAAA"/>
+              <w:insideV w:val="single" w:sz="4" w:space="0" w:color="AAAAAA"/>
+            </w:tcBorders>
+          </w:tcPr>
+          <w:p>
+            <w:r>
+              <w:rPr>
+                <w:sz w:val="18"/>
+              </w:rPr>
+              <w:t>Investigating a finding</w:t>
+            </w:r>
+          </w:p>
+        </w:tc>
+      </w:tr>
+      <w:tr>
+        <w:tc>
+          <w:tcPr>
+            <w:tcW w:type="dxa" w:w="3230"/>
+            <w:tcBorders>
+              <w:top w:val="single" w:sz="4" w:space="0" w:color="AAAAAA"/>
+              <w:left w:val="single" w:sz="4" w:space="0" w:color="AAAAAA"/>
+              <w:bottom w:val="single" w:sz="4" w:space="0" w:color="AAAAAA"/>
+              <w:right w:val="single" w:sz="4" w:space="0" w:color="AAAAAA"/>
+              <w:insideH w:val="single" w:sz="4" w:space="0" w:color="AAAAAA"/>
+              <w:insideV w:val="single" w:sz="4" w:space="0" w:color="AAAAAA"/>
+            </w:tcBorders>
+          </w:tcPr>
+          <w:p>
+            <w:r>
+              <w:rPr>
+                <w:b/>
+                <w:sz w:val="18"/>
+              </w:rPr>
+              <w:t>--min-severity LEVEL</w:t>
+            </w:r>
+          </w:p>
+        </w:tc>
+        <w:tc>
+          <w:tcPr>
+            <w:tcW w:type="dxa" w:w="3230"/>
+            <w:tcBorders>
+              <w:top w:val="single" w:sz="4" w:space="0" w:color="AAAAAA"/>
+              <w:left w:val="single" w:sz="4" w:space="0" w:color="AAAAAA"/>
+              <w:bottom w:val="single" w:sz="4" w:space="0" w:color="AAAAAA"/>
+              <w:right w:val="single" w:sz="4" w:space="0" w:color="AAAAAA"/>
+              <w:insideH w:val="single" w:sz="4" w:space="0" w:color="AAAAAA"/>
+              <w:insideV w:val="single" w:sz="4" w:space="0" w:color="AAAAAA"/>
+            </w:tcBorders>
+          </w:tcPr>
+          <w:p>
+            <w:r>
+              <w:rPr>
+                <w:sz w:val="18"/>
+              </w:rPr>
+              <w:t>low | medium | high | critical; findings below the threshold become WARN instead of FAIL</w:t>
+            </w:r>
+          </w:p>
+        </w:tc>
+        <w:tc>
+          <w:tcPr>
+            <w:tcW w:type="dxa" w:w="3230"/>
+            <w:tcBorders>
+              <w:top w:val="single" w:sz="4" w:space="0" w:color="AAAAAA"/>
+              <w:left w:val="single" w:sz="4" w:space="0" w:color="AAAAAA"/>
+              <w:bottom w:val="single" w:sz="4" w:space="0" w:color="AAAAAA"/>
+              <w:right w:val="single" w:sz="4" w:space="0" w:color="AAAAAA"/>
+              <w:insideH w:val="single" w:sz="4" w:space="0" w:color="AAAAAA"/>
+              <w:insideV w:val="single" w:sz="4" w:space="0" w:color="AAAAAA"/>
+            </w:tcBorders>
+          </w:tcPr>
+          <w:p>
+            <w:r>
+              <w:rPr>
+                <w:sz w:val="18"/>
+              </w:rPr>
+              <w:t>Tuning the blocking bar</w:t>
+            </w:r>
+          </w:p>
+        </w:tc>
+      </w:tr>
+      <w:tr>
+        <w:tc>
+          <w:tcPr>
+            <w:tcW w:type="dxa" w:w="3230"/>
+            <w:tcBorders>
+              <w:top w:val="single" w:sz="4" w:space="0" w:color="AAAAAA"/>
+              <w:left w:val="single" w:sz="4" w:space="0" w:color="AAAAAA"/>
+              <w:bottom w:val="single" w:sz="4" w:space="0" w:color="AAAAAA"/>
+              <w:right w:val="single" w:sz="4" w:space="0" w:color="AAAAAA"/>
+              <w:insideH w:val="single" w:sz="4" w:space="0" w:color="AAAAAA"/>
+              <w:insideV w:val="single" w:sz="4" w:space="0" w:color="AAAAAA"/>
+            </w:tcBorders>
+          </w:tcPr>
+          <w:p>
+            <w:r>
+              <w:rPr>
+                <w:b/>
+                <w:sz w:val="18"/>
+              </w:rPr>
+              <w:t>--since COMMIT</w:t>
+            </w:r>
+          </w:p>
+        </w:tc>
+        <w:tc>
+          <w:tcPr>
+            <w:tcW w:type="dxa" w:w="3230"/>
+            <w:tcBorders>
+              <w:top w:val="single" w:sz="4" w:space="0" w:color="AAAAAA"/>
+              <w:left w:val="single" w:sz="4" w:space="0" w:color="AAAAAA"/>
+              <w:bottom w:val="single" w:sz="4" w:space="0" w:color="AAAAAA"/>
+              <w:right w:val="single" w:sz="4" w:space="0" w:color="AAAAAA"/>
+              <w:insideH w:val="single" w:sz="4" w:space="0" w:color="AAAAAA"/>
+              <w:insideV w:val="single" w:sz="4" w:space="0" w:color="AAAAAA"/>
+            </w:tcBorders>
+          </w:tcPr>
+          <w:p>
+            <w:r>
+              <w:rPr>
+                <w:sz w:val="18"/>
+              </w:rPr>
+              <w:t>Scan only files changed since COMMIT</w:t>
+            </w:r>
+          </w:p>
+        </w:tc>
+        <w:tc>
+          <w:tcPr>
+            <w:tcW w:type="dxa" w:w="3230"/>
+            <w:tcBorders>
+              <w:top w:val="single" w:sz="4" w:space="0" w:color="AAAAAA"/>
+              <w:left w:val="single" w:sz="4" w:space="0" w:color="AAAAAA"/>
+              <w:bottom w:val="single" w:sz="4" w:space="0" w:color="AAAAAA"/>
+              <w:right w:val="single" w:sz="4" w:space="0" w:color="AAAAAA"/>
+              <w:insideH w:val="single" w:sz="4" w:space="0" w:color="AAAAAA"/>
+              <w:insideV w:val="single" w:sz="4" w:space="0" w:color="AAAAAA"/>
+            </w:tcBorders>
+          </w:tcPr>
+          <w:p>
+            <w:r>
+              <w:rPr>
+                <w:sz w:val="18"/>
+              </w:rPr>
+              <w:t>Pull-request checks</w:t>
+            </w:r>
+          </w:p>
+        </w:tc>
+      </w:tr>
+      <w:tr>
+        <w:tc>
+          <w:tcPr>
+            <w:tcW w:type="dxa" w:w="3230"/>
+            <w:tcBorders>
+              <w:top w:val="single" w:sz="4" w:space="0" w:color="AAAAAA"/>
+              <w:left w:val="single" w:sz="4" w:space="0" w:color="AAAAAA"/>
+              <w:bottom w:val="single" w:sz="4" w:space="0" w:color="AAAAAA"/>
+              <w:right w:val="single" w:sz="4" w:space="0" w:color="AAAAAA"/>
+              <w:insideH w:val="single" w:sz="4" w:space="0" w:color="AAAAAA"/>
+              <w:insideV w:val="single" w:sz="4" w:space="0" w:color="AAAAAA"/>
+            </w:tcBorders>
+          </w:tcPr>
+          <w:p>
+            <w:r>
+              <w:rPr>
+                <w:b/>
+                <w:sz w:val="18"/>
+              </w:rPr>
+              <w:t>--report-only</w:t>
+            </w:r>
+          </w:p>
+        </w:tc>
+        <w:tc>
+          <w:tcPr>
+            <w:tcW w:type="dxa" w:w="3230"/>
+            <w:tcBorders>
+              <w:top w:val="single" w:sz="4" w:space="0" w:color="AAAAAA"/>
+              <w:left w:val="single" w:sz="4" w:space="0" w:color="AAAAAA"/>
+              <w:bottom w:val="single" w:sz="4" w:space="0" w:color="AAAAAA"/>
+              <w:right w:val="single" w:sz="4" w:space="0" w:color="AAAAAA"/>
+              <w:insideH w:val="single" w:sz="4" w:space="0" w:color="AAAAAA"/>
+              <w:insideV w:val="single" w:sz="4" w:space="0" w:color="AAAAAA"/>
+            </w:tcBorders>
+          </w:tcPr>
+          <w:p>
+            <w:r>
+              <w:rPr>
+                <w:sz w:val="18"/>
+              </w:rPr>
+              <w:t>Always exit 0, and leave the fetched repository in place rather than quarantining it</w:t>
+            </w:r>
+          </w:p>
+        </w:tc>
+        <w:tc>
+          <w:tcPr>
+            <w:tcW w:type="dxa" w:w="3230"/>
+            <w:tcBorders>
+              <w:top w:val="single" w:sz="4" w:space="0" w:color="AAAAAA"/>
+              <w:left w:val="single" w:sz="4" w:space="0" w:color="AAAAAA"/>
+              <w:bottom w:val="single" w:sz="4" w:space="0" w:color="AAAAAA"/>
+              <w:right w:val="single" w:sz="4" w:space="0" w:color="AAAAAA"/>
+              <w:insideH w:val="single" w:sz="4" w:space="0" w:color="AAAAAA"/>
+              <w:insideV w:val="single" w:sz="4" w:space="0" w:color="AAAAAA"/>
+            </w:tcBorders>
+          </w:tcPr>
+          <w:p>
+            <w:r>
+              <w:rPr>
+                <w:sz w:val="18"/>
+              </w:rPr>
+              <w:t>First-pass audit</w:t>
+            </w:r>
+          </w:p>
+        </w:tc>
+      </w:tr>
+      <w:tr>
+        <w:tc>
+          <w:tcPr>
+            <w:tcW w:type="dxa" w:w="3230"/>
+            <w:tcBorders>
+              <w:top w:val="single" w:sz="4" w:space="0" w:color="AAAAAA"/>
+              <w:left w:val="single" w:sz="4" w:space="0" w:color="AAAAAA"/>
+              <w:bottom w:val="single" w:sz="4" w:space="0" w:color="AAAAAA"/>
+              <w:right w:val="single" w:sz="4" w:space="0" w:color="AAAAAA"/>
+              <w:insideH w:val="single" w:sz="4" w:space="0" w:color="AAAAAA"/>
+              <w:insideV w:val="single" w:sz="4" w:space="0" w:color="AAAAAA"/>
+            </w:tcBorders>
+          </w:tcPr>
+          <w:p>
+            <w:r>
+              <w:rPr>
+                <w:b/>
+                <w:sz w:val="18"/>
+              </w:rPr>
+              <w:t>--no-zip</w:t>
+            </w:r>
+          </w:p>
+        </w:tc>
+        <w:tc>
+          <w:tcPr>
+            <w:tcW w:type="dxa" w:w="3230"/>
+            <w:tcBorders>
+              <w:top w:val="single" w:sz="4" w:space="0" w:color="AAAAAA"/>
+              <w:left w:val="single" w:sz="4" w:space="0" w:color="AAAAAA"/>
+              <w:bottom w:val="single" w:sz="4" w:space="0" w:color="AAAAAA"/>
+              <w:right w:val="single" w:sz="4" w:space="0" w:color="AAAAAA"/>
+              <w:insideH w:val="single" w:sz="4" w:space="0" w:color="AAAAAA"/>
+              <w:insideV w:val="single" w:sz="4" w:space="0" w:color="AAAAAA"/>
+            </w:tcBorders>
+          </w:tcPr>
+          <w:p>
+            <w:r>
+              <w:rPr>
+                <w:sz w:val="18"/>
+              </w:rPr>
+              <w:t>Skip creation of the approved archive</w:t>
+            </w:r>
+          </w:p>
+        </w:tc>
+        <w:tc>
+          <w:tcPr>
+            <w:tcW w:type="dxa" w:w="3230"/>
+            <w:tcBorders>
+              <w:top w:val="single" w:sz="4" w:space="0" w:color="AAAAAA"/>
+              <w:left w:val="single" w:sz="4" w:space="0" w:color="AAAAAA"/>
+              <w:bottom w:val="single" w:sz="4" w:space="0" w:color="AAAAAA"/>
+              <w:right w:val="single" w:sz="4" w:space="0" w:color="AAAAAA"/>
+              <w:insideH w:val="single" w:sz="4" w:space="0" w:color="AAAAAA"/>
+              <w:insideV w:val="single" w:sz="4" w:space="0" w:color="AAAAAA"/>
+            </w:tcBorders>
+          </w:tcPr>
+          <w:p>
+            <w:r>
+              <w:rPr>
+                <w:sz w:val="18"/>
+              </w:rPr>
+              <w:t>CI</w:t>
+            </w:r>
+          </w:p>
+        </w:tc>
+      </w:tr>
+      <w:tr>
+        <w:tc>
+          <w:tcPr>
+            <w:tcW w:type="dxa" w:w="3230"/>
+            <w:tcBorders>
+              <w:top w:val="single" w:sz="4" w:space="0" w:color="AAAAAA"/>
+              <w:left w:val="single" w:sz="4" w:space="0" w:color="AAAAAA"/>
+              <w:bottom w:val="single" w:sz="4" w:space="0" w:color="AAAAAA"/>
+              <w:right w:val="single" w:sz="4" w:space="0" w:color="AAAAAA"/>
+              <w:insideH w:val="single" w:sz="4" w:space="0" w:color="AAAAAA"/>
+              <w:insideV w:val="single" w:sz="4" w:space="0" w:color="AAAAAA"/>
+            </w:tcBorders>
+          </w:tcPr>
+          <w:p>
+            <w:r>
+              <w:rPr>
+                <w:b/>
+                <w:sz w:val="18"/>
+              </w:rPr>
+              <w:t>--no-excel</w:t>
+            </w:r>
+          </w:p>
+        </w:tc>
+        <w:tc>
+          <w:tcPr>
+            <w:tcW w:type="dxa" w:w="3230"/>
+            <w:tcBorders>
+              <w:top w:val="single" w:sz="4" w:space="0" w:color="AAAAAA"/>
+              <w:left w:val="single" w:sz="4" w:space="0" w:color="AAAAAA"/>
+              <w:bottom w:val="single" w:sz="4" w:space="0" w:color="AAAAAA"/>
+              <w:right w:val="single" w:sz="4" w:space="0" w:color="AAAAAA"/>
+              <w:insideH w:val="single" w:sz="4" w:space="0" w:color="AAAAAA"/>
+              <w:insideV w:val="single" w:sz="4" w:space="0" w:color="AAAAAA"/>
+            </w:tcBorders>
+          </w:tcPr>
+          <w:p>
+            <w:r>
+              <w:rPr>
+                <w:sz w:val="18"/>
+              </w:rPr>
+              <w:t>Skip generation of the Excel report</w:t>
+            </w:r>
+          </w:p>
+        </w:tc>
+        <w:tc>
+          <w:tcPr>
+            <w:tcW w:type="dxa" w:w="3230"/>
+            <w:tcBorders>
+              <w:top w:val="single" w:sz="4" w:space="0" w:color="AAAAAA"/>
+              <w:left w:val="single" w:sz="4" w:space="0" w:color="AAAAAA"/>
+              <w:bottom w:val="single" w:sz="4" w:space="0" w:color="AAAAAA"/>
+              <w:right w:val="single" w:sz="4" w:space="0" w:color="AAAAAA"/>
+              <w:insideH w:val="single" w:sz="4" w:space="0" w:color="AAAAAA"/>
+              <w:insideV w:val="single" w:sz="4" w:space="0" w:color="AAAAAA"/>
+            </w:tcBorders>
+          </w:tcPr>
+          <w:p>
+            <w:r>
+              <w:rPr>
+                <w:sz w:val="18"/>
+              </w:rPr>
+              <w:t>CI</w:t>
+            </w:r>
+          </w:p>
+        </w:tc>
+      </w:tr>
+    </w:tbl>
+    <w:p/>
+    <w:p>
+      <w:pPr>
+        <w:pStyle w:val="Heading2"/>
+      </w:pPr>
+      <w:r>
+        <w:rPr>
+          <w:color w:val="2E75B6"/>
+        </w:rPr>
+        <w:t>12.2 Per-Repository Controls</w:t>
+      </w:r>
+    </w:p>
+    <w:p>
+      <w:r>
+        <w:rPr>
+          <w:b w:val="0"/>
+          <w:i w:val="0"/>
+          <w:sz w:val="20"/>
+        </w:rPr>
+        <w:t>Two optional files may be placed at the root of the repository being scanned. They belong to the scanned repository, not to the pipeline installation.</w:t>
+      </w:r>
+    </w:p>
+    <w:tbl>
+      <w:tblPr>
+        <w:tblStyle w:val="TableGrid"/>
+        <w:tblW w:type="auto" w:w="0"/>
+        <w:tblLook w:firstColumn="1" w:firstRow="1" w:lastColumn="0" w:lastRow="0" w:noHBand="0" w:noVBand="1" w:val="04A0"/>
+      </w:tblPr>
+      <w:tblGrid>
+        <w:gridCol w:w="4844"/>
+        <w:gridCol w:w="4844"/>
+      </w:tblGrid>
+      <w:tr>
+        <w:tc>
+          <w:tcPr>
+            <w:tcW w:type="dxa" w:w="2835"/>
+            <w:shd w:val="clear" w:color="auto" w:fill="1F3864"/>
+            <w:tcBorders>
+              <w:top w:val="single" w:sz="4" w:space="0" w:color="AAAAAA"/>
+              <w:left w:val="single" w:sz="4" w:space="0" w:color="AAAAAA"/>
+              <w:bottom w:val="single" w:sz="4" w:space="0" w:color="AAAAAA"/>
+              <w:right w:val="single" w:sz="4" w:space="0" w:color="AAAAAA"/>
+              <w:insideH w:val="single" w:sz="4" w:space="0" w:color="AAAAAA"/>
+              <w:insideV w:val="single" w:sz="4" w:space="0" w:color="AAAAAA"/>
+            </w:tcBorders>
+          </w:tcPr>
+          <w:p>
+            <w:pPr>
+              <w:jc w:val="center"/>
+            </w:pPr>
+            <w:r>
+              <w:rPr>
+                <w:b/>
+                <w:color w:val="FFFFFF"/>
+                <w:sz w:val="18"/>
+              </w:rPr>
+              <w:t>File</w:t>
+            </w:r>
+          </w:p>
+        </w:tc>
+        <w:tc>
+          <w:tcPr>
+            <w:tcW w:type="dxa" w:w="7087"/>
+            <w:shd w:val="clear" w:color="auto" w:fill="1F3864"/>
+            <w:tcBorders>
+              <w:top w:val="single" w:sz="4" w:space="0" w:color="AAAAAA"/>
+              <w:left w:val="single" w:sz="4" w:space="0" w:color="AAAAAA"/>
+              <w:bottom w:val="single" w:sz="4" w:space="0" w:color="AAAAAA"/>
+              <w:right w:val="single" w:sz="4" w:space="0" w:color="AAAAAA"/>
+              <w:insideH w:val="single" w:sz="4" w:space="0" w:color="AAAAAA"/>
+              <w:insideV w:val="single" w:sz="4" w:space="0" w:color="AAAAAA"/>
+            </w:tcBorders>
+          </w:tcPr>
+          <w:p>
+            <w:pPr>
+              <w:jc w:val="center"/>
+            </w:pPr>
+            <w:r>
+              <w:rPr>
+                <w:b/>
+                <w:color w:val="FFFFFF"/>
+                <w:sz w:val="18"/>
+              </w:rPr>
+              <w:t>Effect</w:t>
+            </w:r>
+          </w:p>
+        </w:tc>
+      </w:tr>
+      <w:tr>
+        <w:tc>
+          <w:tcPr>
+            <w:tcW w:type="dxa" w:w="4844"/>
+            <w:tcBorders>
+              <w:top w:val="single" w:sz="4" w:space="0" w:color="AAAAAA"/>
+              <w:left w:val="single" w:sz="4" w:space="0" w:color="AAAAAA"/>
+              <w:bottom w:val="single" w:sz="4" w:space="0" w:color="AAAAAA"/>
+              <w:right w:val="single" w:sz="4" w:space="0" w:color="AAAAAA"/>
+              <w:insideH w:val="single" w:sz="4" w:space="0" w:color="AAAAAA"/>
+              <w:insideV w:val="single" w:sz="4" w:space="0" w:color="AAAAAA"/>
+            </w:tcBorders>
+          </w:tcPr>
+          <w:p>
+            <w:r>
+              <w:rPr>
+                <w:b/>
+                <w:sz w:val="18"/>
+              </w:rPr>
+              <w:t>.transitignore</w:t>
+            </w:r>
+          </w:p>
+        </w:tc>
+        <w:tc>
+          <w:tcPr>
+            <w:tcW w:type="dxa" w:w="4844"/>
+            <w:tcBorders>
+              <w:top w:val="single" w:sz="4" w:space="0" w:color="AAAAAA"/>
+              <w:left w:val="single" w:sz="4" w:space="0" w:color="AAAAAA"/>
+              <w:bottom w:val="single" w:sz="4" w:space="0" w:color="AAAAAA"/>
+              <w:right w:val="single" w:sz="4" w:space="0" w:color="AAAAAA"/>
+              <w:insideH w:val="single" w:sz="4" w:space="0" w:color="AAAAAA"/>
+              <w:insideV w:val="single" w:sz="4" w:space="0" w:color="AAAAAA"/>
+            </w:tcBorders>
+          </w:tcPr>
+          <w:p>
+            <w:r>
+              <w:rPr>
+                <w:sz w:val="18"/>
+              </w:rPr>
+              <w:t>gitignore-style patterns. Matched files are excluded from every layer.</w:t>
+            </w:r>
+          </w:p>
+        </w:tc>
+      </w:tr>
+      <w:tr>
+        <w:tc>
+          <w:tcPr>
+            <w:tcW w:type="dxa" w:w="4844"/>
+            <w:tcBorders>
+              <w:top w:val="single" w:sz="4" w:space="0" w:color="AAAAAA"/>
+              <w:left w:val="single" w:sz="4" w:space="0" w:color="AAAAAA"/>
+              <w:bottom w:val="single" w:sz="4" w:space="0" w:color="AAAAAA"/>
+              <w:right w:val="single" w:sz="4" w:space="0" w:color="AAAAAA"/>
+              <w:insideH w:val="single" w:sz="4" w:space="0" w:color="AAAAAA"/>
+              <w:insideV w:val="single" w:sz="4" w:space="0" w:color="AAAAAA"/>
+            </w:tcBorders>
+          </w:tcPr>
+          <w:p>
+            <w:r>
+              <w:rPr>
+                <w:b/>
+                <w:sz w:val="18"/>
+              </w:rPr>
+              <w:t>.transit-allow.json</w:t>
+            </w:r>
+          </w:p>
+        </w:tc>
+        <w:tc>
+          <w:tcPr>
+            <w:tcW w:type="dxa" w:w="4844"/>
+            <w:tcBorders>
+              <w:top w:val="single" w:sz="4" w:space="0" w:color="AAAAAA"/>
+              <w:left w:val="single" w:sz="4" w:space="0" w:color="AAAAAA"/>
+              <w:bottom w:val="single" w:sz="4" w:space="0" w:color="AAAAAA"/>
+              <w:right w:val="single" w:sz="4" w:space="0" w:color="AAAAAA"/>
+              <w:insideH w:val="single" w:sz="4" w:space="0" w:color="AAAAAA"/>
+              <w:insideV w:val="single" w:sz="4" w:space="0" w:color="AAAAAA"/>
+            </w:tcBorders>
+          </w:tcPr>
+          <w:p>
+            <w:r>
+              <w:rPr>
+                <w:sz w:val="18"/>
+              </w:rPr>
+              <w:t>JSON array of {rule, path, reason} entries. A matching FAIL is downgraded to WARN and the reason is recorded in the report.</w:t>
+            </w:r>
+          </w:p>
+        </w:tc>
+      </w:tr>
+    </w:tbl>
+    <w:p/>
+    <w:p>
+      <w:pPr>
+        <w:spacing w:before="80" w:after="80"/>
+        <w:ind w:left="567"/>
+      </w:pPr>
+      <w:r>
+        <w:rPr>
+          <w:rFonts w:ascii="Courier New" w:hAnsi="Courier New"/>
+          <w:color w:val="000080"/>
+          <w:sz w:val="16"/>
+        </w:rPr>
+        <w:t>[</w:t>
+        <w:br/>
+        <w:t xml:space="preserve">  {</w:t>
+        <w:br/>
+        <w:t xml:space="preserve">    "rule": "CWE-798",</w:t>
+        <w:br/>
+        <w:t xml:space="preserve">    "path": "tests/fixtures/dummy_key.py",</w:t>
+        <w:br/>
+        <w:t xml:space="preserve">    "reason": "Test fixture, not a real credential"</w:t>
+        <w:br/>
+        <w:t xml:space="preserve">  }</w:t>
+        <w:br/>
+        <w:t>]</w:t>
+      </w:r>
+    </w:p>
+    <w:p>
+      <w:r>
+        <w:rPr>
+          <w:b w:val="0"/>
+          <w:i/>
+          <w:sz w:val="20"/>
+        </w:rPr>
+        <w:t>Every allowlist entry carries a reason. An exception recorded without one is indistinguishable from an oversight six months later.</w:t>
+      </w:r>
+    </w:p>
+    <w:p>
+      <w:pPr>
+        <w:pStyle w:val="Heading2"/>
+      </w:pPr>
+      <w:r>
+        <w:rPr>
+          <w:color w:val="2E75B6"/>
+        </w:rPr>
+        <w:t>12.3 Private Repositories</w:t>
+      </w:r>
+    </w:p>
+    <w:p>
+      <w:r>
+        <w:rPr>
+          <w:b w:val="0"/>
+          <w:i w:val="0"/>
+          <w:sz w:val="20"/>
+        </w:rPr>
+        <w:t>Set GITHUB_TOKEN to clone a private repository. The token is supplied to git through GIT_ASKPASS and never appears in the clone URL, so it is not written to .git/config, the reflog, or the process command line where any user on the host could read it with ps.</w:t>
+      </w:r>
+    </w:p>
+    <w:p>
+      <w:pPr>
+        <w:spacing w:before="80" w:after="80"/>
+        <w:ind w:left="567"/>
+      </w:pPr>
+      <w:r>
+        <w:rPr>
+          <w:rFonts w:ascii="Courier New" w:hAnsi="Courier New"/>
+          <w:color w:val="000080"/>
+          <w:sz w:val="16"/>
+        </w:rPr>
+        <w:t>GITHUB_TOKEN=ghp_... ./ai_transit.sh https://github.com/org/private-repo</w:t>
+      </w:r>
+    </w:p>
+    <w:p>
+      <w:r>
+        <w:rPr>
+          <w:b w:val="0"/>
+          <w:i/>
+          <w:sz w:val="20"/>
+        </w:rPr>
+        <w:t>Note that a token passed into a container is visible through docker inspect to anyone who can reach the Docker daemon. On a shared host, prefer running the pipeline natively for private repositories.</w:t>
+      </w:r>
+    </w:p>
+    <w:p>
+      <w:r>
+        <w:br w:type="page"/>
+      </w:r>
+    </w:p>
+    <w:p>
+      <w:pPr>
+        <w:pStyle w:val="Heading1"/>
+      </w:pPr>
+      <w:r>
+        <w:rPr>
+          <w:color w:val="1F3864"/>
+        </w:rPr>
+        <w:t>13. Quality Assurance</w:t>
+      </w:r>
+    </w:p>
+    <w:p>
+      <w:pPr>
+        <w:pStyle w:val="Heading2"/>
+      </w:pPr>
+      <w:r>
+        <w:rPr>
+          <w:color w:val="2E75B6"/>
+        </w:rPr>
+        <w:t>13.1 Test Suite</w:t>
+      </w:r>
+    </w:p>
+    <w:p>
+      <w:r>
+        <w:rPr>
+          <w:b w:val="0"/>
+          <w:i w:val="0"/>
+          <w:sz w:val="20"/>
+        </w:rPr>
+        <w:t>The pipeline ships with a test suite that verifies its own behaviour: that rules fire on unsafe code, that they do not fire on safe code, that the flags behave as documented, and that the reports and archive are well-formed.</w:t>
+      </w:r>
+    </w:p>
+    <w:p>
+      <w:pPr>
+        <w:spacing w:before="80" w:after="80"/>
+        <w:ind w:left="567"/>
+      </w:pPr>
+      <w:r>
+        <w:rPr>
+          <w:rFonts w:ascii="Courier New" w:hAnsi="Courier New"/>
+          <w:color w:val="000080"/>
+          <w:sz w:val="16"/>
+        </w:rPr>
+        <w:t>./tests/run_tests.sh          # everything</w:t>
+        <w:br/>
+        <w:t>./tests/run_tests.sh -v       # detail for failures</w:t>
+        <w:br/>
+        <w:t>./tests/run_tests.sh rules    # only matching groups</w:t>
+      </w:r>
+    </w:p>
+    <w:p>
+      <w:r>
+        <w:rPr>
+          <w:b w:val="0"/>
+          <w:i w:val="0"/>
+          <w:sz w:val="20"/>
+        </w:rPr>
+        <w:t>The suite requires no scanning tools. With none installed the pipeline degrades to its built-in pattern rules and every assertion still holds, which is exactly how continuous integration runs it.</w:t>
+      </w:r>
+    </w:p>
+    <w:tbl>
+      <w:tblPr>
+        <w:tblStyle w:val="TableGrid"/>
+        <w:tblW w:type="auto" w:w="0"/>
+        <w:tblLook w:firstColumn="1" w:firstRow="1" w:lastColumn="0" w:lastRow="0" w:noHBand="0" w:noVBand="1" w:val="04A0"/>
+      </w:tblPr>
+      <w:tblGrid>
+        <w:gridCol w:w="4844"/>
+        <w:gridCol w:w="4844"/>
+      </w:tblGrid>
+      <w:tr>
+        <w:tc>
+          <w:tcPr>
+            <w:tcW w:type="dxa" w:w="2268"/>
+            <w:shd w:val="clear" w:color="auto" w:fill="1F3864"/>
+            <w:tcBorders>
+              <w:top w:val="single" w:sz="4" w:space="0" w:color="AAAAAA"/>
+              <w:left w:val="single" w:sz="4" w:space="0" w:color="AAAAAA"/>
+              <w:bottom w:val="single" w:sz="4" w:space="0" w:color="AAAAAA"/>
+              <w:right w:val="single" w:sz="4" w:space="0" w:color="AAAAAA"/>
+              <w:insideH w:val="single" w:sz="4" w:space="0" w:color="AAAAAA"/>
+              <w:insideV w:val="single" w:sz="4" w:space="0" w:color="AAAAAA"/>
+            </w:tcBorders>
+          </w:tcPr>
+          <w:p>
+            <w:pPr>
+              <w:jc w:val="center"/>
+            </w:pPr>
+            <w:r>
+              <w:rPr>
+                <w:b/>
+                <w:color w:val="FFFFFF"/>
+                <w:sz w:val="18"/>
+              </w:rPr>
+              <w:t>Layer</w:t>
+            </w:r>
+          </w:p>
+        </w:tc>
+        <w:tc>
+          <w:tcPr>
+            <w:tcW w:type="dxa" w:w="7654"/>
+            <w:shd w:val="clear" w:color="auto" w:fill="1F3864"/>
+            <w:tcBorders>
+              <w:top w:val="single" w:sz="4" w:space="0" w:color="AAAAAA"/>
+              <w:left w:val="single" w:sz="4" w:space="0" w:color="AAAAAA"/>
+              <w:bottom w:val="single" w:sz="4" w:space="0" w:color="AAAAAA"/>
+              <w:right w:val="single" w:sz="4" w:space="0" w:color="AAAAAA"/>
+              <w:insideH w:val="single" w:sz="4" w:space="0" w:color="AAAAAA"/>
+              <w:insideV w:val="single" w:sz="4" w:space="0" w:color="AAAAAA"/>
+            </w:tcBorders>
+          </w:tcPr>
+          <w:p>
+            <w:pPr>
+              <w:jc w:val="center"/>
+            </w:pPr>
+            <w:r>
+              <w:rPr>
+                <w:b/>
+                <w:color w:val="FFFFFF"/>
+                <w:sz w:val="18"/>
+              </w:rPr>
+              <w:t>Covers</w:t>
+            </w:r>
+          </w:p>
+        </w:tc>
+      </w:tr>
+      <w:tr>
+        <w:tc>
+          <w:tcPr>
+            <w:tcW w:type="dxa" w:w="4844"/>
+            <w:tcBorders>
+              <w:top w:val="single" w:sz="4" w:space="0" w:color="AAAAAA"/>
+              <w:left w:val="single" w:sz="4" w:space="0" w:color="AAAAAA"/>
+              <w:bottom w:val="single" w:sz="4" w:space="0" w:color="AAAAAA"/>
+              <w:right w:val="single" w:sz="4" w:space="0" w:color="AAAAAA"/>
+              <w:insideH w:val="single" w:sz="4" w:space="0" w:color="AAAAAA"/>
+              <w:insideV w:val="single" w:sz="4" w:space="0" w:color="AAAAAA"/>
+            </w:tcBorders>
+          </w:tcPr>
+          <w:p>
+            <w:r>
+              <w:rPr>
+                <w:b/>
+                <w:sz w:val="18"/>
+              </w:rPr>
+              <w:t>A - rule corpus</w:t>
+            </w:r>
+          </w:p>
+        </w:tc>
+        <w:tc>
+          <w:tcPr>
+            <w:tcW w:type="dxa" w:w="4844"/>
+            <w:tcBorders>
+              <w:top w:val="single" w:sz="4" w:space="0" w:color="AAAAAA"/>
+              <w:left w:val="single" w:sz="4" w:space="0" w:color="AAAAAA"/>
+              <w:bottom w:val="single" w:sz="4" w:space="0" w:color="AAAAAA"/>
+              <w:right w:val="single" w:sz="4" w:space="0" w:color="AAAAAA"/>
+              <w:insideH w:val="single" w:sz="4" w:space="0" w:color="AAAAAA"/>
+              <w:insideV w:val="single" w:sz="4" w:space="0" w:color="AAAAAA"/>
+            </w:tcBorders>
+          </w:tcPr>
+          <w:p>
+            <w:r>
+              <w:rPr>
+                <w:sz w:val="18"/>
+              </w:rPr>
+              <w:t>Detection correctness: each finding must be attributed to the correct file, plus false-positive guards for safe code</w:t>
+            </w:r>
+          </w:p>
+        </w:tc>
+      </w:tr>
+      <w:tr>
+        <w:tc>
+          <w:tcPr>
+            <w:tcW w:type="dxa" w:w="4844"/>
+            <w:tcBorders>
+              <w:top w:val="single" w:sz="4" w:space="0" w:color="AAAAAA"/>
+              <w:left w:val="single" w:sz="4" w:space="0" w:color="AAAAAA"/>
+              <w:bottom w:val="single" w:sz="4" w:space="0" w:color="AAAAAA"/>
+              <w:right w:val="single" w:sz="4" w:space="0" w:color="AAAAAA"/>
+              <w:insideH w:val="single" w:sz="4" w:space="0" w:color="AAAAAA"/>
+              <w:insideV w:val="single" w:sz="4" w:space="0" w:color="AAAAAA"/>
+            </w:tcBorders>
+          </w:tcPr>
+          <w:p>
+            <w:r>
+              <w:rPr>
+                <w:b/>
+                <w:sz w:val="18"/>
+              </w:rPr>
+              <w:t>B - end to end</w:t>
+            </w:r>
+          </w:p>
+        </w:tc>
+        <w:tc>
+          <w:tcPr>
+            <w:tcW w:type="dxa" w:w="4844"/>
+            <w:tcBorders>
+              <w:top w:val="single" w:sz="4" w:space="0" w:color="AAAAAA"/>
+              <w:left w:val="single" w:sz="4" w:space="0" w:color="AAAAAA"/>
+              <w:bottom w:val="single" w:sz="4" w:space="0" w:color="AAAAAA"/>
+              <w:right w:val="single" w:sz="4" w:space="0" w:color="AAAAAA"/>
+              <w:insideH w:val="single" w:sz="4" w:space="0" w:color="AAAAAA"/>
+              <w:insideV w:val="single" w:sz="4" w:space="0" w:color="AAAAAA"/>
+            </w:tcBorders>
+          </w:tcPr>
+          <w:p>
+            <w:r>
+              <w:rPr>
+                <w:sz w:val="18"/>
+              </w:rPr>
+              <w:t>Clean repository passes; vulnerable repository is blocked</w:t>
+            </w:r>
+          </w:p>
+        </w:tc>
+      </w:tr>
+      <w:tr>
+        <w:tc>
+          <w:tcPr>
+            <w:tcW w:type="dxa" w:w="4844"/>
+            <w:tcBorders>
+              <w:top w:val="single" w:sz="4" w:space="0" w:color="AAAAAA"/>
+              <w:left w:val="single" w:sz="4" w:space="0" w:color="AAAAAA"/>
+              <w:bottom w:val="single" w:sz="4" w:space="0" w:color="AAAAAA"/>
+              <w:right w:val="single" w:sz="4" w:space="0" w:color="AAAAAA"/>
+              <w:insideH w:val="single" w:sz="4" w:space="0" w:color="AAAAAA"/>
+              <w:insideV w:val="single" w:sz="4" w:space="0" w:color="AAAAAA"/>
+            </w:tcBorders>
+          </w:tcPr>
+          <w:p>
+            <w:r>
+              <w:rPr>
+                <w:b/>
+                <w:sz w:val="18"/>
+              </w:rPr>
+              <w:t>C - flags</w:t>
+            </w:r>
+          </w:p>
+        </w:tc>
+        <w:tc>
+          <w:tcPr>
+            <w:tcW w:type="dxa" w:w="4844"/>
+            <w:tcBorders>
+              <w:top w:val="single" w:sz="4" w:space="0" w:color="AAAAAA"/>
+              <w:left w:val="single" w:sz="4" w:space="0" w:color="AAAAAA"/>
+              <w:bottom w:val="single" w:sz="4" w:space="0" w:color="AAAAAA"/>
+              <w:right w:val="single" w:sz="4" w:space="0" w:color="AAAAAA"/>
+              <w:insideH w:val="single" w:sz="4" w:space="0" w:color="AAAAAA"/>
+              <w:insideV w:val="single" w:sz="4" w:space="0" w:color="AAAAAA"/>
+            </w:tcBorders>
+          </w:tcPr>
+          <w:p>
+            <w:r>
+              <w:rPr>
+                <w:sz w:val="18"/>
+              </w:rPr>
+              <w:t>--report-only, --min-severity, argument guards, allowlist, .transitignore, --no-zip and --no-excel</w:t>
+            </w:r>
+          </w:p>
+        </w:tc>
+      </w:tr>
+      <w:tr>
+        <w:tc>
+          <w:tcPr>
+            <w:tcW w:type="dxa" w:w="4844"/>
+            <w:tcBorders>
+              <w:top w:val="single" w:sz="4" w:space="0" w:color="AAAAAA"/>
+              <w:left w:val="single" w:sz="4" w:space="0" w:color="AAAAAA"/>
+              <w:bottom w:val="single" w:sz="4" w:space="0" w:color="AAAAAA"/>
+              <w:right w:val="single" w:sz="4" w:space="0" w:color="AAAAAA"/>
+              <w:insideH w:val="single" w:sz="4" w:space="0" w:color="AAAAAA"/>
+              <w:insideV w:val="single" w:sz="4" w:space="0" w:color="AAAAAA"/>
+            </w:tcBorders>
+          </w:tcPr>
+          <w:p>
+            <w:r>
+              <w:rPr>
+                <w:b/>
+                <w:sz w:val="18"/>
+              </w:rPr>
+              <w:t>D - artifacts</w:t>
+            </w:r>
+          </w:p>
+        </w:tc>
+        <w:tc>
+          <w:tcPr>
+            <w:tcW w:type="dxa" w:w="4844"/>
+            <w:tcBorders>
+              <w:top w:val="single" w:sz="4" w:space="0" w:color="AAAAAA"/>
+              <w:left w:val="single" w:sz="4" w:space="0" w:color="AAAAAA"/>
+              <w:bottom w:val="single" w:sz="4" w:space="0" w:color="AAAAAA"/>
+              <w:right w:val="single" w:sz="4" w:space="0" w:color="AAAAAA"/>
+              <w:insideH w:val="single" w:sz="4" w:space="0" w:color="AAAAAA"/>
+              <w:insideV w:val="single" w:sz="4" w:space="0" w:color="AAAAAA"/>
+            </w:tcBorders>
+          </w:tcPr>
+          <w:p>
+            <w:r>
+              <w:rPr>
+                <w:sz w:val="18"/>
+              </w:rPr>
+              <w:t>JSON validity and verdict field, HTML report, archive paths, Excel Findings tab, clean output when redirected</w:t>
+            </w:r>
+          </w:p>
+        </w:tc>
+      </w:tr>
+      <w:tr>
+        <w:tc>
+          <w:tcPr>
+            <w:tcW w:type="dxa" w:w="4844"/>
+            <w:tcBorders>
+              <w:top w:val="single" w:sz="4" w:space="0" w:color="AAAAAA"/>
+              <w:left w:val="single" w:sz="4" w:space="0" w:color="AAAAAA"/>
+              <w:bottom w:val="single" w:sz="4" w:space="0" w:color="AAAAAA"/>
+              <w:right w:val="single" w:sz="4" w:space="0" w:color="AAAAAA"/>
+              <w:insideH w:val="single" w:sz="4" w:space="0" w:color="AAAAAA"/>
+              <w:insideV w:val="single" w:sz="4" w:space="0" w:color="AAAAAA"/>
+            </w:tcBorders>
+          </w:tcPr>
+          <w:p>
+            <w:r>
+              <w:rPr>
+                <w:b/>
+                <w:sz w:val="18"/>
+              </w:rPr>
+              <w:t>E - diff mode</w:t>
+            </w:r>
+          </w:p>
+        </w:tc>
+        <w:tc>
+          <w:tcPr>
+            <w:tcW w:type="dxa" w:w="4844"/>
+            <w:tcBorders>
+              <w:top w:val="single" w:sz="4" w:space="0" w:color="AAAAAA"/>
+              <w:left w:val="single" w:sz="4" w:space="0" w:color="AAAAAA"/>
+              <w:bottom w:val="single" w:sz="4" w:space="0" w:color="AAAAAA"/>
+              <w:right w:val="single" w:sz="4" w:space="0" w:color="AAAAAA"/>
+              <w:insideH w:val="single" w:sz="4" w:space="0" w:color="AAAAAA"/>
+              <w:insideV w:val="single" w:sz="4" w:space="0" w:color="AAAAAA"/>
+            </w:tcBorders>
+          </w:tcPr>
+          <w:p>
+            <w:r>
+              <w:rPr>
+                <w:sz w:val="18"/>
+              </w:rPr>
+              <w:t>--since scans exactly the changed files</w:t>
+            </w:r>
+          </w:p>
+        </w:tc>
+      </w:tr>
+      <w:tr>
+        <w:tc>
+          <w:tcPr>
+            <w:tcW w:type="dxa" w:w="4844"/>
+            <w:tcBorders>
+              <w:top w:val="single" w:sz="4" w:space="0" w:color="AAAAAA"/>
+              <w:left w:val="single" w:sz="4" w:space="0" w:color="AAAAAA"/>
+              <w:bottom w:val="single" w:sz="4" w:space="0" w:color="AAAAAA"/>
+              <w:right w:val="single" w:sz="4" w:space="0" w:color="AAAAAA"/>
+              <w:insideH w:val="single" w:sz="4" w:space="0" w:color="AAAAAA"/>
+              <w:insideV w:val="single" w:sz="4" w:space="0" w:color="AAAAAA"/>
+            </w:tcBorders>
+          </w:tcPr>
+          <w:p>
+            <w:r>
+              <w:rPr>
+                <w:b/>
+                <w:sz w:val="18"/>
+              </w:rPr>
+              <w:t>F - static</w:t>
+            </w:r>
+          </w:p>
+        </w:tc>
+        <w:tc>
+          <w:tcPr>
+            <w:tcW w:type="dxa" w:w="4844"/>
+            <w:tcBorders>
+              <w:top w:val="single" w:sz="4" w:space="0" w:color="AAAAAA"/>
+              <w:left w:val="single" w:sz="4" w:space="0" w:color="AAAAAA"/>
+              <w:bottom w:val="single" w:sz="4" w:space="0" w:color="AAAAAA"/>
+              <w:right w:val="single" w:sz="4" w:space="0" w:color="AAAAAA"/>
+              <w:insideH w:val="single" w:sz="4" w:space="0" w:color="AAAAAA"/>
+              <w:insideV w:val="single" w:sz="4" w:space="0" w:color="AAAAAA"/>
+            </w:tcBorders>
+          </w:tcPr>
+          <w:p>
+            <w:r>
+              <w:rPr>
+                <w:sz w:val="18"/>
+              </w:rPr>
+              <w:t>Parse checks, shellcheck, and lint rules for two defect classes that have previously shipped</w:t>
+            </w:r>
+          </w:p>
+        </w:tc>
+      </w:tr>
+    </w:tbl>
+    <w:p/>
+    <w:p>
+      <w:r>
+        <w:rPr>
+          <w:b w:val="0"/>
+          <w:i w:val="0"/>
+          <w:sz w:val="20"/>
+        </w:rPr>
+        <w:t>Each assertion is validated by mutation: the defect it guards against is deliberately reintroduced and the test confirmed to fail. This is not a formality. During development two tests passed against code that was known to be broken, because the tests themselves were wrong. A suite that has never been observed failing provides no evidence.</w:t>
+      </w:r>
+    </w:p>
+    <w:p>
+      <w:pPr>
+        <w:pStyle w:val="Heading2"/>
+      </w:pPr>
+      <w:r>
+        <w:rPr>
+          <w:color w:val="2E75B6"/>
+        </w:rPr>
+        <w:t>13.2 Continuous Integration</w:t>
+      </w:r>
+    </w:p>
+    <w:tbl>
+      <w:tblPr>
+        <w:tblStyle w:val="TableGrid"/>
+        <w:tblW w:type="auto" w:w="0"/>
+        <w:tblLook w:firstColumn="1" w:firstRow="1" w:lastColumn="0" w:lastRow="0" w:noHBand="0" w:noVBand="1" w:val="04A0"/>
+      </w:tblPr>
+      <w:tblGrid>
+        <w:gridCol w:w="3230"/>
+        <w:gridCol w:w="3230"/>
+        <w:gridCol w:w="3230"/>
+      </w:tblGrid>
+      <w:tr>
+        <w:tc>
+          <w:tcPr>
+            <w:tcW w:type="dxa" w:w="2268"/>
+            <w:shd w:val="clear" w:color="auto" w:fill="1F3864"/>
+            <w:tcBorders>
+              <w:top w:val="single" w:sz="4" w:space="0" w:color="AAAAAA"/>
+              <w:left w:val="single" w:sz="4" w:space="0" w:color="AAAAAA"/>
+              <w:bottom w:val="single" w:sz="4" w:space="0" w:color="AAAAAA"/>
+              <w:right w:val="single" w:sz="4" w:space="0" w:color="AAAAAA"/>
+              <w:insideH w:val="single" w:sz="4" w:space="0" w:color="AAAAAA"/>
+              <w:insideV w:val="single" w:sz="4" w:space="0" w:color="AAAAAA"/>
+            </w:tcBorders>
+          </w:tcPr>
+          <w:p>
+            <w:pPr>
+              <w:jc w:val="center"/>
+            </w:pPr>
+            <w:r>
+              <w:rPr>
+                <w:b/>
+                <w:color w:val="FFFFFF"/>
+                <w:sz w:val="18"/>
+              </w:rPr>
+              <w:t>Job</w:t>
+            </w:r>
+          </w:p>
+        </w:tc>
+        <w:tc>
+          <w:tcPr>
+            <w:tcW w:type="dxa" w:w="5953"/>
+            <w:shd w:val="clear" w:color="auto" w:fill="1F3864"/>
+            <w:tcBorders>
+              <w:top w:val="single" w:sz="4" w:space="0" w:color="AAAAAA"/>
+              <w:left w:val="single" w:sz="4" w:space="0" w:color="AAAAAA"/>
+              <w:bottom w:val="single" w:sz="4" w:space="0" w:color="AAAAAA"/>
+              <w:right w:val="single" w:sz="4" w:space="0" w:color="AAAAAA"/>
+              <w:insideH w:val="single" w:sz="4" w:space="0" w:color="AAAAAA"/>
+              <w:insideV w:val="single" w:sz="4" w:space="0" w:color="AAAAAA"/>
+            </w:tcBorders>
+          </w:tcPr>
+          <w:p>
+            <w:pPr>
+              <w:jc w:val="center"/>
+            </w:pPr>
+            <w:r>
+              <w:rPr>
+                <w:b/>
+                <w:color w:val="FFFFFF"/>
+                <w:sz w:val="18"/>
+              </w:rPr>
+              <w:t>Purpose</w:t>
+            </w:r>
+          </w:p>
+        </w:tc>
+        <w:tc>
+          <w:tcPr>
+            <w:tcW w:type="dxa" w:w="1701"/>
+            <w:shd w:val="clear" w:color="auto" w:fill="1F3864"/>
+            <w:tcBorders>
+              <w:top w:val="single" w:sz="4" w:space="0" w:color="AAAAAA"/>
+              <w:left w:val="single" w:sz="4" w:space="0" w:color="AAAAAA"/>
+              <w:bottom w:val="single" w:sz="4" w:space="0" w:color="AAAAAA"/>
+              <w:right w:val="single" w:sz="4" w:space="0" w:color="AAAAAA"/>
+              <w:insideH w:val="single" w:sz="4" w:space="0" w:color="AAAAAA"/>
+              <w:insideV w:val="single" w:sz="4" w:space="0" w:color="AAAAAA"/>
+            </w:tcBorders>
+          </w:tcPr>
+          <w:p>
+            <w:pPr>
+              <w:jc w:val="center"/>
+            </w:pPr>
+            <w:r>
+              <w:rPr>
+                <w:b/>
+                <w:color w:val="FFFFFF"/>
+                <w:sz w:val="18"/>
+              </w:rPr>
+              <w:t>Blocking</w:t>
+            </w:r>
+          </w:p>
+        </w:tc>
+      </w:tr>
+      <w:tr>
+        <w:tc>
+          <w:tcPr>
+            <w:tcW w:type="dxa" w:w="3230"/>
+            <w:tcBorders>
+              <w:top w:val="single" w:sz="4" w:space="0" w:color="AAAAAA"/>
+              <w:left w:val="single" w:sz="4" w:space="0" w:color="AAAAAA"/>
+              <w:bottom w:val="single" w:sz="4" w:space="0" w:color="AAAAAA"/>
+              <w:right w:val="single" w:sz="4" w:space="0" w:color="AAAAAA"/>
+              <w:insideH w:val="single" w:sz="4" w:space="0" w:color="AAAAAA"/>
+              <w:insideV w:val="single" w:sz="4" w:space="0" w:color="AAAAAA"/>
+            </w:tcBorders>
+          </w:tcPr>
+          <w:p>
+            <w:r>
+              <w:rPr>
+                <w:b/>
+                <w:sz w:val="18"/>
+              </w:rPr>
+              <w:t>lint</w:t>
+            </w:r>
+          </w:p>
+        </w:tc>
+        <w:tc>
+          <w:tcPr>
+            <w:tcW w:type="dxa" w:w="3230"/>
+            <w:tcBorders>
+              <w:top w:val="single" w:sz="4" w:space="0" w:color="AAAAAA"/>
+              <w:left w:val="single" w:sz="4" w:space="0" w:color="AAAAAA"/>
+              <w:bottom w:val="single" w:sz="4" w:space="0" w:color="AAAAAA"/>
+              <w:right w:val="single" w:sz="4" w:space="0" w:color="AAAAAA"/>
+              <w:insideH w:val="single" w:sz="4" w:space="0" w:color="AAAAAA"/>
+              <w:insideV w:val="single" w:sz="4" w:space="0" w:color="AAAAAA"/>
+            </w:tcBorders>
+          </w:tcPr>
+          <w:p>
+            <w:r>
+              <w:rPr>
+                <w:sz w:val="18"/>
+              </w:rPr>
+              <w:t>shellcheck (errors fatal) and Python syntax</w:t>
+            </w:r>
+          </w:p>
+        </w:tc>
+        <w:tc>
+          <w:tcPr>
+            <w:tcW w:type="dxa" w:w="3230"/>
+            <w:tcBorders>
+              <w:top w:val="single" w:sz="4" w:space="0" w:color="AAAAAA"/>
+              <w:left w:val="single" w:sz="4" w:space="0" w:color="AAAAAA"/>
+              <w:bottom w:val="single" w:sz="4" w:space="0" w:color="AAAAAA"/>
+              <w:right w:val="single" w:sz="4" w:space="0" w:color="AAAAAA"/>
+              <w:insideH w:val="single" w:sz="4" w:space="0" w:color="AAAAAA"/>
+              <w:insideV w:val="single" w:sz="4" w:space="0" w:color="AAAAAA"/>
+            </w:tcBorders>
+          </w:tcPr>
+          <w:p>
+            <w:r>
+              <w:rPr>
+                <w:sz w:val="18"/>
+              </w:rPr>
+              <w:t>Yes</w:t>
+            </w:r>
+          </w:p>
+        </w:tc>
+      </w:tr>
+      <w:tr>
+        <w:tc>
+          <w:tcPr>
+            <w:tcW w:type="dxa" w:w="3230"/>
+            <w:tcBorders>
+              <w:top w:val="single" w:sz="4" w:space="0" w:color="AAAAAA"/>
+              <w:left w:val="single" w:sz="4" w:space="0" w:color="AAAAAA"/>
+              <w:bottom w:val="single" w:sz="4" w:space="0" w:color="AAAAAA"/>
+              <w:right w:val="single" w:sz="4" w:space="0" w:color="AAAAAA"/>
+              <w:insideH w:val="single" w:sz="4" w:space="0" w:color="AAAAAA"/>
+              <w:insideV w:val="single" w:sz="4" w:space="0" w:color="AAAAAA"/>
+            </w:tcBorders>
+          </w:tcPr>
+          <w:p>
+            <w:r>
+              <w:rPr>
+                <w:b/>
+                <w:sz w:val="18"/>
+              </w:rPr>
+              <w:t>test</w:t>
+            </w:r>
+          </w:p>
+        </w:tc>
+        <w:tc>
+          <w:tcPr>
+            <w:tcW w:type="dxa" w:w="3230"/>
+            <w:tcBorders>
+              <w:top w:val="single" w:sz="4" w:space="0" w:color="AAAAAA"/>
+              <w:left w:val="single" w:sz="4" w:space="0" w:color="AAAAAA"/>
+              <w:bottom w:val="single" w:sz="4" w:space="0" w:color="AAAAAA"/>
+              <w:right w:val="single" w:sz="4" w:space="0" w:color="AAAAAA"/>
+              <w:insideH w:val="single" w:sz="4" w:space="0" w:color="AAAAAA"/>
+              <w:insideV w:val="single" w:sz="4" w:space="0" w:color="AAAAAA"/>
+            </w:tcBorders>
+          </w:tcPr>
+          <w:p>
+            <w:r>
+              <w:rPr>
+                <w:sz w:val="18"/>
+              </w:rPr>
+              <w:t>Test suite with no scanning tools</w:t>
+            </w:r>
+          </w:p>
+        </w:tc>
+        <w:tc>
+          <w:tcPr>
+            <w:tcW w:type="dxa" w:w="3230"/>
+            <w:tcBorders>
+              <w:top w:val="single" w:sz="4" w:space="0" w:color="AAAAAA"/>
+              <w:left w:val="single" w:sz="4" w:space="0" w:color="AAAAAA"/>
+              <w:bottom w:val="single" w:sz="4" w:space="0" w:color="AAAAAA"/>
+              <w:right w:val="single" w:sz="4" w:space="0" w:color="AAAAAA"/>
+              <w:insideH w:val="single" w:sz="4" w:space="0" w:color="AAAAAA"/>
+              <w:insideV w:val="single" w:sz="4" w:space="0" w:color="AAAAAA"/>
+            </w:tcBorders>
+          </w:tcPr>
+          <w:p>
+            <w:r>
+              <w:rPr>
+                <w:sz w:val="18"/>
+              </w:rPr>
+              <w:t>Yes</w:t>
+            </w:r>
+          </w:p>
+        </w:tc>
+      </w:tr>
+      <w:tr>
+        <w:tc>
+          <w:tcPr>
+            <w:tcW w:type="dxa" w:w="3230"/>
+            <w:tcBorders>
+              <w:top w:val="single" w:sz="4" w:space="0" w:color="AAAAAA"/>
+              <w:left w:val="single" w:sz="4" w:space="0" w:color="AAAAAA"/>
+              <w:bottom w:val="single" w:sz="4" w:space="0" w:color="AAAAAA"/>
+              <w:right w:val="single" w:sz="4" w:space="0" w:color="AAAAAA"/>
+              <w:insideH w:val="single" w:sz="4" w:space="0" w:color="AAAAAA"/>
+              <w:insideV w:val="single" w:sz="4" w:space="0" w:color="AAAAAA"/>
+            </w:tcBorders>
+          </w:tcPr>
+          <w:p>
+            <w:r>
+              <w:rPr>
+                <w:b/>
+                <w:sz w:val="18"/>
+              </w:rPr>
+              <w:t>test-with-tools</w:t>
+            </w:r>
+          </w:p>
+        </w:tc>
+        <w:tc>
+          <w:tcPr>
+            <w:tcW w:type="dxa" w:w="3230"/>
+            <w:tcBorders>
+              <w:top w:val="single" w:sz="4" w:space="0" w:color="AAAAAA"/>
+              <w:left w:val="single" w:sz="4" w:space="0" w:color="AAAAAA"/>
+              <w:bottom w:val="single" w:sz="4" w:space="0" w:color="AAAAAA"/>
+              <w:right w:val="single" w:sz="4" w:space="0" w:color="AAAAAA"/>
+              <w:insideH w:val="single" w:sz="4" w:space="0" w:color="AAAAAA"/>
+              <w:insideV w:val="single" w:sz="4" w:space="0" w:color="AAAAAA"/>
+            </w:tcBorders>
+          </w:tcPr>
+          <w:p>
+            <w:r>
+              <w:rPr>
+                <w:sz w:val="18"/>
+              </w:rPr>
+              <w:t>Suite again with the scanners installed</w:t>
+            </w:r>
+          </w:p>
+        </w:tc>
+        <w:tc>
+          <w:tcPr>
+            <w:tcW w:type="dxa" w:w="3230"/>
+            <w:tcBorders>
+              <w:top w:val="single" w:sz="4" w:space="0" w:color="AAAAAA"/>
+              <w:left w:val="single" w:sz="4" w:space="0" w:color="AAAAAA"/>
+              <w:bottom w:val="single" w:sz="4" w:space="0" w:color="AAAAAA"/>
+              <w:right w:val="single" w:sz="4" w:space="0" w:color="AAAAAA"/>
+              <w:insideH w:val="single" w:sz="4" w:space="0" w:color="AAAAAA"/>
+              <w:insideV w:val="single" w:sz="4" w:space="0" w:color="AAAAAA"/>
+            </w:tcBorders>
+          </w:tcPr>
+          <w:p>
+            <w:r>
+              <w:rPr>
+                <w:sz w:val="18"/>
+              </w:rPr>
+              <w:t>No</w:t>
+            </w:r>
+          </w:p>
+        </w:tc>
+      </w:tr>
+      <w:tr>
+        <w:tc>
+          <w:tcPr>
+            <w:tcW w:type="dxa" w:w="3230"/>
+            <w:tcBorders>
+              <w:top w:val="single" w:sz="4" w:space="0" w:color="AAAAAA"/>
+              <w:left w:val="single" w:sz="4" w:space="0" w:color="AAAAAA"/>
+              <w:bottom w:val="single" w:sz="4" w:space="0" w:color="AAAAAA"/>
+              <w:right w:val="single" w:sz="4" w:space="0" w:color="AAAAAA"/>
+              <w:insideH w:val="single" w:sz="4" w:space="0" w:color="AAAAAA"/>
+              <w:insideV w:val="single" w:sz="4" w:space="0" w:color="AAAAAA"/>
+            </w:tcBorders>
+          </w:tcPr>
+          <w:p>
+            <w:r>
+              <w:rPr>
+                <w:b/>
+                <w:sz w:val="18"/>
+              </w:rPr>
+              <w:t>pins</w:t>
+            </w:r>
+          </w:p>
+        </w:tc>
+        <w:tc>
+          <w:tcPr>
+            <w:tcW w:type="dxa" w:w="3230"/>
+            <w:tcBorders>
+              <w:top w:val="single" w:sz="4" w:space="0" w:color="AAAAAA"/>
+              <w:left w:val="single" w:sz="4" w:space="0" w:color="AAAAAA"/>
+              <w:bottom w:val="single" w:sz="4" w:space="0" w:color="AAAAAA"/>
+              <w:right w:val="single" w:sz="4" w:space="0" w:color="AAAAAA"/>
+              <w:insideH w:val="single" w:sz="4" w:space="0" w:color="AAAAAA"/>
+              <w:insideV w:val="single" w:sz="4" w:space="0" w:color="AAAAAA"/>
+            </w:tcBorders>
+          </w:tcPr>
+          <w:p>
+            <w:r>
+              <w:rPr>
+                <w:sz w:val="18"/>
+              </w:rPr>
+              <w:t>Pinned tool versions resolve, and match their SHA-256 digest</w:t>
+            </w:r>
+          </w:p>
+        </w:tc>
+        <w:tc>
+          <w:tcPr>
+            <w:tcW w:type="dxa" w:w="3230"/>
+            <w:tcBorders>
+              <w:top w:val="single" w:sz="4" w:space="0" w:color="AAAAAA"/>
+              <w:left w:val="single" w:sz="4" w:space="0" w:color="AAAAAA"/>
+              <w:bottom w:val="single" w:sz="4" w:space="0" w:color="AAAAAA"/>
+              <w:right w:val="single" w:sz="4" w:space="0" w:color="AAAAAA"/>
+              <w:insideH w:val="single" w:sz="4" w:space="0" w:color="AAAAAA"/>
+              <w:insideV w:val="single" w:sz="4" w:space="0" w:color="AAAAAA"/>
+            </w:tcBorders>
+          </w:tcPr>
+          <w:p>
+            <w:r>
+              <w:rPr>
+                <w:sz w:val="18"/>
+              </w:rPr>
+              <w:t>Yes</w:t>
+            </w:r>
+          </w:p>
+        </w:tc>
+      </w:tr>
+      <w:tr>
+        <w:tc>
+          <w:tcPr>
+            <w:tcW w:type="dxa" w:w="3230"/>
+            <w:tcBorders>
+              <w:top w:val="single" w:sz="4" w:space="0" w:color="AAAAAA"/>
+              <w:left w:val="single" w:sz="4" w:space="0" w:color="AAAAAA"/>
+              <w:bottom w:val="single" w:sz="4" w:space="0" w:color="AAAAAA"/>
+              <w:right w:val="single" w:sz="4" w:space="0" w:color="AAAAAA"/>
+              <w:insideH w:val="single" w:sz="4" w:space="0" w:color="AAAAAA"/>
+              <w:insideV w:val="single" w:sz="4" w:space="0" w:color="AAAAAA"/>
+            </w:tcBorders>
+          </w:tcPr>
+          <w:p>
+            <w:r>
+              <w:rPr>
+                <w:b/>
+                <w:sz w:val="18"/>
+              </w:rPr>
+              <w:t>docker</w:t>
+            </w:r>
+          </w:p>
+        </w:tc>
+        <w:tc>
+          <w:tcPr>
+            <w:tcW w:type="dxa" w:w="3230"/>
+            <w:tcBorders>
+              <w:top w:val="single" w:sz="4" w:space="0" w:color="AAAAAA"/>
+              <w:left w:val="single" w:sz="4" w:space="0" w:color="AAAAAA"/>
+              <w:bottom w:val="single" w:sz="4" w:space="0" w:color="AAAAAA"/>
+              <w:right w:val="single" w:sz="4" w:space="0" w:color="AAAAAA"/>
+              <w:insideH w:val="single" w:sz="4" w:space="0" w:color="AAAAAA"/>
+              <w:insideV w:val="single" w:sz="4" w:space="0" w:color="AAAAAA"/>
+            </w:tcBorders>
+          </w:tcPr>
+          <w:p>
+            <w:r>
+              <w:rPr>
+                <w:sz w:val="18"/>
+              </w:rPr>
+              <w:t>Image builds, runs as non-root, passes smoke tests</w:t>
+            </w:r>
+          </w:p>
+        </w:tc>
+        <w:tc>
+          <w:tcPr>
+            <w:tcW w:type="dxa" w:w="3230"/>
+            <w:tcBorders>
+              <w:top w:val="single" w:sz="4" w:space="0" w:color="AAAAAA"/>
+              <w:left w:val="single" w:sz="4" w:space="0" w:color="AAAAAA"/>
+              <w:bottom w:val="single" w:sz="4" w:space="0" w:color="AAAAAA"/>
+              <w:right w:val="single" w:sz="4" w:space="0" w:color="AAAAAA"/>
+              <w:insideH w:val="single" w:sz="4" w:space="0" w:color="AAAAAA"/>
+              <w:insideV w:val="single" w:sz="4" w:space="0" w:color="AAAAAA"/>
+            </w:tcBorders>
+          </w:tcPr>
+          <w:p>
+            <w:r>
+              <w:rPr>
+                <w:sz w:val="18"/>
+              </w:rPr>
+              <w:t>Yes</w:t>
+            </w:r>
+          </w:p>
+        </w:tc>
+      </w:tr>
+    </w:tbl>
+    <w:p/>
+    <w:p>
+      <w:r>
+        <w:rPr>
+          <w:b w:val="0"/>
+          <w:i w:val="0"/>
+          <w:sz w:val="20"/>
+        </w:rPr>
+        <w:t>The docker job is the only place where the multi-stage build, the pinned tool versions and the non-root runtime user are actually exercised.</w:t>
+      </w:r>
+    </w:p>
+    <w:p>
+      <w:pPr>
+        <w:pStyle w:val="Heading2"/>
+      </w:pPr>
+      <w:r>
+        <w:rPr>
+          <w:color w:val="2E75B6"/>
+        </w:rPr>
+        <w:t>13.3 Bundle Integrity</w:t>
+      </w:r>
+    </w:p>
+    <w:p>
+      <w:r>
+        <w:rPr>
+          <w:b w:val="0"/>
+          <w:i w:val="0"/>
+          <w:sz w:val="20"/>
+        </w:rPr>
+        <w:t>Check 11.6 compares every bundle file against .bundle_manifest.sha256. That manifest is generated at installation time and is deliberately not tracked in version control: were it committed, it would report tampering after every ordinary edit, and a check that cries wolf is a check people learn to ignore.</w:t>
+      </w:r>
+    </w:p>
+    <w:p>
+      <w:pPr>
+        <w:spacing w:before="80" w:after="80"/>
+        <w:ind w:left="567"/>
+      </w:pPr>
+      <w:r>
+        <w:rPr>
+          <w:rFonts w:ascii="Courier New" w:hAnsi="Courier New"/>
+          <w:color w:val="000080"/>
+          <w:sz w:val="16"/>
+        </w:rPr>
+        <w:t>python3 selfcheck.py --write-manifest   # after install, and after any intentional change</w:t>
+        <w:br/>
+        <w:t>python3 selfcheck.py --only 11.6        # verify</w:t>
+      </w:r>
+    </w:p>
     <w:p/>
     <w:sectPr>
       <w:pgSz w:w="12240" w:h="15840"/>

--- a/AI_Transit_Pipeline_Documentation_EN.docx
+++ b/AI_Transit_Pipeline_Documentation_EN.docx
@@ -452,6 +452,47 @@
           <w:sz w:val="20"/>
         </w:rPr>
         <w:t>13.  Quality Assurance</w:t>
+      </w:r>
+    </w:p>
+    <w:p>
+      <w:r>
+        <w:rPr>
+          <w:b/>
+          <w:sz w:val="20"/>
+        </w:rPr>
+        <w:t>14.  Air-Gapped Operation</w:t>
+      </w:r>
+    </w:p>
+    <w:p>
+      <w:r>
+        <w:rPr>
+          <w:sz w:val="20"/>
+        </w:rPr>
+        <w:t xml:space="preserve">    14.1  Why a dedicated mode is required</w:t>
+      </w:r>
+    </w:p>
+    <w:p>
+      <w:r>
+        <w:rPr>
+          <w:sz w:val="20"/>
+        </w:rPr>
+        <w:t xml:space="preserve">    14.2  Tool behaviour offline</w:t>
+      </w:r>
+    </w:p>
+    <w:p>
+      <w:r>
+        <w:rPr>
+          <w:sz w:val="20"/>
+        </w:rPr>
+        <w:t xml:space="preserve">    14.3  Procedure</w:t>
+      </w:r>
+    </w:p>
+    <w:p>
+      <w:r>
+        <w:rPr>
+          <w:sz w:val="20"/>
+        </w:rPr>
+        <w:t xml:space="preserve">    14.4  Confirming the scan was real</w:t>
       </w:r>
     </w:p>
     <w:p>
@@ -26894,6 +26935,525 @@
         <w:t>python3 selfcheck.py --write-manifest   # after install, and after any intentional change</w:t>
         <w:br/>
         <w:t>python3 selfcheck.py --only 11.6        # verify</w:t>
+      </w:r>
+    </w:p>
+    <w:p/>
+    <w:p>
+      <w:r>
+        <w:br w:type="page"/>
+      </w:r>
+    </w:p>
+    <w:p>
+      <w:pPr>
+        <w:pStyle w:val="Heading1"/>
+      </w:pPr>
+      <w:r>
+        <w:rPr>
+          <w:color w:val="1F3864"/>
+        </w:rPr>
+        <w:t>14. Air-Gapped Operation</w:t>
+      </w:r>
+    </w:p>
+    <w:p>
+      <w:r>
+        <w:rPr>
+          <w:b w:val="0"/>
+          <w:i w:val="0"/>
+          <w:sz w:val="20"/>
+        </w:rPr>
+        <w:t>The pipeline supports fully disconnected operation through the --offline flag. This section summarises it; the per-tool reference is INSTALL.md section 10, and the step-by-step procedure is OFFLINE_RUNBOOK.md.</w:t>
+      </w:r>
+    </w:p>
+    <w:p>
+      <w:pPr>
+        <w:pStyle w:val="Heading2"/>
+      </w:pPr>
+      <w:r>
+        <w:rPr>
+          <w:color w:val="2E75B6"/>
+        </w:rPr>
+        <w:t>14.1 Why a dedicated mode is required</w:t>
+      </w:r>
+    </w:p>
+    <w:p>
+      <w:r>
+        <w:rPr>
+          <w:b w:val="0"/>
+          <w:i w:val="0"/>
+          <w:sz w:val="20"/>
+        </w:rPr>
+        <w:t>Several scanners reach the network at scan time, not merely at install time. Semgrep resolves its rulesets from a registry, trivy downloads a vulnerability database, pip-audit, safety and npm audit query advisory services, and ScanCode's vulnerability option queries VulnerableCode.</w:t>
+      </w:r>
+    </w:p>
+    <w:p>
+      <w:r>
+        <w:rPr>
+          <w:b w:val="0"/>
+          <w:i w:val="0"/>
+          <w:sz w:val="20"/>
+        </w:rPr>
+        <w:t>On an isolated host without --offline those calls are still attempted. They do not abort the run, because each is individually guarded. They block on connection timeouts and then return nothing, so Layer 2 and Layer 3 contribute no findings while the report still presents them as having run. The pipeline can therefore report PASS on a repository that was never meaningfully examined. Preventing that outcome is the entire purpose of the mode.</w:t>
+      </w:r>
+    </w:p>
+    <w:p>
+      <w:pPr>
+        <w:pStyle w:val="Heading2"/>
+      </w:pPr>
+      <w:r>
+        <w:rPr>
+          <w:color w:val="2E75B6"/>
+        </w:rPr>
+        <w:t>14.2 Tool behaviour offline</w:t>
+      </w:r>
+    </w:p>
+    <w:tbl>
+      <w:tblPr>
+        <w:tblStyle w:val="TableGrid"/>
+        <w:tblW w:type="auto" w:w="0"/>
+        <w:tblLook w:firstColumn="1" w:firstRow="1" w:lastColumn="0" w:lastRow="0" w:noHBand="0" w:noVBand="1" w:val="04A0"/>
+      </w:tblPr>
+      <w:tblGrid>
+        <w:gridCol w:w="3230"/>
+        <w:gridCol w:w="3230"/>
+        <w:gridCol w:w="3230"/>
+      </w:tblGrid>
+      <w:tr>
+        <w:tc>
+          <w:tcPr>
+            <w:tcW w:type="dxa" w:w="1984"/>
+            <w:shd w:val="clear" w:color="auto" w:fill="1F3864"/>
+            <w:tcBorders>
+              <w:top w:val="single" w:sz="4" w:space="0" w:color="AAAAAA"/>
+              <w:left w:val="single" w:sz="4" w:space="0" w:color="AAAAAA"/>
+              <w:bottom w:val="single" w:sz="4" w:space="0" w:color="AAAAAA"/>
+              <w:right w:val="single" w:sz="4" w:space="0" w:color="AAAAAA"/>
+              <w:insideH w:val="single" w:sz="4" w:space="0" w:color="AAAAAA"/>
+              <w:insideV w:val="single" w:sz="4" w:space="0" w:color="AAAAAA"/>
+            </w:tcBorders>
+          </w:tcPr>
+          <w:p>
+            <w:pPr>
+              <w:jc w:val="center"/>
+            </w:pPr>
+            <w:r>
+              <w:rPr>
+                <w:b/>
+                <w:color w:val="FFFFFF"/>
+                <w:sz w:val="18"/>
+              </w:rPr>
+              <w:t>Group</w:t>
+            </w:r>
+          </w:p>
+        </w:tc>
+        <w:tc>
+          <w:tcPr>
+            <w:tcW w:type="dxa" w:w="3402"/>
+            <w:shd w:val="clear" w:color="auto" w:fill="1F3864"/>
+            <w:tcBorders>
+              <w:top w:val="single" w:sz="4" w:space="0" w:color="AAAAAA"/>
+              <w:left w:val="single" w:sz="4" w:space="0" w:color="AAAAAA"/>
+              <w:bottom w:val="single" w:sz="4" w:space="0" w:color="AAAAAA"/>
+              <w:right w:val="single" w:sz="4" w:space="0" w:color="AAAAAA"/>
+              <w:insideH w:val="single" w:sz="4" w:space="0" w:color="AAAAAA"/>
+              <w:insideV w:val="single" w:sz="4" w:space="0" w:color="AAAAAA"/>
+            </w:tcBorders>
+          </w:tcPr>
+          <w:p>
+            <w:pPr>
+              <w:jc w:val="center"/>
+            </w:pPr>
+            <w:r>
+              <w:rPr>
+                <w:b/>
+                <w:color w:val="FFFFFF"/>
+                <w:sz w:val="18"/>
+              </w:rPr>
+              <w:t>Tools</w:t>
+            </w:r>
+          </w:p>
+        </w:tc>
+        <w:tc>
+          <w:tcPr>
+            <w:tcW w:type="dxa" w:w="4535"/>
+            <w:shd w:val="clear" w:color="auto" w:fill="1F3864"/>
+            <w:tcBorders>
+              <w:top w:val="single" w:sz="4" w:space="0" w:color="AAAAAA"/>
+              <w:left w:val="single" w:sz="4" w:space="0" w:color="AAAAAA"/>
+              <w:bottom w:val="single" w:sz="4" w:space="0" w:color="AAAAAA"/>
+              <w:right w:val="single" w:sz="4" w:space="0" w:color="AAAAAA"/>
+              <w:insideH w:val="single" w:sz="4" w:space="0" w:color="AAAAAA"/>
+              <w:insideV w:val="single" w:sz="4" w:space="0" w:color="AAAAAA"/>
+            </w:tcBorders>
+          </w:tcPr>
+          <w:p>
+            <w:pPr>
+              <w:jc w:val="center"/>
+            </w:pPr>
+            <w:r>
+              <w:rPr>
+                <w:b/>
+                <w:color w:val="FFFFFF"/>
+                <w:sz w:val="18"/>
+              </w:rPr>
+              <w:t>Offline behaviour</w:t>
+            </w:r>
+          </w:p>
+        </w:tc>
+      </w:tr>
+      <w:tr>
+        <w:tc>
+          <w:tcPr>
+            <w:tcW w:type="dxa" w:w="3230"/>
+            <w:tcBorders>
+              <w:top w:val="single" w:sz="4" w:space="0" w:color="AAAAAA"/>
+              <w:left w:val="single" w:sz="4" w:space="0" w:color="AAAAAA"/>
+              <w:bottom w:val="single" w:sz="4" w:space="0" w:color="AAAAAA"/>
+              <w:right w:val="single" w:sz="4" w:space="0" w:color="AAAAAA"/>
+              <w:insideH w:val="single" w:sz="4" w:space="0" w:color="AAAAAA"/>
+              <w:insideV w:val="single" w:sz="4" w:space="0" w:color="AAAAAA"/>
+            </w:tcBorders>
+          </w:tcPr>
+          <w:p>
+            <w:r>
+              <w:rPr>
+                <w:b/>
+                <w:sz w:val="18"/>
+              </w:rPr>
+              <w:t>No preparation</w:t>
+            </w:r>
+          </w:p>
+        </w:tc>
+        <w:tc>
+          <w:tcPr>
+            <w:tcW w:type="dxa" w:w="3230"/>
+            <w:tcBorders>
+              <w:top w:val="single" w:sz="4" w:space="0" w:color="AAAAAA"/>
+              <w:left w:val="single" w:sz="4" w:space="0" w:color="AAAAAA"/>
+              <w:bottom w:val="single" w:sz="4" w:space="0" w:color="AAAAAA"/>
+              <w:right w:val="single" w:sz="4" w:space="0" w:color="AAAAAA"/>
+              <w:insideH w:val="single" w:sz="4" w:space="0" w:color="AAAAAA"/>
+              <w:insideV w:val="single" w:sz="4" w:space="0" w:color="AAAAAA"/>
+            </w:tcBorders>
+          </w:tcPr>
+          <w:p>
+            <w:r>
+              <w:rPr>
+                <w:sz w:val="18"/>
+              </w:rPr>
+              <w:t>betterleaks, detect-secrets, YARA, pattern rules, Bandit, ShellCheck, cppcheck, hadolint</w:t>
+            </w:r>
+          </w:p>
+        </w:tc>
+        <w:tc>
+          <w:tcPr>
+            <w:tcW w:type="dxa" w:w="3230"/>
+            <w:tcBorders>
+              <w:top w:val="single" w:sz="4" w:space="0" w:color="AAAAAA"/>
+              <w:left w:val="single" w:sz="4" w:space="0" w:color="AAAAAA"/>
+              <w:bottom w:val="single" w:sz="4" w:space="0" w:color="AAAAAA"/>
+              <w:right w:val="single" w:sz="4" w:space="0" w:color="AAAAAA"/>
+              <w:insideH w:val="single" w:sz="4" w:space="0" w:color="AAAAAA"/>
+              <w:insideV w:val="single" w:sz="4" w:space="0" w:color="AAAAAA"/>
+            </w:tcBorders>
+          </w:tcPr>
+          <w:p>
+            <w:r>
+              <w:rPr>
+                <w:sz w:val="18"/>
+              </w:rPr>
+              <w:t>Fully functional; rules are local</w:t>
+            </w:r>
+          </w:p>
+        </w:tc>
+      </w:tr>
+      <w:tr>
+        <w:tc>
+          <w:tcPr>
+            <w:tcW w:type="dxa" w:w="3230"/>
+            <w:tcBorders>
+              <w:top w:val="single" w:sz="4" w:space="0" w:color="AAAAAA"/>
+              <w:left w:val="single" w:sz="4" w:space="0" w:color="AAAAAA"/>
+              <w:bottom w:val="single" w:sz="4" w:space="0" w:color="AAAAAA"/>
+              <w:right w:val="single" w:sz="4" w:space="0" w:color="AAAAAA"/>
+              <w:insideH w:val="single" w:sz="4" w:space="0" w:color="AAAAAA"/>
+              <w:insideV w:val="single" w:sz="4" w:space="0" w:color="AAAAAA"/>
+            </w:tcBorders>
+          </w:tcPr>
+          <w:p>
+            <w:r>
+              <w:rPr>
+                <w:b/>
+                <w:sz w:val="18"/>
+              </w:rPr>
+              <w:t>Requires staged data</w:t>
+            </w:r>
+          </w:p>
+        </w:tc>
+        <w:tc>
+          <w:tcPr>
+            <w:tcW w:type="dxa" w:w="3230"/>
+            <w:tcBorders>
+              <w:top w:val="single" w:sz="4" w:space="0" w:color="AAAAAA"/>
+              <w:left w:val="single" w:sz="4" w:space="0" w:color="AAAAAA"/>
+              <w:bottom w:val="single" w:sz="4" w:space="0" w:color="AAAAAA"/>
+              <w:right w:val="single" w:sz="4" w:space="0" w:color="AAAAAA"/>
+              <w:insideH w:val="single" w:sz="4" w:space="0" w:color="AAAAAA"/>
+              <w:insideV w:val="single" w:sz="4" w:space="0" w:color="AAAAAA"/>
+            </w:tcBorders>
+          </w:tcPr>
+          <w:p>
+            <w:r>
+              <w:rPr>
+                <w:sz w:val="18"/>
+              </w:rPr>
+              <w:t>Semgrep, trivy, ClamAV, checkov, ScanCode</w:t>
+            </w:r>
+          </w:p>
+        </w:tc>
+        <w:tc>
+          <w:tcPr>
+            <w:tcW w:type="dxa" w:w="3230"/>
+            <w:tcBorders>
+              <w:top w:val="single" w:sz="4" w:space="0" w:color="AAAAAA"/>
+              <w:left w:val="single" w:sz="4" w:space="0" w:color="AAAAAA"/>
+              <w:bottom w:val="single" w:sz="4" w:space="0" w:color="AAAAAA"/>
+              <w:right w:val="single" w:sz="4" w:space="0" w:color="AAAAAA"/>
+              <w:insideH w:val="single" w:sz="4" w:space="0" w:color="AAAAAA"/>
+              <w:insideV w:val="single" w:sz="4" w:space="0" w:color="AAAAAA"/>
+            </w:tcBorders>
+          </w:tcPr>
+          <w:p>
+            <w:r>
+              <w:rPr>
+                <w:sz w:val="18"/>
+              </w:rPr>
+              <w:t>Functional once rules, databases or signatures are staged; the pipeline passes the flags that suppress update attempts</w:t>
+            </w:r>
+          </w:p>
+        </w:tc>
+      </w:tr>
+      <w:tr>
+        <w:tc>
+          <w:tcPr>
+            <w:tcW w:type="dxa" w:w="3230"/>
+            <w:tcBorders>
+              <w:top w:val="single" w:sz="4" w:space="0" w:color="AAAAAA"/>
+              <w:left w:val="single" w:sz="4" w:space="0" w:color="AAAAAA"/>
+              <w:bottom w:val="single" w:sz="4" w:space="0" w:color="AAAAAA"/>
+              <w:right w:val="single" w:sz="4" w:space="0" w:color="AAAAAA"/>
+              <w:insideH w:val="single" w:sz="4" w:space="0" w:color="AAAAAA"/>
+              <w:insideV w:val="single" w:sz="4" w:space="0" w:color="AAAAAA"/>
+            </w:tcBorders>
+          </w:tcPr>
+          <w:p>
+            <w:r>
+              <w:rPr>
+                <w:b/>
+                <w:sz w:val="18"/>
+              </w:rPr>
+              <w:t>No offline mode</w:t>
+            </w:r>
+          </w:p>
+        </w:tc>
+        <w:tc>
+          <w:tcPr>
+            <w:tcW w:type="dxa" w:w="3230"/>
+            <w:tcBorders>
+              <w:top w:val="single" w:sz="4" w:space="0" w:color="AAAAAA"/>
+              <w:left w:val="single" w:sz="4" w:space="0" w:color="AAAAAA"/>
+              <w:bottom w:val="single" w:sz="4" w:space="0" w:color="AAAAAA"/>
+              <w:right w:val="single" w:sz="4" w:space="0" w:color="AAAAAA"/>
+              <w:insideH w:val="single" w:sz="4" w:space="0" w:color="AAAAAA"/>
+              <w:insideV w:val="single" w:sz="4" w:space="0" w:color="AAAAAA"/>
+            </w:tcBorders>
+          </w:tcPr>
+          <w:p>
+            <w:r>
+              <w:rPr>
+                <w:sz w:val="18"/>
+              </w:rPr>
+              <w:t>pip-audit, safety, npm audit, ScanCode CVE lookup</w:t>
+            </w:r>
+          </w:p>
+        </w:tc>
+        <w:tc>
+          <w:tcPr>
+            <w:tcW w:type="dxa" w:w="3230"/>
+            <w:tcBorders>
+              <w:top w:val="single" w:sz="4" w:space="0" w:color="AAAAAA"/>
+              <w:left w:val="single" w:sz="4" w:space="0" w:color="AAAAAA"/>
+              <w:bottom w:val="single" w:sz="4" w:space="0" w:color="AAAAAA"/>
+              <w:right w:val="single" w:sz="4" w:space="0" w:color="AAAAAA"/>
+              <w:insideH w:val="single" w:sz="4" w:space="0" w:color="AAAAAA"/>
+              <w:insideV w:val="single" w:sz="4" w:space="0" w:color="AAAAAA"/>
+            </w:tcBorders>
+          </w:tcPr>
+          <w:p>
+            <w:r>
+              <w:rPr>
+                <w:sz w:val="18"/>
+              </w:rPr>
+              <w:t>Not attempted; each records an explicit warning naming what was not covered</w:t>
+            </w:r>
+          </w:p>
+        </w:tc>
+      </w:tr>
+    </w:tbl>
+    <w:p/>
+    <w:p>
+      <w:r>
+        <w:rPr>
+          <w:b w:val="0"/>
+          <w:i/>
+          <w:sz w:val="20"/>
+        </w:rPr>
+        <w:t>One consequence deserves emphasis. Connected, four tools overlap on dependency vulnerabilities and losing one is survivable. Offline, the staged trivy database is the only dependency CVE coverage that exists. If it is missing or out of date, those vulnerabilities go unreported.</w:t>
+      </w:r>
+    </w:p>
+    <w:p>
+      <w:pPr>
+        <w:pStyle w:val="Heading2"/>
+      </w:pPr>
+      <w:r>
+        <w:rPr>
+          <w:color w:val="2E75B6"/>
+        </w:rPr>
+        <w:t>14.3 Procedure</w:t>
+      </w:r>
+    </w:p>
+    <w:p>
+      <w:r>
+        <w:rPr>
+          <w:b w:val="0"/>
+          <w:i w:val="0"/>
+          <w:sz w:val="20"/>
+        </w:rPr>
+        <w:t>On a connected host, build and sign the asset cache:</w:t>
+      </w:r>
+    </w:p>
+    <w:p>
+      <w:pPr>
+        <w:spacing w:before="80" w:after="80"/>
+        <w:ind w:left="567"/>
+      </w:pPr>
+      <w:r>
+        <w:rPr>
+          <w:rFonts w:ascii="Courier New" w:hAnsi="Courier New"/>
+          <w:color w:val="000080"/>
+          <w:sz w:val="16"/>
+        </w:rPr>
+        <w:t>./prepare_offline_cache.sh /tmp/offline-cache</w:t>
+        <w:br/>
+        <w:t>date -u +%Y-%m-%d &gt; /tmp/offline-cache/.cache_built_on</w:t>
+        <w:br/>
+        <w:t>tar -czf offline-cache.tar.gz -C /tmp offline-cache</w:t>
+        <w:br/>
+        <w:t>sha256sum offline-cache.tar.gz    # send via a separate channel</w:t>
+      </w:r>
+    </w:p>
+    <w:p>
+      <w:r>
+        <w:rPr>
+          <w:b w:val="0"/>
+          <w:i w:val="0"/>
+          <w:sz w:val="20"/>
+        </w:rPr>
+        <w:t>On the air-gapped host, verify the transfer before using it:</w:t>
+      </w:r>
+    </w:p>
+    <w:p>
+      <w:pPr>
+        <w:spacing w:before="80" w:after="80"/>
+        <w:ind w:left="567"/>
+      </w:pPr>
+      <w:r>
+        <w:rPr>
+          <w:rFonts w:ascii="Courier New" w:hAnsi="Courier New"/>
+          <w:color w:val="000080"/>
+          <w:sz w:val="16"/>
+        </w:rPr>
+        <w:t>sha256sum -c offline-cache.tar.gz.sha256</w:t>
+        <w:br/>
+        <w:t>tar -xzf offline-cache.tar.gz -C /opt/ai-transit/</w:t>
+        <w:br/>
+        <w:t>cd /opt/ai-transit/offline-cache</w:t>
+        <w:br/>
+        <w:t>sha256sum --check .cache_manifest.sha256</w:t>
+      </w:r>
+    </w:p>
+    <w:p>
+      <w:r>
+        <w:rPr>
+          <w:b w:val="0"/>
+          <w:i w:val="0"/>
+          <w:sz w:val="20"/>
+        </w:rPr>
+        <w:t>Then scan. Remote URLs cannot be fetched; pass a local path:</w:t>
+      </w:r>
+    </w:p>
+    <w:p>
+      <w:pPr>
+        <w:spacing w:before="80" w:after="80"/>
+        <w:ind w:left="567"/>
+      </w:pPr>
+      <w:r>
+        <w:rPr>
+          <w:rFonts w:ascii="Courier New" w:hAnsi="Courier New"/>
+          <w:color w:val="000080"/>
+          <w:sz w:val="16"/>
+        </w:rPr>
+        <w:t>export OFFLINE_CACHE=/opt/ai-transit/offline-cache</w:t>
+        <w:br/>
+        <w:t>./ai_transit.sh --offline /path/to/repo</w:t>
+      </w:r>
+    </w:p>
+    <w:p>
+      <w:pPr>
+        <w:pStyle w:val="Heading2"/>
+      </w:pPr>
+      <w:r>
+        <w:rPr>
+          <w:color w:val="2E75B6"/>
+        </w:rPr>
+        <w:t>14.4 Confirming the scan was real</w:t>
+      </w:r>
+    </w:p>
+    <w:p>
+      <w:r>
+        <w:rPr>
+          <w:b w:val="0"/>
+          <w:i w:val="0"/>
+          <w:sz w:val="20"/>
+        </w:rPr>
+        <w:t>Every report carries a coverage block stating, per layer, whether it ran. A layer can fail to run for two unrelated reasons - the tool is not installed, or its data was not staged - and the block records both identically, so an automated consumer does not have to parse warning text to tell them apart.</w:t>
+      </w:r>
+    </w:p>
+    <w:p>
+      <w:pPr>
+        <w:spacing w:before="80" w:after="80"/>
+        <w:ind w:left="567"/>
+      </w:pPr>
+      <w:r>
+        <w:rPr>
+          <w:rFonts w:ascii="Courier New" w:hAnsi="Courier New"/>
+          <w:color w:val="000080"/>
+          <w:sz w:val="16"/>
+        </w:rPr>
+        <w:t>REPORT=$(ls -t $WORK_DIR/reports/report_*.json | head -1)</w:t>
+        <w:br/>
+        <w:t>python3 -c "import json,sys; d=json.load(open(sys.argv[1])); \</w:t>
+        <w:br/>
+        <w:t xml:space="preserve">  print(d['coverage_complete'], d['coverage_gaps'])" "$REPORT"</w:t>
+      </w:r>
+    </w:p>
+    <w:p>
+      <w:r>
+        <w:rPr>
+          <w:b w:val="0"/>
+          <w:i w:val="0"/>
+          <w:sz w:val="20"/>
+        </w:rPr>
+        <w:t>Automated consumers should gate on coverage rather than on the verdict. A PASS whose coverage block shows Layer 2 or Layer 3 as skipped is inconclusive, not clean. OFFLINE_RUNBOOK.md provides a ready-made acceptance gate.</w:t>
       </w:r>
     </w:p>
     <w:p/>
